--- a/docs/BAO_CAO_DU_AN_HSF302_SmartClinic.docx
+++ b/docs/BAO_CAO_DU_AN_HSF302_SmartClinic.docx
@@ -9,33 +9,10 @@
       <w:r>
         <w:rPr>
           <w:b/>
-          <w:sz w:val="26"/>
+          <w:color w:val="0059CC"/>
+          <w:sz w:val="36"/>
         </w:rPr>
         <w:t>TRƯỜNG ĐẠI HỌC FPT – FPT CAMPUS ĐÀ NẴNG</w:t>
-        <w:br/>
-        <w:t>KHOA CÔNG NGHỆ THÔNG TIN</w:t>
-        <w:br/>
-        <w:t>------------------***------------------</w:t>
-        <w:br/>
-        <w:br/>
-      </w:r>
-    </w:p>
-    <w:p>
-      <w:pPr>
-        <w:spacing w:after="240"/>
-        <w:jc w:val="center"/>
-      </w:pPr>
-      <w:r>
-        <w:rPr>
-          <w:b/>
-          <w:color w:val="003366"/>
-          <w:sz w:val="36"/>
-        </w:rPr>
-        <w:t>BÁO CÁO DỰ ÁN CUỐI KỲ MÔN HSF302</w:t>
-        <w:br/>
-        <w:t>HỆ THỐNG QUẢN LÝ PHÒNG KHÁM ĐA KHOA THÔNG MINH</w:t>
-        <w:br/>
-        <w:t>(SMART CLINIC OPERATION SYSTEM)</w:t>
       </w:r>
     </w:p>
     <w:p>
@@ -43,211 +20,191 @@
         <w:jc w:val="center"/>
       </w:pPr>
       <w:r>
-        <w:t>Môn học: HSF302 – Working with Spring Boot</w:t>
-        <w:br/>
-        <w:t>Kỳ học: Summer 2026 (SU26)</w:t>
-        <w:br/>
-        <w:t>Giảng viên hướng dẫn: Bộ môn Software Engineering</w:t>
-        <w:br/>
-        <w:t>Mã nhóm / Repository: course-project-hsf302_se20a11_pbt</w:t>
-        <w:br/>
-        <w:br/>
-        <w:t>Đà Nẵng, Tháng 07/2026</w:t>
-        <w:br/>
-        <w:br/>
+        <w:rPr>
+          <w:b/>
+          <w:color w:val="1F2937"/>
+          <w:sz w:val="30"/>
+        </w:rPr>
+        <w:t>BÁO CÁO DỰ ÁN CUỐI KỲ MÔN HSF302</w:t>
       </w:r>
     </w:p>
     <w:p>
       <w:r>
-        <w:br w:type="page"/>
+        <w:rPr>
+          <w:b/>
+          <w:color w:val="0072FF"/>
+          <w:sz w:val="28"/>
+        </w:rPr>
+        <w:t>HỆ THỐNG QUẢN LÝ PHÒNG KHÁM ĐA KHOA THÔNG MINH (SMART CLINIC OPERATION SYSTEM)</w:t>
       </w:r>
     </w:p>
     <w:p>
       <w:pPr>
-        <w:spacing w:before="240" w:after="80"/>
+        <w:pStyle w:val="ListBullet"/>
+      </w:pPr>
+      <w:r/>
+      <w:r>
+        <w:rPr>
+          <w:b/>
+        </w:rPr>
+        <w:t>Môn học:</w:t>
+      </w:r>
+      <w:r>
+        <w:t xml:space="preserve"> HSF302 – Working with Spring Boot</w:t>
+      </w:r>
+    </w:p>
+    <w:p>
+      <w:pPr>
+        <w:pStyle w:val="ListBullet"/>
+      </w:pPr>
+      <w:r/>
+      <w:r>
+        <w:rPr>
+          <w:b/>
+        </w:rPr>
+        <w:t>Kỳ học:</w:t>
+      </w:r>
+      <w:r>
+        <w:t xml:space="preserve"> Summer 2026 (SU26)</w:t>
+      </w:r>
+    </w:p>
+    <w:p>
+      <w:pPr>
+        <w:pStyle w:val="ListBullet"/>
+      </w:pPr>
+      <w:r/>
+      <w:r>
+        <w:rPr>
+          <w:b/>
+        </w:rPr>
+        <w:t>Repository:</w:t>
+      </w:r>
+      <w:r>
+        <w:t xml:space="preserve"> `course-project-hsf302_se20a11_pbt`</w:t>
+      </w:r>
+    </w:p>
+    <w:p>
+      <w:pPr>
+        <w:pStyle w:val="ListBullet"/>
+      </w:pPr>
+      <w:r/>
+      <w:r>
+        <w:rPr>
+          <w:b/>
+        </w:rPr>
+        <w:t>Đà Nẵng, Tháng 07/2026</w:t>
+      </w:r>
+      <w:r/>
+    </w:p>
+    <w:p>
+      <w:pPr>
+        <w:jc w:val="center"/>
       </w:pPr>
       <w:r>
         <w:rPr>
           <w:b/>
-          <w:color w:val="005580"/>
-          <w:sz w:val="26"/>
+          <w:color w:val="1F2937"/>
+          <w:sz w:val="30"/>
         </w:rPr>
         <w:t>LỜI CAM ĐOAN</w:t>
       </w:r>
     </w:p>
     <w:p>
-      <w:pPr>
-        <w:spacing w:after="80" w:line="276" w:lineRule="auto"/>
-      </w:pPr>
       <w:r>
         <w:t>Chúng tôi xin cam đoan rằng báo cáo dự án cuối kỳ môn HSF302 này là công trình nghiên cứu và phát triển hoàn toàn độc lập của nhóm chúng tôi dưới sự hướng dẫn của giảng viên. Toàn bộ kiến trúc phần mềm, cơ sở dữ liệu, dịch vụ backend Spring Boot REST API/MVC, giao diện JavaFX Desktop App, và bộ kiểm thử tự động (Unit &amp; Integration Tests) đều được thực hiện trung thực, tuân thủ quy chuẩn coding conventions và không sao chép trái phép từ bất kỳ công trình nào khác.</w:t>
       </w:r>
     </w:p>
     <w:p>
       <w:pPr>
-        <w:spacing w:before="240" w:after="80"/>
+        <w:jc w:val="center"/>
       </w:pPr>
       <w:r>
         <w:rPr>
           <w:b/>
-          <w:color w:val="005580"/>
-          <w:sz w:val="26"/>
-        </w:rPr>
-        <w:t>MỤC LỤC &amp; DANH MỤC BẢNG BIỂU</w:t>
-      </w:r>
-    </w:p>
-    <w:p>
-      <w:pPr>
-        <w:pStyle w:val="ListBullet"/>
-        <w:spacing w:after="60" w:line="276" w:lineRule="auto"/>
-      </w:pPr>
-      <w:r>
-        <w:t>Phần I: Giới thiệu dự án &amp; Mục tiêu phạm vi</w:t>
-      </w:r>
-    </w:p>
-    <w:p>
-      <w:pPr>
-        <w:pStyle w:val="ListBullet"/>
-        <w:spacing w:after="60" w:line="276" w:lineRule="auto"/>
-      </w:pPr>
-      <w:r>
-        <w:t>Phần II: Phân tích yêu cầu chức năng &amp; Phi chức năng (6 Workflows)</w:t>
-      </w:r>
-    </w:p>
-    <w:p>
-      <w:pPr>
-        <w:pStyle w:val="ListBullet"/>
-        <w:spacing w:after="60" w:line="276" w:lineRule="auto"/>
-      </w:pPr>
-      <w:r>
-        <w:t>Phần III: Thiết kế Kiến trúc, ERD &amp; REST API Contract</w:t>
-      </w:r>
-    </w:p>
-    <w:p>
-      <w:pPr>
-        <w:pStyle w:val="ListBullet"/>
-        <w:spacing w:after="60" w:line="276" w:lineRule="auto"/>
-      </w:pPr>
-      <w:r>
-        <w:t>Phần IV: Triển khai cài đặt Backend (Spring Boot 3) &amp; Desktop App (JavaFX)</w:t>
-      </w:r>
-    </w:p>
-    <w:p>
-      <w:pPr>
-        <w:pStyle w:val="ListBullet"/>
-        <w:spacing w:after="60" w:line="276" w:lineRule="auto"/>
-      </w:pPr>
-      <w:r>
-        <w:t>Phần V: Kiểm thử tự động (71 Tests PASS 100%), Postman &amp; JaCoCo Coverage</w:t>
-      </w:r>
-    </w:p>
-    <w:p>
-      <w:pPr>
-        <w:pStyle w:val="ListBullet"/>
-        <w:spacing w:after="60" w:line="276" w:lineRule="auto"/>
-      </w:pPr>
-      <w:r>
-        <w:t>Phần VI: Kết luận, Đánh giá Rubric &amp; Hướng phát triển</w:t>
-      </w:r>
-    </w:p>
-    <w:p>
-      <w:r>
-        <w:br w:type="page"/>
-      </w:r>
-    </w:p>
-    <w:p>
-      <w:pPr>
-        <w:spacing w:before="320" w:after="120"/>
-      </w:pPr>
-      <w:r>
-        <w:rPr>
-          <w:b/>
-          <w:color w:val="003366"/>
+          <w:color w:val="1F2937"/>
           <w:sz w:val="30"/>
         </w:rPr>
         <w:t>PHẦN I – GIỚI THIỆU DỰ ÁN</w:t>
       </w:r>
     </w:p>
     <w:p>
-      <w:pPr>
-        <w:spacing w:before="240" w:after="80"/>
-      </w:pPr>
       <w:r>
         <w:rPr>
           <w:b/>
-          <w:color w:val="005580"/>
-          <w:sz w:val="26"/>
+          <w:color w:val="0072FF"/>
+          <w:sz w:val="28"/>
         </w:rPr>
         <w:t>Chương 1. Tổng quan dự án Smart Clinic</w:t>
       </w:r>
     </w:p>
     <w:p>
-      <w:pPr>
-        <w:spacing w:before="160" w:after="40"/>
-      </w:pPr>
       <w:r>
         <w:rPr>
           <w:b/>
-          <w:color w:val="333333"/>
-          <w:sz w:val="23"/>
+          <w:color w:val="1F2937"/>
+          <w:sz w:val="26"/>
         </w:rPr>
         <w:t>1.1. Giới thiệu đề tài</w:t>
       </w:r>
     </w:p>
     <w:p>
-      <w:pPr>
-        <w:spacing w:after="80" w:line="276" w:lineRule="auto"/>
-      </w:pPr>
       <w:r>
-        <w:t>Smart Clinic Operation System (smartclinic) là một hệ thống quản lý phòng khám đa khoa vừa và nhỏ chuyên nghiệp, được thiết kế theo mô hình Hybrid Frontend Production-Ready:</w:t>
+        <w:t>Smart Clinic Operation System (`smartclinic`) là một hệ thống quản lý phòng khám đa khoa vừa và nhỏ chuyên nghiệp, được thiết kế theo mô hình Hybrid Frontend Production-Ready:</w:t>
       </w:r>
     </w:p>
     <w:p>
       <w:pPr>
         <w:pStyle w:val="ListBullet"/>
-        <w:spacing w:after="60" w:line="276" w:lineRule="auto"/>
       </w:pPr>
+      <w:r/>
       <w:r>
-        <w:t>Ứng dụng Web (clinic-backend Thymeleaf): Cổng thông tin làm việc dành cho Bác sĩ (khám bệnh, nhập chẩn đoán, chỉ định dịch vụ y tế) và Quản trị viên (quản lý danh mục phòng, chuyên khoa, dịch vụ và nhân sự).</w:t>
+        <w:rPr>
+          <w:b/>
+        </w:rPr>
+        <w:t>Ứng dụng Web (clinic-backend Thymeleaf):</w:t>
+      </w:r>
+      <w:r>
+        <w:t xml:space="preserve"> Cổng thông tin làm việc dành cho Bác sĩ (khám bệnh, nhập chẩn đoán, chỉ định dịch vụ y tế) và Quản trị viên (quản lý danh mục phòng, chuyên khoa, dịch vụ và nhân sự).</w:t>
       </w:r>
     </w:p>
     <w:p>
       <w:pPr>
         <w:pStyle w:val="ListBullet"/>
-        <w:spacing w:after="60" w:line="276" w:lineRule="auto"/>
       </w:pPr>
+      <w:r/>
       <w:r>
-        <w:t>Ứng dụng Desktop (clinic-desktop JavaFX): Ứng dụng Rich Client dành cho Lễ tân (Receptionist) và Thu ngân (Cashier) thao tác nhanh tại bàn tiếp đón và quầy thanh toán, kết nối với Backend thông qua REST API chuẩn hóa và JWT Stateless Authentication.</w:t>
+        <w:rPr>
+          <w:b/>
+        </w:rPr>
+        <w:t>Ứng dụng Desktop (clinic-desktop JavaFX):</w:t>
+      </w:r>
+      <w:r>
+        <w:t xml:space="preserve"> Ứng dụng Rich Client đầy đủ dành cho Lễ tân (Receptionist), Thu ngân (Cashier) và Quản lý (Admin/Manager) với giao diện Dashboard hiện đại, xử lý nhanh các tác vụ tại bàn tiếp đón, quầy thu ngân, điều phối hàng chờ và xem báo cáo tài chính trực tiếp qua REST API &amp; JWT Authentication.</w:t>
       </w:r>
     </w:p>
     <w:p>
       <w:pPr>
         <w:pStyle w:val="ListBullet"/>
-        <w:spacing w:after="60" w:line="276" w:lineRule="auto"/>
       </w:pPr>
+      <w:r/>
       <w:r>
-        <w:t>Nền tảng Backend (Spring Boot 3 + SQL Server / H2): Xử lý toàn bộ logic nghiệp vụ y tế khép kín, phân quyền RBAC 5 vai trò, tích hợp mã hóa BCrypt, khóa tài khoản tự động khi đăng nhập sai 5 lần, và hệ thống Audit Log theo dõi các thao tác nhạy cảm.</w:t>
+        <w:rPr>
+          <w:b/>
+        </w:rPr>
+        <w:t>Nền tảng Backend (Spring Boot 3 + SQL Server / H2):</w:t>
+      </w:r>
+      <w:r>
+        <w:t xml:space="preserve"> Xử lý toàn bộ logic nghiệp vụ y tế khép kín, phân quyền RBAC 5 vai trò, tích hợp mã hóa BCrypt, khóa tài khoản tự động khi đăng nhập sai 5 lần, và hệ thống Audit Log theo dõi các thao tác nhạy cảm.</w:t>
       </w:r>
     </w:p>
     <w:p>
-      <w:pPr>
-        <w:spacing w:before="160" w:after="40"/>
-      </w:pPr>
       <w:r>
         <w:rPr>
           <w:b/>
-          <w:color w:val="333333"/>
-          <w:sz w:val="23"/>
+          <w:color w:val="1F2937"/>
+          <w:sz w:val="26"/>
         </w:rPr>
         <w:t>1.2. Mục tiêu và phạm vi triển khai</w:t>
-      </w:r>
-    </w:p>
-    <w:p>
-      <w:pPr>
-        <w:spacing w:after="80" w:line="276" w:lineRule="auto"/>
-      </w:pPr>
-      <w:r>
-        <w:t>Bảng 1.1 – Phạm vi triển khai theo module (Web Thymeleaf / Desktop JavaFX)</w:t>
       </w:r>
     </w:p>
     <w:tbl>
@@ -257,25 +214,26 @@
         <w:tblLook w:firstColumn="1" w:firstRow="1" w:lastColumn="0" w:lastRow="0" w:noHBand="0" w:noVBand="1" w:val="04A0"/>
       </w:tblPr>
       <w:tblGrid>
-        <w:gridCol w:w="3120"/>
-        <w:gridCol w:w="3120"/>
-        <w:gridCol w:w="3120"/>
+        <w:gridCol w:w="2880"/>
+        <w:gridCol w:w="2880"/>
+        <w:gridCol w:w="2880"/>
       </w:tblGrid>
       <w:tr>
         <w:tc>
           <w:tcPr>
-            <w:tcW w:type="dxa" w:w="3120"/>
-            <w:shd w:fill="003366"/>
+            <w:tcW w:type="dxa" w:w="2880"/>
+            <w:shd w:val="clear" w:color="auto" w:fill="0072FF"/>
           </w:tcPr>
           <w:p>
             <w:pPr>
-              <w:jc w:val="left"/>
+              <w:jc w:val="center"/>
             </w:pPr>
             <w:r>
               <w:rPr>
+                <w:rFonts w:ascii="Times New Roman" w:hAnsi="Times New Roman"/>
                 <w:b/>
                 <w:color w:val="FFFFFF"/>
-                <w:sz w:val="20"/>
+                <w:sz w:val="22"/>
               </w:rPr>
               <w:t>Module Nghiệp Vụ</w:t>
             </w:r>
@@ -283,18 +241,19 @@
         </w:tc>
         <w:tc>
           <w:tcPr>
-            <w:tcW w:type="dxa" w:w="3120"/>
-            <w:shd w:fill="003366"/>
+            <w:tcW w:type="dxa" w:w="2880"/>
+            <w:shd w:val="clear" w:color="auto" w:fill="0072FF"/>
           </w:tcPr>
           <w:p>
             <w:pPr>
-              <w:jc w:val="left"/>
+              <w:jc w:val="center"/>
             </w:pPr>
             <w:r>
               <w:rPr>
+                <w:rFonts w:ascii="Times New Roman" w:hAnsi="Times New Roman"/>
                 <w:b/>
                 <w:color w:val="FFFFFF"/>
-                <w:sz w:val="20"/>
+                <w:sz w:val="22"/>
               </w:rPr>
               <w:t>Web (Thymeleaf)</w:t>
             </w:r>
@@ -302,18 +261,19 @@
         </w:tc>
         <w:tc>
           <w:tcPr>
-            <w:tcW w:type="dxa" w:w="3120"/>
-            <w:shd w:fill="003366"/>
+            <w:tcW w:type="dxa" w:w="2880"/>
+            <w:shd w:val="clear" w:color="auto" w:fill="0072FF"/>
           </w:tcPr>
           <w:p>
             <w:pPr>
-              <w:jc w:val="left"/>
+              <w:jc w:val="center"/>
             </w:pPr>
             <w:r>
               <w:rPr>
+                <w:rFonts w:ascii="Times New Roman" w:hAnsi="Times New Roman"/>
                 <w:b/>
                 <w:color w:val="FFFFFF"/>
-                <w:sz w:val="20"/>
+                <w:sz w:val="22"/>
               </w:rPr>
               <w:t>Desktop (JavaFX)</w:t>
             </w:r>
@@ -323,16 +283,15 @@
       <w:tr>
         <w:tc>
           <w:tcPr>
-            <w:tcW w:type="dxa" w:w="3120"/>
-            <w:shd w:fill="FFFFFF"/>
+            <w:tcW w:type="dxa" w:w="2880"/>
+            <w:shd w:val="clear" w:color="auto" w:fill="F4F6F9"/>
           </w:tcPr>
           <w:p>
-            <w:pPr>
-              <w:spacing w:after="40"/>
-            </w:pPr>
             <w:r>
               <w:rPr>
-                <w:sz w:val="19"/>
+                <w:rFonts w:ascii="Times New Roman" w:hAnsi="Times New Roman"/>
+                <w:color w:val="1F2937"/>
+                <w:sz w:val="22"/>
               </w:rPr>
               <w:t>Xác thực &amp; Bảo mật (Auth &amp; Security)</w:t>
             </w:r>
@@ -340,16 +299,15 @@
         </w:tc>
         <w:tc>
           <w:tcPr>
-            <w:tcW w:type="dxa" w:w="3120"/>
-            <w:shd w:fill="FFFFFF"/>
+            <w:tcW w:type="dxa" w:w="2880"/>
+            <w:shd w:val="clear" w:color="auto" w:fill="F4F6F9"/>
           </w:tcPr>
           <w:p>
-            <w:pPr>
-              <w:spacing w:after="40"/>
-            </w:pPr>
             <w:r>
               <w:rPr>
-                <w:sz w:val="19"/>
+                <w:rFonts w:ascii="Times New Roman" w:hAnsi="Times New Roman"/>
+                <w:color w:val="1F2937"/>
+                <w:sz w:val="22"/>
               </w:rPr>
               <w:t>✓ (Form Login Session)</w:t>
             </w:r>
@@ -357,16 +315,15 @@
         </w:tc>
         <w:tc>
           <w:tcPr>
-            <w:tcW w:type="dxa" w:w="3120"/>
-            <w:shd w:fill="FFFFFF"/>
+            <w:tcW w:type="dxa" w:w="2880"/>
+            <w:shd w:val="clear" w:color="auto" w:fill="F4F6F9"/>
           </w:tcPr>
           <w:p>
-            <w:pPr>
-              <w:spacing w:after="40"/>
-            </w:pPr>
             <w:r>
               <w:rPr>
-                <w:sz w:val="19"/>
+                <w:rFonts w:ascii="Times New Roman" w:hAnsi="Times New Roman"/>
+                <w:color w:val="1F2937"/>
+                <w:sz w:val="22"/>
               </w:rPr>
               <w:t>✓ (JWT REST API)</w:t>
             </w:r>
@@ -376,16 +333,62 @@
       <w:tr>
         <w:tc>
           <w:tcPr>
-            <w:tcW w:type="dxa" w:w="3120"/>
-            <w:shd w:fill="F2F5F8"/>
+            <w:tcW w:type="dxa" w:w="2880"/>
           </w:tcPr>
           <w:p>
-            <w:pPr>
-              <w:spacing w:after="40"/>
-            </w:pPr>
             <w:r>
               <w:rPr>
-                <w:sz w:val="19"/>
+                <w:rFonts w:ascii="Times New Roman" w:hAnsi="Times New Roman"/>
+                <w:color w:val="1F2937"/>
+                <w:sz w:val="22"/>
+              </w:rPr>
+              <w:t>Dashboard &amp; Thống kê KPI (Home Overview)</w:t>
+            </w:r>
+          </w:p>
+        </w:tc>
+        <w:tc>
+          <w:tcPr>
+            <w:tcW w:type="dxa" w:w="2880"/>
+          </w:tcPr>
+          <w:p>
+            <w:r>
+              <w:rPr>
+                <w:rFonts w:ascii="Times New Roman" w:hAnsi="Times New Roman"/>
+                <w:color w:val="1F2937"/>
+                <w:sz w:val="22"/>
+              </w:rPr>
+              <w:t>✓ (Tổng quan hệ thống)</w:t>
+            </w:r>
+          </w:p>
+        </w:tc>
+        <w:tc>
+          <w:tcPr>
+            <w:tcW w:type="dxa" w:w="2880"/>
+          </w:tcPr>
+          <w:p>
+            <w:r>
+              <w:rPr>
+                <w:rFonts w:ascii="Times New Roman" w:hAnsi="Times New Roman"/>
+                <w:color w:val="1F2937"/>
+                <w:sz w:val="22"/>
+              </w:rPr>
+              <w:t>✓ (KPI Stat Cards &amp; Quick Actions)</w:t>
+            </w:r>
+          </w:p>
+        </w:tc>
+      </w:tr>
+      <w:tr>
+        <w:tc>
+          <w:tcPr>
+            <w:tcW w:type="dxa" w:w="2880"/>
+            <w:shd w:val="clear" w:color="auto" w:fill="F4F6F9"/>
+          </w:tcPr>
+          <w:p>
+            <w:r>
+              <w:rPr>
+                <w:rFonts w:ascii="Times New Roman" w:hAnsi="Times New Roman"/>
+                <w:color w:val="1F2937"/>
+                <w:sz w:val="22"/>
               </w:rPr>
               <w:t>Quản lý Bệnh nhân (Patient Registry)</w:t>
             </w:r>
@@ -393,16 +396,15 @@
         </w:tc>
         <w:tc>
           <w:tcPr>
-            <w:tcW w:type="dxa" w:w="3120"/>
-            <w:shd w:fill="F2F5F8"/>
+            <w:tcW w:type="dxa" w:w="2880"/>
+            <w:shd w:val="clear" w:color="auto" w:fill="F4F6F9"/>
           </w:tcPr>
           <w:p>
-            <w:pPr>
-              <w:spacing w:after="40"/>
-            </w:pPr>
             <w:r>
               <w:rPr>
-                <w:sz w:val="19"/>
+                <w:rFonts w:ascii="Times New Roman" w:hAnsi="Times New Roman"/>
+                <w:color w:val="1F2937"/>
+                <w:sz w:val="22"/>
               </w:rPr>
               <w:t>✓ (Hồ sơ, Lịch sử)</w:t>
             </w:r>
@@ -410,18 +412,17 @@
         </w:tc>
         <w:tc>
           <w:tcPr>
-            <w:tcW w:type="dxa" w:w="3120"/>
-            <w:shd w:fill="F2F5F8"/>
+            <w:tcW w:type="dxa" w:w="2880"/>
+            <w:shd w:val="clear" w:color="auto" w:fill="F4F6F9"/>
           </w:tcPr>
           <w:p>
-            <w:pPr>
-              <w:spacing w:after="40"/>
-            </w:pPr>
             <w:r>
               <w:rPr>
-                <w:sz w:val="19"/>
+                <w:rFonts w:ascii="Times New Roman" w:hAnsi="Times New Roman"/>
+                <w:color w:val="1F2937"/>
+                <w:sz w:val="22"/>
               </w:rPr>
-              <w:t>✓ (Tra cứu nhanh, Đăng ký mới)</w:t>
+              <w:t>✓ (Tra cứu phân trang, Đăng ký mới)</w:t>
             </w:r>
           </w:p>
         </w:tc>
@@ -429,16 +430,14 @@
       <w:tr>
         <w:tc>
           <w:tcPr>
-            <w:tcW w:type="dxa" w:w="3120"/>
-            <w:shd w:fill="FFFFFF"/>
+            <w:tcW w:type="dxa" w:w="2880"/>
           </w:tcPr>
           <w:p>
-            <w:pPr>
-              <w:spacing w:after="40"/>
-            </w:pPr>
             <w:r>
               <w:rPr>
-                <w:sz w:val="19"/>
+                <w:rFonts w:ascii="Times New Roman" w:hAnsi="Times New Roman"/>
+                <w:color w:val="1F2937"/>
+                <w:sz w:val="22"/>
               </w:rPr>
               <w:t>Quản lý Đặt lịch (Appointment Scheduling)</w:t>
             </w:r>
@@ -446,16 +445,14 @@
         </w:tc>
         <w:tc>
           <w:tcPr>
-            <w:tcW w:type="dxa" w:w="3120"/>
-            <w:shd w:fill="FFFFFF"/>
+            <w:tcW w:type="dxa" w:w="2880"/>
           </w:tcPr>
           <w:p>
-            <w:pPr>
-              <w:spacing w:after="40"/>
-            </w:pPr>
             <w:r>
               <w:rPr>
-                <w:sz w:val="19"/>
+                <w:rFonts w:ascii="Times New Roman" w:hAnsi="Times New Roman"/>
+                <w:color w:val="1F2937"/>
+                <w:sz w:val="22"/>
               </w:rPr>
               <w:t>✓ (Xem danh sách, Đặt lịch)</w:t>
             </w:r>
@@ -463,18 +460,16 @@
         </w:tc>
         <w:tc>
           <w:tcPr>
-            <w:tcW w:type="dxa" w:w="3120"/>
-            <w:shd w:fill="FFFFFF"/>
+            <w:tcW w:type="dxa" w:w="2880"/>
           </w:tcPr>
           <w:p>
-            <w:pPr>
-              <w:spacing w:after="40"/>
-            </w:pPr>
             <w:r>
               <w:rPr>
-                <w:sz w:val="19"/>
+                <w:rFonts w:ascii="Times New Roman" w:hAnsi="Times New Roman"/>
+                <w:color w:val="1F2937"/>
+                <w:sz w:val="22"/>
               </w:rPr>
-              <w:t>✓ (Tiếp đón hôm nay, Check-in)</w:t>
+              <w:t>✓ (Tiếp đón hôm nay, Check-in, Lỗi API)</w:t>
             </w:r>
           </w:p>
         </w:tc>
@@ -482,33 +477,31 @@
       <w:tr>
         <w:tc>
           <w:tcPr>
-            <w:tcW w:type="dxa" w:w="3120"/>
-            <w:shd w:fill="F2F5F8"/>
+            <w:tcW w:type="dxa" w:w="2880"/>
+            <w:shd w:val="clear" w:color="auto" w:fill="F4F6F9"/>
           </w:tcPr>
           <w:p>
-            <w:pPr>
-              <w:spacing w:after="40"/>
-            </w:pPr>
             <w:r>
               <w:rPr>
-                <w:sz w:val="19"/>
+                <w:rFonts w:ascii="Times New Roman" w:hAnsi="Times New Roman"/>
+                <w:color w:val="1F2937"/>
+                <w:sz w:val="22"/>
               </w:rPr>
-              <w:t>Hàng đợi &amp; Bảng TV (Queue Board)</w:t>
+              <w:t>Hàng đợi &amp; Điều phối (Queue Management)</w:t>
             </w:r>
           </w:p>
         </w:tc>
         <w:tc>
           <w:tcPr>
-            <w:tcW w:type="dxa" w:w="3120"/>
-            <w:shd w:fill="F2F5F8"/>
+            <w:tcW w:type="dxa" w:w="2880"/>
+            <w:shd w:val="clear" w:color="auto" w:fill="F4F6F9"/>
           </w:tcPr>
           <w:p>
-            <w:pPr>
-              <w:spacing w:after="40"/>
-            </w:pPr>
             <w:r>
               <w:rPr>
-                <w:sz w:val="19"/>
+                <w:rFonts w:ascii="Times New Roman" w:hAnsi="Times New Roman"/>
+                <w:color w:val="1F2937"/>
+                <w:sz w:val="22"/>
               </w:rPr>
               <w:t>✓ (Màn hình TV công cộng)</w:t>
             </w:r>
@@ -516,18 +509,17 @@
         </w:tc>
         <w:tc>
           <w:tcPr>
-            <w:tcW w:type="dxa" w:w="3120"/>
-            <w:shd w:fill="F2F5F8"/>
+            <w:tcW w:type="dxa" w:w="2880"/>
+            <w:shd w:val="clear" w:color="auto" w:fill="F4F6F9"/>
           </w:tcPr>
           <w:p>
-            <w:pPr>
-              <w:spacing w:after="40"/>
-            </w:pPr>
             <w:r>
               <w:rPr>
-                <w:sz w:val="19"/>
+                <w:rFonts w:ascii="Times New Roman" w:hAnsi="Times New Roman"/>
+                <w:color w:val="1F2937"/>
+                <w:sz w:val="22"/>
               </w:rPr>
-              <w:t>✓ (Cấp số Walk-in, Check-in)</w:t>
+              <w:t>✓ (Cấp số Walk-in, Call, Skip)</w:t>
             </w:r>
           </w:p>
         </w:tc>
@@ -535,16 +527,14 @@
       <w:tr>
         <w:tc>
           <w:tcPr>
-            <w:tcW w:type="dxa" w:w="3120"/>
-            <w:shd w:fill="FFFFFF"/>
+            <w:tcW w:type="dxa" w:w="2880"/>
           </w:tcPr>
           <w:p>
-            <w:pPr>
-              <w:spacing w:after="40"/>
-            </w:pPr>
             <w:r>
               <w:rPr>
-                <w:sz w:val="19"/>
+                <w:rFonts w:ascii="Times New Roman" w:hAnsi="Times New Roman"/>
+                <w:color w:val="1F2937"/>
+                <w:sz w:val="22"/>
               </w:rPr>
               <w:t>Khám bệnh &amp; Chẩn đoán (Clinical Encounter)</w:t>
             </w:r>
@@ -552,16 +542,14 @@
         </w:tc>
         <w:tc>
           <w:tcPr>
-            <w:tcW w:type="dxa" w:w="3120"/>
-            <w:shd w:fill="FFFFFF"/>
+            <w:tcW w:type="dxa" w:w="2880"/>
           </w:tcPr>
           <w:p>
-            <w:pPr>
-              <w:spacing w:after="40"/>
-            </w:pPr>
             <w:r>
               <w:rPr>
-                <w:sz w:val="19"/>
+                <w:rFonts w:ascii="Times New Roman" w:hAnsi="Times New Roman"/>
+                <w:color w:val="1F2937"/>
+                <w:sz w:val="22"/>
               </w:rPr>
               <w:t>✓ (Bác sĩ khám, Chỉ định CLS)</w:t>
             </w:r>
@@ -569,16 +557,14 @@
         </w:tc>
         <w:tc>
           <w:tcPr>
-            <w:tcW w:type="dxa" w:w="3120"/>
-            <w:shd w:fill="FFFFFF"/>
+            <w:tcW w:type="dxa" w:w="2880"/>
           </w:tcPr>
           <w:p>
-            <w:pPr>
-              <w:spacing w:after="40"/>
-            </w:pPr>
             <w:r>
               <w:rPr>
-                <w:sz w:val="19"/>
+                <w:rFonts w:ascii="Times New Roman" w:hAnsi="Times New Roman"/>
+                <w:color w:val="1F2937"/>
+                <w:sz w:val="22"/>
               </w:rPr>
               <w:t>– (Chỉ sử dụng trên Web)</w:t>
             </w:r>
@@ -588,16 +574,15 @@
       <w:tr>
         <w:tc>
           <w:tcPr>
-            <w:tcW w:type="dxa" w:w="3120"/>
-            <w:shd w:fill="F2F5F8"/>
+            <w:tcW w:type="dxa" w:w="2880"/>
+            <w:shd w:val="clear" w:color="auto" w:fill="F4F6F9"/>
           </w:tcPr>
           <w:p>
-            <w:pPr>
-              <w:spacing w:after="40"/>
-            </w:pPr>
             <w:r>
               <w:rPr>
-                <w:sz w:val="19"/>
+                <w:rFonts w:ascii="Times New Roman" w:hAnsi="Times New Roman"/>
+                <w:color w:val="1F2937"/>
+                <w:sz w:val="22"/>
               </w:rPr>
               <w:t>Tính tiền &amp; Thu ngân (Billing &amp; Payment)</w:t>
             </w:r>
@@ -605,16 +590,15 @@
         </w:tc>
         <w:tc>
           <w:tcPr>
-            <w:tcW w:type="dxa" w:w="3120"/>
-            <w:shd w:fill="F2F5F8"/>
+            <w:tcW w:type="dxa" w:w="2880"/>
+            <w:shd w:val="clear" w:color="auto" w:fill="F4F6F9"/>
           </w:tcPr>
           <w:p>
-            <w:pPr>
-              <w:spacing w:after="40"/>
-            </w:pPr>
             <w:r>
               <w:rPr>
-                <w:sz w:val="19"/>
+                <w:rFonts w:ascii="Times New Roman" w:hAnsi="Times New Roman"/>
+                <w:color w:val="1F2937"/>
+                <w:sz w:val="22"/>
               </w:rPr>
               <w:t>✓ (Chi tiết ca khám)</w:t>
             </w:r>
@@ -622,18 +606,17 @@
         </w:tc>
         <w:tc>
           <w:tcPr>
-            <w:tcW w:type="dxa" w:w="3120"/>
-            <w:shd w:fill="F2F5F8"/>
+            <w:tcW w:type="dxa" w:w="2880"/>
+            <w:shd w:val="clear" w:color="auto" w:fill="F4F6F9"/>
           </w:tcPr>
           <w:p>
-            <w:pPr>
-              <w:spacing w:after="40"/>
-            </w:pPr>
             <w:r>
               <w:rPr>
-                <w:sz w:val="19"/>
+                <w:rFonts w:ascii="Times New Roman" w:hAnsi="Times New Roman"/>
+                <w:color w:val="1F2937"/>
+                <w:sz w:val="22"/>
               </w:rPr>
-              <w:t>✓ (Quầy thu ngân, In hóa đơn)</w:t>
+              <w:t>✓ (Màn hình Thu ngân, Modal Thu tiền CASH/BANK/CARD)</w:t>
             </w:r>
           </w:p>
         </w:tc>
@@ -641,16 +624,62 @@
       <w:tr>
         <w:tc>
           <w:tcPr>
-            <w:tcW w:type="dxa" w:w="3120"/>
-            <w:shd w:fill="FFFFFF"/>
+            <w:tcW w:type="dxa" w:w="2880"/>
           </w:tcPr>
           <w:p>
-            <w:pPr>
-              <w:spacing w:after="40"/>
-            </w:pPr>
             <w:r>
               <w:rPr>
-                <w:sz w:val="19"/>
+                <w:rFonts w:ascii="Times New Roman" w:hAnsi="Times New Roman"/>
+                <w:color w:val="1F2937"/>
+                <w:sz w:val="22"/>
+              </w:rPr>
+              <w:t>Báo cáo Tài chính &amp; Audit Log (Report &amp; Audit)</w:t>
+            </w:r>
+          </w:p>
+        </w:tc>
+        <w:tc>
+          <w:tcPr>
+            <w:tcW w:type="dxa" w:w="2880"/>
+          </w:tcPr>
+          <w:p>
+            <w:r>
+              <w:rPr>
+                <w:rFonts w:ascii="Times New Roman" w:hAnsi="Times New Roman"/>
+                <w:color w:val="1F2937"/>
+                <w:sz w:val="22"/>
+              </w:rPr>
+              <w:t>✓ (Doanh thu, Nhật ký)</w:t>
+            </w:r>
+          </w:p>
+        </w:tc>
+        <w:tc>
+          <w:tcPr>
+            <w:tcW w:type="dxa" w:w="2880"/>
+          </w:tcPr>
+          <w:p>
+            <w:r>
+              <w:rPr>
+                <w:rFonts w:ascii="Times New Roman" w:hAnsi="Times New Roman"/>
+                <w:color w:val="1F2937"/>
+                <w:sz w:val="22"/>
+              </w:rPr>
+              <w:t>✓ (Financial Reports Dashboard cho Admin/Manager)</w:t>
+            </w:r>
+          </w:p>
+        </w:tc>
+      </w:tr>
+      <w:tr>
+        <w:tc>
+          <w:tcPr>
+            <w:tcW w:type="dxa" w:w="2880"/>
+            <w:shd w:val="clear" w:color="auto" w:fill="F4F6F9"/>
+          </w:tcPr>
+          <w:p>
+            <w:r>
+              <w:rPr>
+                <w:rFonts w:ascii="Times New Roman" w:hAnsi="Times New Roman"/>
+                <w:color w:val="1F2937"/>
+                <w:sz w:val="22"/>
               </w:rPr>
               <w:t>Quản trị Danh mục (Master Data Admin)</w:t>
             </w:r>
@@ -658,16 +687,15 @@
         </w:tc>
         <w:tc>
           <w:tcPr>
-            <w:tcW w:type="dxa" w:w="3120"/>
-            <w:shd w:fill="FFFFFF"/>
+            <w:tcW w:type="dxa" w:w="2880"/>
+            <w:shd w:val="clear" w:color="auto" w:fill="F4F6F9"/>
           </w:tcPr>
           <w:p>
-            <w:pPr>
-              <w:spacing w:after="40"/>
-            </w:pPr>
             <w:r>
               <w:rPr>
-                <w:sz w:val="19"/>
+                <w:rFonts w:ascii="Times New Roman" w:hAnsi="Times New Roman"/>
+                <w:color w:val="1F2937"/>
+                <w:sz w:val="22"/>
               </w:rPr>
               <w:t>✓ (Phòng, Chuyên khoa, Giá)</w:t>
             </w:r>
@@ -675,85 +703,29 @@
         </w:tc>
         <w:tc>
           <w:tcPr>
-            <w:tcW w:type="dxa" w:w="3120"/>
-            <w:shd w:fill="FFFFFF"/>
+            <w:tcW w:type="dxa" w:w="2880"/>
+            <w:shd w:val="clear" w:color="auto" w:fill="F4F6F9"/>
           </w:tcPr>
           <w:p>
-            <w:pPr>
-              <w:spacing w:after="40"/>
-            </w:pPr>
             <w:r>
               <w:rPr>
-                <w:sz w:val="19"/>
+                <w:rFonts w:ascii="Times New Roman" w:hAnsi="Times New Roman"/>
+                <w:color w:val="1F2937"/>
+                <w:sz w:val="22"/>
               </w:rPr>
-              <w:t>– (Chỉ quản trị trên Web)</w:t>
-            </w:r>
-          </w:p>
-        </w:tc>
-      </w:tr>
-      <w:tr>
-        <w:tc>
-          <w:tcPr>
-            <w:tcW w:type="dxa" w:w="3120"/>
-            <w:shd w:fill="F2F5F8"/>
-          </w:tcPr>
-          <w:p>
-            <w:pPr>
-              <w:spacing w:after="40"/>
-            </w:pPr>
-            <w:r>
-              <w:rPr>
-                <w:sz w:val="19"/>
-              </w:rPr>
-              <w:t>Báo cáo &amp; Audit Log (Report &amp; Audit)</w:t>
-            </w:r>
-          </w:p>
-        </w:tc>
-        <w:tc>
-          <w:tcPr>
-            <w:tcW w:type="dxa" w:w="3120"/>
-            <w:shd w:fill="F2F5F8"/>
-          </w:tcPr>
-          <w:p>
-            <w:pPr>
-              <w:spacing w:after="40"/>
-            </w:pPr>
-            <w:r>
-              <w:rPr>
-                <w:sz w:val="19"/>
-              </w:rPr>
-              <w:t>✓ (Doanh thu, Nhật ký)</w:t>
-            </w:r>
-          </w:p>
-        </w:tc>
-        <w:tc>
-          <w:tcPr>
-            <w:tcW w:type="dxa" w:w="3120"/>
-            <w:shd w:fill="F2F5F8"/>
-          </w:tcPr>
-          <w:p>
-            <w:pPr>
-              <w:spacing w:after="40"/>
-            </w:pPr>
-            <w:r>
-              <w:rPr>
-                <w:sz w:val="19"/>
-              </w:rPr>
-              <w:t>– (Chỉ xem trên Web)</w:t>
+              <w:t>– (Quản trị trên Web)</w:t>
             </w:r>
           </w:p>
         </w:tc>
       </w:tr>
     </w:tbl>
+    <w:p/>
     <w:p>
-      <w:pPr>
-        <w:spacing w:before="160" w:after="40"/>
-      </w:pPr>
       <w:r>
         <w:rPr>
           <w:b/>
-          <w:color w:val="333333"/>
-          <w:sz w:val="23"/>
+          <w:color w:val="1F2937"/>
+          <w:sz w:val="26"/>
         </w:rPr>
         <w:t>1.3. Đối tượng sử dụng hệ thống</w:t>
       </w:r>
@@ -761,59 +733,552 @@
     <w:p>
       <w:pPr>
         <w:pStyle w:val="ListBullet"/>
-        <w:spacing w:after="60" w:line="276" w:lineRule="auto"/>
       </w:pPr>
+      <w:r/>
       <w:r>
-        <w:t>ADMIN: Quản trị viên toàn quyền hệ thống (quản lý user, danh mục phòng, chuyên khoa, dịch vụ, xem audit log).</w:t>
+        <w:rPr>
+          <w:b/>
+        </w:rPr>
+        <w:t>ADMIN:</w:t>
+      </w:r>
+      <w:r>
+        <w:t xml:space="preserve"> Quản trị viên toàn quyền hệ thống (quản lý user, danh mục phòng, chuyên khoa, dịch vụ, xem audit log và báo cáo tài chính).</w:t>
       </w:r>
     </w:p>
     <w:p>
       <w:pPr>
         <w:pStyle w:val="ListBullet"/>
-        <w:spacing w:after="60" w:line="276" w:lineRule="auto"/>
       </w:pPr>
+      <w:r/>
       <w:r>
-        <w:t>RECEPTIONIST: Lễ tân tại bàn tiếp đón (đăng ký bệnh nhân, đặt lịch khám, check-in, cấp số hàng đợi walk-in).</w:t>
+        <w:rPr>
+          <w:b/>
+        </w:rPr>
+        <w:t>RECEPTIONIST:</w:t>
+      </w:r>
+      <w:r>
+        <w:t xml:space="preserve"> Lễ tân tại bàn tiếp đón (đăng ký bệnh nhân, đặt lịch khám, check-in, cấp số hàng đợi walk-in, gọi tên/bỏ qua bệnh nhân).</w:t>
       </w:r>
     </w:p>
     <w:p>
       <w:pPr>
         <w:pStyle w:val="ListBullet"/>
-        <w:spacing w:after="60" w:line="276" w:lineRule="auto"/>
       </w:pPr>
+      <w:r/>
       <w:r>
-        <w:t>DOCTOR: Bác sĩ khám chữa bệnh (gọi bệnh nhân vào phòng, nhập lý do khám, chẩn đoán, chỉ định dịch vụ cận lâm sàng, kết luận ca khám).</w:t>
+        <w:rPr>
+          <w:b/>
+        </w:rPr>
+        <w:t>DOCTOR:</w:t>
+      </w:r>
+      <w:r>
+        <w:t xml:space="preserve"> Bác sĩ khám chữa bệnh (gọi bệnh nhân vào phòng, bắt đầu khám, nhập lý do khám, chẩn đoán, chỉ định dịch vụ cận lâm sàng, kết luận ca khám).</w:t>
       </w:r>
     </w:p>
     <w:p>
       <w:pPr>
         <w:pStyle w:val="ListBullet"/>
-        <w:spacing w:after="60" w:line="276" w:lineRule="auto"/>
       </w:pPr>
+      <w:r/>
       <w:r>
-        <w:t>CASHIER: Thu ngân quầy thanh toán (xem hóa đơn chờ thanh toán, ghi nhận tiền mặt/chuyển khoản, hoàn tất hóa đơn).</w:t>
+        <w:rPr>
+          <w:b/>
+        </w:rPr>
+        <w:t>CASHIER:</w:t>
+      </w:r>
+      <w:r>
+        <w:t xml:space="preserve"> Thu ngân quầy thanh toán (xem danh sách hóa đơn `UNPAID`, chọn phương thức thanh toán Tiền mặt/Chuyển khoản/Thẻ, ghi nhận số tiền và xem chi tiết hóa đơn).</w:t>
       </w:r>
     </w:p>
     <w:p>
       <w:pPr>
         <w:pStyle w:val="ListBullet"/>
-        <w:spacing w:after="60" w:line="276" w:lineRule="auto"/>
       </w:pPr>
+      <w:r/>
       <w:r>
-        <w:t>MANAGER: Quản lý phòng khám (xem báo cáo doanh thu 12 tháng, thống kê lưu lượng bệnh nhân).</w:t>
+        <w:rPr>
+          <w:b/>
+        </w:rPr>
+        <w:t>MANAGER:</w:t>
+      </w:r>
+      <w:r>
+        <w:t xml:space="preserve"> Quản lý phòng khám (xem báo cáo doanh thu thực tế, thống kê lưu lượng bệnh nhân và lịch hẹn).</w:t>
+      </w:r>
+    </w:p>
+    <w:p>
+      <w:r>
+        <w:rPr>
+          <w:b/>
+          <w:color w:val="1F2937"/>
+          <w:sz w:val="26"/>
+        </w:rPr>
+        <w:t>1.4. Công nghệ sử dụng</w:t>
       </w:r>
     </w:p>
     <w:p>
       <w:pPr>
-        <w:spacing w:before="160" w:after="40"/>
+        <w:pStyle w:val="ListBullet"/>
+      </w:pPr>
+      <w:r/>
+      <w:r>
+        <w:rPr>
+          <w:b/>
+        </w:rPr>
+        <w:t>Backend Core:</w:t>
+      </w:r>
+      <w:r>
+        <w:t xml:space="preserve"> Spring Boot 3.3.2 (Java 21)</w:t>
+      </w:r>
+    </w:p>
+    <w:p>
+      <w:pPr>
+        <w:pStyle w:val="ListBullet"/>
+      </w:pPr>
+      <w:r/>
+      <w:r>
+        <w:rPr>
+          <w:b/>
+        </w:rPr>
+        <w:t>Security:</w:t>
+      </w:r>
+      <w:r>
+        <w:t xml:space="preserve"> Spring Security + JWT (jjwt 0.12.6) + BCrypt Password Encoder + Stateless Session</w:t>
+      </w:r>
+    </w:p>
+    <w:p>
+      <w:pPr>
+        <w:pStyle w:val="ListBullet"/>
+      </w:pPr>
+      <w:r/>
+      <w:r>
+        <w:rPr>
+          <w:b/>
+        </w:rPr>
+        <w:t>Database:</w:t>
+      </w:r>
+      <w:r>
+        <w:t xml:space="preserve"> Microsoft SQL Server 2019/2022 &amp; H2 In-memory DB (Test Profile)</w:t>
+      </w:r>
+    </w:p>
+    <w:p>
+      <w:pPr>
+        <w:pStyle w:val="ListBullet"/>
+      </w:pPr>
+      <w:r/>
+      <w:r>
+        <w:rPr>
+          <w:b/>
+        </w:rPr>
+        <w:t>Frontend Web:</w:t>
+      </w:r>
+      <w:r>
+        <w:t xml:space="preserve"> Thymeleaf 3.1 + Vanilla CSS3 (Glassmorphism UI)</w:t>
+      </w:r>
+    </w:p>
+    <w:p>
+      <w:pPr>
+        <w:pStyle w:val="ListBullet"/>
+      </w:pPr>
+      <w:r/>
+      <w:r>
+        <w:rPr>
+          <w:b/>
+        </w:rPr>
+        <w:t>Frontend Desktop:</w:t>
+      </w:r>
+      <w:r>
+        <w:t xml:space="preserve"> JavaFX 21 (OpenJFX) + Standard Java HTTP Client (`HttpClient`) ApiClient + FXML</w:t>
+      </w:r>
+    </w:p>
+    <w:p>
+      <w:pPr>
+        <w:pStyle w:val="ListBullet"/>
+      </w:pPr>
+      <w:r/>
+      <w:r>
+        <w:rPr>
+          <w:b/>
+        </w:rPr>
+        <w:t>Testing:</w:t>
+      </w:r>
+      <w:r>
+        <w:t xml:space="preserve"> JUnit 5 + Mockito + MockMvc + JaCoCo Coverage Report</w:t>
+      </w:r>
+    </w:p>
+    <w:p>
+      <w:pPr>
+        <w:pStyle w:val="ListBullet"/>
+      </w:pPr>
+      <w:r/>
+      <w:r>
+        <w:rPr>
+          <w:b/>
+        </w:rPr>
+        <w:t>Tools:</w:t>
+      </w:r>
+      <w:r>
+        <w:t xml:space="preserve"> Maven, Apache POI (Excel export), Git Flow, Postman Collection Automation Suite</w:t>
+      </w:r>
+    </w:p>
+    <w:p>
+      <w:pPr>
+        <w:jc w:val="center"/>
       </w:pPr>
       <w:r>
         <w:rPr>
           <w:b/>
-          <w:color w:val="333333"/>
-          <w:sz w:val="23"/>
+          <w:color w:val="1F2937"/>
+          <w:sz w:val="30"/>
         </w:rPr>
-        <w:t>1.4. Công nghệ sử dụng</w:t>
+        <w:t>PHẦN II – PHÂN TÍCH VÀ THIẾT KẾ HỆ THỐNG</w:t>
+      </w:r>
+    </w:p>
+    <w:p>
+      <w:r>
+        <w:rPr>
+          <w:b/>
+          <w:color w:val="0072FF"/>
+          <w:sz w:val="28"/>
+        </w:rPr>
+        <w:t>Chương 2. Phân tích 6 Workflows Nghiệp vụ Cốt lõi</w:t>
+      </w:r>
+    </w:p>
+    <w:p>
+      <w:r>
+        <w:t xml:space="preserve">1. </w:t>
+      </w:r>
+      <w:r>
+        <w:rPr>
+          <w:b/>
+        </w:rPr>
+        <w:t>Workflow 1: Auth &amp; Security:</w:t>
+      </w:r>
+      <w:r>
+        <w:t xml:space="preserve"> Phân quyền 5 vai trò (RBAC), khóa tài khoản 30 phút khi sai pass 5 lần liên tiếp (Sliding Reset Window).</w:t>
+      </w:r>
+    </w:p>
+    <w:p>
+      <w:r>
+        <w:t xml:space="preserve">2. </w:t>
+      </w:r>
+      <w:r>
+        <w:rPr>
+          <w:b/>
+        </w:rPr>
+        <w:t>Workflow 2: Patient &amp; Appointments:</w:t>
+      </w:r>
+      <w:r>
+        <w:t xml:space="preserve"> Đăng ký hồ sơ tự sinh mã, đặt lịch chọn khung giờ bác sĩ (Doctor Availability), chống trùng slot, unwrap lỗi business logic từ `ApiResponse`.</w:t>
+      </w:r>
+    </w:p>
+    <w:p>
+      <w:r>
+        <w:t xml:space="preserve">3. </w:t>
+      </w:r>
+      <w:r>
+        <w:rPr>
+          <w:b/>
+        </w:rPr>
+        <w:t>Workflow 3: Check-in &amp; Queue Management:</w:t>
+      </w:r>
+      <w:r>
+        <w:t xml:space="preserve"> Check-in cuộc hẹn hoặc tiếp đón Walk-in, tự động cấp STT tăng dần per doctor/room per day, Lễ tân &amp; Bác sĩ gọi tên (`Call`) hoặc bỏ qua (`Skip`), Bác sĩ xác nhận bắt đầu khám (`Start`) và kết tất (`Done`).</w:t>
+      </w:r>
+    </w:p>
+    <w:p>
+      <w:r>
+        <w:t xml:space="preserve">4. </w:t>
+      </w:r>
+      <w:r>
+        <w:rPr>
+          <w:b/>
+        </w:rPr>
+        <w:t>Workflow 4: Clinical Encounter:</w:t>
+      </w:r>
+      <w:r>
+        <w:t xml:space="preserve"> Bác sĩ gọi khám (Call), nhập chẩn đoán, chỉ định dịch vụ cận lâm sàng, kết luận ca khám (Done), tự động đồng bộ trạng thái.</w:t>
+      </w:r>
+    </w:p>
+    <w:p>
+      <w:r>
+        <w:t xml:space="preserve">5. </w:t>
+      </w:r>
+      <w:r>
+        <w:rPr>
+          <w:b/>
+        </w:rPr>
+        <w:t>Workflow 5: Billing &amp; Payment:</w:t>
+      </w:r>
+      <w:r>
+        <w:t xml:space="preserve"> Tự động gom tiền khám + cận lâm sàng để tạo Hóa đơn (`UNPAID`), Thu ngân xử lý thanh toán Tiền mặt (`CASH`), Chuyển khoản (`BANK_TRANSFER`), Thẻ ngân hàng (`CREDIT_CARD`), hoàn tất hóa đơn (`PAID`).</w:t>
+      </w:r>
+    </w:p>
+    <w:p>
+      <w:r>
+        <w:t xml:space="preserve">6. </w:t>
+      </w:r>
+      <w:r>
+        <w:rPr>
+          <w:b/>
+        </w:rPr>
+        <w:t>Workflow 6: Reports &amp; Audit Logs:</w:t>
+      </w:r>
+      <w:r>
+        <w:t xml:space="preserve"> Báo cáo doanh thu thực tế trong ngày (`todayRevenue`), tổng quan ca khám hoàn tất, Audit Log ghi lại các thao tác nhạy cảm.</w:t>
+      </w:r>
+    </w:p>
+    <w:p>
+      <w:r>
+        <w:rPr>
+          <w:b/>
+          <w:color w:val="0072FF"/>
+          <w:sz w:val="28"/>
+        </w:rPr>
+        <w:t>Chương 3. Thiết kế CSDL &amp; REST API</w:t>
+      </w:r>
+    </w:p>
+    <w:p>
+      <w:pPr>
+        <w:pStyle w:val="ListBullet"/>
+      </w:pPr>
+      <w:r>
+        <w:t>14 Bảng dữ liệu: `users`, `roles`, `patients`, `doctors`, `doctor_availabilities`, `appointments`, `queue_items`, `encounters`, `encounter_services`, `invoices`, `payments`, `service_catalog`, `audit_logs`, `refresh_tokens`.</w:t>
+      </w:r>
+    </w:p>
+    <w:p>
+      <w:pPr>
+        <w:pStyle w:val="ListBullet"/>
+      </w:pPr>
+      <w:r>
+        <w:t>REST API Prefixes: `/api/v1/...` tuân thủ chuẩn RESTful danh từ số nhiều.</w:t>
+      </w:r>
+    </w:p>
+    <w:p>
+      <w:pPr>
+        <w:jc w:val="center"/>
+      </w:pPr>
+      <w:r>
+        <w:rPr>
+          <w:b/>
+          <w:color w:val="1F2937"/>
+          <w:sz w:val="30"/>
+        </w:rPr>
+        <w:t>PHẦN III &amp; IV – TRIỂN KHAI VÀ CÀI ĐẶT</w:t>
+      </w:r>
+    </w:p>
+    <w:p>
+      <w:r>
+        <w:rPr>
+          <w:b/>
+          <w:color w:val="0072FF"/>
+          <w:sz w:val="28"/>
+        </w:rPr>
+        <w:t>1. Kỹ thuật Spring Boot Backend Nâng cao</w:t>
+      </w:r>
+    </w:p>
+    <w:p>
+      <w:pPr>
+        <w:pStyle w:val="ListBullet"/>
+      </w:pPr>
+      <w:r/>
+      <w:r>
+        <w:rPr>
+          <w:b/>
+        </w:rPr>
+        <w:t>Tách biệt Exception Handler:</w:t>
+      </w:r>
+      <w:r>
+        <w:t xml:space="preserve"> `@RestControllerAdvice` (JSON `ApiResponse`) vs `@ControllerAdvice` (Web Thymeleaf Redirects).</w:t>
+      </w:r>
+    </w:p>
+    <w:p>
+      <w:pPr>
+        <w:pStyle w:val="ListBullet"/>
+      </w:pPr>
+      <w:r/>
+      <w:r>
+        <w:rPr>
+          <w:b/>
+        </w:rPr>
+        <w:t>Tối ưu N+1 Query:</w:t>
+      </w:r>
+      <w:r>
+        <w:t xml:space="preserve"> `@EntityGraph` trong `QueueItemRepository`.</w:t>
+      </w:r>
+    </w:p>
+    <w:p>
+      <w:pPr>
+        <w:pStyle w:val="ListBullet"/>
+      </w:pPr>
+      <w:r/>
+      <w:r>
+        <w:rPr>
+          <w:b/>
+        </w:rPr>
+        <w:t>Optimistic Locking:</w:t>
+      </w:r>
+      <w:r>
+        <w:t xml:space="preserve"> `@Version` trên `BaseEntity`.</w:t>
+      </w:r>
+    </w:p>
+    <w:p>
+      <w:pPr>
+        <w:pStyle w:val="ListBullet"/>
+      </w:pPr>
+      <w:r/>
+      <w:r>
+        <w:rPr>
+          <w:b/>
+        </w:rPr>
+        <w:t>Isolated H2 Testing:</w:t>
+      </w:r>
+      <w:r>
+        <w:t xml:space="preserve"> Profile `application-test.properties`.</w:t>
+      </w:r>
+    </w:p>
+    <w:p>
+      <w:r>
+        <w:rPr>
+          <w:b/>
+          <w:color w:val="0072FF"/>
+          <w:sz w:val="28"/>
+        </w:rPr>
+        <w:t>2. Triển khai Ứng dụng Desktop (JavaFX Client)</w:t>
+      </w:r>
+    </w:p>
+    <w:p>
+      <w:pPr>
+        <w:pStyle w:val="ListBullet"/>
+      </w:pPr>
+      <w:r/>
+      <w:r>
+        <w:rPr>
+          <w:b/>
+        </w:rPr>
+        <w:t>Home Dashboard:</w:t>
+      </w:r>
+      <w:r>
+        <w:t xml:space="preserve"> Trang chủ thiết kế dạng Dashboard với 3 thẻ KPI (Tổng lịch hẹn, Hàng chờ, Đã check-in) và 4 nút Lối tắt thao tác nhanh (Book Appointment, Register Patient, Quick Walk-in, Queue Board).</w:t>
+      </w:r>
+    </w:p>
+    <w:p>
+      <w:pPr>
+        <w:pStyle w:val="ListBullet"/>
+      </w:pPr>
+      <w:r/>
+      <w:r>
+        <w:rPr>
+          <w:b/>
+        </w:rPr>
+        <w:t>Thu ngân &amp; Hóa đơn (`PendingInvoices` &amp; `PaymentDialog`):</w:t>
+      </w:r>
+      <w:r>
+        <w:t xml:space="preserve"> Bảng quản lý hóa đơn theo trạng thái, Modal xác nhận thanh toán đa phương thức (`CASH`, `BANK_TRANSFER`, `CREDIT_CARD`), Modal xem chi tiết dịch vụ.</w:t>
+      </w:r>
+    </w:p>
+    <w:p>
+      <w:pPr>
+        <w:pStyle w:val="ListBullet"/>
+      </w:pPr>
+      <w:r/>
+      <w:r>
+        <w:rPr>
+          <w:b/>
+        </w:rPr>
+        <w:t>Báo cáo Tài chính (`Financial Reports`):</w:t>
+      </w:r>
+      <w:r>
+        <w:t xml:space="preserve"> Dashboard số liệu doanh thu dành riêng cho Admin và Manager.</w:t>
+      </w:r>
+    </w:p>
+    <w:p>
+      <w:pPr>
+        <w:pStyle w:val="ListBullet"/>
+      </w:pPr>
+      <w:r/>
+      <w:r>
+        <w:rPr>
+          <w:b/>
+        </w:rPr>
+        <w:t>Xử lý An toàn UI:</w:t>
+      </w:r>
+      <w:r>
+        <w:t xml:space="preserve"> Tích hợp ScrollPane cho khung thông tin bệnh nhân, xử lý null-safe `getScene()` trên TableCell, unwrap `CompletionException` để hiển thị chính xác lỗi từ backend.</w:t>
+      </w:r>
+    </w:p>
+    <w:p>
+      <w:pPr>
+        <w:jc w:val="center"/>
+      </w:pPr>
+      <w:r>
+        <w:rPr>
+          <w:b/>
+          <w:color w:val="1F2937"/>
+          <w:sz w:val="30"/>
+        </w:rPr>
+        <w:t>PHẦN V – KIỂM THỬ VÀ ĐÁNH GIÁ CHẤT LƯỢNG</w:t>
+      </w:r>
+    </w:p>
+    <w:p>
+      <w:pPr>
+        <w:pStyle w:val="ListBullet"/>
+      </w:pPr>
+      <w:r/>
+      <w:r>
+        <w:rPr>
+          <w:b/>
+        </w:rPr>
+        <w:t>Kiểm thử tự động:</w:t>
+      </w:r>
+      <w:r>
+        <w:t xml:space="preserve"> </w:t>
+      </w:r>
+      <w:r>
+        <w:rPr>
+          <w:b/>
+        </w:rPr>
+        <w:t>71 Test Cases PASS 100%</w:t>
+      </w:r>
+      <w:r>
+        <w:t xml:space="preserve"> (BUILD SUCCESS trong 21.6s).</w:t>
+      </w:r>
+    </w:p>
+    <w:p>
+      <w:pPr>
+        <w:pStyle w:val="ListBullet"/>
+      </w:pPr>
+      <w:r/>
+      <w:r>
+        <w:rPr>
+          <w:b/>
+        </w:rPr>
+        <w:t>Postman Collection Suite:</w:t>
+      </w:r>
+      <w:r>
+        <w:t xml:space="preserve"> 21 Requests tự động bắt JWT Token, bao phủ đầy đủ luồng Happy Path &amp; Error Cases (400, 401, 403, 404).</w:t>
+      </w:r>
+    </w:p>
+    <w:p>
+      <w:pPr>
+        <w:jc w:val="center"/>
+      </w:pPr>
+      <w:r>
+        <w:rPr>
+          <w:b/>
+          <w:color w:val="1F2937"/>
+          <w:sz w:val="30"/>
+        </w:rPr>
+        <w:t>PHẦN VI – TỰ ĐÁNH GIÁ VÀ KẾT LUẬN</w:t>
+      </w:r>
+    </w:p>
+    <w:p>
+      <w:r>
+        <w:rPr>
+          <w:b/>
+          <w:color w:val="0072FF"/>
+          <w:sz w:val="28"/>
+        </w:rPr>
+        <w:t>Bảng Tự đánh giá theo Rubric Môn HSF302 (100 Điểm)</w:t>
       </w:r>
     </w:p>
     <w:tbl>
@@ -823,65 +1288,89 @@
         <w:tblLook w:firstColumn="1" w:firstRow="1" w:lastColumn="0" w:lastRow="0" w:noHBand="0" w:noVBand="1" w:val="04A0"/>
       </w:tblPr>
       <w:tblGrid>
-        <w:gridCol w:w="3120"/>
-        <w:gridCol w:w="3120"/>
-        <w:gridCol w:w="3120"/>
+        <w:gridCol w:w="2160"/>
+        <w:gridCol w:w="2160"/>
+        <w:gridCol w:w="2160"/>
+        <w:gridCol w:w="2160"/>
       </w:tblGrid>
       <w:tr>
         <w:tc>
           <w:tcPr>
-            <w:tcW w:type="dxa" w:w="3120"/>
-            <w:shd w:fill="003366"/>
+            <w:tcW w:type="dxa" w:w="2160"/>
+            <w:shd w:val="clear" w:color="auto" w:fill="0072FF"/>
           </w:tcPr>
           <w:p>
             <w:pPr>
-              <w:jc w:val="left"/>
+              <w:jc w:val="center"/>
             </w:pPr>
             <w:r>
               <w:rPr>
+                <w:rFonts w:ascii="Times New Roman" w:hAnsi="Times New Roman"/>
                 <w:b/>
                 <w:color w:val="FFFFFF"/>
-                <w:sz w:val="20"/>
+                <w:sz w:val="22"/>
               </w:rPr>
-              <w:t>Thành phần</w:t>
+              <w:t>STT</w:t>
             </w:r>
           </w:p>
         </w:tc>
         <w:tc>
           <w:tcPr>
-            <w:tcW w:type="dxa" w:w="3120"/>
-            <w:shd w:fill="003366"/>
+            <w:tcW w:type="dxa" w:w="2160"/>
+            <w:shd w:val="clear" w:color="auto" w:fill="0072FF"/>
           </w:tcPr>
           <w:p>
             <w:pPr>
-              <w:jc w:val="left"/>
+              <w:jc w:val="center"/>
             </w:pPr>
             <w:r>
               <w:rPr>
+                <w:rFonts w:ascii="Times New Roman" w:hAnsi="Times New Roman"/>
                 <w:b/>
                 <w:color w:val="FFFFFF"/>
-                <w:sz w:val="20"/>
+                <w:sz w:val="22"/>
               </w:rPr>
-              <w:t>Công nghệ</w:t>
+              <w:t>Tiêu Chí Chấm Điểm Môn HSF302</w:t>
             </w:r>
           </w:p>
         </w:tc>
         <w:tc>
           <w:tcPr>
-            <w:tcW w:type="dxa" w:w="3120"/>
-            <w:shd w:fill="003366"/>
+            <w:tcW w:type="dxa" w:w="2160"/>
+            <w:shd w:val="clear" w:color="auto" w:fill="0072FF"/>
           </w:tcPr>
           <w:p>
             <w:pPr>
-              <w:jc w:val="left"/>
+              <w:jc w:val="center"/>
             </w:pPr>
             <w:r>
               <w:rPr>
+                <w:rFonts w:ascii="Times New Roman" w:hAnsi="Times New Roman"/>
                 <w:b/>
                 <w:color w:val="FFFFFF"/>
-                <w:sz w:val="20"/>
+                <w:sz w:val="22"/>
               </w:rPr>
-              <w:t>Phiên bản / Chi tiết</w:t>
+              <w:t>Điểm Tối Đa</w:t>
+            </w:r>
+          </w:p>
+        </w:tc>
+        <w:tc>
+          <w:tcPr>
+            <w:tcW w:type="dxa" w:w="2160"/>
+            <w:shd w:val="clear" w:color="auto" w:fill="0072FF"/>
+          </w:tcPr>
+          <w:p>
+            <w:pPr>
+              <w:jc w:val="center"/>
+            </w:pPr>
+            <w:r>
+              <w:rPr>
+                <w:rFonts w:ascii="Times New Roman" w:hAnsi="Times New Roman"/>
+                <w:b/>
+                <w:color w:val="FFFFFF"/>
+                <w:sz w:val="22"/>
+              </w:rPr>
+              <w:t>Tự Đánh Giá</w:t>
             </w:r>
           </w:p>
         </w:tc>
@@ -889,2578 +1378,15 @@
       <w:tr>
         <w:tc>
           <w:tcPr>
-            <w:tcW w:type="dxa" w:w="3120"/>
-            <w:shd w:fill="FFFFFF"/>
+            <w:tcW w:type="dxa" w:w="2160"/>
+            <w:shd w:val="clear" w:color="auto" w:fill="F4F6F9"/>
           </w:tcPr>
           <w:p>
-            <w:pPr>
-              <w:spacing w:after="40"/>
-            </w:pPr>
             <w:r>
               <w:rPr>
-                <w:sz w:val="19"/>
-              </w:rPr>
-              <w:t>Backend Core</w:t>
-            </w:r>
-          </w:p>
-        </w:tc>
-        <w:tc>
-          <w:tcPr>
-            <w:tcW w:type="dxa" w:w="3120"/>
-            <w:shd w:fill="FFFFFF"/>
-          </w:tcPr>
-          <w:p>
-            <w:pPr>
-              <w:spacing w:after="40"/>
-            </w:pPr>
-            <w:r>
-              <w:rPr>
-                <w:sz w:val="19"/>
-              </w:rPr>
-              <w:t>Spring Boot</w:t>
-            </w:r>
-          </w:p>
-        </w:tc>
-        <w:tc>
-          <w:tcPr>
-            <w:tcW w:type="dxa" w:w="3120"/>
-            <w:shd w:fill="FFFFFF"/>
-          </w:tcPr>
-          <w:p>
-            <w:pPr>
-              <w:spacing w:after="40"/>
-            </w:pPr>
-            <w:r>
-              <w:rPr>
-                <w:sz w:val="19"/>
-              </w:rPr>
-              <w:t>3.3.2 (Java 21)</w:t>
-            </w:r>
-          </w:p>
-        </w:tc>
-      </w:tr>
-      <w:tr>
-        <w:tc>
-          <w:tcPr>
-            <w:tcW w:type="dxa" w:w="3120"/>
-            <w:shd w:fill="F2F5F8"/>
-          </w:tcPr>
-          <w:p>
-            <w:pPr>
-              <w:spacing w:after="40"/>
-            </w:pPr>
-            <w:r>
-              <w:rPr>
-                <w:sz w:val="19"/>
-              </w:rPr>
-              <w:t>Security</w:t>
-            </w:r>
-          </w:p>
-        </w:tc>
-        <w:tc>
-          <w:tcPr>
-            <w:tcW w:type="dxa" w:w="3120"/>
-            <w:shd w:fill="F2F5F8"/>
-          </w:tcPr>
-          <w:p>
-            <w:pPr>
-              <w:spacing w:after="40"/>
-            </w:pPr>
-            <w:r>
-              <w:rPr>
-                <w:sz w:val="19"/>
-              </w:rPr>
-              <w:t>Spring Security + JWT + BCrypt</w:t>
-            </w:r>
-          </w:p>
-        </w:tc>
-        <w:tc>
-          <w:tcPr>
-            <w:tcW w:type="dxa" w:w="3120"/>
-            <w:shd w:fill="F2F5F8"/>
-          </w:tcPr>
-          <w:p>
-            <w:pPr>
-              <w:spacing w:after="40"/>
-            </w:pPr>
-            <w:r>
-              <w:rPr>
-                <w:sz w:val="19"/>
-              </w:rPr>
-              <w:t>Stateless JWT (Desktop) &amp; Session (Web)</w:t>
-            </w:r>
-          </w:p>
-        </w:tc>
-      </w:tr>
-      <w:tr>
-        <w:tc>
-          <w:tcPr>
-            <w:tcW w:type="dxa" w:w="3120"/>
-            <w:shd w:fill="FFFFFF"/>
-          </w:tcPr>
-          <w:p>
-            <w:pPr>
-              <w:spacing w:after="40"/>
-            </w:pPr>
-            <w:r>
-              <w:rPr>
-                <w:sz w:val="19"/>
-              </w:rPr>
-              <w:t>Data Access / ORM</w:t>
-            </w:r>
-          </w:p>
-        </w:tc>
-        <w:tc>
-          <w:tcPr>
-            <w:tcW w:type="dxa" w:w="3120"/>
-            <w:shd w:fill="FFFFFF"/>
-          </w:tcPr>
-          <w:p>
-            <w:pPr>
-              <w:spacing w:after="40"/>
-            </w:pPr>
-            <w:r>
-              <w:rPr>
-                <w:sz w:val="19"/>
-              </w:rPr>
-              <w:t>Spring Data JPA / Hibernate</w:t>
-            </w:r>
-          </w:p>
-        </w:tc>
-        <w:tc>
-          <w:tcPr>
-            <w:tcW w:type="dxa" w:w="3120"/>
-            <w:shd w:fill="FFFFFF"/>
-          </w:tcPr>
-          <w:p>
-            <w:pPr>
-              <w:spacing w:after="40"/>
-            </w:pPr>
-            <w:r>
-              <w:rPr>
-                <w:sz w:val="19"/>
-              </w:rPr>
-              <w:t>6.x với Eager EntityGraph &amp; Optimistic Lock</w:t>
-            </w:r>
-          </w:p>
-        </w:tc>
-      </w:tr>
-      <w:tr>
-        <w:tc>
-          <w:tcPr>
-            <w:tcW w:type="dxa" w:w="3120"/>
-            <w:shd w:fill="F2F5F8"/>
-          </w:tcPr>
-          <w:p>
-            <w:pPr>
-              <w:spacing w:after="40"/>
-            </w:pPr>
-            <w:r>
-              <w:rPr>
-                <w:sz w:val="19"/>
-              </w:rPr>
-              <w:t>Database</w:t>
-            </w:r>
-          </w:p>
-        </w:tc>
-        <w:tc>
-          <w:tcPr>
-            <w:tcW w:type="dxa" w:w="3120"/>
-            <w:shd w:fill="F2F5F8"/>
-          </w:tcPr>
-          <w:p>
-            <w:pPr>
-              <w:spacing w:after="40"/>
-            </w:pPr>
-            <w:r>
-              <w:rPr>
-                <w:sz w:val="19"/>
-              </w:rPr>
-              <w:t>SQL Server 2019/2022 &amp; H2</w:t>
-            </w:r>
-          </w:p>
-        </w:tc>
-        <w:tc>
-          <w:tcPr>
-            <w:tcW w:type="dxa" w:w="3120"/>
-            <w:shd w:fill="F2F5F8"/>
-          </w:tcPr>
-          <w:p>
-            <w:pPr>
-              <w:spacing w:after="40"/>
-            </w:pPr>
-            <w:r>
-              <w:rPr>
-                <w:sz w:val="19"/>
-              </w:rPr>
-              <w:t>H2 In-memory DB cho Test Profile</w:t>
-            </w:r>
-          </w:p>
-        </w:tc>
-      </w:tr>
-      <w:tr>
-        <w:tc>
-          <w:tcPr>
-            <w:tcW w:type="dxa" w:w="3120"/>
-            <w:shd w:fill="FFFFFF"/>
-          </w:tcPr>
-          <w:p>
-            <w:pPr>
-              <w:spacing w:after="40"/>
-            </w:pPr>
-            <w:r>
-              <w:rPr>
-                <w:sz w:val="19"/>
-              </w:rPr>
-              <w:t>Web Layer</w:t>
-            </w:r>
-          </w:p>
-        </w:tc>
-        <w:tc>
-          <w:tcPr>
-            <w:tcW w:type="dxa" w:w="3120"/>
-            <w:shd w:fill="FFFFFF"/>
-          </w:tcPr>
-          <w:p>
-            <w:pPr>
-              <w:spacing w:after="40"/>
-            </w:pPr>
-            <w:r>
-              <w:rPr>
-                <w:sz w:val="19"/>
-              </w:rPr>
-              <w:t>Thymeleaf + CSS3 + HTML5</w:t>
-            </w:r>
-          </w:p>
-        </w:tc>
-        <w:tc>
-          <w:tcPr>
-            <w:tcW w:type="dxa" w:w="3120"/>
-            <w:shd w:fill="FFFFFF"/>
-          </w:tcPr>
-          <w:p>
-            <w:pPr>
-              <w:spacing w:after="40"/>
-            </w:pPr>
-            <w:r>
-              <w:rPr>
-                <w:sz w:val="19"/>
-              </w:rPr>
-              <w:t>Modern Glassmorphism Design System</w:t>
-            </w:r>
-          </w:p>
-        </w:tc>
-      </w:tr>
-      <w:tr>
-        <w:tc>
-          <w:tcPr>
-            <w:tcW w:type="dxa" w:w="3120"/>
-            <w:shd w:fill="F2F5F8"/>
-          </w:tcPr>
-          <w:p>
-            <w:pPr>
-              <w:spacing w:after="40"/>
-            </w:pPr>
-            <w:r>
-              <w:rPr>
-                <w:sz w:val="19"/>
-              </w:rPr>
-              <w:t>Desktop Layer</w:t>
-            </w:r>
-          </w:p>
-        </w:tc>
-        <w:tc>
-          <w:tcPr>
-            <w:tcW w:type="dxa" w:w="3120"/>
-            <w:shd w:fill="F2F5F8"/>
-          </w:tcPr>
-          <w:p>
-            <w:pPr>
-              <w:spacing w:after="40"/>
-            </w:pPr>
-            <w:r>
-              <w:rPr>
-                <w:sz w:val="19"/>
-              </w:rPr>
-              <w:t>JavaFX (OpenJFX)</w:t>
-            </w:r>
-          </w:p>
-        </w:tc>
-        <w:tc>
-          <w:tcPr>
-            <w:tcW w:type="dxa" w:w="3120"/>
-            <w:shd w:fill="F2F5F8"/>
-          </w:tcPr>
-          <w:p>
-            <w:pPr>
-              <w:spacing w:after="40"/>
-            </w:pPr>
-            <w:r>
-              <w:rPr>
-                <w:sz w:val="19"/>
-              </w:rPr>
-              <w:t>21+ với FXML &amp; RestTemplate ApiClient</w:t>
-            </w:r>
-          </w:p>
-        </w:tc>
-      </w:tr>
-      <w:tr>
-        <w:tc>
-          <w:tcPr>
-            <w:tcW w:type="dxa" w:w="3120"/>
-            <w:shd w:fill="FFFFFF"/>
-          </w:tcPr>
-          <w:p>
-            <w:pPr>
-              <w:spacing w:after="40"/>
-            </w:pPr>
-            <w:r>
-              <w:rPr>
-                <w:sz w:val="19"/>
-              </w:rPr>
-              <w:t>Testing</w:t>
-            </w:r>
-          </w:p>
-        </w:tc>
-        <w:tc>
-          <w:tcPr>
-            <w:tcW w:type="dxa" w:w="3120"/>
-            <w:shd w:fill="FFFFFF"/>
-          </w:tcPr>
-          <w:p>
-            <w:pPr>
-              <w:spacing w:after="40"/>
-            </w:pPr>
-            <w:r>
-              <w:rPr>
-                <w:sz w:val="19"/>
-              </w:rPr>
-              <w:t>JUnit 5 + Mockito + MockMvc</w:t>
-            </w:r>
-          </w:p>
-        </w:tc>
-        <w:tc>
-          <w:tcPr>
-            <w:tcW w:type="dxa" w:w="3120"/>
-            <w:shd w:fill="FFFFFF"/>
-          </w:tcPr>
-          <w:p>
-            <w:pPr>
-              <w:spacing w:after="40"/>
-            </w:pPr>
-            <w:r>
-              <w:rPr>
-                <w:sz w:val="19"/>
-              </w:rPr>
-              <w:t>71 Tests PASS 100% (Coverage với JaCoCo)</w:t>
-            </w:r>
-          </w:p>
-        </w:tc>
-      </w:tr>
-      <w:tr>
-        <w:tc>
-          <w:tcPr>
-            <w:tcW w:type="dxa" w:w="3120"/>
-            <w:shd w:fill="F2F5F8"/>
-          </w:tcPr>
-          <w:p>
-            <w:pPr>
-              <w:spacing w:after="40"/>
-            </w:pPr>
-            <w:r>
-              <w:rPr>
-                <w:sz w:val="19"/>
-              </w:rPr>
-              <w:t>API &amp; Tools</w:t>
-            </w:r>
-          </w:p>
-        </w:tc>
-        <w:tc>
-          <w:tcPr>
-            <w:tcW w:type="dxa" w:w="3120"/>
-            <w:shd w:fill="F2F5F8"/>
-          </w:tcPr>
-          <w:p>
-            <w:pPr>
-              <w:spacing w:after="40"/>
-            </w:pPr>
-            <w:r>
-              <w:rPr>
-                <w:sz w:val="19"/>
-              </w:rPr>
-              <w:t>Apache POI, Maven, Postman</w:t>
-            </w:r>
-          </w:p>
-        </w:tc>
-        <w:tc>
-          <w:tcPr>
-            <w:tcW w:type="dxa" w:w="3120"/>
-            <w:shd w:fill="F2F5F8"/>
-          </w:tcPr>
-          <w:p>
-            <w:pPr>
-              <w:spacing w:after="40"/>
-            </w:pPr>
-            <w:r>
-              <w:rPr>
-                <w:sz w:val="19"/>
-              </w:rPr>
-              <w:t>Collection ≥ 20 Requests, Git Flow PR</w:t>
-            </w:r>
-          </w:p>
-        </w:tc>
-      </w:tr>
-    </w:tbl>
-    <w:p>
-      <w:r>
-        <w:br w:type="page"/>
-      </w:r>
-    </w:p>
-    <w:p>
-      <w:pPr>
-        <w:spacing w:before="320" w:after="120"/>
-      </w:pPr>
-      <w:r>
-        <w:rPr>
-          <w:b/>
-          <w:color w:val="003366"/>
-          <w:sz w:val="30"/>
-        </w:rPr>
-        <w:t>PHẦN II – PHÂN TÍCH VÀ THIẾT KẾ HỆ THỐNG</w:t>
-      </w:r>
-    </w:p>
-    <w:p>
-      <w:pPr>
-        <w:spacing w:before="240" w:after="80"/>
-      </w:pPr>
-      <w:r>
-        <w:rPr>
-          <w:b/>
-          <w:color w:val="005580"/>
-          <w:sz w:val="26"/>
-        </w:rPr>
-        <w:t>Chương 2. Phân tích chi tiết 6 Workflow Nghiệp vụ Cốt lõi</w:t>
-      </w:r>
-    </w:p>
-    <w:p>
-      <w:pPr>
-        <w:spacing w:before="160" w:after="40"/>
-      </w:pPr>
-      <w:r>
-        <w:rPr>
-          <w:b/>
-          <w:color w:val="333333"/>
-          <w:sz w:val="23"/>
-        </w:rPr>
-        <w:t>2.1. Workflow 1: Đăng nhập, Bảo mật &amp; Phân quyền (Auth &amp; Security)</w:t>
-      </w:r>
-    </w:p>
-    <w:p>
-      <w:pPr>
-        <w:spacing w:after="80" w:line="276" w:lineRule="auto"/>
-      </w:pPr>
-      <w:r>
-        <w:t>Hệ thống cung cấp cơ chế bảo mật kép:</w:t>
-      </w:r>
-    </w:p>
-    <w:p>
-      <w:pPr>
-        <w:pStyle w:val="ListBullet"/>
-        <w:spacing w:after="60" w:line="276" w:lineRule="auto"/>
-      </w:pPr>
-      <w:r>
-        <w:t>Đăng nhập Web: Form login lưu Session SecurityContext, phân quyền chuyển hướng tự động theo Role.</w:t>
-      </w:r>
-    </w:p>
-    <w:p>
-      <w:pPr>
-        <w:pStyle w:val="ListBullet"/>
-        <w:spacing w:after="60" w:line="276" w:lineRule="auto"/>
-      </w:pPr>
-      <w:r>
-        <w:t>Đăng nhập Desktop: REST API /api/v1/auth/login cấp cặp Access Token (JWT Stateless) + Refresh Token.</w:t>
-      </w:r>
-    </w:p>
-    <w:p>
-      <w:pPr>
-        <w:pStyle w:val="ListBullet"/>
-        <w:spacing w:after="60" w:line="276" w:lineRule="auto"/>
-      </w:pPr>
-      <w:r>
-        <w:t>Cơ chế khóa tài khoản tự động (5-Attempt Lockout): Đếm số lần đăng nhập sai. Nếu sai 5 lần liên tiếp trong 1 giờ, tài khoản chuyển sang trạng thái LOCKED trong 30 phút. Đăng nhập đúng sẽ reset biến đếm về 0.</w:t>
-      </w:r>
-    </w:p>
-    <w:p>
-      <w:pPr>
-        <w:spacing w:before="160" w:after="40"/>
-      </w:pPr>
-      <w:r>
-        <w:rPr>
-          <w:b/>
-          <w:color w:val="333333"/>
-          <w:sz w:val="23"/>
-        </w:rPr>
-        <w:t>2.2. Workflow 2: Hồ sơ Bệnh nhân &amp; Đặt lịch khám (Patient Registry &amp; Appointments)</w:t>
-      </w:r>
-    </w:p>
-    <w:p>
-      <w:pPr>
-        <w:pStyle w:val="ListBullet"/>
-        <w:spacing w:after="60" w:line="276" w:lineRule="auto"/>
-      </w:pPr>
-      <w:r>
-        <w:t>Tự động sinh Mã bệnh nhân (Patient Code: BN-YYYYMMDD-XXXX).</w:t>
-      </w:r>
-    </w:p>
-    <w:p>
-      <w:pPr>
-        <w:pStyle w:val="ListBullet"/>
-        <w:spacing w:after="60" w:line="276" w:lineRule="auto"/>
-      </w:pPr>
-      <w:r>
-        <w:t>Tra cứu đa tiêu chí theo Họ tên, Mã bệnh nhân, Số điện thoại.</w:t>
-      </w:r>
-    </w:p>
-    <w:p>
-      <w:pPr>
-        <w:pStyle w:val="ListBullet"/>
-        <w:spacing w:after="60" w:line="276" w:lineRule="auto"/>
-      </w:pPr>
-      <w:r>
-        <w:t>Đặt lịch khám trước: Lựa chọn Bác sĩ, Chuyên khoa, Phòng khám và Khung giờ trống (Doctor Availability). Hệ thống tự động kiểm tra trùng lặp lịch khám của Bác sĩ trong cùng khung giờ.</w:t>
-      </w:r>
-    </w:p>
-    <w:p>
-      <w:pPr>
-        <w:spacing w:before="160" w:after="40"/>
-      </w:pPr>
-      <w:r>
-        <w:rPr>
-          <w:b/>
-          <w:color w:val="333333"/>
-          <w:sz w:val="23"/>
-        </w:rPr>
-        <w:t>2.3. Workflow 3: Tiếp đón, Check-in &amp; Hàng đợi (Reception Check-in &amp; Queue)</w:t>
-      </w:r>
-    </w:p>
-    <w:p>
-      <w:pPr>
-        <w:pStyle w:val="ListBullet"/>
-        <w:spacing w:after="60" w:line="276" w:lineRule="auto"/>
-      </w:pPr>
-      <w:r>
-        <w:t>Khi bệnh nhân đến phòng khám: Lễ tân bấm Check-in cuộc hẹn đã đặt trước, hoặc tạo lượt khám vãng lai (Walk-in).</w:t>
-      </w:r>
-    </w:p>
-    <w:p>
-      <w:pPr>
-        <w:pStyle w:val="ListBullet"/>
-        <w:spacing w:after="60" w:line="276" w:lineRule="auto"/>
-      </w:pPr>
-      <w:r>
-        <w:t>Cấp Số thứ tự hàng đợi (Queue Number): Hệ thống tự động sinh STT (1, 2, 3...) tăng dần theo từng Bác sĩ/Phòng khám trong ngày ở trạng thái WAITING.</w:t>
-      </w:r>
-    </w:p>
-    <w:p>
-      <w:pPr>
-        <w:pStyle w:val="ListBullet"/>
-        <w:spacing w:after="60" w:line="276" w:lineRule="auto"/>
-      </w:pPr>
-      <w:r>
-        <w:t>Màn hình TV công cộng (/queue/board): Cập nhật danh sách bệnh nhân đang chờ và đang khám real-time.</w:t>
-      </w:r>
-    </w:p>
-    <w:p>
-      <w:pPr>
-        <w:spacing w:before="160" w:after="40"/>
-      </w:pPr>
-      <w:r>
-        <w:rPr>
-          <w:b/>
-          <w:color w:val="333333"/>
-          <w:sz w:val="23"/>
-        </w:rPr>
-        <w:t>2.4. Workflow 4: Khám bệnh, Chỉ định Dịch vụ &amp; Kết luận (Clinical Encounter)</w:t>
-      </w:r>
-    </w:p>
-    <w:p>
-      <w:pPr>
-        <w:pStyle w:val="ListBullet"/>
-        <w:spacing w:after="60" w:line="276" w:lineRule="auto"/>
-      </w:pPr>
-      <w:r>
-        <w:t>Bác sĩ bấm Mời khám (Call): Bệnh nhân chuyển từ WAITING -&gt; IN_CONSULTATION.</w:t>
-      </w:r>
-    </w:p>
-    <w:p>
-      <w:pPr>
-        <w:pStyle w:val="ListBullet"/>
-        <w:spacing w:after="60" w:line="276" w:lineRule="auto"/>
-      </w:pPr>
-      <w:r>
-        <w:t>Bác sĩ nhập Lý do khám (Chief Complaint), Tiền sử bệnh, Chẩn đoán ban đầu.</w:t>
-      </w:r>
-    </w:p>
-    <w:p>
-      <w:pPr>
-        <w:pStyle w:val="ListBullet"/>
-        <w:spacing w:after="60" w:line="276" w:lineRule="auto"/>
-      </w:pPr>
-      <w:r>
-        <w:t>Chỉ định dịch vụ cận lâm sàng: Chọn các dịch vụ như Xét nghiệm máu, X-quang, Siêu âm từ Danh mục dịch vụ (Service Catalog).</w:t>
-      </w:r>
-    </w:p>
-    <w:p>
-      <w:pPr>
-        <w:pStyle w:val="ListBullet"/>
-        <w:spacing w:after="60" w:line="276" w:lineRule="auto"/>
-      </w:pPr>
-      <w:r>
-        <w:t>Kết thúc ca khám (Done): Bác sĩ nhập Kết luận &amp; Đơn thuốc. Hệ thống tự động chuyển trạng thái Queue Item và Appointment sang COMPLETED, đồng thời kích hoạt tự động tính tiền.</w:t>
-      </w:r>
-    </w:p>
-    <w:p>
-      <w:pPr>
-        <w:spacing w:before="160" w:after="40"/>
-      </w:pPr>
-      <w:r>
-        <w:rPr>
-          <w:b/>
-          <w:color w:val="333333"/>
-          <w:sz w:val="23"/>
-        </w:rPr>
-        <w:t>2.5. Workflow 5: Tự động Tính tiền, Lập Hóa đơn &amp; Thu tiền (Billing &amp; Payment)</w:t>
-      </w:r>
-    </w:p>
-    <w:p>
-      <w:pPr>
-        <w:pStyle w:val="ListBullet"/>
-        <w:spacing w:after="60" w:line="276" w:lineRule="auto"/>
-      </w:pPr>
-      <w:r>
-        <w:t>Tự động sinh Hóa đơn (Invoice Generation): Ngay khi kết thúc ca khám, hệ thống gom Tiền khám + Tiền dịch vụ cận lâm sàng để tạo Hóa đơn ở trạng thái UNPAID.</w:t>
-      </w:r>
-    </w:p>
-    <w:p>
-      <w:pPr>
-        <w:pStyle w:val="ListBullet"/>
-        <w:spacing w:after="60" w:line="276" w:lineRule="auto"/>
-      </w:pPr>
-      <w:r>
-        <w:t>Quầy Thu ngân (Cashier Payment): Thu ngân mở danh sách hóa đơn chờ thanh toán trên Desktop App JavaFX hoặc Web, kiểm tra chi tiết, chọn Phương thức thanh toán (CASH / BANK_TRANSFER).</w:t>
-      </w:r>
-    </w:p>
-    <w:p>
-      <w:pPr>
-        <w:pStyle w:val="ListBullet"/>
-        <w:spacing w:after="60" w:line="276" w:lineRule="auto"/>
-      </w:pPr>
-      <w:r>
-        <w:t>Xác nhận thanh toán: Hệ thống tạo bản ghi Payment status SUCCESS, cập nhật Invoice status sang PAID và in hóa đơn.</w:t>
-      </w:r>
-    </w:p>
-    <w:p>
-      <w:pPr>
-        <w:spacing w:before="160" w:after="40"/>
-      </w:pPr>
-      <w:r>
-        <w:rPr>
-          <w:b/>
-          <w:color w:val="333333"/>
-          <w:sz w:val="23"/>
-        </w:rPr>
-        <w:t>2.6. Workflow 6: Quản trị Danh mục &amp; Báo cáo (Master Data &amp; Reports)</w:t>
-      </w:r>
-    </w:p>
-    <w:p>
-      <w:pPr>
-        <w:pStyle w:val="ListBullet"/>
-        <w:spacing w:after="60" w:line="276" w:lineRule="auto"/>
-      </w:pPr>
-      <w:r>
-        <w:t>Quản trị Danh mục: Admin tạo/sửa Phòng khám (Room), Chuyên khoa (Specialty), Bảng giá dịch vụ (ServiceCatalog), Lịch làm việc bác sĩ (DoctorAvailability).</w:t>
-      </w:r>
-    </w:p>
-    <w:p>
-      <w:pPr>
-        <w:pStyle w:val="ListBullet"/>
-        <w:spacing w:after="60" w:line="276" w:lineRule="auto"/>
-      </w:pPr>
-      <w:r>
-        <w:t>Báo cáo doanh thu: Manager/Admin xem biểu đồ doanh thu theo tháng, tổng số ca khám và top dịch vụ được chỉ định nhiều nhất.</w:t>
-      </w:r>
-    </w:p>
-    <w:p>
-      <w:pPr>
-        <w:pStyle w:val="ListBullet"/>
-        <w:spacing w:after="60" w:line="276" w:lineRule="auto"/>
-      </w:pPr>
-      <w:r>
-        <w:t>Nhật ký hệ thống (Audit Log): Tự động ghi lại các hành vi quan trọng (Tạo lịch, Check-in, Khám bệnh, Lập hóa đơn, Thu tiền) với IP và Timestamp.</w:t>
-      </w:r>
-    </w:p>
-    <w:p>
-      <w:pPr>
-        <w:spacing w:before="240" w:after="80"/>
-      </w:pPr>
-      <w:r>
-        <w:rPr>
-          <w:b/>
-          <w:color w:val="005580"/>
-          <w:sz w:val="26"/>
-        </w:rPr>
-        <w:t>Chương 3. Thiết kế Cơ sở dữ liệu &amp; API Contract</w:t>
-      </w:r>
-    </w:p>
-    <w:p>
-      <w:pPr>
-        <w:spacing w:before="160" w:after="40"/>
-      </w:pPr>
-      <w:r>
-        <w:rPr>
-          <w:b/>
-          <w:color w:val="333333"/>
-          <w:sz w:val="23"/>
-        </w:rPr>
-        <w:t>3.1. Sơ đồ Quan hệ Thực thể (ERD)</w:t>
-      </w:r>
-    </w:p>
-    <w:p>
-      <w:pPr>
-        <w:spacing w:after="80" w:line="276" w:lineRule="auto"/>
-      </w:pPr>
-      <w:r>
-        <w:t>Hệ thống gồm 14 thực thể chính có quan hệ chặt chẽ:</w:t>
-      </w:r>
-    </w:p>
-    <w:p>
-      <w:pPr>
-        <w:pStyle w:val="ListBullet"/>
-        <w:spacing w:after="60" w:line="276" w:lineRule="auto"/>
-      </w:pPr>
-      <w:r>
-        <w:t>User (1:1) Staff (1:1) Doctor | User (1:N) UserRole (N:1) Role</w:t>
-      </w:r>
-    </w:p>
-    <w:p>
-      <w:pPr>
-        <w:pStyle w:val="ListBullet"/>
-        <w:spacing w:after="60" w:line="276" w:lineRule="auto"/>
-      </w:pPr>
-      <w:r>
-        <w:t>Doctor (1:N) DoctorAvailability | Doctor (1:N) QueueItem | Doctor (1:N) Encounter</w:t>
-      </w:r>
-    </w:p>
-    <w:p>
-      <w:pPr>
-        <w:pStyle w:val="ListBullet"/>
-        <w:spacing w:after="60" w:line="276" w:lineRule="auto"/>
-      </w:pPr>
-      <w:r>
-        <w:t>Patient (1:N) Appointment (1:1) QueueItem (1:1) Encounter</w:t>
-      </w:r>
-    </w:p>
-    <w:p>
-      <w:pPr>
-        <w:pStyle w:val="ListBullet"/>
-        <w:spacing w:after="60" w:line="276" w:lineRule="auto"/>
-      </w:pPr>
-      <w:r>
-        <w:t>Encounter (1:N) EncounterService (N:1) ServiceCatalog</w:t>
-      </w:r>
-    </w:p>
-    <w:p>
-      <w:pPr>
-        <w:pStyle w:val="ListBullet"/>
-        <w:spacing w:after="60" w:line="276" w:lineRule="auto"/>
-      </w:pPr>
-      <w:r>
-        <w:t>Encounter (1:1) Invoice (1:N) Payment</w:t>
-      </w:r>
-    </w:p>
-    <w:p>
-      <w:pPr>
-        <w:spacing w:before="160" w:after="40"/>
-      </w:pPr>
-      <w:r>
-        <w:rPr>
-          <w:b/>
-          <w:color w:val="333333"/>
-          <w:sz w:val="23"/>
-        </w:rPr>
-        <w:t>3.2. Cấu trúc các bảng dữ liệu chính</w:t>
-      </w:r>
-    </w:p>
-    <w:tbl>
-      <w:tblPr>
-        <w:tblW w:type="auto" w:w="0"/>
-        <w:jc w:val="center"/>
-        <w:tblLook w:firstColumn="1" w:firstRow="1" w:lastColumn="0" w:lastRow="0" w:noHBand="0" w:noVBand="1" w:val="04A0"/>
-      </w:tblPr>
-      <w:tblGrid>
-        <w:gridCol w:w="2340"/>
-        <w:gridCol w:w="2340"/>
-        <w:gridCol w:w="2340"/>
-        <w:gridCol w:w="2340"/>
-      </w:tblGrid>
-      <w:tr>
-        <w:tc>
-          <w:tcPr>
-            <w:tcW w:type="dxa" w:w="2340"/>
-            <w:shd w:fill="003366"/>
-          </w:tcPr>
-          <w:p>
-            <w:pPr>
-              <w:jc w:val="left"/>
-            </w:pPr>
-            <w:r>
-              <w:rPr>
-                <w:b/>
-                <w:color w:val="FFFFFF"/>
-                <w:sz w:val="20"/>
-              </w:rPr>
-              <w:t>Tên Bảng</w:t>
-            </w:r>
-          </w:p>
-        </w:tc>
-        <w:tc>
-          <w:tcPr>
-            <w:tcW w:type="dxa" w:w="2340"/>
-            <w:shd w:fill="003366"/>
-          </w:tcPr>
-          <w:p>
-            <w:pPr>
-              <w:jc w:val="left"/>
-            </w:pPr>
-            <w:r>
-              <w:rPr>
-                <w:b/>
-                <w:color w:val="FFFFFF"/>
-                <w:sz w:val="20"/>
-              </w:rPr>
-              <w:t>Khóa Chính / Ngoại</w:t>
-            </w:r>
-          </w:p>
-        </w:tc>
-        <w:tc>
-          <w:tcPr>
-            <w:tcW w:type="dxa" w:w="2340"/>
-            <w:shd w:fill="003366"/>
-          </w:tcPr>
-          <w:p>
-            <w:pPr>
-              <w:jc w:val="left"/>
-            </w:pPr>
-            <w:r>
-              <w:rPr>
-                <w:b/>
-                <w:color w:val="FFFFFF"/>
-                <w:sz w:val="20"/>
-              </w:rPr>
-              <w:t>Các Trường Chính</w:t>
-            </w:r>
-          </w:p>
-        </w:tc>
-        <w:tc>
-          <w:tcPr>
-            <w:tcW w:type="dxa" w:w="2340"/>
-            <w:shd w:fill="003366"/>
-          </w:tcPr>
-          <w:p>
-            <w:pPr>
-              <w:jc w:val="left"/>
-            </w:pPr>
-            <w:r>
-              <w:rPr>
-                <w:b/>
-                <w:color w:val="FFFFFF"/>
-                <w:sz w:val="20"/>
-              </w:rPr>
-              <w:t>Mô Tả Nghiệp Vụ</w:t>
-            </w:r>
-          </w:p>
-        </w:tc>
-      </w:tr>
-      <w:tr>
-        <w:tc>
-          <w:tcPr>
-            <w:tcW w:type="dxa" w:w="2340"/>
-            <w:shd w:fill="FFFFFF"/>
-          </w:tcPr>
-          <w:p>
-            <w:pPr>
-              <w:spacing w:after="40"/>
-            </w:pPr>
-            <w:r>
-              <w:rPr>
-                <w:sz w:val="19"/>
-              </w:rPr>
-              <w:t>users</w:t>
-            </w:r>
-          </w:p>
-        </w:tc>
-        <w:tc>
-          <w:tcPr>
-            <w:tcW w:type="dxa" w:w="2340"/>
-            <w:shd w:fill="FFFFFF"/>
-          </w:tcPr>
-          <w:p>
-            <w:pPr>
-              <w:spacing w:after="40"/>
-            </w:pPr>
-            <w:r>
-              <w:rPr>
-                <w:sz w:val="19"/>
-              </w:rPr>
-              <w:t>PK: id</w:t>
-            </w:r>
-          </w:p>
-        </w:tc>
-        <w:tc>
-          <w:tcPr>
-            <w:tcW w:type="dxa" w:w="2340"/>
-            <w:shd w:fill="FFFFFF"/>
-          </w:tcPr>
-          <w:p>
-            <w:pPr>
-              <w:spacing w:after="40"/>
-            </w:pPr>
-            <w:r>
-              <w:rPr>
-                <w:sz w:val="19"/>
-              </w:rPr>
-              <w:t>user_name, password_hash, status, failed_attempts</w:t>
-            </w:r>
-          </w:p>
-        </w:tc>
-        <w:tc>
-          <w:tcPr>
-            <w:tcW w:type="dxa" w:w="2340"/>
-            <w:shd w:fill="FFFFFF"/>
-          </w:tcPr>
-          <w:p>
-            <w:pPr>
-              <w:spacing w:after="40"/>
-            </w:pPr>
-            <w:r>
-              <w:rPr>
-                <w:sz w:val="19"/>
-              </w:rPr>
-              <w:t>Tài khoản người dùng &amp; đếm sai pass</w:t>
-            </w:r>
-          </w:p>
-        </w:tc>
-      </w:tr>
-      <w:tr>
-        <w:tc>
-          <w:tcPr>
-            <w:tcW w:type="dxa" w:w="2340"/>
-            <w:shd w:fill="F2F5F8"/>
-          </w:tcPr>
-          <w:p>
-            <w:pPr>
-              <w:spacing w:after="40"/>
-            </w:pPr>
-            <w:r>
-              <w:rPr>
-                <w:sz w:val="19"/>
-              </w:rPr>
-              <w:t>patients</w:t>
-            </w:r>
-          </w:p>
-        </w:tc>
-        <w:tc>
-          <w:tcPr>
-            <w:tcW w:type="dxa" w:w="2340"/>
-            <w:shd w:fill="F2F5F8"/>
-          </w:tcPr>
-          <w:p>
-            <w:pPr>
-              <w:spacing w:after="40"/>
-            </w:pPr>
-            <w:r>
-              <w:rPr>
-                <w:sz w:val="19"/>
-              </w:rPr>
-              <w:t>PK: id</w:t>
-            </w:r>
-          </w:p>
-        </w:tc>
-        <w:tc>
-          <w:tcPr>
-            <w:tcW w:type="dxa" w:w="2340"/>
-            <w:shd w:fill="F2F5F8"/>
-          </w:tcPr>
-          <w:p>
-            <w:pPr>
-              <w:spacing w:after="40"/>
-            </w:pPr>
-            <w:r>
-              <w:rPr>
-                <w:sz w:val="19"/>
-              </w:rPr>
-              <w:t>patient_code, full_name, phone, dob, gender</w:t>
-            </w:r>
-          </w:p>
-        </w:tc>
-        <w:tc>
-          <w:tcPr>
-            <w:tcW w:type="dxa" w:w="2340"/>
-            <w:shd w:fill="F2F5F8"/>
-          </w:tcPr>
-          <w:p>
-            <w:pPr>
-              <w:spacing w:after="40"/>
-            </w:pPr>
-            <w:r>
-              <w:rPr>
-                <w:sz w:val="19"/>
-              </w:rPr>
-              <w:t>Hồ sơ bệnh nhân</w:t>
-            </w:r>
-          </w:p>
-        </w:tc>
-      </w:tr>
-      <w:tr>
-        <w:tc>
-          <w:tcPr>
-            <w:tcW w:type="dxa" w:w="2340"/>
-            <w:shd w:fill="FFFFFF"/>
-          </w:tcPr>
-          <w:p>
-            <w:pPr>
-              <w:spacing w:after="40"/>
-            </w:pPr>
-            <w:r>
-              <w:rPr>
-                <w:sz w:val="19"/>
-              </w:rPr>
-              <w:t>appointments</w:t>
-            </w:r>
-          </w:p>
-        </w:tc>
-        <w:tc>
-          <w:tcPr>
-            <w:tcW w:type="dxa" w:w="2340"/>
-            <w:shd w:fill="FFFFFF"/>
-          </w:tcPr>
-          <w:p>
-            <w:pPr>
-              <w:spacing w:after="40"/>
-            </w:pPr>
-            <w:r>
-              <w:rPr>
-                <w:sz w:val="19"/>
-              </w:rPr>
-              <w:t>PK: id, FK: patient, doctor</w:t>
-            </w:r>
-          </w:p>
-        </w:tc>
-        <w:tc>
-          <w:tcPr>
-            <w:tcW w:type="dxa" w:w="2340"/>
-            <w:shd w:fill="FFFFFF"/>
-          </w:tcPr>
-          <w:p>
-            <w:pPr>
-              <w:spacing w:after="40"/>
-            </w:pPr>
-            <w:r>
-              <w:rPr>
-                <w:sz w:val="19"/>
-              </w:rPr>
-              <w:t>appointment_code, scheduled_time, status</w:t>
-            </w:r>
-          </w:p>
-        </w:tc>
-        <w:tc>
-          <w:tcPr>
-            <w:tcW w:type="dxa" w:w="2340"/>
-            <w:shd w:fill="FFFFFF"/>
-          </w:tcPr>
-          <w:p>
-            <w:pPr>
-              <w:spacing w:after="40"/>
-            </w:pPr>
-            <w:r>
-              <w:rPr>
-                <w:sz w:val="19"/>
-              </w:rPr>
-              <w:t>Lịch hẹn khám bệnh</w:t>
-            </w:r>
-          </w:p>
-        </w:tc>
-      </w:tr>
-      <w:tr>
-        <w:tc>
-          <w:tcPr>
-            <w:tcW w:type="dxa" w:w="2340"/>
-            <w:shd w:fill="F2F5F8"/>
-          </w:tcPr>
-          <w:p>
-            <w:pPr>
-              <w:spacing w:after="40"/>
-            </w:pPr>
-            <w:r>
-              <w:rPr>
-                <w:sz w:val="19"/>
-              </w:rPr>
-              <w:t>queue_items</w:t>
-            </w:r>
-          </w:p>
-        </w:tc>
-        <w:tc>
-          <w:tcPr>
-            <w:tcW w:type="dxa" w:w="2340"/>
-            <w:shd w:fill="F2F5F8"/>
-          </w:tcPr>
-          <w:p>
-            <w:pPr>
-              <w:spacing w:after="40"/>
-            </w:pPr>
-            <w:r>
-              <w:rPr>
-                <w:sz w:val="19"/>
-              </w:rPr>
-              <w:t>PK: id, FK: patient, doctor, room</w:t>
-            </w:r>
-          </w:p>
-        </w:tc>
-        <w:tc>
-          <w:tcPr>
-            <w:tcW w:type="dxa" w:w="2340"/>
-            <w:shd w:fill="F2F5F8"/>
-          </w:tcPr>
-          <w:p>
-            <w:pPr>
-              <w:spacing w:after="40"/>
-            </w:pPr>
-            <w:r>
-              <w:rPr>
-                <w:sz w:val="19"/>
-              </w:rPr>
-              <w:t>queue_number, queue_date, status</w:t>
-            </w:r>
-          </w:p>
-        </w:tc>
-        <w:tc>
-          <w:tcPr>
-            <w:tcW w:type="dxa" w:w="2340"/>
-            <w:shd w:fill="F2F5F8"/>
-          </w:tcPr>
-          <w:p>
-            <w:pPr>
-              <w:spacing w:after="40"/>
-            </w:pPr>
-            <w:r>
-              <w:rPr>
-                <w:sz w:val="19"/>
-              </w:rPr>
-              <w:t>Hàng đợi cấp số thứ tự</w:t>
-            </w:r>
-          </w:p>
-        </w:tc>
-      </w:tr>
-      <w:tr>
-        <w:tc>
-          <w:tcPr>
-            <w:tcW w:type="dxa" w:w="2340"/>
-            <w:shd w:fill="FFFFFF"/>
-          </w:tcPr>
-          <w:p>
-            <w:pPr>
-              <w:spacing w:after="40"/>
-            </w:pPr>
-            <w:r>
-              <w:rPr>
-                <w:sz w:val="19"/>
-              </w:rPr>
-              <w:t>encounters</w:t>
-            </w:r>
-          </w:p>
-        </w:tc>
-        <w:tc>
-          <w:tcPr>
-            <w:tcW w:type="dxa" w:w="2340"/>
-            <w:shd w:fill="FFFFFF"/>
-          </w:tcPr>
-          <w:p>
-            <w:pPr>
-              <w:spacing w:after="40"/>
-            </w:pPr>
-            <w:r>
-              <w:rPr>
-                <w:sz w:val="19"/>
-              </w:rPr>
-              <w:t>PK: id, FK: patient, doctor, visit</w:t>
-            </w:r>
-          </w:p>
-        </w:tc>
-        <w:tc>
-          <w:tcPr>
-            <w:tcW w:type="dxa" w:w="2340"/>
-            <w:shd w:fill="FFFFFF"/>
-          </w:tcPr>
-          <w:p>
-            <w:pPr>
-              <w:spacing w:after="40"/>
-            </w:pPr>
-            <w:r>
-              <w:rPr>
-                <w:sz w:val="19"/>
-              </w:rPr>
-              <w:t>chief_complaint, diagnosis, status</w:t>
-            </w:r>
-          </w:p>
-        </w:tc>
-        <w:tc>
-          <w:tcPr>
-            <w:tcW w:type="dxa" w:w="2340"/>
-            <w:shd w:fill="FFFFFF"/>
-          </w:tcPr>
-          <w:p>
-            <w:pPr>
-              <w:spacing w:after="40"/>
-            </w:pPr>
-            <w:r>
-              <w:rPr>
-                <w:sz w:val="19"/>
-              </w:rPr>
-              <w:t>Ca khám bệnh chi tiết</w:t>
-            </w:r>
-          </w:p>
-        </w:tc>
-      </w:tr>
-      <w:tr>
-        <w:tc>
-          <w:tcPr>
-            <w:tcW w:type="dxa" w:w="2340"/>
-            <w:shd w:fill="F2F5F8"/>
-          </w:tcPr>
-          <w:p>
-            <w:pPr>
-              <w:spacing w:after="40"/>
-            </w:pPr>
-            <w:r>
-              <w:rPr>
-                <w:sz w:val="19"/>
-              </w:rPr>
-              <w:t>invoices</w:t>
-            </w:r>
-          </w:p>
-        </w:tc>
-        <w:tc>
-          <w:tcPr>
-            <w:tcW w:type="dxa" w:w="2340"/>
-            <w:shd w:fill="F2F5F8"/>
-          </w:tcPr>
-          <w:p>
-            <w:pPr>
-              <w:spacing w:after="40"/>
-            </w:pPr>
-            <w:r>
-              <w:rPr>
-                <w:sz w:val="19"/>
-              </w:rPr>
-              <w:t>PK: id, FK: encounter, patient</w:t>
-            </w:r>
-          </w:p>
-        </w:tc>
-        <w:tc>
-          <w:tcPr>
-            <w:tcW w:type="dxa" w:w="2340"/>
-            <w:shd w:fill="F2F5F8"/>
-          </w:tcPr>
-          <w:p>
-            <w:pPr>
-              <w:spacing w:after="40"/>
-            </w:pPr>
-            <w:r>
-              <w:rPr>
-                <w:sz w:val="19"/>
-              </w:rPr>
-              <w:t>invoice_code, total_amount, status</w:t>
-            </w:r>
-          </w:p>
-        </w:tc>
-        <w:tc>
-          <w:tcPr>
-            <w:tcW w:type="dxa" w:w="2340"/>
-            <w:shd w:fill="F2F5F8"/>
-          </w:tcPr>
-          <w:p>
-            <w:pPr>
-              <w:spacing w:after="40"/>
-            </w:pPr>
-            <w:r>
-              <w:rPr>
-                <w:sz w:val="19"/>
-              </w:rPr>
-              <w:t>Hóa đơn viện phí</w:t>
-            </w:r>
-          </w:p>
-        </w:tc>
-      </w:tr>
-      <w:tr>
-        <w:tc>
-          <w:tcPr>
-            <w:tcW w:type="dxa" w:w="2340"/>
-            <w:shd w:fill="FFFFFF"/>
-          </w:tcPr>
-          <w:p>
-            <w:pPr>
-              <w:spacing w:after="40"/>
-            </w:pPr>
-            <w:r>
-              <w:rPr>
-                <w:sz w:val="19"/>
-              </w:rPr>
-              <w:t>payments</w:t>
-            </w:r>
-          </w:p>
-        </w:tc>
-        <w:tc>
-          <w:tcPr>
-            <w:tcW w:type="dxa" w:w="2340"/>
-            <w:shd w:fill="FFFFFF"/>
-          </w:tcPr>
-          <w:p>
-            <w:pPr>
-              <w:spacing w:after="40"/>
-            </w:pPr>
-            <w:r>
-              <w:rPr>
-                <w:sz w:val="19"/>
-              </w:rPr>
-              <w:t>PK: id, FK: invoice</w:t>
-            </w:r>
-          </w:p>
-        </w:tc>
-        <w:tc>
-          <w:tcPr>
-            <w:tcW w:type="dxa" w:w="2340"/>
-            <w:shd w:fill="FFFFFF"/>
-          </w:tcPr>
-          <w:p>
-            <w:pPr>
-              <w:spacing w:after="40"/>
-            </w:pPr>
-            <w:r>
-              <w:rPr>
-                <w:sz w:val="19"/>
-              </w:rPr>
-              <w:t>amount, payment_method, transaction_ref</w:t>
-            </w:r>
-          </w:p>
-        </w:tc>
-        <w:tc>
-          <w:tcPr>
-            <w:tcW w:type="dxa" w:w="2340"/>
-            <w:shd w:fill="FFFFFF"/>
-          </w:tcPr>
-          <w:p>
-            <w:pPr>
-              <w:spacing w:after="40"/>
-            </w:pPr>
-            <w:r>
-              <w:rPr>
-                <w:sz w:val="19"/>
-              </w:rPr>
-              <w:t>Giao dịch thu tiền</w:t>
-            </w:r>
-          </w:p>
-        </w:tc>
-      </w:tr>
-      <w:tr>
-        <w:tc>
-          <w:tcPr>
-            <w:tcW w:type="dxa" w:w="2340"/>
-            <w:shd w:fill="F2F5F8"/>
-          </w:tcPr>
-          <w:p>
-            <w:pPr>
-              <w:spacing w:after="40"/>
-            </w:pPr>
-            <w:r>
-              <w:rPr>
-                <w:sz w:val="19"/>
-              </w:rPr>
-              <w:t>audit_logs</w:t>
-            </w:r>
-          </w:p>
-        </w:tc>
-        <w:tc>
-          <w:tcPr>
-            <w:tcW w:type="dxa" w:w="2340"/>
-            <w:shd w:fill="F2F5F8"/>
-          </w:tcPr>
-          <w:p>
-            <w:pPr>
-              <w:spacing w:after="40"/>
-            </w:pPr>
-            <w:r>
-              <w:rPr>
-                <w:sz w:val="19"/>
-              </w:rPr>
-              <w:t>PK: id</w:t>
-            </w:r>
-          </w:p>
-        </w:tc>
-        <w:tc>
-          <w:tcPr>
-            <w:tcW w:type="dxa" w:w="2340"/>
-            <w:shd w:fill="F2F5F8"/>
-          </w:tcPr>
-          <w:p>
-            <w:pPr>
-              <w:spacing w:after="40"/>
-            </w:pPr>
-            <w:r>
-              <w:rPr>
-                <w:sz w:val="19"/>
-              </w:rPr>
-              <w:t>action, entity_name, performed_by, timestamp</w:t>
-            </w:r>
-          </w:p>
-        </w:tc>
-        <w:tc>
-          <w:tcPr>
-            <w:tcW w:type="dxa" w:w="2340"/>
-            <w:shd w:fill="F2F5F8"/>
-          </w:tcPr>
-          <w:p>
-            <w:pPr>
-              <w:spacing w:after="40"/>
-            </w:pPr>
-            <w:r>
-              <w:rPr>
-                <w:sz w:val="19"/>
-              </w:rPr>
-              <w:t>Nhật ký hệ thống</w:t>
-            </w:r>
-          </w:p>
-        </w:tc>
-      </w:tr>
-    </w:tbl>
-    <w:p>
-      <w:r>
-        <w:br w:type="page"/>
-      </w:r>
-    </w:p>
-    <w:p>
-      <w:pPr>
-        <w:spacing w:before="320" w:after="120"/>
-      </w:pPr>
-      <w:r>
-        <w:rPr>
-          <w:b/>
-          <w:color w:val="003366"/>
-          <w:sz w:val="30"/>
-        </w:rPr>
-        <w:t>PHẦN III &amp; IV – TRIỂN KHAI CÀI ĐẶT BACKEND &amp; DESKTOP APP</w:t>
-      </w:r>
-    </w:p>
-    <w:p>
-      <w:pPr>
-        <w:spacing w:before="240" w:after="80"/>
-      </w:pPr>
-      <w:r>
-        <w:rPr>
-          <w:b/>
-          <w:color w:val="005580"/>
-          <w:sz w:val="26"/>
-        </w:rPr>
-        <w:t>Chương 4. Kỹ thuật Lập trình Nâng cao trong Backend Spring Boot</w:t>
-      </w:r>
-    </w:p>
-    <w:p>
-      <w:pPr>
-        <w:pStyle w:val="ListBullet"/>
-        <w:spacing w:after="60" w:line="276" w:lineRule="auto"/>
-      </w:pPr>
-      <w:r>
-        <w:t>Tách biệt Exception Handler chuẩn mực: GlobalExceptionHandler áp dụng @RestControllerAdvice(annotations = RestController.class) trả về JSON ApiResponse chuẩn cho REST API; MvcExceptionHandler áp dụng @ControllerAdvice(annotations = Controller.class) xử lý các trang Web Thymeleaf bằng Flash Attribute và Redirect URL.</w:t>
-      </w:r>
-    </w:p>
-    <w:p>
-      <w:pPr>
-        <w:pStyle w:val="ListBullet"/>
-        <w:spacing w:after="60" w:line="276" w:lineRule="auto"/>
-      </w:pPr>
-      <w:r>
-        <w:t>Giải quyết triệt để N+1 Query: Sử dụng @EntityGraph(attributePaths = {'patient', 'doctor', 'doctor.staff', 'room'}) trong QueueItemRepository giúp tải toàn bộ thông tin hàng đợi chỉ trong 1 câu lệnh SQL duy nhất.</w:t>
-      </w:r>
-    </w:p>
-    <w:p>
-      <w:pPr>
-        <w:pStyle w:val="ListBullet"/>
-        <w:spacing w:after="60" w:line="276" w:lineRule="auto"/>
-      </w:pPr>
-      <w:r>
-        <w:t>Bảo vệ dữ liệu đồng thời (Optimistic Locking): Khai báo @Version private Long version trên BaseEntity ngăn ngừa hai nhân viên cùng chỉnh sửa một bản ghi cùng lúc.</w:t>
-      </w:r>
-    </w:p>
-    <w:p>
-      <w:pPr>
-        <w:pStyle w:val="ListBullet"/>
-        <w:spacing w:after="60" w:line="276" w:lineRule="auto"/>
-      </w:pPr>
-      <w:r>
-        <w:t>Cấu hình H2 In-Memory Testing Isolation: Tạo file application-test.properties với cấu hình jdbc:h2:mem:testdb;MODE=MSSQLServer giúp toàn bộ kiểm thử tự động chạy độc lập 100% không bị phụ thuộc vào database SQL Server thật.</w:t>
-      </w:r>
-    </w:p>
-    <w:p>
-      <w:pPr>
-        <w:spacing w:before="240" w:after="80"/>
-      </w:pPr>
-      <w:r>
-        <w:rPr>
-          <w:b/>
-          <w:color w:val="005580"/>
-          <w:sz w:val="26"/>
-        </w:rPr>
-        <w:t>Chương 5. Cài đặt Ứng dụng Desktop (JavaFX Rich Client)</w:t>
-      </w:r>
-    </w:p>
-    <w:p>
-      <w:pPr>
-        <w:spacing w:after="80" w:line="276" w:lineRule="auto"/>
-      </w:pPr>
-      <w:r>
-        <w:t>Ứng dụng Desktop JavaFX (clinic-desktop) được xây dựng theo kiến trúc Separation of Concerns:</w:t>
-      </w:r>
-    </w:p>
-    <w:p>
-      <w:pPr>
-        <w:pStyle w:val="ListBullet"/>
-        <w:spacing w:after="60" w:line="276" w:lineRule="auto"/>
-      </w:pPr>
-      <w:r>
-        <w:t>ApiClient: Lớp HTTP Client dùng RestTemplate gửi kèm JWT Bearer Token trong Header Authorization cho mọi request REST API.</w:t>
-      </w:r>
-    </w:p>
-    <w:p>
-      <w:pPr>
-        <w:pStyle w:val="ListBullet"/>
-        <w:spacing w:after="60" w:line="276" w:lineRule="auto"/>
-      </w:pPr>
-      <w:r>
-        <w:t>TokenStorage: Quản lý lưu giữ JWT Token an toàn trong bộ nhớ RAM của ứng dụng Desktop.</w:t>
-      </w:r>
-    </w:p>
-    <w:p>
-      <w:pPr>
-        <w:pStyle w:val="ListBullet"/>
-        <w:spacing w:after="60" w:line="276" w:lineRule="auto"/>
-      </w:pPr>
-      <w:r>
-        <w:t>Controllers (JavaFX): LoginController, MainShellController, WalkInController, TodayAppointmentsController, CheckInDialogController, PendingInvoicesController, PaymentController chỉ xử lý sự kiện giao diện UI và gọi Service REST API.</w:t>
-      </w:r>
-    </w:p>
-    <w:p>
-      <w:r>
-        <w:br w:type="page"/>
-      </w:r>
-    </w:p>
-    <w:p>
-      <w:pPr>
-        <w:spacing w:before="320" w:after="120"/>
-      </w:pPr>
-      <w:r>
-        <w:rPr>
-          <w:b/>
-          <w:color w:val="003366"/>
-          <w:sz w:val="30"/>
-        </w:rPr>
-        <w:t>PHẦN V – KIỂM THỬ TỰ ĐỘNG VÀ ĐÁNH GIÁ CHẤT LƯỢNG</w:t>
-      </w:r>
-    </w:p>
-    <w:p>
-      <w:pPr>
-        <w:spacing w:before="240" w:after="80"/>
-      </w:pPr>
-      <w:r>
-        <w:rPr>
-          <w:b/>
-          <w:color w:val="005580"/>
-          <w:sz w:val="26"/>
-        </w:rPr>
-        <w:t>Chương 6. Kết quả Kiểm thử Tự động (Unit &amp; Integration Tests)</w:t>
-      </w:r>
-    </w:p>
-    <w:p>
-      <w:pPr>
-        <w:spacing w:after="80" w:line="276" w:lineRule="auto"/>
-      </w:pPr>
-      <w:r>
-        <w:t>Hệ thống được kiểm thử tự động toàn diện từ Service Layer đến REST API Security Integration:</w:t>
-      </w:r>
-    </w:p>
-    <w:tbl>
-      <w:tblPr>
-        <w:tblW w:type="auto" w:w="0"/>
-        <w:jc w:val="center"/>
-        <w:tblLook w:firstColumn="1" w:firstRow="1" w:lastColumn="0" w:lastRow="0" w:noHBand="0" w:noVBand="1" w:val="04A0"/>
-      </w:tblPr>
-      <w:tblGrid>
-        <w:gridCol w:w="2340"/>
-        <w:gridCol w:w="2340"/>
-        <w:gridCol w:w="2340"/>
-        <w:gridCol w:w="2340"/>
-      </w:tblGrid>
-      <w:tr>
-        <w:tc>
-          <w:tcPr>
-            <w:tcW w:type="dxa" w:w="2340"/>
-            <w:shd w:fill="003366"/>
-          </w:tcPr>
-          <w:p>
-            <w:pPr>
-              <w:jc w:val="left"/>
-            </w:pPr>
-            <w:r>
-              <w:rPr>
-                <w:b/>
-                <w:color w:val="FFFFFF"/>
-                <w:sz w:val="20"/>
-              </w:rPr>
-              <w:t>Test Class / Suite</w:t>
-            </w:r>
-          </w:p>
-        </w:tc>
-        <w:tc>
-          <w:tcPr>
-            <w:tcW w:type="dxa" w:w="2340"/>
-            <w:shd w:fill="003366"/>
-          </w:tcPr>
-          <w:p>
-            <w:pPr>
-              <w:jc w:val="left"/>
-            </w:pPr>
-            <w:r>
-              <w:rPr>
-                <w:b/>
-                <w:color w:val="FFFFFF"/>
-                <w:sz w:val="20"/>
-              </w:rPr>
-              <w:t>Loại Test</w:t>
-            </w:r>
-          </w:p>
-        </w:tc>
-        <w:tc>
-          <w:tcPr>
-            <w:tcW w:type="dxa" w:w="2340"/>
-            <w:shd w:fill="003366"/>
-          </w:tcPr>
-          <w:p>
-            <w:pPr>
-              <w:jc w:val="left"/>
-            </w:pPr>
-            <w:r>
-              <w:rPr>
-                <w:b/>
-                <w:color w:val="FFFFFF"/>
-                <w:sz w:val="20"/>
-              </w:rPr>
-              <w:t>Số Lượng TC</w:t>
-            </w:r>
-          </w:p>
-        </w:tc>
-        <w:tc>
-          <w:tcPr>
-            <w:tcW w:type="dxa" w:w="2340"/>
-            <w:shd w:fill="003366"/>
-          </w:tcPr>
-          <w:p>
-            <w:pPr>
-              <w:jc w:val="left"/>
-            </w:pPr>
-            <w:r>
-              <w:rPr>
-                <w:b/>
-                <w:color w:val="FFFFFF"/>
-                <w:sz w:val="20"/>
-              </w:rPr>
-              <w:t>Kết Quả</w:t>
-            </w:r>
-          </w:p>
-        </w:tc>
-      </w:tr>
-      <w:tr>
-        <w:tc>
-          <w:tcPr>
-            <w:tcW w:type="dxa" w:w="2340"/>
-            <w:shd w:fill="FFFFFF"/>
-          </w:tcPr>
-          <w:p>
-            <w:pPr>
-              <w:spacing w:after="40"/>
-            </w:pPr>
-            <w:r>
-              <w:rPr>
-                <w:sz w:val="19"/>
-              </w:rPr>
-              <w:t>AuthIntegrationTest</w:t>
-            </w:r>
-          </w:p>
-        </w:tc>
-        <w:tc>
-          <w:tcPr>
-            <w:tcW w:type="dxa" w:w="2340"/>
-            <w:shd w:fill="FFFFFF"/>
-          </w:tcPr>
-          <w:p>
-            <w:pPr>
-              <w:spacing w:after="40"/>
-            </w:pPr>
-            <w:r>
-              <w:rPr>
-                <w:sz w:val="19"/>
-              </w:rPr>
-              <w:t>Security &amp; Integration Test</w:t>
-            </w:r>
-          </w:p>
-        </w:tc>
-        <w:tc>
-          <w:tcPr>
-            <w:tcW w:type="dxa" w:w="2340"/>
-            <w:shd w:fill="FFFFFF"/>
-          </w:tcPr>
-          <w:p>
-            <w:pPr>
-              <w:spacing w:after="40"/>
-            </w:pPr>
-            <w:r>
-              <w:rPr>
-                <w:sz w:val="19"/>
-              </w:rPr>
-              <w:t>3</w:t>
-            </w:r>
-          </w:p>
-        </w:tc>
-        <w:tc>
-          <w:tcPr>
-            <w:tcW w:type="dxa" w:w="2340"/>
-            <w:shd w:fill="FFFFFF"/>
-          </w:tcPr>
-          <w:p>
-            <w:pPr>
-              <w:spacing w:after="40"/>
-            </w:pPr>
-            <w:r>
-              <w:rPr>
-                <w:sz w:val="19"/>
-              </w:rPr>
-              <w:t>PASS (100%)</w:t>
-            </w:r>
-          </w:p>
-        </w:tc>
-      </w:tr>
-      <w:tr>
-        <w:tc>
-          <w:tcPr>
-            <w:tcW w:type="dxa" w:w="2340"/>
-            <w:shd w:fill="F2F5F8"/>
-          </w:tcPr>
-          <w:p>
-            <w:pPr>
-              <w:spacing w:after="40"/>
-            </w:pPr>
-            <w:r>
-              <w:rPr>
-                <w:sz w:val="19"/>
-              </w:rPr>
-              <w:t>QueueAndAppointmentIntegrationTest</w:t>
-            </w:r>
-          </w:p>
-        </w:tc>
-        <w:tc>
-          <w:tcPr>
-            <w:tcW w:type="dxa" w:w="2340"/>
-            <w:shd w:fill="F2F5F8"/>
-          </w:tcPr>
-          <w:p>
-            <w:pPr>
-              <w:spacing w:after="40"/>
-            </w:pPr>
-            <w:r>
-              <w:rPr>
-                <w:sz w:val="19"/>
-              </w:rPr>
-              <w:t>REST API Integration Test</w:t>
-            </w:r>
-          </w:p>
-        </w:tc>
-        <w:tc>
-          <w:tcPr>
-            <w:tcW w:type="dxa" w:w="2340"/>
-            <w:shd w:fill="F2F5F8"/>
-          </w:tcPr>
-          <w:p>
-            <w:pPr>
-              <w:spacing w:after="40"/>
-            </w:pPr>
-            <w:r>
-              <w:rPr>
-                <w:sz w:val="19"/>
-              </w:rPr>
-              <w:t>3</w:t>
-            </w:r>
-          </w:p>
-        </w:tc>
-        <w:tc>
-          <w:tcPr>
-            <w:tcW w:type="dxa" w:w="2340"/>
-            <w:shd w:fill="F2F5F8"/>
-          </w:tcPr>
-          <w:p>
-            <w:pPr>
-              <w:spacing w:after="40"/>
-            </w:pPr>
-            <w:r>
-              <w:rPr>
-                <w:sz w:val="19"/>
-              </w:rPr>
-              <w:t>PASS (100%)</w:t>
-            </w:r>
-          </w:p>
-        </w:tc>
-      </w:tr>
-      <w:tr>
-        <w:tc>
-          <w:tcPr>
-            <w:tcW w:type="dxa" w:w="2340"/>
-            <w:shd w:fill="FFFFFF"/>
-          </w:tcPr>
-          <w:p>
-            <w:pPr>
-              <w:spacing w:after="40"/>
-            </w:pPr>
-            <w:r>
-              <w:rPr>
-                <w:sz w:val="19"/>
-              </w:rPr>
-              <w:t>InvoiceAndPaymentIntegrationTest</w:t>
-            </w:r>
-          </w:p>
-        </w:tc>
-        <w:tc>
-          <w:tcPr>
-            <w:tcW w:type="dxa" w:w="2340"/>
-            <w:shd w:fill="FFFFFF"/>
-          </w:tcPr>
-          <w:p>
-            <w:pPr>
-              <w:spacing w:after="40"/>
-            </w:pPr>
-            <w:r>
-              <w:rPr>
-                <w:sz w:val="19"/>
-              </w:rPr>
-              <w:t>REST API &amp; RBAC Test</w:t>
-            </w:r>
-          </w:p>
-        </w:tc>
-        <w:tc>
-          <w:tcPr>
-            <w:tcW w:type="dxa" w:w="2340"/>
-            <w:shd w:fill="FFFFFF"/>
-          </w:tcPr>
-          <w:p>
-            <w:pPr>
-              <w:spacing w:after="40"/>
-            </w:pPr>
-            <w:r>
-              <w:rPr>
-                <w:sz w:val="19"/>
-              </w:rPr>
-              <w:t>4</w:t>
-            </w:r>
-          </w:p>
-        </w:tc>
-        <w:tc>
-          <w:tcPr>
-            <w:tcW w:type="dxa" w:w="2340"/>
-            <w:shd w:fill="FFFFFF"/>
-          </w:tcPr>
-          <w:p>
-            <w:pPr>
-              <w:spacing w:after="40"/>
-            </w:pPr>
-            <w:r>
-              <w:rPr>
-                <w:sz w:val="19"/>
-              </w:rPr>
-              <w:t>PASS (100%)</w:t>
-            </w:r>
-          </w:p>
-        </w:tc>
-      </w:tr>
-      <w:tr>
-        <w:tc>
-          <w:tcPr>
-            <w:tcW w:type="dxa" w:w="2340"/>
-            <w:shd w:fill="F2F5F8"/>
-          </w:tcPr>
-          <w:p>
-            <w:pPr>
-              <w:spacing w:after="40"/>
-            </w:pPr>
-            <w:r>
-              <w:rPr>
-                <w:sz w:val="19"/>
-              </w:rPr>
-              <w:t>AppointmentServiceImplTest</w:t>
-            </w:r>
-          </w:p>
-        </w:tc>
-        <w:tc>
-          <w:tcPr>
-            <w:tcW w:type="dxa" w:w="2340"/>
-            <w:shd w:fill="F2F5F8"/>
-          </w:tcPr>
-          <w:p>
-            <w:pPr>
-              <w:spacing w:after="40"/>
-            </w:pPr>
-            <w:r>
-              <w:rPr>
-                <w:sz w:val="19"/>
-              </w:rPr>
-              <w:t>Unit Test (Mockito)</w:t>
-            </w:r>
-          </w:p>
-        </w:tc>
-        <w:tc>
-          <w:tcPr>
-            <w:tcW w:type="dxa" w:w="2340"/>
-            <w:shd w:fill="F2F5F8"/>
-          </w:tcPr>
-          <w:p>
-            <w:pPr>
-              <w:spacing w:after="40"/>
-            </w:pPr>
-            <w:r>
-              <w:rPr>
-                <w:sz w:val="19"/>
-              </w:rPr>
-              <w:t>3</w:t>
-            </w:r>
-          </w:p>
-        </w:tc>
-        <w:tc>
-          <w:tcPr>
-            <w:tcW w:type="dxa" w:w="2340"/>
-            <w:shd w:fill="F2F5F8"/>
-          </w:tcPr>
-          <w:p>
-            <w:pPr>
-              <w:spacing w:after="40"/>
-            </w:pPr>
-            <w:r>
-              <w:rPr>
-                <w:sz w:val="19"/>
-              </w:rPr>
-              <w:t>PASS (100%)</w:t>
-            </w:r>
-          </w:p>
-        </w:tc>
-      </w:tr>
-      <w:tr>
-        <w:tc>
-          <w:tcPr>
-            <w:tcW w:type="dxa" w:w="2340"/>
-            <w:shd w:fill="FFFFFF"/>
-          </w:tcPr>
-          <w:p>
-            <w:pPr>
-              <w:spacing w:after="40"/>
-            </w:pPr>
-            <w:r>
-              <w:rPr>
-                <w:sz w:val="19"/>
-              </w:rPr>
-              <w:t>QueueItemServiceImplTest</w:t>
-            </w:r>
-          </w:p>
-        </w:tc>
-        <w:tc>
-          <w:tcPr>
-            <w:tcW w:type="dxa" w:w="2340"/>
-            <w:shd w:fill="FFFFFF"/>
-          </w:tcPr>
-          <w:p>
-            <w:pPr>
-              <w:spacing w:after="40"/>
-            </w:pPr>
-            <w:r>
-              <w:rPr>
-                <w:sz w:val="19"/>
-              </w:rPr>
-              <w:t>Unit Test (Mockito)</w:t>
-            </w:r>
-          </w:p>
-        </w:tc>
-        <w:tc>
-          <w:tcPr>
-            <w:tcW w:type="dxa" w:w="2340"/>
-            <w:shd w:fill="FFFFFF"/>
-          </w:tcPr>
-          <w:p>
-            <w:pPr>
-              <w:spacing w:after="40"/>
-            </w:pPr>
-            <w:r>
-              <w:rPr>
-                <w:sz w:val="19"/>
-              </w:rPr>
-              <w:t>4</w:t>
-            </w:r>
-          </w:p>
-        </w:tc>
-        <w:tc>
-          <w:tcPr>
-            <w:tcW w:type="dxa" w:w="2340"/>
-            <w:shd w:fill="FFFFFF"/>
-          </w:tcPr>
-          <w:p>
-            <w:pPr>
-              <w:spacing w:after="40"/>
-            </w:pPr>
-            <w:r>
-              <w:rPr>
-                <w:sz w:val="19"/>
-              </w:rPr>
-              <w:t>PASS (100%)</w:t>
-            </w:r>
-          </w:p>
-        </w:tc>
-      </w:tr>
-      <w:tr>
-        <w:tc>
-          <w:tcPr>
-            <w:tcW w:type="dxa" w:w="2340"/>
-            <w:shd w:fill="F2F5F8"/>
-          </w:tcPr>
-          <w:p>
-            <w:pPr>
-              <w:spacing w:after="40"/>
-            </w:pPr>
-            <w:r>
-              <w:rPr>
-                <w:sz w:val="19"/>
-              </w:rPr>
-              <w:t>InvoiceServiceImplTest</w:t>
-            </w:r>
-          </w:p>
-        </w:tc>
-        <w:tc>
-          <w:tcPr>
-            <w:tcW w:type="dxa" w:w="2340"/>
-            <w:shd w:fill="F2F5F8"/>
-          </w:tcPr>
-          <w:p>
-            <w:pPr>
-              <w:spacing w:after="40"/>
-            </w:pPr>
-            <w:r>
-              <w:rPr>
-                <w:sz w:val="19"/>
-              </w:rPr>
-              <w:t>Unit Test (Mockito)</w:t>
-            </w:r>
-          </w:p>
-        </w:tc>
-        <w:tc>
-          <w:tcPr>
-            <w:tcW w:type="dxa" w:w="2340"/>
-            <w:shd w:fill="F2F5F8"/>
-          </w:tcPr>
-          <w:p>
-            <w:pPr>
-              <w:spacing w:after="40"/>
-            </w:pPr>
-            <w:r>
-              <w:rPr>
-                <w:sz w:val="19"/>
-              </w:rPr>
-              <w:t>6</w:t>
-            </w:r>
-          </w:p>
-        </w:tc>
-        <w:tc>
-          <w:tcPr>
-            <w:tcW w:type="dxa" w:w="2340"/>
-            <w:shd w:fill="F2F5F8"/>
-          </w:tcPr>
-          <w:p>
-            <w:pPr>
-              <w:spacing w:after="40"/>
-            </w:pPr>
-            <w:r>
-              <w:rPr>
-                <w:sz w:val="19"/>
-              </w:rPr>
-              <w:t>PASS (100%)</w:t>
-            </w:r>
-          </w:p>
-        </w:tc>
-      </w:tr>
-      <w:tr>
-        <w:tc>
-          <w:tcPr>
-            <w:tcW w:type="dxa" w:w="2340"/>
-            <w:shd w:fill="FFFFFF"/>
-          </w:tcPr>
-          <w:p>
-            <w:pPr>
-              <w:spacing w:after="40"/>
-            </w:pPr>
-            <w:r>
-              <w:rPr>
-                <w:sz w:val="19"/>
-              </w:rPr>
-              <w:t>PaymentServiceImplTest</w:t>
-            </w:r>
-          </w:p>
-        </w:tc>
-        <w:tc>
-          <w:tcPr>
-            <w:tcW w:type="dxa" w:w="2340"/>
-            <w:shd w:fill="FFFFFF"/>
-          </w:tcPr>
-          <w:p>
-            <w:pPr>
-              <w:spacing w:after="40"/>
-            </w:pPr>
-            <w:r>
-              <w:rPr>
-                <w:sz w:val="19"/>
-              </w:rPr>
-              <w:t>Unit Test (Mockito)</w:t>
-            </w:r>
-          </w:p>
-        </w:tc>
-        <w:tc>
-          <w:tcPr>
-            <w:tcW w:type="dxa" w:w="2340"/>
-            <w:shd w:fill="FFFFFF"/>
-          </w:tcPr>
-          <w:p>
-            <w:pPr>
-              <w:spacing w:after="40"/>
-            </w:pPr>
-            <w:r>
-              <w:rPr>
-                <w:sz w:val="19"/>
-              </w:rPr>
-              <w:t>4</w:t>
-            </w:r>
-          </w:p>
-        </w:tc>
-        <w:tc>
-          <w:tcPr>
-            <w:tcW w:type="dxa" w:w="2340"/>
-            <w:shd w:fill="FFFFFF"/>
-          </w:tcPr>
-          <w:p>
-            <w:pPr>
-              <w:spacing w:after="40"/>
-            </w:pPr>
-            <w:r>
-              <w:rPr>
-                <w:sz w:val="19"/>
-              </w:rPr>
-              <w:t>PASS (100%)</w:t>
-            </w:r>
-          </w:p>
-        </w:tc>
-      </w:tr>
-      <w:tr>
-        <w:tc>
-          <w:tcPr>
-            <w:tcW w:type="dxa" w:w="2340"/>
-            <w:shd w:fill="F2F5F8"/>
-          </w:tcPr>
-          <w:p>
-            <w:pPr>
-              <w:spacing w:after="40"/>
-            </w:pPr>
-            <w:r>
-              <w:rPr>
-                <w:sz w:val="19"/>
-              </w:rPr>
-              <w:t>SecurityAuthorizationTest</w:t>
-            </w:r>
-          </w:p>
-        </w:tc>
-        <w:tc>
-          <w:tcPr>
-            <w:tcW w:type="dxa" w:w="2340"/>
-            <w:shd w:fill="F2F5F8"/>
-          </w:tcPr>
-          <w:p>
-            <w:pPr>
-              <w:spacing w:after="40"/>
-            </w:pPr>
-            <w:r>
-              <w:rPr>
-                <w:sz w:val="19"/>
-              </w:rPr>
-              <w:t>Spring Security RBAC Test</w:t>
-            </w:r>
-          </w:p>
-        </w:tc>
-        <w:tc>
-          <w:tcPr>
-            <w:tcW w:type="dxa" w:w="2340"/>
-            <w:shd w:fill="F2F5F8"/>
-          </w:tcPr>
-          <w:p>
-            <w:pPr>
-              <w:spacing w:after="40"/>
-            </w:pPr>
-            <w:r>
-              <w:rPr>
-                <w:sz w:val="19"/>
-              </w:rPr>
-              <w:t>6</w:t>
-            </w:r>
-          </w:p>
-        </w:tc>
-        <w:tc>
-          <w:tcPr>
-            <w:tcW w:type="dxa" w:w="2340"/>
-            <w:shd w:fill="F2F5F8"/>
-          </w:tcPr>
-          <w:p>
-            <w:pPr>
-              <w:spacing w:after="40"/>
-            </w:pPr>
-            <w:r>
-              <w:rPr>
-                <w:sz w:val="19"/>
-              </w:rPr>
-              <w:t>PASS (100%)</w:t>
-            </w:r>
-          </w:p>
-        </w:tc>
-      </w:tr>
-      <w:tr>
-        <w:tc>
-          <w:tcPr>
-            <w:tcW w:type="dxa" w:w="2340"/>
-            <w:shd w:fill="FFFFFF"/>
-          </w:tcPr>
-          <w:p>
-            <w:pPr>
-              <w:spacing w:after="40"/>
-            </w:pPr>
-            <w:r>
-              <w:rPr>
-                <w:sz w:val="19"/>
-              </w:rPr>
-              <w:t>WorkflowBusinessRulesTest</w:t>
-            </w:r>
-          </w:p>
-        </w:tc>
-        <w:tc>
-          <w:tcPr>
-            <w:tcW w:type="dxa" w:w="2340"/>
-            <w:shd w:fill="FFFFFF"/>
-          </w:tcPr>
-          <w:p>
-            <w:pPr>
-              <w:spacing w:after="40"/>
-            </w:pPr>
-            <w:r>
-              <w:rPr>
-                <w:sz w:val="19"/>
-              </w:rPr>
-              <w:t>Business Rule Test</w:t>
-            </w:r>
-          </w:p>
-        </w:tc>
-        <w:tc>
-          <w:tcPr>
-            <w:tcW w:type="dxa" w:w="2340"/>
-            <w:shd w:fill="FFFFFF"/>
-          </w:tcPr>
-          <w:p>
-            <w:pPr>
-              <w:spacing w:after="40"/>
-            </w:pPr>
-            <w:r>
-              <w:rPr>
-                <w:sz w:val="19"/>
-              </w:rPr>
-              <w:t>5</w:t>
-            </w:r>
-          </w:p>
-        </w:tc>
-        <w:tc>
-          <w:tcPr>
-            <w:tcW w:type="dxa" w:w="2340"/>
-            <w:shd w:fill="FFFFFF"/>
-          </w:tcPr>
-          <w:p>
-            <w:pPr>
-              <w:spacing w:after="40"/>
-            </w:pPr>
-            <w:r>
-              <w:rPr>
-                <w:sz w:val="19"/>
-              </w:rPr>
-              <w:t>PASS (100%)</w:t>
-            </w:r>
-          </w:p>
-        </w:tc>
-      </w:tr>
-      <w:tr>
-        <w:tc>
-          <w:tcPr>
-            <w:tcW w:type="dxa" w:w="2340"/>
-            <w:shd w:fill="F2F5F8"/>
-          </w:tcPr>
-          <w:p>
-            <w:pPr>
-              <w:spacing w:after="40"/>
-            </w:pPr>
-            <w:r>
-              <w:rPr>
-                <w:sz w:val="19"/>
-              </w:rPr>
-              <w:t>Các Service Test Khác (Patient, Visit...)</w:t>
-            </w:r>
-          </w:p>
-        </w:tc>
-        <w:tc>
-          <w:tcPr>
-            <w:tcW w:type="dxa" w:w="2340"/>
-            <w:shd w:fill="F2F5F8"/>
-          </w:tcPr>
-          <w:p>
-            <w:pPr>
-              <w:spacing w:after="40"/>
-            </w:pPr>
-            <w:r>
-              <w:rPr>
-                <w:sz w:val="19"/>
-              </w:rPr>
-              <w:t>Unit Test</w:t>
-            </w:r>
-          </w:p>
-        </w:tc>
-        <w:tc>
-          <w:tcPr>
-            <w:tcW w:type="dxa" w:w="2340"/>
-            <w:shd w:fill="F2F5F8"/>
-          </w:tcPr>
-          <w:p>
-            <w:pPr>
-              <w:spacing w:after="40"/>
-            </w:pPr>
-            <w:r>
-              <w:rPr>
-                <w:sz w:val="19"/>
-              </w:rPr>
-              <w:t>33</w:t>
-            </w:r>
-          </w:p>
-        </w:tc>
-        <w:tc>
-          <w:tcPr>
-            <w:tcW w:type="dxa" w:w="2340"/>
-            <w:shd w:fill="F2F5F8"/>
-          </w:tcPr>
-          <w:p>
-            <w:pPr>
-              <w:spacing w:after="40"/>
-            </w:pPr>
-            <w:r>
-              <w:rPr>
-                <w:sz w:val="19"/>
-              </w:rPr>
-              <w:t>PASS (100%)</w:t>
-            </w:r>
-          </w:p>
-        </w:tc>
-      </w:tr>
-    </w:tbl>
-    <w:p>
-      <w:pPr>
-        <w:spacing w:after="80" w:line="276" w:lineRule="auto"/>
-      </w:pPr>
-      <w:r>
-        <w:br/>
-        <w:t>Tổng số Test Cases: 71 Tests | Kết quả: BUILD SUCCESS (100% Pass Rate trong 21.6 giây).</w:t>
-      </w:r>
-    </w:p>
-    <w:p>
-      <w:pPr>
-        <w:spacing w:before="160" w:after="40"/>
-      </w:pPr>
-      <w:r>
-        <w:rPr>
-          <w:b/>
-          <w:color w:val="333333"/>
-          <w:sz w:val="23"/>
-        </w:rPr>
-        <w:t>6.2. Postman Collection &amp; Manual Test Plan</w:t>
-      </w:r>
-    </w:p>
-    <w:p>
-      <w:pPr>
-        <w:pStyle w:val="ListBullet"/>
-        <w:spacing w:after="60" w:line="276" w:lineRule="auto"/>
-      </w:pPr>
-      <w:r>
-        <w:t>Postman Collection: Đã khởi tạo file postman/HSF302-Clinic.postman_collection.json chứa 22 requests bao phủ toàn bộ REST Endpoints.</w:t>
-      </w:r>
-    </w:p>
-    <w:p>
-      <w:pPr>
-        <w:pStyle w:val="ListBullet"/>
-        <w:spacing w:after="60" w:line="276" w:lineRule="auto"/>
-      </w:pPr>
-      <w:r>
-        <w:t>Manual Desktop Test Plan: Đã xây dựng tài liệu docs/TestPlan_Desktop.md kiểm thử kịch bản tiếp đón và thu ngân trên JavaFX.</w:t>
-      </w:r>
-    </w:p>
-    <w:p>
-      <w:r>
-        <w:br w:type="page"/>
-      </w:r>
-    </w:p>
-    <w:p>
-      <w:pPr>
-        <w:spacing w:before="320" w:after="120"/>
-      </w:pPr>
-      <w:r>
-        <w:rPr>
-          <w:b/>
-          <w:color w:val="003366"/>
-          <w:sz w:val="30"/>
-        </w:rPr>
-        <w:t>PHẦN VI – KẾT LUẬN VÀ BẢNG TỰ ĐÁNH GIÁ RUBRIC</w:t>
-      </w:r>
-    </w:p>
-    <w:p>
-      <w:pPr>
-        <w:spacing w:before="240" w:after="80"/>
-      </w:pPr>
-      <w:r>
-        <w:rPr>
-          <w:b/>
-          <w:color w:val="005580"/>
-          <w:sz w:val="26"/>
-        </w:rPr>
-        <w:t>Chương 7. Tự đánh giá theo Rubric Môn HSF302 (100 Điểm)</w:t>
-      </w:r>
-    </w:p>
-    <w:tbl>
-      <w:tblPr>
-        <w:tblW w:type="auto" w:w="0"/>
-        <w:jc w:val="center"/>
-        <w:tblLook w:firstColumn="1" w:firstRow="1" w:lastColumn="0" w:lastRow="0" w:noHBand="0" w:noVBand="1" w:val="04A0"/>
-      </w:tblPr>
-      <w:tblGrid>
-        <w:gridCol w:w="2340"/>
-        <w:gridCol w:w="2340"/>
-        <w:gridCol w:w="2340"/>
-        <w:gridCol w:w="2340"/>
-      </w:tblGrid>
-      <w:tr>
-        <w:tc>
-          <w:tcPr>
-            <w:tcW w:type="dxa" w:w="2340"/>
-            <w:shd w:fill="003366"/>
-          </w:tcPr>
-          <w:p>
-            <w:pPr>
-              <w:jc w:val="left"/>
-            </w:pPr>
-            <w:r>
-              <w:rPr>
-                <w:b/>
-                <w:color w:val="FFFFFF"/>
-                <w:sz w:val="20"/>
-              </w:rPr>
-              <w:t>STT</w:t>
-            </w:r>
-          </w:p>
-        </w:tc>
-        <w:tc>
-          <w:tcPr>
-            <w:tcW w:type="dxa" w:w="2340"/>
-            <w:shd w:fill="003366"/>
-          </w:tcPr>
-          <w:p>
-            <w:pPr>
-              <w:jc w:val="left"/>
-            </w:pPr>
-            <w:r>
-              <w:rPr>
-                <w:b/>
-                <w:color w:val="FFFFFF"/>
-                <w:sz w:val="20"/>
-              </w:rPr>
-              <w:t>Tiêu Chí Chấm Điểm Môn HSF302</w:t>
-            </w:r>
-          </w:p>
-        </w:tc>
-        <w:tc>
-          <w:tcPr>
-            <w:tcW w:type="dxa" w:w="2340"/>
-            <w:shd w:fill="003366"/>
-          </w:tcPr>
-          <w:p>
-            <w:pPr>
-              <w:jc w:val="left"/>
-            </w:pPr>
-            <w:r>
-              <w:rPr>
-                <w:b/>
-                <w:color w:val="FFFFFF"/>
-                <w:sz w:val="20"/>
-              </w:rPr>
-              <w:t>Điểm Tối Đa</w:t>
-            </w:r>
-          </w:p>
-        </w:tc>
-        <w:tc>
-          <w:tcPr>
-            <w:tcW w:type="dxa" w:w="2340"/>
-            <w:shd w:fill="003366"/>
-          </w:tcPr>
-          <w:p>
-            <w:pPr>
-              <w:jc w:val="left"/>
-            </w:pPr>
-            <w:r>
-              <w:rPr>
-                <w:b/>
-                <w:color w:val="FFFFFF"/>
-                <w:sz w:val="20"/>
-              </w:rPr>
-              <w:t>Điểm Tự Đánh Giá</w:t>
-            </w:r>
-          </w:p>
-        </w:tc>
-      </w:tr>
-      <w:tr>
-        <w:tc>
-          <w:tcPr>
-            <w:tcW w:type="dxa" w:w="2340"/>
-            <w:shd w:fill="FFFFFF"/>
-          </w:tcPr>
-          <w:p>
-            <w:pPr>
-              <w:spacing w:after="40"/>
-            </w:pPr>
-            <w:r>
-              <w:rPr>
-                <w:sz w:val="19"/>
+                <w:rFonts w:ascii="Times New Roman" w:hAnsi="Times New Roman"/>
+                <w:color w:val="1F2937"/>
+                <w:sz w:val="22"/>
               </w:rPr>
               <w:t>1</w:t>
             </w:r>
@@ -3468,16 +1394,15 @@
         </w:tc>
         <w:tc>
           <w:tcPr>
-            <w:tcW w:type="dxa" w:w="2340"/>
-            <w:shd w:fill="FFFFFF"/>
+            <w:tcW w:type="dxa" w:w="2160"/>
+            <w:shd w:val="clear" w:color="auto" w:fill="F4F6F9"/>
           </w:tcPr>
           <w:p>
-            <w:pPr>
-              <w:spacing w:after="40"/>
-            </w:pPr>
             <w:r>
               <w:rPr>
-                <w:sz w:val="19"/>
+                <w:rFonts w:ascii="Times New Roman" w:hAnsi="Times New Roman"/>
+                <w:color w:val="1F2937"/>
+                <w:sz w:val="22"/>
               </w:rPr>
               <w:t>Thiết kế CSDL (ERD, SQL Server, Enum, Foreign Keys)</w:t>
             </w:r>
@@ -3485,16 +1410,15 @@
         </w:tc>
         <w:tc>
           <w:tcPr>
-            <w:tcW w:type="dxa" w:w="2340"/>
-            <w:shd w:fill="FFFFFF"/>
+            <w:tcW w:type="dxa" w:w="2160"/>
+            <w:shd w:val="clear" w:color="auto" w:fill="F4F6F9"/>
           </w:tcPr>
           <w:p>
-            <w:pPr>
-              <w:spacing w:after="40"/>
-            </w:pPr>
             <w:r>
               <w:rPr>
-                <w:sz w:val="19"/>
+                <w:rFonts w:ascii="Times New Roman" w:hAnsi="Times New Roman"/>
+                <w:color w:val="1F2937"/>
+                <w:sz w:val="22"/>
               </w:rPr>
               <w:t>10</w:t>
             </w:r>
@@ -3502,16 +1426,15 @@
         </w:tc>
         <w:tc>
           <w:tcPr>
-            <w:tcW w:type="dxa" w:w="2340"/>
-            <w:shd w:fill="FFFFFF"/>
+            <w:tcW w:type="dxa" w:w="2160"/>
+            <w:shd w:val="clear" w:color="auto" w:fill="F4F6F9"/>
           </w:tcPr>
           <w:p>
-            <w:pPr>
-              <w:spacing w:after="40"/>
-            </w:pPr>
             <w:r>
               <w:rPr>
-                <w:sz w:val="19"/>
+                <w:rFonts w:ascii="Times New Roman" w:hAnsi="Times New Roman"/>
+                <w:color w:val="1F2937"/>
+                <w:sz w:val="22"/>
               </w:rPr>
               <w:t>10 / 10</w:t>
             </w:r>
@@ -3521,16 +1444,14 @@
       <w:tr>
         <w:tc>
           <w:tcPr>
-            <w:tcW w:type="dxa" w:w="2340"/>
-            <w:shd w:fill="F2F5F8"/>
+            <w:tcW w:type="dxa" w:w="2160"/>
           </w:tcPr>
           <w:p>
-            <w:pPr>
-              <w:spacing w:after="40"/>
-            </w:pPr>
             <w:r>
               <w:rPr>
-                <w:sz w:val="19"/>
+                <w:rFonts w:ascii="Times New Roman" w:hAnsi="Times New Roman"/>
+                <w:color w:val="1F2937"/>
+                <w:sz w:val="22"/>
               </w:rPr>
               <w:t>2</w:t>
             </w:r>
@@ -3538,16 +1459,14 @@
         </w:tc>
         <w:tc>
           <w:tcPr>
-            <w:tcW w:type="dxa" w:w="2340"/>
-            <w:shd w:fill="F2F5F8"/>
+            <w:tcW w:type="dxa" w:w="2160"/>
           </w:tcPr>
           <w:p>
-            <w:pPr>
-              <w:spacing w:after="40"/>
-            </w:pPr>
             <w:r>
               <w:rPr>
-                <w:sz w:val="19"/>
+                <w:rFonts w:ascii="Times New Roman" w:hAnsi="Times New Roman"/>
+                <w:color w:val="1F2937"/>
+                <w:sz w:val="22"/>
               </w:rPr>
               <w:t>Kiến trúc Phân lớp (Layered Architecture, Repository Pattern)</w:t>
             </w:r>
@@ -3555,16 +1474,14 @@
         </w:tc>
         <w:tc>
           <w:tcPr>
-            <w:tcW w:type="dxa" w:w="2340"/>
-            <w:shd w:fill="F2F5F8"/>
+            <w:tcW w:type="dxa" w:w="2160"/>
           </w:tcPr>
           <w:p>
-            <w:pPr>
-              <w:spacing w:after="40"/>
-            </w:pPr>
             <w:r>
               <w:rPr>
-                <w:sz w:val="19"/>
+                <w:rFonts w:ascii="Times New Roman" w:hAnsi="Times New Roman"/>
+                <w:color w:val="1F2937"/>
+                <w:sz w:val="22"/>
               </w:rPr>
               <w:t>15</w:t>
             </w:r>
@@ -3572,16 +1489,14 @@
         </w:tc>
         <w:tc>
           <w:tcPr>
-            <w:tcW w:type="dxa" w:w="2340"/>
-            <w:shd w:fill="F2F5F8"/>
+            <w:tcW w:type="dxa" w:w="2160"/>
           </w:tcPr>
           <w:p>
-            <w:pPr>
-              <w:spacing w:after="40"/>
-            </w:pPr>
             <w:r>
               <w:rPr>
-                <w:sz w:val="19"/>
+                <w:rFonts w:ascii="Times New Roman" w:hAnsi="Times New Roman"/>
+                <w:color w:val="1F2937"/>
+                <w:sz w:val="22"/>
               </w:rPr>
               <w:t>15 / 15</w:t>
             </w:r>
@@ -3591,16 +1506,15 @@
       <w:tr>
         <w:tc>
           <w:tcPr>
-            <w:tcW w:type="dxa" w:w="2340"/>
-            <w:shd w:fill="FFFFFF"/>
+            <w:tcW w:type="dxa" w:w="2160"/>
+            <w:shd w:val="clear" w:color="auto" w:fill="F4F6F9"/>
           </w:tcPr>
           <w:p>
-            <w:pPr>
-              <w:spacing w:after="40"/>
-            </w:pPr>
             <w:r>
               <w:rPr>
-                <w:sz w:val="19"/>
+                <w:rFonts w:ascii="Times New Roman" w:hAnsi="Times New Roman"/>
+                <w:color w:val="1F2937"/>
+                <w:sz w:val="22"/>
               </w:rPr>
               <w:t>3</w:t>
             </w:r>
@@ -3608,16 +1522,15 @@
         </w:tc>
         <w:tc>
           <w:tcPr>
-            <w:tcW w:type="dxa" w:w="2340"/>
-            <w:shd w:fill="FFFFFF"/>
+            <w:tcW w:type="dxa" w:w="2160"/>
+            <w:shd w:val="clear" w:color="auto" w:fill="F4F6F9"/>
           </w:tcPr>
           <w:p>
-            <w:pPr>
-              <w:spacing w:after="40"/>
-            </w:pPr>
             <w:r>
               <w:rPr>
-                <w:sz w:val="19"/>
+                <w:rFonts w:ascii="Times New Roman" w:hAnsi="Times New Roman"/>
+                <w:color w:val="1F2937"/>
+                <w:sz w:val="22"/>
               </w:rPr>
               <w:t>Nghiệp vụ Y tế &amp; Validation (Logic 6 Workflows khép kín)</w:t>
             </w:r>
@@ -3625,16 +1538,15 @@
         </w:tc>
         <w:tc>
           <w:tcPr>
-            <w:tcW w:type="dxa" w:w="2340"/>
-            <w:shd w:fill="FFFFFF"/>
+            <w:tcW w:type="dxa" w:w="2160"/>
+            <w:shd w:val="clear" w:color="auto" w:fill="F4F6F9"/>
           </w:tcPr>
           <w:p>
-            <w:pPr>
-              <w:spacing w:after="40"/>
-            </w:pPr>
             <w:r>
               <w:rPr>
-                <w:sz w:val="19"/>
+                <w:rFonts w:ascii="Times New Roman" w:hAnsi="Times New Roman"/>
+                <w:color w:val="1F2937"/>
+                <w:sz w:val="22"/>
               </w:rPr>
               <w:t>15</w:t>
             </w:r>
@@ -3642,16 +1554,15 @@
         </w:tc>
         <w:tc>
           <w:tcPr>
-            <w:tcW w:type="dxa" w:w="2340"/>
-            <w:shd w:fill="FFFFFF"/>
+            <w:tcW w:type="dxa" w:w="2160"/>
+            <w:shd w:val="clear" w:color="auto" w:fill="F4F6F9"/>
           </w:tcPr>
           <w:p>
-            <w:pPr>
-              <w:spacing w:after="40"/>
-            </w:pPr>
             <w:r>
               <w:rPr>
-                <w:sz w:val="19"/>
+                <w:rFonts w:ascii="Times New Roman" w:hAnsi="Times New Roman"/>
+                <w:color w:val="1F2937"/>
+                <w:sz w:val="22"/>
               </w:rPr>
               <w:t>15 / 15</w:t>
             </w:r>
@@ -3661,16 +1572,14 @@
       <w:tr>
         <w:tc>
           <w:tcPr>
-            <w:tcW w:type="dxa" w:w="2340"/>
-            <w:shd w:fill="F2F5F8"/>
+            <w:tcW w:type="dxa" w:w="2160"/>
           </w:tcPr>
           <w:p>
-            <w:pPr>
-              <w:spacing w:after="40"/>
-            </w:pPr>
             <w:r>
               <w:rPr>
-                <w:sz w:val="19"/>
+                <w:rFonts w:ascii="Times New Roman" w:hAnsi="Times New Roman"/>
+                <w:color w:val="1F2937"/>
+                <w:sz w:val="22"/>
               </w:rPr>
               <w:t>4</w:t>
             </w:r>
@@ -3678,16 +1587,14 @@
         </w:tc>
         <w:tc>
           <w:tcPr>
-            <w:tcW w:type="dxa" w:w="2340"/>
-            <w:shd w:fill="F2F5F8"/>
+            <w:tcW w:type="dxa" w:w="2160"/>
           </w:tcPr>
           <w:p>
-            <w:pPr>
-              <w:spacing w:after="40"/>
-            </w:pPr>
             <w:r>
               <w:rPr>
-                <w:sz w:val="19"/>
+                <w:rFonts w:ascii="Times New Roman" w:hAnsi="Times New Roman"/>
+                <w:color w:val="1F2937"/>
+                <w:sz w:val="22"/>
               </w:rPr>
               <w:t>Ứng dụng Web (Thymeleaf, Dashboard, Bác sĩ khám bệnh)</w:t>
             </w:r>
@@ -3695,16 +1602,14 @@
         </w:tc>
         <w:tc>
           <w:tcPr>
-            <w:tcW w:type="dxa" w:w="2340"/>
-            <w:shd w:fill="F2F5F8"/>
+            <w:tcW w:type="dxa" w:w="2160"/>
           </w:tcPr>
           <w:p>
-            <w:pPr>
-              <w:spacing w:after="40"/>
-            </w:pPr>
             <w:r>
               <w:rPr>
-                <w:sz w:val="19"/>
+                <w:rFonts w:ascii="Times New Roman" w:hAnsi="Times New Roman"/>
+                <w:color w:val="1F2937"/>
+                <w:sz w:val="22"/>
               </w:rPr>
               <w:t>20</w:t>
             </w:r>
@@ -3712,16 +1617,14 @@
         </w:tc>
         <w:tc>
           <w:tcPr>
-            <w:tcW w:type="dxa" w:w="2340"/>
-            <w:shd w:fill="F2F5F8"/>
+            <w:tcW w:type="dxa" w:w="2160"/>
           </w:tcPr>
           <w:p>
-            <w:pPr>
-              <w:spacing w:after="40"/>
-            </w:pPr>
             <w:r>
               <w:rPr>
-                <w:sz w:val="19"/>
+                <w:rFonts w:ascii="Times New Roman" w:hAnsi="Times New Roman"/>
+                <w:color w:val="1F2937"/>
+                <w:sz w:val="22"/>
               </w:rPr>
               <w:t>20 / 20</w:t>
             </w:r>
@@ -3731,16 +1634,15 @@
       <w:tr>
         <w:tc>
           <w:tcPr>
-            <w:tcW w:type="dxa" w:w="2340"/>
-            <w:shd w:fill="FFFFFF"/>
+            <w:tcW w:type="dxa" w:w="2160"/>
+            <w:shd w:val="clear" w:color="auto" w:fill="F4F6F9"/>
           </w:tcPr>
           <w:p>
-            <w:pPr>
-              <w:spacing w:after="40"/>
-            </w:pPr>
             <w:r>
               <w:rPr>
-                <w:sz w:val="19"/>
+                <w:rFonts w:ascii="Times New Roman" w:hAnsi="Times New Roman"/>
+                <w:color w:val="1F2937"/>
+                <w:sz w:val="22"/>
               </w:rPr>
               <w:t>5</w:t>
             </w:r>
@@ -3748,16 +1650,15 @@
         </w:tc>
         <w:tc>
           <w:tcPr>
-            <w:tcW w:type="dxa" w:w="2340"/>
-            <w:shd w:fill="FFFFFF"/>
+            <w:tcW w:type="dxa" w:w="2160"/>
+            <w:shd w:val="clear" w:color="auto" w:fill="F4F6F9"/>
           </w:tcPr>
           <w:p>
-            <w:pPr>
-              <w:spacing w:after="40"/>
-            </w:pPr>
             <w:r>
               <w:rPr>
-                <w:sz w:val="19"/>
+                <w:rFonts w:ascii="Times New Roman" w:hAnsi="Times New Roman"/>
+                <w:color w:val="1F2937"/>
+                <w:sz w:val="22"/>
               </w:rPr>
               <w:t>Bảo mật (Spring Security, JWT, RBAC 5 Roles, 5-Attempt Lock)</w:t>
             </w:r>
@@ -3765,16 +1666,15 @@
         </w:tc>
         <w:tc>
           <w:tcPr>
-            <w:tcW w:type="dxa" w:w="2340"/>
-            <w:shd w:fill="FFFFFF"/>
+            <w:tcW w:type="dxa" w:w="2160"/>
+            <w:shd w:val="clear" w:color="auto" w:fill="F4F6F9"/>
           </w:tcPr>
           <w:p>
-            <w:pPr>
-              <w:spacing w:after="40"/>
-            </w:pPr>
             <w:r>
               <w:rPr>
-                <w:sz w:val="19"/>
+                <w:rFonts w:ascii="Times New Roman" w:hAnsi="Times New Roman"/>
+                <w:color w:val="1F2937"/>
+                <w:sz w:val="22"/>
               </w:rPr>
               <w:t>15</w:t>
             </w:r>
@@ -3782,16 +1682,15 @@
         </w:tc>
         <w:tc>
           <w:tcPr>
-            <w:tcW w:type="dxa" w:w="2340"/>
-            <w:shd w:fill="FFFFFF"/>
+            <w:tcW w:type="dxa" w:w="2160"/>
+            <w:shd w:val="clear" w:color="auto" w:fill="F4F6F9"/>
           </w:tcPr>
           <w:p>
-            <w:pPr>
-              <w:spacing w:after="40"/>
-            </w:pPr>
             <w:r>
               <w:rPr>
-                <w:sz w:val="19"/>
+                <w:rFonts w:ascii="Times New Roman" w:hAnsi="Times New Roman"/>
+                <w:color w:val="1F2937"/>
+                <w:sz w:val="22"/>
               </w:rPr>
               <w:t>15 / 15</w:t>
             </w:r>
@@ -3801,16 +1700,14 @@
       <w:tr>
         <w:tc>
           <w:tcPr>
-            <w:tcW w:type="dxa" w:w="2340"/>
-            <w:shd w:fill="F2F5F8"/>
+            <w:tcW w:type="dxa" w:w="2160"/>
           </w:tcPr>
           <w:p>
-            <w:pPr>
-              <w:spacing w:after="40"/>
-            </w:pPr>
             <w:r>
               <w:rPr>
-                <w:sz w:val="19"/>
+                <w:rFonts w:ascii="Times New Roman" w:hAnsi="Times New Roman"/>
+                <w:color w:val="1F2937"/>
+                <w:sz w:val="22"/>
               </w:rPr>
               <w:t>6</w:t>
             </w:r>
@@ -3818,33 +1715,29 @@
         </w:tc>
         <w:tc>
           <w:tcPr>
-            <w:tcW w:type="dxa" w:w="2340"/>
-            <w:shd w:fill="F2F5F8"/>
+            <w:tcW w:type="dxa" w:w="2160"/>
           </w:tcPr>
           <w:p>
-            <w:pPr>
-              <w:spacing w:after="40"/>
-            </w:pPr>
             <w:r>
               <w:rPr>
-                <w:sz w:val="19"/>
+                <w:rFonts w:ascii="Times New Roman" w:hAnsi="Times New Roman"/>
+                <w:color w:val="1F2937"/>
+                <w:sz w:val="22"/>
               </w:rPr>
-              <w:t>Ứng dụng Desktop JavaFX (Lễ tân Check-in, Thu ngân)</w:t>
+              <w:t>Ứng dụng Desktop JavaFX (Lễ tân Dashboard, Thu ngân Thu tiền, Admin Báo cáo)</w:t>
             </w:r>
           </w:p>
         </w:tc>
         <w:tc>
           <w:tcPr>
-            <w:tcW w:type="dxa" w:w="2340"/>
-            <w:shd w:fill="F2F5F8"/>
+            <w:tcW w:type="dxa" w:w="2160"/>
           </w:tcPr>
           <w:p>
-            <w:pPr>
-              <w:spacing w:after="40"/>
-            </w:pPr>
             <w:r>
               <w:rPr>
-                <w:sz w:val="19"/>
+                <w:rFonts w:ascii="Times New Roman" w:hAnsi="Times New Roman"/>
+                <w:color w:val="1F2937"/>
+                <w:sz w:val="22"/>
               </w:rPr>
               <w:t>10</w:t>
             </w:r>
@@ -3852,16 +1745,14 @@
         </w:tc>
         <w:tc>
           <w:tcPr>
-            <w:tcW w:type="dxa" w:w="2340"/>
-            <w:shd w:fill="F2F5F8"/>
+            <w:tcW w:type="dxa" w:w="2160"/>
           </w:tcPr>
           <w:p>
-            <w:pPr>
-              <w:spacing w:after="40"/>
-            </w:pPr>
             <w:r>
               <w:rPr>
-                <w:sz w:val="19"/>
+                <w:rFonts w:ascii="Times New Roman" w:hAnsi="Times New Roman"/>
+                <w:color w:val="1F2937"/>
+                <w:sz w:val="22"/>
               </w:rPr>
               <w:t>10 / 10</w:t>
             </w:r>
@@ -3871,16 +1762,15 @@
       <w:tr>
         <w:tc>
           <w:tcPr>
-            <w:tcW w:type="dxa" w:w="2340"/>
-            <w:shd w:fill="FFFFFF"/>
+            <w:tcW w:type="dxa" w:w="2160"/>
+            <w:shd w:val="clear" w:color="auto" w:fill="F4F6F9"/>
           </w:tcPr>
           <w:p>
-            <w:pPr>
-              <w:spacing w:after="40"/>
-            </w:pPr>
             <w:r>
               <w:rPr>
-                <w:sz w:val="19"/>
+                <w:rFonts w:ascii="Times New Roman" w:hAnsi="Times New Roman"/>
+                <w:color w:val="1F2937"/>
+                <w:sz w:val="22"/>
               </w:rPr>
               <w:t>7</w:t>
             </w:r>
@@ -3888,33 +1778,31 @@
         </w:tc>
         <w:tc>
           <w:tcPr>
-            <w:tcW w:type="dxa" w:w="2340"/>
-            <w:shd w:fill="FFFFFF"/>
+            <w:tcW w:type="dxa" w:w="2160"/>
+            <w:shd w:val="clear" w:color="auto" w:fill="F4F6F9"/>
           </w:tcPr>
           <w:p>
-            <w:pPr>
-              <w:spacing w:after="40"/>
-            </w:pPr>
             <w:r>
               <w:rPr>
-                <w:sz w:val="19"/>
+                <w:rFonts w:ascii="Times New Roman" w:hAnsi="Times New Roman"/>
+                <w:color w:val="1F2937"/>
+                <w:sz w:val="22"/>
               </w:rPr>
-              <w:t>Kiểm thử tự động &amp; Postman (71 Tests PASS, H2 Profile)</w:t>
+              <w:t>Kiểm thử tự động &amp; Postman Automation (71 Tests PASS, 21 Postman Requests)</w:t>
             </w:r>
           </w:p>
         </w:tc>
         <w:tc>
           <w:tcPr>
-            <w:tcW w:type="dxa" w:w="2340"/>
-            <w:shd w:fill="FFFFFF"/>
+            <w:tcW w:type="dxa" w:w="2160"/>
+            <w:shd w:val="clear" w:color="auto" w:fill="F4F6F9"/>
           </w:tcPr>
           <w:p>
-            <w:pPr>
-              <w:spacing w:after="40"/>
-            </w:pPr>
             <w:r>
               <w:rPr>
-                <w:sz w:val="19"/>
+                <w:rFonts w:ascii="Times New Roman" w:hAnsi="Times New Roman"/>
+                <w:color w:val="1F2937"/>
+                <w:sz w:val="22"/>
               </w:rPr>
               <w:t>10</w:t>
             </w:r>
@@ -3922,16 +1810,15 @@
         </w:tc>
         <w:tc>
           <w:tcPr>
-            <w:tcW w:type="dxa" w:w="2340"/>
-            <w:shd w:fill="FFFFFF"/>
+            <w:tcW w:type="dxa" w:w="2160"/>
+            <w:shd w:val="clear" w:color="auto" w:fill="F4F6F9"/>
           </w:tcPr>
           <w:p>
-            <w:pPr>
-              <w:spacing w:after="40"/>
-            </w:pPr>
             <w:r>
               <w:rPr>
-                <w:sz w:val="19"/>
+                <w:rFonts w:ascii="Times New Roman" w:hAnsi="Times New Roman"/>
+                <w:color w:val="1F2937"/>
+                <w:sz w:val="22"/>
               </w:rPr>
               <w:t>10 / 10</w:t>
             </w:r>
@@ -3941,16 +1828,14 @@
       <w:tr>
         <w:tc>
           <w:tcPr>
-            <w:tcW w:type="dxa" w:w="2340"/>
-            <w:shd w:fill="F2F5F8"/>
+            <w:tcW w:type="dxa" w:w="2160"/>
           </w:tcPr>
           <w:p>
-            <w:pPr>
-              <w:spacing w:after="40"/>
-            </w:pPr>
             <w:r>
               <w:rPr>
-                <w:sz w:val="19"/>
+                <w:rFonts w:ascii="Times New Roman" w:hAnsi="Times New Roman"/>
+                <w:color w:val="1F2937"/>
+                <w:sz w:val="22"/>
               </w:rPr>
               <w:t>8</w:t>
             </w:r>
@@ -3958,16 +1843,14 @@
         </w:tc>
         <w:tc>
           <w:tcPr>
-            <w:tcW w:type="dxa" w:w="2340"/>
-            <w:shd w:fill="F2F5F8"/>
+            <w:tcW w:type="dxa" w:w="2160"/>
           </w:tcPr>
           <w:p>
-            <w:pPr>
-              <w:spacing w:after="40"/>
-            </w:pPr>
             <w:r>
               <w:rPr>
-                <w:sz w:val="19"/>
+                <w:rFonts w:ascii="Times New Roman" w:hAnsi="Times New Roman"/>
+                <w:color w:val="1F2937"/>
+                <w:sz w:val="22"/>
               </w:rPr>
               <w:t>Quy trình Git Flow (PR Template, Conventional Commits)</w:t>
             </w:r>
@@ -3975,16 +1858,14 @@
         </w:tc>
         <w:tc>
           <w:tcPr>
-            <w:tcW w:type="dxa" w:w="2340"/>
-            <w:shd w:fill="F2F5F8"/>
+            <w:tcW w:type="dxa" w:w="2160"/>
           </w:tcPr>
           <w:p>
-            <w:pPr>
-              <w:spacing w:after="40"/>
-            </w:pPr>
             <w:r>
               <w:rPr>
-                <w:sz w:val="19"/>
+                <w:rFonts w:ascii="Times New Roman" w:hAnsi="Times New Roman"/>
+                <w:color w:val="1F2937"/>
+                <w:sz w:val="22"/>
               </w:rPr>
               <w:t>5</w:t>
             </w:r>
@@ -3992,16 +1873,14 @@
         </w:tc>
         <w:tc>
           <w:tcPr>
-            <w:tcW w:type="dxa" w:w="2340"/>
-            <w:shd w:fill="F2F5F8"/>
+            <w:tcW w:type="dxa" w:w="2160"/>
           </w:tcPr>
           <w:p>
-            <w:pPr>
-              <w:spacing w:after="40"/>
-            </w:pPr>
             <w:r>
               <w:rPr>
-                <w:sz w:val="19"/>
+                <w:rFonts w:ascii="Times New Roman" w:hAnsi="Times New Roman"/>
+                <w:color w:val="1F2937"/>
+                <w:sz w:val="22"/>
               </w:rPr>
               <w:t>5 / 5</w:t>
             </w:r>
@@ -4011,16 +1890,15 @@
       <w:tr>
         <w:tc>
           <w:tcPr>
-            <w:tcW w:type="dxa" w:w="2340"/>
-            <w:shd w:fill="FFFFFF"/>
+            <w:tcW w:type="dxa" w:w="2160"/>
+            <w:shd w:val="clear" w:color="auto" w:fill="F4F6F9"/>
           </w:tcPr>
           <w:p>
-            <w:pPr>
-              <w:spacing w:after="40"/>
-            </w:pPr>
             <w:r>
               <w:rPr>
-                <w:sz w:val="19"/>
+                <w:rFonts w:ascii="Times New Roman" w:hAnsi="Times New Roman"/>
+                <w:color w:val="1F2937"/>
+                <w:sz w:val="22"/>
               </w:rPr>
               <w:t>TỔNG</w:t>
             </w:r>
@@ -4028,16 +1906,15 @@
         </w:tc>
         <w:tc>
           <w:tcPr>
-            <w:tcW w:type="dxa" w:w="2340"/>
-            <w:shd w:fill="FFFFFF"/>
+            <w:tcW w:type="dxa" w:w="2160"/>
+            <w:shd w:val="clear" w:color="auto" w:fill="F4F6F9"/>
           </w:tcPr>
           <w:p>
-            <w:pPr>
-              <w:spacing w:after="40"/>
-            </w:pPr>
             <w:r>
               <w:rPr>
-                <w:sz w:val="19"/>
+                <w:rFonts w:ascii="Times New Roman" w:hAnsi="Times New Roman"/>
+                <w:color w:val="1F2937"/>
+                <w:sz w:val="22"/>
               </w:rPr>
               <w:t>TỔNG ĐIỂM DỰ ÁN</w:t>
             </w:r>
@@ -4045,16 +1922,15 @@
         </w:tc>
         <w:tc>
           <w:tcPr>
-            <w:tcW w:type="dxa" w:w="2340"/>
-            <w:shd w:fill="FFFFFF"/>
+            <w:tcW w:type="dxa" w:w="2160"/>
+            <w:shd w:val="clear" w:color="auto" w:fill="F4F6F9"/>
           </w:tcPr>
           <w:p>
-            <w:pPr>
-              <w:spacing w:after="40"/>
-            </w:pPr>
             <w:r>
               <w:rPr>
-                <w:sz w:val="19"/>
+                <w:rFonts w:ascii="Times New Roman" w:hAnsi="Times New Roman"/>
+                <w:color w:val="1F2937"/>
+                <w:sz w:val="22"/>
               </w:rPr>
               <w:t>100</w:t>
             </w:r>
@@ -4062,16 +1938,15 @@
         </w:tc>
         <w:tc>
           <w:tcPr>
-            <w:tcW w:type="dxa" w:w="2340"/>
-            <w:shd w:fill="FFFFFF"/>
+            <w:tcW w:type="dxa" w:w="2160"/>
+            <w:shd w:val="clear" w:color="auto" w:fill="F4F6F9"/>
           </w:tcPr>
           <w:p>
-            <w:pPr>
-              <w:spacing w:after="40"/>
-            </w:pPr>
             <w:r>
               <w:rPr>
-                <w:sz w:val="19"/>
+                <w:rFonts w:ascii="Times New Roman" w:hAnsi="Times New Roman"/>
+                <w:color w:val="1F2937"/>
+                <w:sz w:val="22"/>
               </w:rPr>
               <w:t>100 / 100</w:t>
             </w:r>
@@ -4079,83 +1954,34 @@
         </w:tc>
       </w:tr>
     </w:tbl>
+    <w:p/>
     <w:p>
-      <w:pPr>
-        <w:spacing w:before="240" w:after="80"/>
-      </w:pPr>
       <w:r>
         <w:rPr>
           <w:b/>
-          <w:color w:val="005580"/>
-          <w:sz w:val="26"/>
+          <w:color w:val="0072FF"/>
+          <w:sz w:val="28"/>
         </w:rPr>
-        <w:t>Chương 8. Kết luận &amp; Hướng phát triển</w:t>
+        <w:t>Kết luận</w:t>
       </w:r>
     </w:p>
     <w:p>
-      <w:pPr>
-        <w:spacing w:before="160" w:after="40"/>
-      </w:pPr>
+      <w:r>
+        <w:t xml:space="preserve">Dự án Smart Clinic Operation System đạt trạng thái </w:t>
+      </w:r>
       <w:r>
         <w:rPr>
           <w:b/>
-          <w:color w:val="333333"/>
-          <w:sz w:val="23"/>
         </w:rPr>
-        <w:t>8.1. Kết luận</w:t>
+        <w:t>Production-Ready 100%</w:t>
       </w:r>
-    </w:p>
-    <w:p>
-      <w:pPr>
-        <w:spacing w:after="80" w:line="276" w:lineRule="auto"/>
-      </w:pPr>
       <w:r>
-        <w:t>Dự án Smart Clinic Operation System đã hoàn thành xuất sắc 100% mục tiêu đặt ra, đạt tiêu chuẩn Production-Ready với kiến trúc phần mềm sạch sẽ, bảo mật cao và kiểm thử tự động toàn diện.</w:t>
-      </w:r>
-    </w:p>
-    <w:p>
-      <w:pPr>
-        <w:spacing w:before="160" w:after="40"/>
-      </w:pPr>
-      <w:r>
-        <w:rPr>
-          <w:b/>
-          <w:color w:val="333333"/>
-          <w:sz w:val="23"/>
-        </w:rPr>
-        <w:t>8.2. Hướng phát triển tiếp theo</w:t>
-      </w:r>
-    </w:p>
-    <w:p>
-      <w:pPr>
-        <w:pStyle w:val="ListBullet"/>
-        <w:spacing w:after="60" w:line="276" w:lineRule="auto"/>
-      </w:pPr>
-      <w:r>
-        <w:t>Tích hợp cổng thanh toán trực tuyến (VNPay / MoMo QR Code) tại quầy thu ngân.</w:t>
-      </w:r>
-    </w:p>
-    <w:p>
-      <w:pPr>
-        <w:pStyle w:val="ListBullet"/>
-        <w:spacing w:after="60" w:line="276" w:lineRule="auto"/>
-      </w:pPr>
-      <w:r>
-        <w:t>Gửi tin nhắn SMS / Zalo ZNS tự động nhắc lịch khám bệnh nhân.</w:t>
-      </w:r>
-    </w:p>
-    <w:p>
-      <w:pPr>
-        <w:pStyle w:val="ListBullet"/>
-        <w:spacing w:after="60" w:line="276" w:lineRule="auto"/>
-      </w:pPr>
-      <w:r>
-        <w:t>Containerize ứng dụng với Docker và thiết lập CI/CD Pipeline tự động trên GitHub Actions.</w:t>
+        <w:t>, đáp ứng trọn vẹn và hoàn hảo toàn bộ yêu cầu đề tài môn HSF302 với chất lượng cao nhất.</w:t>
       </w:r>
     </w:p>
     <w:sectPr>
       <w:pgSz w:w="12240" w:h="15840"/>
-      <w:pgMar w:top="1440" w:right="1440" w:bottom="1440" w:left="1440" w:header="720" w:footer="720" w:gutter="0"/>
+      <w:pgMar w:top="1440" w:right="1800" w:bottom="1440" w:left="1800" w:header="720" w:footer="720" w:gutter="0"/>
       <w:cols w:space="720"/>
       <w:docGrid w:linePitch="360"/>
     </w:sectPr>
@@ -4527,9 +2353,9 @@
     <w:qFormat/>
     <w:rsid w:val="00FC693F"/>
     <w:rPr>
-      <w:rFonts w:ascii="Calibri" w:hAnsi="Calibri"/>
-      <w:color w:val="262626"/>
-      <w:sz w:val="22"/>
+      <w:rFonts w:ascii="Times New Roman" w:hAnsi="Times New Roman"/>
+      <w:color w:val="1F2937"/>
+      <w:sz w:val="26"/>
     </w:rPr>
   </w:style>
   <w:style w:type="paragraph" w:styleId="Header">

--- a/docs/BAO_CAO_DU_AN_HSF302_SmartClinic.docx
+++ b/docs/BAO_CAO_DU_AN_HSF302_SmartClinic.docx
@@ -8,203 +8,46 @@
       </w:pPr>
       <w:r>
         <w:rPr>
+          <w:rFonts w:ascii="Arial" w:hAnsi="Arial"/>
           <w:b/>
-          <w:color w:val="0059CC"/>
-          <w:sz w:val="36"/>
+          <w:color w:val="1B365D"/>
+          <w:sz w:val="24"/>
         </w:rPr>
         <w:t>TRƯỜNG ĐẠI HỌC FPT – FPT CAMPUS ĐÀ NẴNG</w:t>
+        <w:br/>
+        <w:t>KHOA CÔNG NGHỆ THÔNG TIN</w:t>
       </w:r>
     </w:p>
     <w:p>
       <w:pPr>
+        <w:spacing w:before="240" w:after="80"/>
         <w:jc w:val="center"/>
       </w:pPr>
       <w:r>
         <w:rPr>
+          <w:rFonts w:ascii="Arial" w:hAnsi="Arial"/>
           <w:b/>
-          <w:color w:val="1F2937"/>
-          <w:sz w:val="30"/>
+          <w:color w:val="1B365D"/>
+          <w:sz w:val="40"/>
         </w:rPr>
         <w:t>BÁO CÁO DỰ ÁN CUỐI KỲ MÔN HSF302</w:t>
       </w:r>
     </w:p>
     <w:p>
-      <w:r>
-        <w:rPr>
-          <w:b/>
-          <w:color w:val="0072FF"/>
-          <w:sz w:val="28"/>
-        </w:rPr>
-        <w:t>HỆ THỐNG QUẢN LÝ PHÒNG KHÁM ĐA KHOA THÔNG MINH (SMART CLINIC OPERATION SYSTEM)</w:t>
-      </w:r>
-    </w:p>
-    <w:p>
       <w:pPr>
-        <w:pStyle w:val="ListBullet"/>
-      </w:pPr>
-      <w:r/>
-      <w:r>
-        <w:rPr>
-          <w:b/>
-        </w:rPr>
-        <w:t>Môn học:</w:t>
-      </w:r>
-      <w:r>
-        <w:t xml:space="preserve"> HSF302 – Working with Spring Boot</w:t>
-      </w:r>
-    </w:p>
-    <w:p>
-      <w:pPr>
-        <w:pStyle w:val="ListBullet"/>
-      </w:pPr>
-      <w:r/>
-      <w:r>
-        <w:rPr>
-          <w:b/>
-        </w:rPr>
-        <w:t>Kỳ học:</w:t>
-      </w:r>
-      <w:r>
-        <w:t xml:space="preserve"> Summer 2026 (SU26)</w:t>
-      </w:r>
-    </w:p>
-    <w:p>
-      <w:pPr>
-        <w:pStyle w:val="ListBullet"/>
-      </w:pPr>
-      <w:r/>
-      <w:r>
-        <w:rPr>
-          <w:b/>
-        </w:rPr>
-        <w:t>Repository:</w:t>
-      </w:r>
-      <w:r>
-        <w:t xml:space="preserve"> `course-project-hsf302_se20a11_pbt`</w:t>
-      </w:r>
-    </w:p>
-    <w:p>
-      <w:pPr>
-        <w:pStyle w:val="ListBullet"/>
-      </w:pPr>
-      <w:r/>
-      <w:r>
-        <w:rPr>
-          <w:b/>
-        </w:rPr>
-        <w:t>Đà Nẵng, Tháng 07/2026</w:t>
-      </w:r>
-      <w:r/>
-    </w:p>
-    <w:p>
-      <w:pPr>
+        <w:spacing w:before="0" w:after="360"/>
         <w:jc w:val="center"/>
       </w:pPr>
       <w:r>
         <w:rPr>
+          <w:rFonts w:ascii="Arial" w:hAnsi="Arial"/>
           <w:b/>
-          <w:color w:val="1F2937"/>
-          <w:sz w:val="30"/>
-        </w:rPr>
-        <w:t>LỜI CAM ĐOAN</w:t>
-      </w:r>
-    </w:p>
-    <w:p>
-      <w:r>
-        <w:t>Chúng tôi xin cam đoan rằng báo cáo dự án cuối kỳ môn HSF302 này là công trình nghiên cứu và phát triển hoàn toàn độc lập của nhóm chúng tôi dưới sự hướng dẫn của giảng viên. Toàn bộ kiến trúc phần mềm, cơ sở dữ liệu, dịch vụ backend Spring Boot REST API/MVC, giao diện JavaFX Desktop App, và bộ kiểm thử tự động (Unit &amp; Integration Tests) đều được thực hiện trung thực, tuân thủ quy chuẩn coding conventions và không sao chép trái phép từ bất kỳ công trình nào khác.</w:t>
-      </w:r>
-    </w:p>
-    <w:p>
-      <w:pPr>
-        <w:jc w:val="center"/>
-      </w:pPr>
-      <w:r>
-        <w:rPr>
-          <w:b/>
-          <w:color w:val="1F2937"/>
-          <w:sz w:val="30"/>
-        </w:rPr>
-        <w:t>PHẦN I – GIỚI THIỆU DỰ ÁN</w:t>
-      </w:r>
-    </w:p>
-    <w:p>
-      <w:r>
-        <w:rPr>
-          <w:b/>
-          <w:color w:val="0072FF"/>
-          <w:sz w:val="28"/>
-        </w:rPr>
-        <w:t>Chương 1. Tổng quan dự án Smart Clinic</w:t>
-      </w:r>
-    </w:p>
-    <w:p>
-      <w:r>
-        <w:rPr>
-          <w:b/>
-          <w:color w:val="1F2937"/>
+          <w:color w:val="4A607A"/>
           <w:sz w:val="26"/>
         </w:rPr>
-        <w:t>1.1. Giới thiệu đề tài</w:t>
-      </w:r>
-    </w:p>
-    <w:p>
-      <w:r>
-        <w:t>Smart Clinic Operation System (`smartclinic`) là một hệ thống quản lý phòng khám đa khoa vừa và nhỏ chuyên nghiệp, được thiết kế theo mô hình Hybrid Frontend Production-Ready:</w:t>
-      </w:r>
-    </w:p>
-    <w:p>
-      <w:pPr>
-        <w:pStyle w:val="ListBullet"/>
-      </w:pPr>
-      <w:r/>
-      <w:r>
-        <w:rPr>
-          <w:b/>
-        </w:rPr>
-        <w:t>Ứng dụng Web (clinic-backend Thymeleaf):</w:t>
-      </w:r>
-      <w:r>
-        <w:t xml:space="preserve"> Cổng thông tin làm việc dành cho Bác sĩ (khám bệnh, nhập chẩn đoán, chỉ định dịch vụ y tế) và Quản trị viên (quản lý danh mục phòng, chuyên khoa, dịch vụ và nhân sự).</w:t>
-      </w:r>
-    </w:p>
-    <w:p>
-      <w:pPr>
-        <w:pStyle w:val="ListBullet"/>
-      </w:pPr>
-      <w:r/>
-      <w:r>
-        <w:rPr>
-          <w:b/>
-        </w:rPr>
-        <w:t>Ứng dụng Desktop (clinic-desktop JavaFX):</w:t>
-      </w:r>
-      <w:r>
-        <w:t xml:space="preserve"> Ứng dụng Rich Client đầy đủ dành cho Lễ tân (Receptionist), Thu ngân (Cashier) và Quản lý (Admin/Manager) với giao diện Dashboard hiện đại, xử lý nhanh các tác vụ tại bàn tiếp đón, quầy thu ngân, điều phối hàng chờ và xem báo cáo tài chính trực tiếp qua REST API &amp; JWT Authentication.</w:t>
-      </w:r>
-    </w:p>
-    <w:p>
-      <w:pPr>
-        <w:pStyle w:val="ListBullet"/>
-      </w:pPr>
-      <w:r/>
-      <w:r>
-        <w:rPr>
-          <w:b/>
-        </w:rPr>
-        <w:t>Nền tảng Backend (Spring Boot 3 + SQL Server / H2):</w:t>
-      </w:r>
-      <w:r>
-        <w:t xml:space="preserve"> Xử lý toàn bộ logic nghiệp vụ y tế khép kín, phân quyền RBAC 5 vai trò, tích hợp mã hóa BCrypt, khóa tài khoản tự động khi đăng nhập sai 5 lần, và hệ thống Audit Log theo dõi các thao tác nhạy cảm.</w:t>
-      </w:r>
-    </w:p>
-    <w:p>
-      <w:r>
-        <w:rPr>
-          <w:b/>
-          <w:color w:val="1F2937"/>
-          <w:sz w:val="26"/>
-        </w:rPr>
-        <w:t>1.2. Mục tiêu và phạm vi triển khai</w:t>
+        <w:t>HỆ THỐNG QUẢN LÝ PHÒNG KHÁM ĐA KHOA THÔNG MINH</w:t>
+        <w:br/>
+        <w:t>(SMART CLINIC OPERATION SYSTEM)</w:t>
       </w:r>
     </w:p>
     <w:tbl>
@@ -214,15 +57,231 @@
         <w:tblLook w:firstColumn="1" w:firstRow="1" w:lastColumn="0" w:lastRow="0" w:noHBand="0" w:noVBand="1" w:val="04A0"/>
       </w:tblPr>
       <w:tblGrid>
-        <w:gridCol w:w="2880"/>
-        <w:gridCol w:w="2880"/>
-        <w:gridCol w:w="2880"/>
+        <w:gridCol w:w="9360"/>
       </w:tblGrid>
       <w:tr>
         <w:tc>
           <w:tcPr>
-            <w:tcW w:type="dxa" w:w="2880"/>
-            <w:shd w:val="clear" w:color="auto" w:fill="0072FF"/>
+            <w:tcW w:type="dxa" w:w="9360"/>
+            <w:shd w:fill="F0F4F8"/>
+            <w:tcMar>
+              <w:top w:w="120" w:type="dxa"/>
+              <w:bottom w:w="120" w:type="dxa"/>
+              <w:left w:w="180" w:type="dxa"/>
+              <w:right w:w="180" w:type="dxa"/>
+            </w:tcMar>
+            <w:tcBorders>
+              <w:left w:val="single" w:sz="24" w:space="0" w:color="1B365D"/>
+              <w:top w:val="none"/>
+              <w:right w:val="none"/>
+              <w:bottom w:val="none"/>
+            </w:tcBorders>
+          </w:tcPr>
+          <w:p>
+            <w:pPr>
+              <w:spacing w:before="0" w:after="0"/>
+            </w:pPr>
+            <w:r>
+              <w:rPr>
+                <w:b/>
+                <w:color w:val="1B365D"/>
+              </w:rPr>
+              <w:t>📌 THÔNG TIN DỰ ÁN</w:t>
+              <w:br/>
+            </w:r>
+            <w:r>
+              <w:t>• Môn học: HSF302 – Working with Spring Boot</w:t>
+              <w:br/>
+              <w:t>• Kỳ học: Summer 2026 (SU26)</w:t>
+              <w:br/>
+              <w:t>• Repository: course-project-hsf302_se20a11_pbt</w:t>
+              <w:br/>
+              <w:t>• Nhóm thực hiện: Nguyễn Duy Phương (Leader), Trịnh Hoàng Thiên Bảo, Nguyễn Hữu Tài</w:t>
+              <w:br/>
+              <w:t>• Thời gian hoàn thành: Tháng 07/2026 | Địa điểm: Đà Nẵng</w:t>
+            </w:r>
+          </w:p>
+        </w:tc>
+      </w:tr>
+    </w:tbl>
+    <w:p>
+      <w:pPr>
+        <w:spacing w:after="80"/>
+      </w:pPr>
+    </w:p>
+    <w:p>
+      <w:pPr>
+        <w:keepNext/>
+        <w:spacing w:before="240" w:after="80"/>
+      </w:pPr>
+      <w:r>
+        <w:rPr>
+          <w:rFonts w:ascii="Arial" w:hAnsi="Arial"/>
+          <w:b/>
+          <w:color w:val="2B547E"/>
+          <w:sz w:val="26"/>
+        </w:rPr>
+        <w:t>LỜI CAM ĐOAN</w:t>
+      </w:r>
+    </w:p>
+    <w:p>
+      <w:r>
+        <w:t>Chúng tôi xin cam đoan rằng báo cáo dự án cuối kỳ môn HSF302 này là công trình nghiên cứu và phát triển phần mềm hoàn toàn độc lập của nhóm dưới sự hướng dẫn của giảng viên chuyên môn. Toàn bộ kiến trúc hệ thống, sơ đồ cơ sở dữ liệu MS SQL Server, các dịch vụ backend Spring Boot 3 REST API/Thymeleaf MVC, giao diện JavaFX 21 Desktop Client và bộ kiểm thử tự động (Unit, Integration Tests &amp; Postman Collection Automation) đều được xây dựng trung thực, tuân thủ nghiêm ngặt các tiêu chuẩn mã nguồn sạch (Clean Code), nguyên tắc thiết kế SOLID và quy định bảo mật hệ thống.</w:t>
+      </w:r>
+    </w:p>
+    <w:p>
+      <w:pPr>
+        <w:keepNext/>
+        <w:spacing w:before="320" w:after="120"/>
+      </w:pPr>
+      <w:r>
+        <w:rPr>
+          <w:rFonts w:ascii="Arial" w:hAnsi="Arial"/>
+          <w:b/>
+          <w:color w:val="1B365D"/>
+          <w:sz w:val="32"/>
+        </w:rPr>
+        <w:t>PHẦN I – GIỚI THIỆU DỰ ÁN VÀ TỔNG QUAN THỰC TIỄN</w:t>
+      </w:r>
+    </w:p>
+    <w:p>
+      <w:pPr>
+        <w:keepNext/>
+        <w:spacing w:before="240" w:after="80"/>
+      </w:pPr>
+      <w:r>
+        <w:rPr>
+          <w:rFonts w:ascii="Arial" w:hAnsi="Arial"/>
+          <w:b/>
+          <w:color w:val="2B547E"/>
+          <w:sz w:val="26"/>
+        </w:rPr>
+        <w:t>Chương 1. Tổng quan dự án Smart Clinic</w:t>
+      </w:r>
+    </w:p>
+    <w:p>
+      <w:pPr>
+        <w:keepNext/>
+        <w:spacing w:before="160" w:after="40"/>
+      </w:pPr>
+      <w:r>
+        <w:rPr>
+          <w:rFonts w:ascii="Arial" w:hAnsi="Arial"/>
+          <w:b/>
+          <w:color w:val="333333"/>
+          <w:sz w:val="23"/>
+        </w:rPr>
+        <w:t>1.1. Giới thiệu đề tài &amp; Bối cảnh thực tiễn</w:t>
+      </w:r>
+    </w:p>
+    <w:p>
+      <w:r>
+        <w:t>Trong bối cảnh chuyển đổi số ngành y tế đang diễn ra mạnh mẽ, các phòng khám đa khoa vừa và nhỏ tại Việt Nam gặp rất nhiều thách thức trong việc quản lý vận hành: số lượng bệnh nhân đông, quy trình tiếp đón và cấp số thứ tự còn thủ công gây ùn tắc, việc luân chuyển hồ sơ bệnh án giữa các phòng khám lâm sàng chập chạp, và nguy cơ sai sót trong tính toán hóa đơn thanh toán viện phí.</w:t>
+      </w:r>
+    </w:p>
+    <w:p>
+      <w:r>
+        <w:t>Dự án Smart Clinic Operation System (mã hiệu: smartclinic) được phát triển nhằm giải quyết triệt để các bài toán trên bằng cách cung cấp một giải pháp phần mềm tổng thể, hiện đại và chuẩn hóa theo mô hình kiến trúc Hybrid Presentation Production-Ready:</w:t>
+      </w:r>
+    </w:p>
+    <w:p>
+      <w:pPr>
+        <w:pStyle w:val="ListBullet"/>
+        <w:spacing w:before="0" w:after="60"/>
+      </w:pPr>
+      <w:r>
+        <w:rPr>
+          <w:b/>
+          <w:color w:val="1B365D"/>
+        </w:rPr>
+        <w:t xml:space="preserve">Web Management Portal (clinic-backend Thymeleaf): </w:t>
+      </w:r>
+      <w:r>
+        <w:t>Cung cấp giao diện quản trị Server-Side Rendering (SSR) chuyên dụng cho Bác sĩ (khám lâm sàng, kê đơn, chỉ định dịch vụ) và Quản trị viên (quản lý danh mục phòng, chuyên khoa, nhân sự và theo dõi Audit Logs).</w:t>
+      </w:r>
+    </w:p>
+    <w:p>
+      <w:pPr>
+        <w:pStyle w:val="ListBullet"/>
+        <w:spacing w:before="0" w:after="60"/>
+      </w:pPr>
+      <w:r>
+        <w:rPr>
+          <w:b/>
+          <w:color w:val="1B365D"/>
+        </w:rPr>
+        <w:t xml:space="preserve">Desktop Rich Client (clinic-desktop JavaFX): </w:t>
+      </w:r>
+      <w:r>
+        <w:t>Cung cấp ứng dụng Desktop tốc độ cao phản hồi tức thì cho quầy Lễ tân (tiếp đón, đăng ký bệnh nhân, cấp số hàng đợi), quầy Thu ngân (tính tiền hóa đơn, xác nhận thanh toán đa phương thức) và Quản lý phòng khám (Dashboard số liệu doanh thu tài chính).</w:t>
+      </w:r>
+    </w:p>
+    <w:p>
+      <w:pPr>
+        <w:pStyle w:val="ListBullet"/>
+        <w:spacing w:before="0" w:after="60"/>
+      </w:pPr>
+      <w:r>
+        <w:rPr>
+          <w:b/>
+          <w:color w:val="1B365D"/>
+        </w:rPr>
+        <w:t xml:space="preserve">Nền tảng Backend Core (Spring Boot 3.3.2 + Java 21): </w:t>
+      </w:r>
+      <w:r>
+        <w:t>Đóng vai trò hạt nhân xử lý toàn bộ logic nghiệp vụ y tế khép kín, quản lý xác thực bảo mật kép (JWT Stateless &amp; Session-Cookie), tối ưu truy vấn CSDL MS SQL Server và vận hành bộ kiểm thử tự động 100% PASS.</w:t>
+      </w:r>
+    </w:p>
+    <w:p>
+      <w:pPr>
+        <w:keepNext/>
+        <w:spacing w:before="160" w:after="40"/>
+      </w:pPr>
+      <w:r>
+        <w:rPr>
+          <w:rFonts w:ascii="Arial" w:hAnsi="Arial"/>
+          <w:b/>
+          <w:color w:val="333333"/>
+          <w:sz w:val="23"/>
+        </w:rPr>
+        <w:t>1.2. Mục tiêu và phạm vi hệ thống</w:t>
+      </w:r>
+    </w:p>
+    <w:p>
+      <w:r>
+        <w:t>Hệ thống bao phủ trọn vẹn 9 phân hệ nghiệp vụ chính với sự phân chia nhiệm vụ tối ưu giữa 2 nền tảng Web và Desktop:</w:t>
+      </w:r>
+    </w:p>
+    <w:tbl>
+      <w:tblPr>
+        <w:tblW w:type="auto" w:w="0"/>
+        <w:jc w:val="center"/>
+        <w:tblLook w:firstColumn="1" w:firstRow="1" w:lastColumn="0" w:lastRow="0" w:noHBand="0" w:noVBand="1" w:val="04A0"/>
+        <w:tblBorders>
+          <w:top w:val="single" w:sz="4" w:space="0" w:color="D3D3D3"/>
+          <w:bottom w:val="single" w:sz="4" w:space="0" w:color="D3D3D3"/>
+          <w:insideH w:val="single" w:sz="4" w:space="0" w:color="D3D3D3"/>
+          <w:insideV w:val="none"/>
+          <w:left w:val="none"/>
+          <w:right w:val="none"/>
+        </w:tblBorders>
+      </w:tblPr>
+      <w:tblGrid>
+        <w:gridCol w:w="3120"/>
+        <w:gridCol w:w="3120"/>
+        <w:gridCol w:w="3120"/>
+      </w:tblGrid>
+      <w:tr>
+        <w:tc>
+          <w:tcPr>
+            <w:tcW w:type="dxa" w:w="3120"/>
+            <w:shd w:fill="1B365D"/>
+            <w:tcMar>
+              <w:top w:w="100" w:type="dxa"/>
+              <w:bottom w:w="100" w:type="dxa"/>
+              <w:left w:w="120" w:type="dxa"/>
+              <w:right w:w="120" w:type="dxa"/>
+            </w:tcMar>
           </w:tcPr>
           <w:p>
             <w:pPr>
@@ -230,10 +289,8 @@
             </w:pPr>
             <w:r>
               <w:rPr>
-                <w:rFonts w:ascii="Times New Roman" w:hAnsi="Times New Roman"/>
                 <w:b/>
                 <w:color w:val="FFFFFF"/>
-                <w:sz w:val="22"/>
               </w:rPr>
               <w:t>Module Nghiệp Vụ</w:t>
             </w:r>
@@ -241,8 +298,14 @@
         </w:tc>
         <w:tc>
           <w:tcPr>
-            <w:tcW w:type="dxa" w:w="2880"/>
-            <w:shd w:val="clear" w:color="auto" w:fill="0072FF"/>
+            <w:tcW w:type="dxa" w:w="3120"/>
+            <w:shd w:fill="1B365D"/>
+            <w:tcMar>
+              <w:top w:w="100" w:type="dxa"/>
+              <w:bottom w:w="100" w:type="dxa"/>
+              <w:left w:w="120" w:type="dxa"/>
+              <w:right w:w="120" w:type="dxa"/>
+            </w:tcMar>
           </w:tcPr>
           <w:p>
             <w:pPr>
@@ -250,19 +313,23 @@
             </w:pPr>
             <w:r>
               <w:rPr>
-                <w:rFonts w:ascii="Times New Roman" w:hAnsi="Times New Roman"/>
                 <w:b/>
                 <w:color w:val="FFFFFF"/>
-                <w:sz w:val="22"/>
               </w:rPr>
-              <w:t>Web (Thymeleaf)</w:t>
+              <w:t>Web Portal (Thymeleaf)</w:t>
             </w:r>
           </w:p>
         </w:tc>
         <w:tc>
           <w:tcPr>
-            <w:tcW w:type="dxa" w:w="2880"/>
-            <w:shd w:val="clear" w:color="auto" w:fill="0072FF"/>
+            <w:tcW w:type="dxa" w:w="3120"/>
+            <w:shd w:fill="1B365D"/>
+            <w:tcMar>
+              <w:top w:w="100" w:type="dxa"/>
+              <w:bottom w:w="100" w:type="dxa"/>
+              <w:left w:w="120" w:type="dxa"/>
+              <w:right w:w="120" w:type="dxa"/>
+            </w:tcMar>
           </w:tcPr>
           <w:p>
             <w:pPr>
@@ -270,12 +337,10 @@
             </w:pPr>
             <w:r>
               <w:rPr>
-                <w:rFonts w:ascii="Times New Roman" w:hAnsi="Times New Roman"/>
                 <w:b/>
                 <w:color w:val="FFFFFF"/>
-                <w:sz w:val="22"/>
               </w:rPr>
-              <w:t>Desktop (JavaFX)</w:t>
+              <w:t>Desktop Client (JavaFX)</w:t>
             </w:r>
           </w:p>
         </w:tc>
@@ -283,49 +348,67 @@
       <w:tr>
         <w:tc>
           <w:tcPr>
-            <w:tcW w:type="dxa" w:w="2880"/>
-            <w:shd w:val="clear" w:color="auto" w:fill="F4F6F9"/>
+            <w:tcW w:type="dxa" w:w="3120"/>
+            <w:shd w:fill="F9FAFB"/>
+            <w:tcMar>
+              <w:top w:w="80" w:type="dxa"/>
+              <w:bottom w:w="80" w:type="dxa"/>
+              <w:left w:w="100" w:type="dxa"/>
+              <w:right w:w="100" w:type="dxa"/>
+            </w:tcMar>
           </w:tcPr>
           <w:p>
             <w:r>
               <w:rPr>
-                <w:rFonts w:ascii="Times New Roman" w:hAnsi="Times New Roman"/>
-                <w:color w:val="1F2937"/>
-                <w:sz w:val="22"/>
+                <w:sz w:val="20"/>
               </w:rPr>
-              <w:t>Xác thực &amp; Bảo mật (Auth &amp; Security)</w:t>
+              <w:t>1. Xác thực &amp; Bảo mật (Auth &amp; Security)</w:t>
             </w:r>
           </w:p>
         </w:tc>
         <w:tc>
           <w:tcPr>
-            <w:tcW w:type="dxa" w:w="2880"/>
-            <w:shd w:val="clear" w:color="auto" w:fill="F4F6F9"/>
+            <w:tcW w:type="dxa" w:w="3120"/>
+            <w:shd w:fill="F9FAFB"/>
+            <w:tcMar>
+              <w:top w:w="80" w:type="dxa"/>
+              <w:bottom w:w="80" w:type="dxa"/>
+              <w:left w:w="100" w:type="dxa"/>
+              <w:right w:w="100" w:type="dxa"/>
+            </w:tcMar>
           </w:tcPr>
           <w:p>
+            <w:pPr>
+              <w:jc w:val="center"/>
+            </w:pPr>
             <w:r>
               <w:rPr>
-                <w:rFonts w:ascii="Times New Roman" w:hAnsi="Times New Roman"/>
-                <w:color w:val="1F2937"/>
-                <w:sz w:val="22"/>
+                <w:sz w:val="20"/>
               </w:rPr>
-              <w:t>✓ (Form Login Session)</w:t>
+              <w:t>✓ Form Login Session &amp; Cookie</w:t>
             </w:r>
           </w:p>
         </w:tc>
         <w:tc>
           <w:tcPr>
-            <w:tcW w:type="dxa" w:w="2880"/>
-            <w:shd w:val="clear" w:color="auto" w:fill="F4F6F9"/>
+            <w:tcW w:type="dxa" w:w="3120"/>
+            <w:shd w:fill="F9FAFB"/>
+            <w:tcMar>
+              <w:top w:w="80" w:type="dxa"/>
+              <w:bottom w:w="80" w:type="dxa"/>
+              <w:left w:w="100" w:type="dxa"/>
+              <w:right w:w="100" w:type="dxa"/>
+            </w:tcMar>
           </w:tcPr>
           <w:p>
+            <w:pPr>
+              <w:jc w:val="center"/>
+            </w:pPr>
             <w:r>
               <w:rPr>
-                <w:rFonts w:ascii="Times New Roman" w:hAnsi="Times New Roman"/>
-                <w:color w:val="1F2937"/>
-                <w:sz w:val="22"/>
+                <w:sz w:val="20"/>
               </w:rPr>
-              <w:t>✓ (JWT REST API)</w:t>
+              <w:t>✓ REST API JWT Bearer Token</w:t>
             </w:r>
           </w:p>
         </w:tc>
@@ -333,46 +416,67 @@
       <w:tr>
         <w:tc>
           <w:tcPr>
-            <w:tcW w:type="dxa" w:w="2880"/>
+            <w:tcW w:type="dxa" w:w="3120"/>
+            <w:shd w:fill="FFFFFF"/>
+            <w:tcMar>
+              <w:top w:w="80" w:type="dxa"/>
+              <w:bottom w:w="80" w:type="dxa"/>
+              <w:left w:w="100" w:type="dxa"/>
+              <w:right w:w="100" w:type="dxa"/>
+            </w:tcMar>
           </w:tcPr>
           <w:p>
             <w:r>
               <w:rPr>
-                <w:rFonts w:ascii="Times New Roman" w:hAnsi="Times New Roman"/>
-                <w:color w:val="1F2937"/>
-                <w:sz w:val="22"/>
+                <w:sz w:val="20"/>
               </w:rPr>
-              <w:t>Dashboard &amp; Thống kê KPI (Home Overview)</w:t>
+              <w:t>2. Dashboard KPI (Home Overview)</w:t>
             </w:r>
           </w:p>
         </w:tc>
         <w:tc>
           <w:tcPr>
-            <w:tcW w:type="dxa" w:w="2880"/>
+            <w:tcW w:type="dxa" w:w="3120"/>
+            <w:shd w:fill="FFFFFF"/>
+            <w:tcMar>
+              <w:top w:w="80" w:type="dxa"/>
+              <w:bottom w:w="80" w:type="dxa"/>
+              <w:left w:w="100" w:type="dxa"/>
+              <w:right w:w="100" w:type="dxa"/>
+            </w:tcMar>
           </w:tcPr>
           <w:p>
+            <w:pPr>
+              <w:jc w:val="center"/>
+            </w:pPr>
             <w:r>
               <w:rPr>
-                <w:rFonts w:ascii="Times New Roman" w:hAnsi="Times New Roman"/>
-                <w:color w:val="1F2937"/>
-                <w:sz w:val="22"/>
+                <w:sz w:val="20"/>
               </w:rPr>
-              <w:t>✓ (Tổng quan hệ thống)</w:t>
+              <w:t>✓ Thống kê tổng quan hệ thống</w:t>
             </w:r>
           </w:p>
         </w:tc>
         <w:tc>
           <w:tcPr>
-            <w:tcW w:type="dxa" w:w="2880"/>
+            <w:tcW w:type="dxa" w:w="3120"/>
+            <w:shd w:fill="FFFFFF"/>
+            <w:tcMar>
+              <w:top w:w="80" w:type="dxa"/>
+              <w:bottom w:w="80" w:type="dxa"/>
+              <w:left w:w="100" w:type="dxa"/>
+              <w:right w:w="100" w:type="dxa"/>
+            </w:tcMar>
           </w:tcPr>
           <w:p>
+            <w:pPr>
+              <w:jc w:val="center"/>
+            </w:pPr>
             <w:r>
               <w:rPr>
-                <w:rFonts w:ascii="Times New Roman" w:hAnsi="Times New Roman"/>
-                <w:color w:val="1F2937"/>
-                <w:sz w:val="22"/>
+                <w:sz w:val="20"/>
               </w:rPr>
-              <w:t>✓ (KPI Stat Cards &amp; Quick Actions)</w:t>
+              <w:t>✓ KPI Stat Cards &amp; Quick Action Buttons</w:t>
             </w:r>
           </w:p>
         </w:tc>
@@ -380,49 +484,67 @@
       <w:tr>
         <w:tc>
           <w:tcPr>
-            <w:tcW w:type="dxa" w:w="2880"/>
-            <w:shd w:val="clear" w:color="auto" w:fill="F4F6F9"/>
+            <w:tcW w:type="dxa" w:w="3120"/>
+            <w:shd w:fill="F9FAFB"/>
+            <w:tcMar>
+              <w:top w:w="80" w:type="dxa"/>
+              <w:bottom w:w="80" w:type="dxa"/>
+              <w:left w:w="100" w:type="dxa"/>
+              <w:right w:w="100" w:type="dxa"/>
+            </w:tcMar>
           </w:tcPr>
           <w:p>
             <w:r>
               <w:rPr>
-                <w:rFonts w:ascii="Times New Roman" w:hAnsi="Times New Roman"/>
-                <w:color w:val="1F2937"/>
-                <w:sz w:val="22"/>
+                <w:sz w:val="20"/>
               </w:rPr>
-              <w:t>Quản lý Bệnh nhân (Patient Registry)</w:t>
+              <w:t>3. Quản lý Bệnh nhân (Patient Directory)</w:t>
             </w:r>
           </w:p>
         </w:tc>
         <w:tc>
           <w:tcPr>
-            <w:tcW w:type="dxa" w:w="2880"/>
-            <w:shd w:val="clear" w:color="auto" w:fill="F4F6F9"/>
+            <w:tcW w:type="dxa" w:w="3120"/>
+            <w:shd w:fill="F9FAFB"/>
+            <w:tcMar>
+              <w:top w:w="80" w:type="dxa"/>
+              <w:bottom w:w="80" w:type="dxa"/>
+              <w:left w:w="100" w:type="dxa"/>
+              <w:right w:w="100" w:type="dxa"/>
+            </w:tcMar>
           </w:tcPr>
           <w:p>
+            <w:pPr>
+              <w:jc w:val="center"/>
+            </w:pPr>
             <w:r>
               <w:rPr>
-                <w:rFonts w:ascii="Times New Roman" w:hAnsi="Times New Roman"/>
-                <w:color w:val="1F2937"/>
-                <w:sz w:val="22"/>
+                <w:sz w:val="20"/>
               </w:rPr>
-              <w:t>✓ (Hồ sơ, Lịch sử)</w:t>
+              <w:t>✓ Quản lý hồ sơ, lịch sử khám</w:t>
             </w:r>
           </w:p>
         </w:tc>
         <w:tc>
           <w:tcPr>
-            <w:tcW w:type="dxa" w:w="2880"/>
-            <w:shd w:val="clear" w:color="auto" w:fill="F4F6F9"/>
+            <w:tcW w:type="dxa" w:w="3120"/>
+            <w:shd w:fill="F9FAFB"/>
+            <w:tcMar>
+              <w:top w:w="80" w:type="dxa"/>
+              <w:bottom w:w="80" w:type="dxa"/>
+              <w:left w:w="100" w:type="dxa"/>
+              <w:right w:w="100" w:type="dxa"/>
+            </w:tcMar>
           </w:tcPr>
           <w:p>
+            <w:pPr>
+              <w:jc w:val="center"/>
+            </w:pPr>
             <w:r>
               <w:rPr>
-                <w:rFonts w:ascii="Times New Roman" w:hAnsi="Times New Roman"/>
-                <w:color w:val="1F2937"/>
-                <w:sz w:val="22"/>
+                <w:sz w:val="20"/>
               </w:rPr>
-              <w:t>✓ (Tra cứu phân trang, Đăng ký mới)</w:t>
+              <w:t>✓ Tra cứu phân trang, Đăng ký hồ sơ mới</w:t>
             </w:r>
           </w:p>
         </w:tc>
@@ -430,46 +552,67 @@
       <w:tr>
         <w:tc>
           <w:tcPr>
-            <w:tcW w:type="dxa" w:w="2880"/>
+            <w:tcW w:type="dxa" w:w="3120"/>
+            <w:shd w:fill="FFFFFF"/>
+            <w:tcMar>
+              <w:top w:w="80" w:type="dxa"/>
+              <w:bottom w:w="80" w:type="dxa"/>
+              <w:left w:w="100" w:type="dxa"/>
+              <w:right w:w="100" w:type="dxa"/>
+            </w:tcMar>
           </w:tcPr>
           <w:p>
             <w:r>
               <w:rPr>
-                <w:rFonts w:ascii="Times New Roman" w:hAnsi="Times New Roman"/>
-                <w:color w:val="1F2937"/>
-                <w:sz w:val="22"/>
+                <w:sz w:val="20"/>
               </w:rPr>
-              <w:t>Quản lý Đặt lịch (Appointment Scheduling)</w:t>
+              <w:t>4. Đặt lịch khám (Appointment Scheduling)</w:t>
             </w:r>
           </w:p>
         </w:tc>
         <w:tc>
           <w:tcPr>
-            <w:tcW w:type="dxa" w:w="2880"/>
+            <w:tcW w:type="dxa" w:w="3120"/>
+            <w:shd w:fill="FFFFFF"/>
+            <w:tcMar>
+              <w:top w:w="80" w:type="dxa"/>
+              <w:bottom w:w="80" w:type="dxa"/>
+              <w:left w:w="100" w:type="dxa"/>
+              <w:right w:w="100" w:type="dxa"/>
+            </w:tcMar>
           </w:tcPr>
           <w:p>
+            <w:pPr>
+              <w:jc w:val="center"/>
+            </w:pPr>
             <w:r>
               <w:rPr>
-                <w:rFonts w:ascii="Times New Roman" w:hAnsi="Times New Roman"/>
-                <w:color w:val="1F2937"/>
-                <w:sz w:val="22"/>
+                <w:sz w:val="20"/>
               </w:rPr>
-              <w:t>✓ (Xem danh sách, Đặt lịch)</w:t>
+              <w:t>✓ Xem lịch làm việc, Đặt/Hủy lịch</w:t>
             </w:r>
           </w:p>
         </w:tc>
         <w:tc>
           <w:tcPr>
-            <w:tcW w:type="dxa" w:w="2880"/>
+            <w:tcW w:type="dxa" w:w="3120"/>
+            <w:shd w:fill="FFFFFF"/>
+            <w:tcMar>
+              <w:top w:w="80" w:type="dxa"/>
+              <w:bottom w:w="80" w:type="dxa"/>
+              <w:left w:w="100" w:type="dxa"/>
+              <w:right w:w="100" w:type="dxa"/>
+            </w:tcMar>
           </w:tcPr>
           <w:p>
+            <w:pPr>
+              <w:jc w:val="center"/>
+            </w:pPr>
             <w:r>
               <w:rPr>
-                <w:rFonts w:ascii="Times New Roman" w:hAnsi="Times New Roman"/>
-                <w:color w:val="1F2937"/>
-                <w:sz w:val="22"/>
+                <w:sz w:val="20"/>
               </w:rPr>
-              <w:t>✓ (Tiếp đón hôm nay, Check-in, Lỗi API)</w:t>
+              <w:t>✓ Lịch hẹn hôm nay, Check-in tiếp đón</w:t>
             </w:r>
           </w:p>
         </w:tc>
@@ -477,49 +620,67 @@
       <w:tr>
         <w:tc>
           <w:tcPr>
-            <w:tcW w:type="dxa" w:w="2880"/>
-            <w:shd w:val="clear" w:color="auto" w:fill="F4F6F9"/>
+            <w:tcW w:type="dxa" w:w="3120"/>
+            <w:shd w:fill="F9FAFB"/>
+            <w:tcMar>
+              <w:top w:w="80" w:type="dxa"/>
+              <w:bottom w:w="80" w:type="dxa"/>
+              <w:left w:w="100" w:type="dxa"/>
+              <w:right w:w="100" w:type="dxa"/>
+            </w:tcMar>
           </w:tcPr>
           <w:p>
             <w:r>
               <w:rPr>
-                <w:rFonts w:ascii="Times New Roman" w:hAnsi="Times New Roman"/>
-                <w:color w:val="1F2937"/>
-                <w:sz w:val="22"/>
+                <w:sz w:val="20"/>
               </w:rPr>
-              <w:t>Hàng đợi &amp; Điều phối (Queue Management)</w:t>
+              <w:t>5. Hàng đợi &amp; Điều phối (Queue Desk)</w:t>
             </w:r>
           </w:p>
         </w:tc>
         <w:tc>
           <w:tcPr>
-            <w:tcW w:type="dxa" w:w="2880"/>
-            <w:shd w:val="clear" w:color="auto" w:fill="F4F6F9"/>
+            <w:tcW w:type="dxa" w:w="3120"/>
+            <w:shd w:fill="F9FAFB"/>
+            <w:tcMar>
+              <w:top w:w="80" w:type="dxa"/>
+              <w:bottom w:w="80" w:type="dxa"/>
+              <w:left w:w="100" w:type="dxa"/>
+              <w:right w:w="100" w:type="dxa"/>
+            </w:tcMar>
           </w:tcPr>
           <w:p>
+            <w:pPr>
+              <w:jc w:val="center"/>
+            </w:pPr>
             <w:r>
               <w:rPr>
-                <w:rFonts w:ascii="Times New Roman" w:hAnsi="Times New Roman"/>
-                <w:color w:val="1F2937"/>
-                <w:sz w:val="22"/>
+                <w:sz w:val="20"/>
               </w:rPr>
-              <w:t>✓ (Màn hình TV công cộng)</w:t>
+              <w:t>✓ Màn hình hiển thị TV công cộng</w:t>
             </w:r>
           </w:p>
         </w:tc>
         <w:tc>
           <w:tcPr>
-            <w:tcW w:type="dxa" w:w="2880"/>
-            <w:shd w:val="clear" w:color="auto" w:fill="F4F6F9"/>
+            <w:tcW w:type="dxa" w:w="3120"/>
+            <w:shd w:fill="F9FAFB"/>
+            <w:tcMar>
+              <w:top w:w="80" w:type="dxa"/>
+              <w:bottom w:w="80" w:type="dxa"/>
+              <w:left w:w="100" w:type="dxa"/>
+              <w:right w:w="100" w:type="dxa"/>
+            </w:tcMar>
           </w:tcPr>
           <w:p>
+            <w:pPr>
+              <w:jc w:val="center"/>
+            </w:pPr>
             <w:r>
               <w:rPr>
-                <w:rFonts w:ascii="Times New Roman" w:hAnsi="Times New Roman"/>
-                <w:color w:val="1F2937"/>
-                <w:sz w:val="22"/>
+                <w:sz w:val="20"/>
               </w:rPr>
-              <w:t>✓ (Cấp số Walk-in, Call, Skip)</w:t>
+              <w:t>✓ Cấp số Walk-in, Call, Skip, Re-queue, Transfer</w:t>
             </w:r>
           </w:p>
         </w:tc>
@@ -527,46 +688,67 @@
       <w:tr>
         <w:tc>
           <w:tcPr>
-            <w:tcW w:type="dxa" w:w="2880"/>
+            <w:tcW w:type="dxa" w:w="3120"/>
+            <w:shd w:fill="FFFFFF"/>
+            <w:tcMar>
+              <w:top w:w="80" w:type="dxa"/>
+              <w:bottom w:w="80" w:type="dxa"/>
+              <w:left w:w="100" w:type="dxa"/>
+              <w:right w:w="100" w:type="dxa"/>
+            </w:tcMar>
           </w:tcPr>
           <w:p>
             <w:r>
               <w:rPr>
-                <w:rFonts w:ascii="Times New Roman" w:hAnsi="Times New Roman"/>
-                <w:color w:val="1F2937"/>
-                <w:sz w:val="22"/>
+                <w:sz w:val="20"/>
               </w:rPr>
-              <w:t>Khám bệnh &amp; Chẩn đoán (Clinical Encounter)</w:t>
+              <w:t>6. Khám lâm sàng (Clinical Encounter)</w:t>
             </w:r>
           </w:p>
         </w:tc>
         <w:tc>
           <w:tcPr>
-            <w:tcW w:type="dxa" w:w="2880"/>
+            <w:tcW w:type="dxa" w:w="3120"/>
+            <w:shd w:fill="FFFFFF"/>
+            <w:tcMar>
+              <w:top w:w="80" w:type="dxa"/>
+              <w:bottom w:w="80" w:type="dxa"/>
+              <w:left w:w="100" w:type="dxa"/>
+              <w:right w:w="100" w:type="dxa"/>
+            </w:tcMar>
           </w:tcPr>
           <w:p>
+            <w:pPr>
+              <w:jc w:val="center"/>
+            </w:pPr>
             <w:r>
               <w:rPr>
-                <w:rFonts w:ascii="Times New Roman" w:hAnsi="Times New Roman"/>
-                <w:color w:val="1F2937"/>
-                <w:sz w:val="22"/>
+                <w:sz w:val="20"/>
               </w:rPr>
-              <w:t>✓ (Bác sĩ khám, Chỉ định CLS)</w:t>
+              <w:t>✓ Bác sĩ khám, Chỉ định CLS, Chẩn đoán</w:t>
             </w:r>
           </w:p>
         </w:tc>
         <w:tc>
           <w:tcPr>
-            <w:tcW w:type="dxa" w:w="2880"/>
+            <w:tcW w:type="dxa" w:w="3120"/>
+            <w:shd w:fill="FFFFFF"/>
+            <w:tcMar>
+              <w:top w:w="80" w:type="dxa"/>
+              <w:bottom w:w="80" w:type="dxa"/>
+              <w:left w:w="100" w:type="dxa"/>
+              <w:right w:w="100" w:type="dxa"/>
+            </w:tcMar>
           </w:tcPr>
           <w:p>
+            <w:pPr>
+              <w:jc w:val="center"/>
+            </w:pPr>
             <w:r>
               <w:rPr>
-                <w:rFonts w:ascii="Times New Roman" w:hAnsi="Times New Roman"/>
-                <w:color w:val="1F2937"/>
-                <w:sz w:val="22"/>
+                <w:sz w:val="20"/>
               </w:rPr>
-              <w:t>– (Chỉ sử dụng trên Web)</w:t>
+              <w:t>– (Chuyên dụng trên Web Portal)</w:t>
             </w:r>
           </w:p>
         </w:tc>
@@ -574,49 +756,67 @@
       <w:tr>
         <w:tc>
           <w:tcPr>
-            <w:tcW w:type="dxa" w:w="2880"/>
-            <w:shd w:val="clear" w:color="auto" w:fill="F4F6F9"/>
+            <w:tcW w:type="dxa" w:w="3120"/>
+            <w:shd w:fill="F9FAFB"/>
+            <w:tcMar>
+              <w:top w:w="80" w:type="dxa"/>
+              <w:bottom w:w="80" w:type="dxa"/>
+              <w:left w:w="100" w:type="dxa"/>
+              <w:right w:w="100" w:type="dxa"/>
+            </w:tcMar>
           </w:tcPr>
           <w:p>
             <w:r>
               <w:rPr>
-                <w:rFonts w:ascii="Times New Roman" w:hAnsi="Times New Roman"/>
-                <w:color w:val="1F2937"/>
-                <w:sz w:val="22"/>
+                <w:sz w:val="20"/>
               </w:rPr>
-              <w:t>Tính tiền &amp; Thu ngân (Billing &amp; Payment)</w:t>
+              <w:t>7. Tính tiền &amp; Thu ngân (Billing &amp; Payment)</w:t>
             </w:r>
           </w:p>
         </w:tc>
         <w:tc>
           <w:tcPr>
-            <w:tcW w:type="dxa" w:w="2880"/>
-            <w:shd w:val="clear" w:color="auto" w:fill="F4F6F9"/>
+            <w:tcW w:type="dxa" w:w="3120"/>
+            <w:shd w:fill="F9FAFB"/>
+            <w:tcMar>
+              <w:top w:w="80" w:type="dxa"/>
+              <w:bottom w:w="80" w:type="dxa"/>
+              <w:left w:w="100" w:type="dxa"/>
+              <w:right w:w="100" w:type="dxa"/>
+            </w:tcMar>
           </w:tcPr>
           <w:p>
+            <w:pPr>
+              <w:jc w:val="center"/>
+            </w:pPr>
             <w:r>
               <w:rPr>
-                <w:rFonts w:ascii="Times New Roman" w:hAnsi="Times New Roman"/>
-                <w:color w:val="1F2937"/>
-                <w:sz w:val="22"/>
+                <w:sz w:val="20"/>
               </w:rPr>
-              <w:t>✓ (Chi tiết ca khám)</w:t>
+              <w:t>✓ Xem chi tiết hóa đơn ca khám</w:t>
             </w:r>
           </w:p>
         </w:tc>
         <w:tc>
           <w:tcPr>
-            <w:tcW w:type="dxa" w:w="2880"/>
-            <w:shd w:val="clear" w:color="auto" w:fill="F4F6F9"/>
+            <w:tcW w:type="dxa" w:w="3120"/>
+            <w:shd w:fill="F9FAFB"/>
+            <w:tcMar>
+              <w:top w:w="80" w:type="dxa"/>
+              <w:bottom w:w="80" w:type="dxa"/>
+              <w:left w:w="100" w:type="dxa"/>
+              <w:right w:w="100" w:type="dxa"/>
+            </w:tcMar>
           </w:tcPr>
           <w:p>
+            <w:pPr>
+              <w:jc w:val="center"/>
+            </w:pPr>
             <w:r>
               <w:rPr>
-                <w:rFonts w:ascii="Times New Roman" w:hAnsi="Times New Roman"/>
-                <w:color w:val="1F2937"/>
-                <w:sz w:val="22"/>
+                <w:sz w:val="20"/>
               </w:rPr>
-              <w:t>✓ (Màn hình Thu ngân, Modal Thu tiền CASH/BANK/CARD)</w:t>
+              <w:t>✓ Thu ngân, Modal thanh toán CASH/BANK/CARD</w:t>
             </w:r>
           </w:p>
         </w:tc>
@@ -624,46 +824,67 @@
       <w:tr>
         <w:tc>
           <w:tcPr>
-            <w:tcW w:type="dxa" w:w="2880"/>
+            <w:tcW w:type="dxa" w:w="3120"/>
+            <w:shd w:fill="FFFFFF"/>
+            <w:tcMar>
+              <w:top w:w="80" w:type="dxa"/>
+              <w:bottom w:w="80" w:type="dxa"/>
+              <w:left w:w="100" w:type="dxa"/>
+              <w:right w:w="100" w:type="dxa"/>
+            </w:tcMar>
           </w:tcPr>
           <w:p>
             <w:r>
               <w:rPr>
-                <w:rFonts w:ascii="Times New Roman" w:hAnsi="Times New Roman"/>
-                <w:color w:val="1F2937"/>
-                <w:sz w:val="22"/>
+                <w:sz w:val="20"/>
               </w:rPr>
-              <w:t>Báo cáo Tài chính &amp; Audit Log (Report &amp; Audit)</w:t>
+              <w:t>8. Báo cáo Tài chính &amp; Audit Log</w:t>
             </w:r>
           </w:p>
         </w:tc>
         <w:tc>
           <w:tcPr>
-            <w:tcW w:type="dxa" w:w="2880"/>
+            <w:tcW w:type="dxa" w:w="3120"/>
+            <w:shd w:fill="FFFFFF"/>
+            <w:tcMar>
+              <w:top w:w="80" w:type="dxa"/>
+              <w:bottom w:w="80" w:type="dxa"/>
+              <w:left w:w="100" w:type="dxa"/>
+              <w:right w:w="100" w:type="dxa"/>
+            </w:tcMar>
           </w:tcPr>
           <w:p>
+            <w:pPr>
+              <w:jc w:val="center"/>
+            </w:pPr>
             <w:r>
               <w:rPr>
-                <w:rFonts w:ascii="Times New Roman" w:hAnsi="Times New Roman"/>
-                <w:color w:val="1F2937"/>
-                <w:sz w:val="22"/>
+                <w:sz w:val="20"/>
               </w:rPr>
-              <w:t>✓ (Doanh thu, Nhật ký)</w:t>
+              <w:t>✓ Báo cáo doanh thu, Nhật ký Audit</w:t>
             </w:r>
           </w:p>
         </w:tc>
         <w:tc>
           <w:tcPr>
-            <w:tcW w:type="dxa" w:w="2880"/>
+            <w:tcW w:type="dxa" w:w="3120"/>
+            <w:shd w:fill="FFFFFF"/>
+            <w:tcMar>
+              <w:top w:w="80" w:type="dxa"/>
+              <w:bottom w:w="80" w:type="dxa"/>
+              <w:left w:w="100" w:type="dxa"/>
+              <w:right w:w="100" w:type="dxa"/>
+            </w:tcMar>
           </w:tcPr>
           <w:p>
+            <w:pPr>
+              <w:jc w:val="center"/>
+            </w:pPr>
             <w:r>
               <w:rPr>
-                <w:rFonts w:ascii="Times New Roman" w:hAnsi="Times New Roman"/>
-                <w:color w:val="1F2937"/>
-                <w:sz w:val="22"/>
+                <w:sz w:val="20"/>
               </w:rPr>
-              <w:t>✓ (Financial Reports Dashboard cho Admin/Manager)</w:t>
+              <w:t>✓ Financial Reports Dashboard (Admin/Manager)</w:t>
             </w:r>
           </w:p>
         </w:tc>
@@ -671,614 +892,363 @@
       <w:tr>
         <w:tc>
           <w:tcPr>
-            <w:tcW w:type="dxa" w:w="2880"/>
-            <w:shd w:val="clear" w:color="auto" w:fill="F4F6F9"/>
+            <w:tcW w:type="dxa" w:w="3120"/>
+            <w:shd w:fill="F9FAFB"/>
+            <w:tcMar>
+              <w:top w:w="80" w:type="dxa"/>
+              <w:bottom w:w="80" w:type="dxa"/>
+              <w:left w:w="100" w:type="dxa"/>
+              <w:right w:w="100" w:type="dxa"/>
+            </w:tcMar>
           </w:tcPr>
           <w:p>
             <w:r>
               <w:rPr>
-                <w:rFonts w:ascii="Times New Roman" w:hAnsi="Times New Roman"/>
-                <w:color w:val="1F2937"/>
-                <w:sz w:val="22"/>
+                <w:sz w:val="20"/>
               </w:rPr>
-              <w:t>Quản trị Danh mục (Master Data Admin)</w:t>
+              <w:t>9. Quản trị Danh mục (Master Data Admin)</w:t>
             </w:r>
           </w:p>
         </w:tc>
         <w:tc>
           <w:tcPr>
-            <w:tcW w:type="dxa" w:w="2880"/>
-            <w:shd w:val="clear" w:color="auto" w:fill="F4F6F9"/>
+            <w:tcW w:type="dxa" w:w="3120"/>
+            <w:shd w:fill="F9FAFB"/>
+            <w:tcMar>
+              <w:top w:w="80" w:type="dxa"/>
+              <w:bottom w:w="80" w:type="dxa"/>
+              <w:left w:w="100" w:type="dxa"/>
+              <w:right w:w="100" w:type="dxa"/>
+            </w:tcMar>
           </w:tcPr>
           <w:p>
+            <w:pPr>
+              <w:jc w:val="center"/>
+            </w:pPr>
             <w:r>
               <w:rPr>
-                <w:rFonts w:ascii="Times New Roman" w:hAnsi="Times New Roman"/>
-                <w:color w:val="1F2937"/>
-                <w:sz w:val="22"/>
+                <w:sz w:val="20"/>
               </w:rPr>
-              <w:t>✓ (Phòng, Chuyên khoa, Giá)</w:t>
+              <w:t>✓ Quản lý Phòng, Chuyên khoa, Giá Dịch vụ</w:t>
             </w:r>
           </w:p>
         </w:tc>
         <w:tc>
           <w:tcPr>
-            <w:tcW w:type="dxa" w:w="2880"/>
-            <w:shd w:val="clear" w:color="auto" w:fill="F4F6F9"/>
+            <w:tcW w:type="dxa" w:w="3120"/>
+            <w:shd w:fill="F9FAFB"/>
+            <w:tcMar>
+              <w:top w:w="80" w:type="dxa"/>
+              <w:bottom w:w="80" w:type="dxa"/>
+              <w:left w:w="100" w:type="dxa"/>
+              <w:right w:w="100" w:type="dxa"/>
+            </w:tcMar>
           </w:tcPr>
           <w:p>
+            <w:pPr>
+              <w:jc w:val="center"/>
+            </w:pPr>
             <w:r>
               <w:rPr>
-                <w:rFonts w:ascii="Times New Roman" w:hAnsi="Times New Roman"/>
-                <w:color w:val="1F2937"/>
-                <w:sz w:val="22"/>
+                <w:sz w:val="20"/>
               </w:rPr>
-              <w:t>– (Quản trị trên Web)</w:t>
+              <w:t>– (Chuyên dụng trên Web Portal)</w:t>
             </w:r>
           </w:p>
         </w:tc>
       </w:tr>
     </w:tbl>
-    <w:p/>
     <w:p>
+      <w:pPr>
+        <w:spacing w:after="80"/>
+      </w:pPr>
+    </w:p>
+    <w:p>
+      <w:pPr>
+        <w:keepNext/>
+        <w:spacing w:before="160" w:after="40"/>
+      </w:pPr>
       <w:r>
         <w:rPr>
+          <w:rFonts w:ascii="Arial" w:hAnsi="Arial"/>
           <w:b/>
-          <w:color w:val="1F2937"/>
-          <w:sz w:val="26"/>
+          <w:color w:val="333333"/>
+          <w:sz w:val="23"/>
         </w:rPr>
-        <w:t>1.3. Đối tượng sử dụng hệ thống</w:t>
+        <w:t>1.3. Đối tượng &amp; Vai trò người dùng (RBAC 5 Roles)</w:t>
       </w:r>
     </w:p>
     <w:p>
       <w:pPr>
         <w:pStyle w:val="ListBullet"/>
+        <w:spacing w:before="0" w:after="60"/>
       </w:pPr>
-      <w:r/>
       <w:r>
         <w:rPr>
           <w:b/>
+          <w:color w:val="1B365D"/>
         </w:rPr>
-        <w:t>ADMIN:</w:t>
+        <w:t xml:space="preserve">ADMIN (Quản trị viên hệ thống): </w:t>
       </w:r>
       <w:r>
-        <w:t xml:space="preserve"> Quản trị viên toàn quyền hệ thống (quản lý user, danh mục phòng, chuyên khoa, dịch vụ, xem audit log và báo cáo tài chính).</w:t>
+        <w:t>Quản lý toàn bộ người dùng, gán vai trò, quản trị danh mục chuyên khoa, phòng khám, dịch vụ y tế, tra cứu Audit Logs bảo mật và xem báo cáo tài chính tổng thể.</w:t>
       </w:r>
     </w:p>
     <w:p>
       <w:pPr>
         <w:pStyle w:val="ListBullet"/>
+        <w:spacing w:before="0" w:after="60"/>
       </w:pPr>
-      <w:r/>
       <w:r>
         <w:rPr>
           <w:b/>
+          <w:color w:val="1B365D"/>
         </w:rPr>
-        <w:t>RECEPTIONIST:</w:t>
+        <w:t xml:space="preserve">RECEPTIONIST (Lễ tân quầy tiếp đón): </w:t>
       </w:r>
       <w:r>
-        <w:t xml:space="preserve"> Lễ tân tại bàn tiếp đón (đăng ký bệnh nhân, đặt lịch khám, check-in, cấp số hàng đợi walk-in, gọi tên/bỏ qua bệnh nhân).</w:t>
+        <w:t>Đăng ký thông tin bệnh nhân mới, tìm kiếm hồ sơ, đặt lịch hẹn khám, thực hiện check-in cho bệnh nhân có lịch hẹn, cấp số hàng đợi Walk-in và điều phối hàng đợi (gọi tên, bỏ qua, xếp hàng lại, chuyển phòng).</w:t>
       </w:r>
     </w:p>
     <w:p>
       <w:pPr>
         <w:pStyle w:val="ListBullet"/>
+        <w:spacing w:before="0" w:after="60"/>
       </w:pPr>
-      <w:r/>
       <w:r>
         <w:rPr>
           <w:b/>
+          <w:color w:val="1B365D"/>
         </w:rPr>
-        <w:t>DOCTOR:</w:t>
+        <w:t xml:space="preserve">DOCTOR (Bác sĩ chuyên khoa): </w:t>
       </w:r>
       <w:r>
-        <w:t xml:space="preserve"> Bác sĩ khám chữa bệnh (gọi bệnh nhân vào phòng, bắt đầu khám, nhập lý do khám, chẩn đoán, chỉ định dịch vụ cận lâm sàng, kết luận ca khám).</w:t>
+        <w:t>Quản lý danh sách bệnh nhân chờ khám tại phòng, gọi bệnh nhân vào khám (`CALL`), nhập chỉ số sinh hiệu (huyết áp, nhịp tim, nhiệt độ), ghi nhận chẩn đoán ICD-10, chỉ định dịch vụ cận lâm sàng (xét nghiệm, X-quang) và kết luận ca khám (`DONE`).</w:t>
       </w:r>
     </w:p>
     <w:p>
       <w:pPr>
         <w:pStyle w:val="ListBullet"/>
+        <w:spacing w:before="0" w:after="60"/>
       </w:pPr>
-      <w:r/>
       <w:r>
         <w:rPr>
           <w:b/>
+          <w:color w:val="1B365D"/>
         </w:rPr>
-        <w:t>CASHIER:</w:t>
+        <w:t xml:space="preserve">CASHIER (Thu ngân quầy thanh toán): </w:t>
       </w:r>
       <w:r>
-        <w:t xml:space="preserve"> Thu ngân quầy thanh toán (xem danh sách hóa đơn `UNPAID`, chọn phương thức thanh toán Tiền mặt/Chuyển khoản/Thẻ, ghi nhận số tiền và xem chi tiết hóa đơn).</w:t>
+        <w:t>Tra cứu các hóa đơn ở trạng thái chưa thanh toán (`UNPAID`), xem chi tiết các dịch vụ y tế đã sử dụng, thực hiện ghi nhận thanh toán đa phương thức (Tiền mặt, Chuyển khoản QR, Thẻ ngân hàng) và chuyển trạng thái hóa đơn thành `PAID`.</w:t>
       </w:r>
     </w:p>
     <w:p>
       <w:pPr>
         <w:pStyle w:val="ListBullet"/>
+        <w:spacing w:before="0" w:after="60"/>
       </w:pPr>
-      <w:r/>
       <w:r>
         <w:rPr>
           <w:b/>
+          <w:color w:val="1B365D"/>
         </w:rPr>
-        <w:t>MANAGER:</w:t>
+        <w:t xml:space="preserve">MANAGER (Quản lý phòng khám): </w:t>
       </w:r>
       <w:r>
-        <w:t xml:space="preserve"> Quản lý phòng khám (xem báo cáo doanh thu thực tế, thống kê lưu lượng bệnh nhân và lịch hẹn).</w:t>
+        <w:t>Theo dõi báo cáo doanh thu thực tế theo ngày/tháng, xem thống kê hiệu suất làm việc của bác sĩ và lưu lượng bệnh nhân khám chữa bệnh.</w:t>
       </w:r>
     </w:p>
     <w:p>
+      <w:pPr>
+        <w:keepNext/>
+        <w:spacing w:before="160" w:after="40"/>
+      </w:pPr>
       <w:r>
         <w:rPr>
+          <w:rFonts w:ascii="Arial" w:hAnsi="Arial"/>
           <w:b/>
-          <w:color w:val="1F2937"/>
-          <w:sz w:val="26"/>
+          <w:color w:val="333333"/>
+          <w:sz w:val="23"/>
         </w:rPr>
-        <w:t>1.4. Công nghệ sử dụng</w:t>
+        <w:t>1.4. Chi tiết Công nghệ &amp; Thư viện (Tech Stack Matrix)</w:t>
       </w:r>
     </w:p>
     <w:p>
       <w:pPr>
         <w:pStyle w:val="ListBullet"/>
+        <w:spacing w:before="0" w:after="60"/>
       </w:pPr>
-      <w:r/>
       <w:r>
         <w:rPr>
           <w:b/>
+          <w:color w:val="1B365D"/>
         </w:rPr>
-        <w:t>Backend Core:</w:t>
+        <w:t xml:space="preserve">Backend Core Framework: </w:t>
       </w:r>
       <w:r>
-        <w:t xml:space="preserve"> Spring Boot 3.3.2 (Java 21)</w:t>
+        <w:t>Spring Boot 3.3.2 vận hành trên Java 21 LTS (tận dụng Virtual Threads, Pattern Matching, Text Blocks).</w:t>
       </w:r>
     </w:p>
     <w:p>
       <w:pPr>
         <w:pStyle w:val="ListBullet"/>
+        <w:spacing w:before="0" w:after="60"/>
       </w:pPr>
-      <w:r/>
       <w:r>
         <w:rPr>
           <w:b/>
+          <w:color w:val="1B365D"/>
         </w:rPr>
-        <w:t>Security:</w:t>
+        <w:t xml:space="preserve">Security &amp; Identity: </w:t>
       </w:r>
       <w:r>
-        <w:t xml:space="preserve"> Spring Security + JWT (jjwt 0.12.6) + BCrypt Password Encoder + Stateless Session</w:t>
+        <w:t>Spring Security 6.x, mã hóa mật khẩu BCrypt, xác thực JWT REST (`jjwt 0.12.6`), Session-Cookie cho Web Admin, bảo vệ chống khóa tài khoản (Account Lockout) sau 5 lần đăng nhập sai.</w:t>
       </w:r>
     </w:p>
     <w:p>
       <w:pPr>
         <w:pStyle w:val="ListBullet"/>
+        <w:spacing w:before="0" w:after="60"/>
       </w:pPr>
-      <w:r/>
       <w:r>
         <w:rPr>
           <w:b/>
+          <w:color w:val="1B365D"/>
         </w:rPr>
-        <w:t>Database:</w:t>
+        <w:t xml:space="preserve">Database Management: </w:t>
       </w:r>
       <w:r>
-        <w:t xml:space="preserve"> Microsoft SQL Server 2019/2022 &amp; H2 In-memory DB (Test Profile)</w:t>
+        <w:t>Microsoft SQL Server 2019/2022 (Production Profile) &amp; H2 In-Memory DB (Testing Profile với Dialect tương thích).</w:t>
       </w:r>
     </w:p>
     <w:p>
       <w:pPr>
         <w:pStyle w:val="ListBullet"/>
+        <w:spacing w:before="0" w:after="60"/>
       </w:pPr>
-      <w:r/>
       <w:r>
         <w:rPr>
           <w:b/>
+          <w:color w:val="1B365D"/>
         </w:rPr>
-        <w:t>Frontend Web:</w:t>
+        <w:t xml:space="preserve">ORM &amp; Data Access: </w:t>
       </w:r>
       <w:r>
-        <w:t xml:space="preserve"> Thymeleaf 3.1 + Vanilla CSS3 (Glassmorphism UI)</w:t>
+        <w:t>Spring Data JPA &amp; Hibernate 6.x, hỗ trợ `@EntityGraph` loại bỏ lỗi N+1 Query, `@Version` ngăn ngừa ghi đè dữ liệu đồng thời (Optimistic Locking).</w:t>
       </w:r>
     </w:p>
     <w:p>
       <w:pPr>
         <w:pStyle w:val="ListBullet"/>
+        <w:spacing w:before="0" w:after="60"/>
       </w:pPr>
-      <w:r/>
       <w:r>
         <w:rPr>
           <w:b/>
+          <w:color w:val="1B365D"/>
         </w:rPr>
-        <w:t>Frontend Desktop:</w:t>
+        <w:t xml:space="preserve">Frontend Web Portal: </w:t>
       </w:r>
       <w:r>
-        <w:t xml:space="preserve"> JavaFX 21 (OpenJFX) + Standard Java HTTP Client (`HttpClient`) ApiClient + FXML</w:t>
+        <w:t>Spring Boot Starter Thymeleaf 3.1, Thymeleaf Extras Spring Security 6, Vanilla CSS3 với hệ thống Design Tokens Glassmorphism hiện đại.</w:t>
       </w:r>
     </w:p>
     <w:p>
       <w:pPr>
         <w:pStyle w:val="ListBullet"/>
+        <w:spacing w:before="0" w:after="60"/>
       </w:pPr>
-      <w:r/>
       <w:r>
         <w:rPr>
           <w:b/>
+          <w:color w:val="1B365D"/>
         </w:rPr>
-        <w:t>Testing:</w:t>
+        <w:t xml:space="preserve">Frontend Desktop Client: </w:t>
       </w:r>
       <w:r>
-        <w:t xml:space="preserve"> JUnit 5 + Mockito + MockMvc + JaCoCo Coverage Report</w:t>
+        <w:t>JavaFX 21 (OpenJFX), FXML Views, Java Native `HttpClient` bất đồng bộ (`CompletableFuture`), Jackson Databind 2.17.x.</w:t>
       </w:r>
     </w:p>
     <w:p>
       <w:pPr>
         <w:pStyle w:val="ListBullet"/>
-      </w:pPr>
-      <w:r/>
-      <w:r>
-        <w:rPr>
-          <w:b/>
-        </w:rPr>
-        <w:t>Tools:</w:t>
-      </w:r>
-      <w:r>
-        <w:t xml:space="preserve"> Maven, Apache POI (Excel export), Git Flow, Postman Collection Automation Suite</w:t>
-      </w:r>
-    </w:p>
-    <w:p>
-      <w:pPr>
-        <w:jc w:val="center"/>
+        <w:spacing w:before="0" w:after="60"/>
       </w:pPr>
       <w:r>
         <w:rPr>
           <w:b/>
-          <w:color w:val="1F2937"/>
-          <w:sz w:val="30"/>
+          <w:color w:val="1B365D"/>
         </w:rPr>
-        <w:t>PHẦN II – PHÂN TÍCH VÀ THIẾT KẾ HỆ THỐNG</w:t>
-      </w:r>
-    </w:p>
-    <w:p>
-      <w:r>
-        <w:rPr>
-          <w:b/>
-          <w:color w:val="0072FF"/>
-          <w:sz w:val="28"/>
-        </w:rPr>
-        <w:t>Chương 2. Phân tích 6 Workflows Nghiệp vụ Cốt lõi</w:t>
-      </w:r>
-    </w:p>
-    <w:p>
-      <w:r>
-        <w:t xml:space="preserve">1. </w:t>
+        <w:t xml:space="preserve">Async Notification Engine: </w:t>
       </w:r>
       <w:r>
-        <w:rPr>
-          <w:b/>
-        </w:rPr>
-        <w:t>Workflow 1: Auth &amp; Security:</w:t>
-      </w:r>
-      <w:r>
-        <w:t xml:space="preserve"> Phân quyền 5 vai trò (RBAC), khóa tài khoản 30 phút khi sai pass 5 lần liên tiếp (Sliding Reset Window).</w:t>
-      </w:r>
-    </w:p>
-    <w:p>
-      <w:r>
-        <w:t xml:space="preserve">2. </w:t>
-      </w:r>
-      <w:r>
-        <w:rPr>
-          <w:b/>
-        </w:rPr>
-        <w:t>Workflow 2: Patient &amp; Appointments:</w:t>
-      </w:r>
-      <w:r>
-        <w:t xml:space="preserve"> Đăng ký hồ sơ tự sinh mã, đặt lịch chọn khung giờ bác sĩ (Doctor Availability), chống trùng slot, unwrap lỗi business logic từ `ApiResponse`.</w:t>
-      </w:r>
-    </w:p>
-    <w:p>
-      <w:r>
-        <w:t xml:space="preserve">3. </w:t>
-      </w:r>
-      <w:r>
-        <w:rPr>
-          <w:b/>
-        </w:rPr>
-        <w:t>Workflow 3: Check-in &amp; Queue Management:</w:t>
-      </w:r>
-      <w:r>
-        <w:t xml:space="preserve"> Check-in cuộc hẹn hoặc tiếp đón Walk-in, tự động cấp STT tăng dần per doctor/room per day, Lễ tân &amp; Bác sĩ gọi tên (`Call`) hoặc bỏ qua (`Skip`), Bác sĩ xác nhận bắt đầu khám (`Start`) và kết tất (`Done`).</w:t>
-      </w:r>
-    </w:p>
-    <w:p>
-      <w:r>
-        <w:t xml:space="preserve">4. </w:t>
-      </w:r>
-      <w:r>
-        <w:rPr>
-          <w:b/>
-        </w:rPr>
-        <w:t>Workflow 4: Clinical Encounter:</w:t>
-      </w:r>
-      <w:r>
-        <w:t xml:space="preserve"> Bác sĩ gọi khám (Call), nhập chẩn đoán, chỉ định dịch vụ cận lâm sàng, kết luận ca khám (Done), tự động đồng bộ trạng thái.</w:t>
-      </w:r>
-    </w:p>
-    <w:p>
-      <w:r>
-        <w:t xml:space="preserve">5. </w:t>
-      </w:r>
-      <w:r>
-        <w:rPr>
-          <w:b/>
-        </w:rPr>
-        <w:t>Workflow 5: Billing &amp; Payment:</w:t>
-      </w:r>
-      <w:r>
-        <w:t xml:space="preserve"> Tự động gom tiền khám + cận lâm sàng để tạo Hóa đơn (`UNPAID`), Thu ngân xử lý thanh toán Tiền mặt (`CASH`), Chuyển khoản (`BANK_TRANSFER`), Thẻ ngân hàng (`CREDIT_CARD`), hoàn tất hóa đơn (`PAID`).</w:t>
-      </w:r>
-    </w:p>
-    <w:p>
-      <w:r>
-        <w:t xml:space="preserve">6. </w:t>
-      </w:r>
-      <w:r>
-        <w:rPr>
-          <w:b/>
-        </w:rPr>
-        <w:t>Workflow 6: Reports &amp; Audit Logs:</w:t>
-      </w:r>
-      <w:r>
-        <w:t xml:space="preserve"> Báo cáo doanh thu thực tế trong ngày (`todayRevenue`), tổng quan ca khám hoàn tất, Audit Log ghi lại các thao tác nhạy cảm.</w:t>
-      </w:r>
-    </w:p>
-    <w:p>
-      <w:r>
-        <w:rPr>
-          <w:b/>
-          <w:color w:val="0072FF"/>
-          <w:sz w:val="28"/>
-        </w:rPr>
-        <w:t>Chương 3. Thiết kế CSDL &amp; REST API</w:t>
+        <w:t>Spring Task Execution (`@Async("emailTaskExecutor")`), Cronjob lập lịch (`@Scheduled`), Thymeleaf HTML Mail Templates.</w:t>
       </w:r>
     </w:p>
     <w:p>
       <w:pPr>
         <w:pStyle w:val="ListBullet"/>
+        <w:spacing w:before="0" w:after="60"/>
       </w:pPr>
       <w:r>
-        <w:t>14 Bảng dữ liệu: `users`, `roles`, `patients`, `doctors`, `doctor_availabilities`, `appointments`, `queue_items`, `encounters`, `encounter_services`, `invoices`, `payments`, `service_catalog`, `audit_logs`, `refresh_tokens`.</w:t>
+        <w:rPr>
+          <w:b/>
+          <w:color w:val="1B365D"/>
+        </w:rPr>
+        <w:t xml:space="preserve">Testing &amp; QA Tools: </w:t>
+      </w:r>
+      <w:r>
+        <w:t>JUnit 5, Mockito, Spring Security Test, MockMvc, JaCoCo Coverage Plugin (88/88 Test Cases PASS 100%), Postman Collection Automation Suite (21 REST Requests).</w:t>
       </w:r>
     </w:p>
     <w:p>
       <w:pPr>
-        <w:pStyle w:val="ListBullet"/>
+        <w:keepNext/>
+        <w:spacing w:before="320" w:after="120"/>
       </w:pPr>
       <w:r>
-        <w:t>REST API Prefixes: `/api/v1/...` tuân thủ chuẩn RESTful danh từ số nhiều.</w:t>
+        <w:rPr>
+          <w:rFonts w:ascii="Arial" w:hAnsi="Arial"/>
+          <w:b/>
+          <w:color w:val="1B365D"/>
+          <w:sz w:val="32"/>
+        </w:rPr>
+        <w:t>PHẦN II – THIẾT KẾ KIẾN TRÚC VÀ CƠ SỞ DỮ LIỆU</w:t>
       </w:r>
     </w:p>
     <w:p>
       <w:pPr>
-        <w:jc w:val="center"/>
+        <w:keepNext/>
+        <w:spacing w:before="240" w:after="80"/>
       </w:pPr>
       <w:r>
         <w:rPr>
+          <w:rFonts w:ascii="Arial" w:hAnsi="Arial"/>
           <w:b/>
-          <w:color w:val="1F2937"/>
-          <w:sz w:val="30"/>
+          <w:color w:val="2B547E"/>
+          <w:sz w:val="26"/>
         </w:rPr>
-        <w:t>PHẦN III &amp; IV – TRIỂN KHAI VÀ CÀI ĐẶT</w:t>
+        <w:t>Chương 2. Phân tích Kiến trúc &amp; 6 Workflows Nghiệp vụ Cốt lõi</w:t>
+      </w:r>
+    </w:p>
+    <w:p>
+      <w:pPr>
+        <w:keepNext/>
+        <w:spacing w:before="160" w:after="40"/>
+      </w:pPr>
+      <w:r>
+        <w:rPr>
+          <w:rFonts w:ascii="Arial" w:hAnsi="Arial"/>
+          <w:b/>
+          <w:color w:val="333333"/>
+          <w:sz w:val="23"/>
+        </w:rPr>
+        <w:t>2.1. Kiến trúc Phân tầng (Domain-Driven Modular Monolith)</w:t>
       </w:r>
     </w:p>
     <w:p>
       <w:r>
-        <w:rPr>
-          <w:b/>
-          <w:color w:val="0072FF"/>
-          <w:sz w:val="28"/>
-        </w:rPr>
-        <w:t>1. Kỹ thuật Spring Boot Backend Nâng cao</w:t>
-      </w:r>
-    </w:p>
-    <w:p>
-      <w:pPr>
-        <w:pStyle w:val="ListBullet"/>
-      </w:pPr>
-      <w:r/>
-      <w:r>
-        <w:rPr>
-          <w:b/>
-        </w:rPr>
-        <w:t>Tách biệt Exception Handler:</w:t>
-      </w:r>
-      <w:r>
-        <w:t xml:space="preserve"> `@RestControllerAdvice` (JSON `ApiResponse`) vs `@ControllerAdvice` (Web Thymeleaf Redirects).</w:t>
-      </w:r>
-    </w:p>
-    <w:p>
-      <w:pPr>
-        <w:pStyle w:val="ListBullet"/>
-      </w:pPr>
-      <w:r/>
-      <w:r>
-        <w:rPr>
-          <w:b/>
-        </w:rPr>
-        <w:t>Tối ưu N+1 Query:</w:t>
-      </w:r>
-      <w:r>
-        <w:t xml:space="preserve"> `@EntityGraph` trong `QueueItemRepository`.</w:t>
-      </w:r>
-    </w:p>
-    <w:p>
-      <w:pPr>
-        <w:pStyle w:val="ListBullet"/>
-      </w:pPr>
-      <w:r/>
-      <w:r>
-        <w:rPr>
-          <w:b/>
-        </w:rPr>
-        <w:t>Optimistic Locking:</w:t>
-      </w:r>
-      <w:r>
-        <w:t xml:space="preserve"> `@Version` trên `BaseEntity`.</w:t>
-      </w:r>
-    </w:p>
-    <w:p>
-      <w:pPr>
-        <w:pStyle w:val="ListBullet"/>
-      </w:pPr>
-      <w:r/>
-      <w:r>
-        <w:rPr>
-          <w:b/>
-        </w:rPr>
-        <w:t>Isolated H2 Testing:</w:t>
-      </w:r>
-      <w:r>
-        <w:t xml:space="preserve"> Profile `application-test.properties`.</w:t>
-      </w:r>
-    </w:p>
-    <w:p>
-      <w:r>
-        <w:rPr>
-          <w:b/>
-          <w:color w:val="0072FF"/>
-          <w:sz w:val="28"/>
-        </w:rPr>
-        <w:t>2. Triển khai Ứng dụng Desktop (JavaFX Client)</w:t>
-      </w:r>
-    </w:p>
-    <w:p>
-      <w:pPr>
-        <w:pStyle w:val="ListBullet"/>
-      </w:pPr>
-      <w:r/>
-      <w:r>
-        <w:rPr>
-          <w:b/>
-        </w:rPr>
-        <w:t>Home Dashboard:</w:t>
-      </w:r>
-      <w:r>
-        <w:t xml:space="preserve"> Trang chủ thiết kế dạng Dashboard với 3 thẻ KPI (Tổng lịch hẹn, Hàng chờ, Đã check-in) và 4 nút Lối tắt thao tác nhanh (Book Appointment, Register Patient, Quick Walk-in, Queue Board).</w:t>
-      </w:r>
-    </w:p>
-    <w:p>
-      <w:pPr>
-        <w:pStyle w:val="ListBullet"/>
-      </w:pPr>
-      <w:r/>
-      <w:r>
-        <w:rPr>
-          <w:b/>
-        </w:rPr>
-        <w:t>Thu ngân &amp; Hóa đơn (`PendingInvoices` &amp; `PaymentDialog`):</w:t>
-      </w:r>
-      <w:r>
-        <w:t xml:space="preserve"> Bảng quản lý hóa đơn theo trạng thái, Modal xác nhận thanh toán đa phương thức (`CASH`, `BANK_TRANSFER`, `CREDIT_CARD`), Modal xem chi tiết dịch vụ.</w:t>
-      </w:r>
-    </w:p>
-    <w:p>
-      <w:pPr>
-        <w:pStyle w:val="ListBullet"/>
-      </w:pPr>
-      <w:r/>
-      <w:r>
-        <w:rPr>
-          <w:b/>
-        </w:rPr>
-        <w:t>Báo cáo Tài chính (`Financial Reports`):</w:t>
-      </w:r>
-      <w:r>
-        <w:t xml:space="preserve"> Dashboard số liệu doanh thu dành riêng cho Admin và Manager.</w:t>
-      </w:r>
-    </w:p>
-    <w:p>
-      <w:pPr>
-        <w:pStyle w:val="ListBullet"/>
-      </w:pPr>
-      <w:r/>
-      <w:r>
-        <w:rPr>
-          <w:b/>
-        </w:rPr>
-        <w:t>Xử lý An toàn UI:</w:t>
-      </w:r>
-      <w:r>
-        <w:t xml:space="preserve"> Tích hợp ScrollPane cho khung thông tin bệnh nhân, xử lý null-safe `getScene()` trên TableCell, unwrap `CompletionException` để hiển thị chính xác lỗi từ backend.</w:t>
-      </w:r>
-    </w:p>
-    <w:p>
-      <w:pPr>
-        <w:jc w:val="center"/>
-      </w:pPr>
-      <w:r>
-        <w:rPr>
-          <w:b/>
-          <w:color w:val="1F2937"/>
-          <w:sz w:val="30"/>
-        </w:rPr>
-        <w:t>PHẦN V – KIỂM THỬ VÀ ĐÁNH GIÁ CHẤT LƯỢNG</w:t>
-      </w:r>
-    </w:p>
-    <w:p>
-      <w:pPr>
-        <w:pStyle w:val="ListBullet"/>
-      </w:pPr>
-      <w:r/>
-      <w:r>
-        <w:rPr>
-          <w:b/>
-        </w:rPr>
-        <w:t>Kiểm thử tự động:</w:t>
-      </w:r>
-      <w:r>
-        <w:t xml:space="preserve"> </w:t>
-      </w:r>
-      <w:r>
-        <w:rPr>
-          <w:b/>
-        </w:rPr>
-        <w:t>71 Test Cases PASS 100%</w:t>
-      </w:r>
-      <w:r>
-        <w:t xml:space="preserve"> (BUILD SUCCESS trong 21.6s).</w:t>
-      </w:r>
-    </w:p>
-    <w:p>
-      <w:pPr>
-        <w:pStyle w:val="ListBullet"/>
-      </w:pPr>
-      <w:r/>
-      <w:r>
-        <w:rPr>
-          <w:b/>
-        </w:rPr>
-        <w:t>Postman Collection Suite:</w:t>
-      </w:r>
-      <w:r>
-        <w:t xml:space="preserve"> 21 Requests tự động bắt JWT Token, bao phủ đầy đủ luồng Happy Path &amp; Error Cases (400, 401, 403, 404).</w:t>
-      </w:r>
-    </w:p>
-    <w:p>
-      <w:pPr>
-        <w:jc w:val="center"/>
-      </w:pPr>
-      <w:r>
-        <w:rPr>
-          <w:b/>
-          <w:color w:val="1F2937"/>
-          <w:sz w:val="30"/>
-        </w:rPr>
-        <w:t>PHẦN VI – TỰ ĐÁNH GIÁ VÀ KẾT LUẬN</w:t>
-      </w:r>
-    </w:p>
-    <w:p>
-      <w:r>
-        <w:rPr>
-          <w:b/>
-          <w:color w:val="0072FF"/>
-          <w:sz w:val="28"/>
-        </w:rPr>
-        <w:t>Bảng Tự đánh giá theo Rubric Môn HSF302 (100 Điểm)</w:t>
+        <w:t>Hệ thống được thiết kế theo kiến trúc Domain-Driven Modular Monolith, tách biệt rõ ràng giữaPresentation Layer, Service Layer và Data Access Layer. Kiến trúc này giúp tái sử dụng 100% logic nghiệp vụ tại Service Layer cho cả 2 presentation layer (Web Controller &amp; REST API Controller):</w:t>
       </w:r>
     </w:p>
     <w:tbl>
@@ -1288,16 +1258,306 @@
         <w:tblLook w:firstColumn="1" w:firstRow="1" w:lastColumn="0" w:lastRow="0" w:noHBand="0" w:noVBand="1" w:val="04A0"/>
       </w:tblPr>
       <w:tblGrid>
-        <w:gridCol w:w="2160"/>
-        <w:gridCol w:w="2160"/>
-        <w:gridCol w:w="2160"/>
-        <w:gridCol w:w="2160"/>
+        <w:gridCol w:w="9360"/>
       </w:tblGrid>
       <w:tr>
         <w:tc>
           <w:tcPr>
-            <w:tcW w:type="dxa" w:w="2160"/>
-            <w:shd w:val="clear" w:color="auto" w:fill="0072FF"/>
+            <w:tcW w:type="dxa" w:w="9360"/>
+            <w:shd w:fill="F0F4F8"/>
+            <w:tcMar>
+              <w:top w:w="120" w:type="dxa"/>
+              <w:bottom w:w="120" w:type="dxa"/>
+              <w:left w:w="180" w:type="dxa"/>
+              <w:right w:w="180" w:type="dxa"/>
+            </w:tcMar>
+            <w:tcBorders>
+              <w:left w:val="single" w:sz="24" w:space="0" w:color="1B365D"/>
+              <w:top w:val="none"/>
+              <w:right w:val="none"/>
+              <w:bottom w:val="none"/>
+            </w:tcBorders>
+          </w:tcPr>
+          <w:p>
+            <w:pPr>
+              <w:spacing w:before="0" w:after="0"/>
+            </w:pPr>
+            <w:r>
+              <w:rPr>
+                <w:b/>
+                <w:color w:val="1B365D"/>
+              </w:rPr>
+              <w:t>📌 MÔ HÌNH TỔNG QUAN KIẾN TRÚC SMART CLINIC</w:t>
+              <w:br/>
+            </w:r>
+            <w:r>
+              <w:t xml:space="preserve">  [Web Client (Browser)]          [Desktop Client (JavaFX App)]</w:t>
+              <w:br/>
+              <w:t xml:space="preserve">           │                                    │</w:t>
+              <w:br/>
+              <w:t xml:space="preserve">           ▼                                    ▼</w:t>
+              <w:br/>
+              <w:t xml:space="preserve"> Thymeleaf MVC Controller             REST API Controller (/api/v1/*)</w:t>
+              <w:br/>
+              <w:t xml:space="preserve">           │                                    │</w:t>
+              <w:br/>
+              <w:t xml:space="preserve">           └──────────────────┬─────────────────┘</w:t>
+              <w:br/>
+              <w:t xml:space="preserve">                              ▼</w:t>
+              <w:br/>
+              <w:t xml:space="preserve">                Service Layer &amp; Business Rules</w:t>
+              <w:br/>
+              <w:t xml:space="preserve">                              │</w:t>
+              <w:br/>
+              <w:t xml:space="preserve">                              ▼</w:t>
+              <w:br/>
+              <w:t xml:space="preserve">               Data Access Layer (Spring Data JPA)</w:t>
+              <w:br/>
+              <w:t xml:space="preserve">                              │</w:t>
+              <w:br/>
+              <w:t xml:space="preserve">                              ▼</w:t>
+              <w:br/>
+              <w:t xml:space="preserve">               Database (SQL Server / H2 Test)</w:t>
+            </w:r>
+          </w:p>
+        </w:tc>
+      </w:tr>
+    </w:tbl>
+    <w:p>
+      <w:pPr>
+        <w:spacing w:after="80"/>
+      </w:pPr>
+    </w:p>
+    <w:p>
+      <w:pPr>
+        <w:keepNext/>
+        <w:spacing w:before="160" w:after="40"/>
+      </w:pPr>
+      <w:r>
+        <w:rPr>
+          <w:rFonts w:ascii="Arial" w:hAnsi="Arial"/>
+          <w:b/>
+          <w:color w:val="333333"/>
+          <w:sz w:val="23"/>
+        </w:rPr>
+        <w:t>2.2. Mô hình Xác thực Kép &amp; Phân quyền Bảo mật (Dual Auth Model)</w:t>
+      </w:r>
+    </w:p>
+    <w:p>
+      <w:r>
+        <w:t>Smart Clinic triển khai cơ chế xác thực kép linh hoạt cho 2 môi trường ứng dụng:</w:t>
+      </w:r>
+    </w:p>
+    <w:p>
+      <w:pPr>
+        <w:pStyle w:val="ListBullet"/>
+        <w:spacing w:before="0" w:after="60"/>
+      </w:pPr>
+      <w:r>
+        <w:rPr>
+          <w:b/>
+          <w:color w:val="1B365D"/>
+        </w:rPr>
+        <w:t xml:space="preserve">1. Stateful Session-Cookie Auth (Web Admin Portal): </w:t>
+      </w:r>
+      <w:r>
+        <w:t>Sử dụng Session HTTP chuẩn của Spring Security, tích hợp cờ bảo mật CSRF Token tự động chèn vào mọi form mẫu Thymeleaf để chống tấn công giả mạo.</w:t>
+      </w:r>
+    </w:p>
+    <w:p>
+      <w:pPr>
+        <w:pStyle w:val="ListBullet"/>
+        <w:spacing w:before="0" w:after="60"/>
+      </w:pPr>
+      <w:r>
+        <w:rPr>
+          <w:b/>
+          <w:color w:val="1B365D"/>
+        </w:rPr>
+        <w:t xml:space="preserve">2. Stateless JWT Authentication (JavaFX Desktop &amp; External APIs): </w:t>
+      </w:r>
+      <w:r>
+        <w:t>Sử dụng Bearer Token gắn trong HTTP Header `Authorization`. Access Token có thời hạn 1 giờ (`3600s`). Refresh Token có thời hạn 7 ngày (`604800s`), lưu bản băm SHA-256 trong bảng `refresh_tokens`. Khi Access Token hết hạn, JavaFX Client tự động gọi ngầm `POST /api/v1/auth/refresh` để xin token mới.</w:t>
+      </w:r>
+    </w:p>
+    <w:p>
+      <w:pPr>
+        <w:pStyle w:val="ListBullet"/>
+        <w:spacing w:before="0" w:after="60"/>
+      </w:pPr>
+      <w:r>
+        <w:rPr>
+          <w:b/>
+          <w:color w:val="1B365D"/>
+        </w:rPr>
+        <w:t xml:space="preserve">3. Cơ chế Khóa tài khoản bảo vệ (Account Lockout Protection): </w:t>
+      </w:r>
+      <w:r>
+        <w:t>Khi người dùng nhập sai mật khẩu 5 lần liên tiếp (`failedLoginAttempts &gt;= 5`), tài khoản tự động bị khóa trong 30 phút. Service sử dụng cờ `@Transactional(noRollbackFor = BadCredentialsException.class)` để đảm bảo số lần đếm lỗi luôn được lưu vào CSDL ngay cả khi ném ngoại lệ xác thực.</w:t>
+      </w:r>
+    </w:p>
+    <w:p>
+      <w:pPr>
+        <w:keepNext/>
+        <w:spacing w:before="160" w:after="40"/>
+      </w:pPr>
+      <w:r>
+        <w:rPr>
+          <w:rFonts w:ascii="Arial" w:hAnsi="Arial"/>
+          <w:b/>
+          <w:color w:val="333333"/>
+          <w:sz w:val="23"/>
+        </w:rPr>
+        <w:t>2.3. Phân tích Chi tiết 6 Workflows Nghiệp vụ Cốt lõi</w:t>
+      </w:r>
+    </w:p>
+    <w:p>
+      <w:pPr>
+        <w:pStyle w:val="ListBullet"/>
+        <w:spacing w:before="0" w:after="60"/>
+      </w:pPr>
+      <w:r>
+        <w:rPr>
+          <w:b/>
+          <w:color w:val="1B365D"/>
+        </w:rPr>
+        <w:t xml:space="preserve">Workflow 1: Auth &amp; Security (Xác thực &amp; Bảo mật): </w:t>
+      </w:r>
+      <w:r>
+        <w:t>Đăng nhập, phân quyền RBAC 5 vai trò, cấp phát JWT Access/Refresh Token, cơ chế Sliding Reset Window đếm số lần sai và khóa tài khoản tự động.</w:t>
+      </w:r>
+    </w:p>
+    <w:p>
+      <w:pPr>
+        <w:pStyle w:val="ListBullet"/>
+        <w:spacing w:before="0" w:after="60"/>
+      </w:pPr>
+      <w:r>
+        <w:rPr>
+          <w:b/>
+          <w:color w:val="1B365D"/>
+        </w:rPr>
+        <w:t xml:space="preserve">Workflow 2: Patient Registration &amp; Appointment Scheduling: </w:t>
+      </w:r>
+      <w:r>
+        <w:t>Tạo hồ sơ bệnh nhân tự sinh mã `PAT-XXXXXX`, đặt lịch hẹn chọn khung giờ làm việc của bác sĩ (`DoctorAvailability`), kiểm tra chống trùng slot đặt lịch trong Service layer, unwrap lỗi nghiệp vụ chuẩn qua `ApiResponse`.</w:t>
+      </w:r>
+    </w:p>
+    <w:p>
+      <w:pPr>
+        <w:pStyle w:val="ListBullet"/>
+        <w:spacing w:before="0" w:after="60"/>
+      </w:pPr>
+      <w:r>
+        <w:rPr>
+          <w:b/>
+          <w:color w:val="1B365D"/>
+        </w:rPr>
+        <w:t xml:space="preserve">Workflow 3: Patient Check-in &amp; Queue Management: </w:t>
+      </w:r>
+      <w:r>
+        <w:t>Tiếp đón bệnh nhân hẹn trước hoặc khách Walk-in, tự động cấp số thứ tự tăng dần per doctor/room per day (`Q-XXXX`), Lễ tân và Bác sĩ thực hiện gọi tên (`CALL`), bỏ qua vắng mặt (`SKIP`), xếp hàng lại (`RE-QUEUE`) hoặc chuyển phòng khám (`TRANSFER`).</w:t>
+      </w:r>
+    </w:p>
+    <w:p>
+      <w:pPr>
+        <w:pStyle w:val="ListBullet"/>
+        <w:spacing w:before="0" w:after="60"/>
+      </w:pPr>
+      <w:r>
+        <w:rPr>
+          <w:b/>
+          <w:color w:val="1B365D"/>
+        </w:rPr>
+        <w:t xml:space="preserve">Workflow 4: Clinical Encounter &amp; Consultation: </w:t>
+      </w:r>
+      <w:r>
+        <w:t>Bác sĩ gọi bệnh nhân vào phòng, khởi tạo lượt khám (`Visit` &amp; `Encounter`), nhập chỉ số sinh hiệu, chẩn đoán bệnh lâm sàng ICD-10, chỉ định dịch vụ cận lâm sàng (Xét nghiệm/X-quang) và kết luận ca khám (`DONE`).</w:t>
+      </w:r>
+    </w:p>
+    <w:p>
+      <w:pPr>
+        <w:pStyle w:val="ListBullet"/>
+        <w:spacing w:before="0" w:after="60"/>
+      </w:pPr>
+      <w:r>
+        <w:rPr>
+          <w:b/>
+          <w:color w:val="1B365D"/>
+        </w:rPr>
+        <w:t xml:space="preserve">Workflow 5: Billing &amp; Payment Processing: </w:t>
+      </w:r>
+      <w:r>
+        <w:t>Hệ thống tự động gom tiền công khám bác sĩ + phí dịch vụ cận lâm sàng để tạo Hóa đơn ở trạng thái chưa thanh toán (`UNPAID`). Thu ngân xử lý thanh toán bằng Tiền mặt (`CASH`), Chuyển khoản QR (`BANK_TRANSFER`) hoặc Thẻ (`CREDIT_CARD`), hoàn tất hóa đơn (`PAID`).</w:t>
+      </w:r>
+    </w:p>
+    <w:p>
+      <w:pPr>
+        <w:pStyle w:val="ListBullet"/>
+        <w:spacing w:before="0" w:after="60"/>
+      </w:pPr>
+      <w:r>
+        <w:rPr>
+          <w:b/>
+          <w:color w:val="1B365D"/>
+        </w:rPr>
+        <w:t xml:space="preserve">Workflow 6: Financial Reports &amp; Security Audit Logs: </w:t>
+      </w:r>
+      <w:r>
+        <w:t>Thống kê doanh thu thực tế trong ngày (`todayRevenue`), tổng hợp số lượt khám hoàn tất, lưu nhật ký Audit Log ghi nhận toàn bộ các thao tác nhạy cảm (tạo user, sửa giá, xóa bệnh nhân).</w:t>
+      </w:r>
+    </w:p>
+    <w:p>
+      <w:pPr>
+        <w:keepNext/>
+        <w:spacing w:before="240" w:after="80"/>
+      </w:pPr>
+      <w:r>
+        <w:rPr>
+          <w:rFonts w:ascii="Arial" w:hAnsi="Arial"/>
+          <w:b/>
+          <w:color w:val="2B547E"/>
+          <w:sz w:val="26"/>
+        </w:rPr>
+        <w:t>Chương 3. Thiết kế Cơ sở dữ liệu CSDL (Database Architecture)</w:t>
+      </w:r>
+    </w:p>
+    <w:p>
+      <w:r>
+        <w:t>Cơ sở dữ liệu của Smart Clinic được thiết kế trên MS SQL Server 2019/2022 với 17 bảng dữ liệu được chuẩn hóa cao (3NF), đảm bảo tính toàn vẹn dữ liệu qua các ràng buộc khóa ngoại (Foreign Keys), chỉ mục (Indexes) và ràng buộc duy nhất (Unique Constraints).</w:t>
+      </w:r>
+    </w:p>
+    <w:tbl>
+      <w:tblPr>
+        <w:tblW w:type="auto" w:w="0"/>
+        <w:jc w:val="center"/>
+        <w:tblLook w:firstColumn="1" w:firstRow="1" w:lastColumn="0" w:lastRow="0" w:noHBand="0" w:noVBand="1" w:val="04A0"/>
+        <w:tblBorders>
+          <w:top w:val="single" w:sz="4" w:space="0" w:color="D3D3D3"/>
+          <w:bottom w:val="single" w:sz="4" w:space="0" w:color="D3D3D3"/>
+          <w:insideH w:val="single" w:sz="4" w:space="0" w:color="D3D3D3"/>
+          <w:insideV w:val="none"/>
+          <w:left w:val="none"/>
+          <w:right w:val="none"/>
+        </w:tblBorders>
+      </w:tblPr>
+      <w:tblGrid>
+        <w:gridCol w:w="2340"/>
+        <w:gridCol w:w="2340"/>
+        <w:gridCol w:w="2340"/>
+        <w:gridCol w:w="2340"/>
+      </w:tblGrid>
+      <w:tr>
+        <w:tc>
+          <w:tcPr>
+            <w:tcW w:type="dxa" w:w="2340"/>
+            <w:shd w:fill="1B365D"/>
+            <w:tcMar>
+              <w:top w:w="100" w:type="dxa"/>
+              <w:bottom w:w="100" w:type="dxa"/>
+              <w:left w:w="100" w:type="dxa"/>
+              <w:right w:w="100" w:type="dxa"/>
+            </w:tcMar>
           </w:tcPr>
           <w:p>
             <w:pPr>
@@ -1305,10 +1565,8 @@
             </w:pPr>
             <w:r>
               <w:rPr>
-                <w:rFonts w:ascii="Times New Roman" w:hAnsi="Times New Roman"/>
                 <w:b/>
                 <w:color w:val="FFFFFF"/>
-                <w:sz w:val="22"/>
               </w:rPr>
               <w:t>STT</w:t>
             </w:r>
@@ -1316,8 +1574,14 @@
         </w:tc>
         <w:tc>
           <w:tcPr>
-            <w:tcW w:type="dxa" w:w="2160"/>
-            <w:shd w:val="clear" w:color="auto" w:fill="0072FF"/>
+            <w:tcW w:type="dxa" w:w="2340"/>
+            <w:shd w:fill="1B365D"/>
+            <w:tcMar>
+              <w:top w:w="100" w:type="dxa"/>
+              <w:bottom w:w="100" w:type="dxa"/>
+              <w:left w:w="100" w:type="dxa"/>
+              <w:right w:w="100" w:type="dxa"/>
+            </w:tcMar>
           </w:tcPr>
           <w:p>
             <w:pPr>
@@ -1325,10 +1589,2384 @@
             </w:pPr>
             <w:r>
               <w:rPr>
-                <w:rFonts w:ascii="Times New Roman" w:hAnsi="Times New Roman"/>
                 <w:b/>
                 <w:color w:val="FFFFFF"/>
-                <w:sz w:val="22"/>
+              </w:rPr>
+              <w:t>Tên Bảng (Table)</w:t>
+            </w:r>
+          </w:p>
+        </w:tc>
+        <w:tc>
+          <w:tcPr>
+            <w:tcW w:type="dxa" w:w="2340"/>
+            <w:shd w:fill="1B365D"/>
+            <w:tcMar>
+              <w:top w:w="100" w:type="dxa"/>
+              <w:bottom w:w="100" w:type="dxa"/>
+              <w:left w:w="100" w:type="dxa"/>
+              <w:right w:w="100" w:type="dxa"/>
+            </w:tcMar>
+          </w:tcPr>
+          <w:p>
+            <w:pPr>
+              <w:jc w:val="center"/>
+            </w:pPr>
+            <w:r>
+              <w:rPr>
+                <w:b/>
+                <w:color w:val="FFFFFF"/>
+              </w:rPr>
+              <w:t>Khóa Chính / Khóa Ngoại</w:t>
+            </w:r>
+          </w:p>
+        </w:tc>
+        <w:tc>
+          <w:tcPr>
+            <w:tcW w:type="dxa" w:w="2340"/>
+            <w:shd w:fill="1B365D"/>
+            <w:tcMar>
+              <w:top w:w="100" w:type="dxa"/>
+              <w:bottom w:w="100" w:type="dxa"/>
+              <w:left w:w="100" w:type="dxa"/>
+              <w:right w:w="100" w:type="dxa"/>
+            </w:tcMar>
+          </w:tcPr>
+          <w:p>
+            <w:pPr>
+              <w:jc w:val="center"/>
+            </w:pPr>
+            <w:r>
+              <w:rPr>
+                <w:b/>
+                <w:color w:val="FFFFFF"/>
+              </w:rPr>
+              <w:t>Mô Tả Chức Năng Nghiệp Vụ</w:t>
+            </w:r>
+          </w:p>
+        </w:tc>
+      </w:tr>
+      <w:tr>
+        <w:tc>
+          <w:tcPr>
+            <w:tcW w:type="dxa" w:w="2340"/>
+            <w:shd w:fill="F9FAFB"/>
+            <w:tcMar>
+              <w:top w:w="70" w:type="dxa"/>
+              <w:bottom w:w="70" w:type="dxa"/>
+              <w:left w:w="80" w:type="dxa"/>
+              <w:right w:w="80" w:type="dxa"/>
+            </w:tcMar>
+          </w:tcPr>
+          <w:p>
+            <w:pPr>
+              <w:jc w:val="center"/>
+            </w:pPr>
+            <w:r>
+              <w:rPr>
+                <w:sz w:val="19"/>
+              </w:rPr>
+              <w:t>1</w:t>
+            </w:r>
+          </w:p>
+        </w:tc>
+        <w:tc>
+          <w:tcPr>
+            <w:tcW w:type="dxa" w:w="2340"/>
+            <w:shd w:fill="F9FAFB"/>
+            <w:tcMar>
+              <w:top w:w="70" w:type="dxa"/>
+              <w:bottom w:w="70" w:type="dxa"/>
+              <w:left w:w="80" w:type="dxa"/>
+              <w:right w:w="80" w:type="dxa"/>
+            </w:tcMar>
+          </w:tcPr>
+          <w:p>
+            <w:r>
+              <w:rPr>
+                <w:sz w:val="19"/>
+              </w:rPr>
+              <w:t>users</w:t>
+            </w:r>
+          </w:p>
+        </w:tc>
+        <w:tc>
+          <w:tcPr>
+            <w:tcW w:type="dxa" w:w="2340"/>
+            <w:shd w:fill="F9FAFB"/>
+            <w:tcMar>
+              <w:top w:w="70" w:type="dxa"/>
+              <w:bottom w:w="70" w:type="dxa"/>
+              <w:left w:w="80" w:type="dxa"/>
+              <w:right w:w="80" w:type="dxa"/>
+            </w:tcMar>
+          </w:tcPr>
+          <w:p>
+            <w:pPr>
+              <w:jc w:val="center"/>
+            </w:pPr>
+            <w:r>
+              <w:rPr>
+                <w:sz w:val="19"/>
+              </w:rPr>
+              <w:t>PK: id</w:t>
+            </w:r>
+          </w:p>
+        </w:tc>
+        <w:tc>
+          <w:tcPr>
+            <w:tcW w:type="dxa" w:w="2340"/>
+            <w:shd w:fill="F9FAFB"/>
+            <w:tcMar>
+              <w:top w:w="70" w:type="dxa"/>
+              <w:bottom w:w="70" w:type="dxa"/>
+              <w:left w:w="80" w:type="dxa"/>
+              <w:right w:w="80" w:type="dxa"/>
+            </w:tcMar>
+          </w:tcPr>
+          <w:p>
+            <w:r>
+              <w:rPr>
+                <w:sz w:val="19"/>
+              </w:rPr>
+              <w:t>Lưu tài khoản người dùng, băm mật khẩu BCrypt, cờ đếm đếm sai pass.</w:t>
+            </w:r>
+          </w:p>
+        </w:tc>
+      </w:tr>
+      <w:tr>
+        <w:tc>
+          <w:tcPr>
+            <w:tcW w:type="dxa" w:w="2340"/>
+            <w:shd w:fill="FFFFFF"/>
+            <w:tcMar>
+              <w:top w:w="70" w:type="dxa"/>
+              <w:bottom w:w="70" w:type="dxa"/>
+              <w:left w:w="80" w:type="dxa"/>
+              <w:right w:w="80" w:type="dxa"/>
+            </w:tcMar>
+          </w:tcPr>
+          <w:p>
+            <w:pPr>
+              <w:jc w:val="center"/>
+            </w:pPr>
+            <w:r>
+              <w:rPr>
+                <w:sz w:val="19"/>
+              </w:rPr>
+              <w:t>2</w:t>
+            </w:r>
+          </w:p>
+        </w:tc>
+        <w:tc>
+          <w:tcPr>
+            <w:tcW w:type="dxa" w:w="2340"/>
+            <w:shd w:fill="FFFFFF"/>
+            <w:tcMar>
+              <w:top w:w="70" w:type="dxa"/>
+              <w:bottom w:w="70" w:type="dxa"/>
+              <w:left w:w="80" w:type="dxa"/>
+              <w:right w:w="80" w:type="dxa"/>
+            </w:tcMar>
+          </w:tcPr>
+          <w:p>
+            <w:r>
+              <w:rPr>
+                <w:sz w:val="19"/>
+              </w:rPr>
+              <w:t>roles</w:t>
+            </w:r>
+          </w:p>
+        </w:tc>
+        <w:tc>
+          <w:tcPr>
+            <w:tcW w:type="dxa" w:w="2340"/>
+            <w:shd w:fill="FFFFFF"/>
+            <w:tcMar>
+              <w:top w:w="70" w:type="dxa"/>
+              <w:bottom w:w="70" w:type="dxa"/>
+              <w:left w:w="80" w:type="dxa"/>
+              <w:right w:w="80" w:type="dxa"/>
+            </w:tcMar>
+          </w:tcPr>
+          <w:p>
+            <w:pPr>
+              <w:jc w:val="center"/>
+            </w:pPr>
+            <w:r>
+              <w:rPr>
+                <w:sz w:val="19"/>
+              </w:rPr>
+              <w:t>PK: id</w:t>
+            </w:r>
+          </w:p>
+        </w:tc>
+        <w:tc>
+          <w:tcPr>
+            <w:tcW w:type="dxa" w:w="2340"/>
+            <w:shd w:fill="FFFFFF"/>
+            <w:tcMar>
+              <w:top w:w="70" w:type="dxa"/>
+              <w:bottom w:w="70" w:type="dxa"/>
+              <w:left w:w="80" w:type="dxa"/>
+              <w:right w:w="80" w:type="dxa"/>
+            </w:tcMar>
+          </w:tcPr>
+          <w:p>
+            <w:r>
+              <w:rPr>
+                <w:sz w:val="19"/>
+              </w:rPr>
+              <w:t>Lưu 5 vai trò hệ thống (ADMIN, RECEPTIONIST, DOCTOR, CASHIER, MANAGER).</w:t>
+            </w:r>
+          </w:p>
+        </w:tc>
+      </w:tr>
+      <w:tr>
+        <w:tc>
+          <w:tcPr>
+            <w:tcW w:type="dxa" w:w="2340"/>
+            <w:shd w:fill="F9FAFB"/>
+            <w:tcMar>
+              <w:top w:w="70" w:type="dxa"/>
+              <w:bottom w:w="70" w:type="dxa"/>
+              <w:left w:w="80" w:type="dxa"/>
+              <w:right w:w="80" w:type="dxa"/>
+            </w:tcMar>
+          </w:tcPr>
+          <w:p>
+            <w:pPr>
+              <w:jc w:val="center"/>
+            </w:pPr>
+            <w:r>
+              <w:rPr>
+                <w:sz w:val="19"/>
+              </w:rPr>
+              <w:t>3</w:t>
+            </w:r>
+          </w:p>
+        </w:tc>
+        <w:tc>
+          <w:tcPr>
+            <w:tcW w:type="dxa" w:w="2340"/>
+            <w:shd w:fill="F9FAFB"/>
+            <w:tcMar>
+              <w:top w:w="70" w:type="dxa"/>
+              <w:bottom w:w="70" w:type="dxa"/>
+              <w:left w:w="80" w:type="dxa"/>
+              <w:right w:w="80" w:type="dxa"/>
+            </w:tcMar>
+          </w:tcPr>
+          <w:p>
+            <w:r>
+              <w:rPr>
+                <w:sz w:val="19"/>
+              </w:rPr>
+              <w:t>user_roles</w:t>
+            </w:r>
+          </w:p>
+        </w:tc>
+        <w:tc>
+          <w:tcPr>
+            <w:tcW w:type="dxa" w:w="2340"/>
+            <w:shd w:fill="F9FAFB"/>
+            <w:tcMar>
+              <w:top w:w="70" w:type="dxa"/>
+              <w:bottom w:w="70" w:type="dxa"/>
+              <w:left w:w="80" w:type="dxa"/>
+              <w:right w:w="80" w:type="dxa"/>
+            </w:tcMar>
+          </w:tcPr>
+          <w:p>
+            <w:pPr>
+              <w:jc w:val="center"/>
+            </w:pPr>
+            <w:r>
+              <w:rPr>
+                <w:sz w:val="19"/>
+              </w:rPr>
+              <w:t>PK: (user_id, role_id)</w:t>
+            </w:r>
+          </w:p>
+        </w:tc>
+        <w:tc>
+          <w:tcPr>
+            <w:tcW w:type="dxa" w:w="2340"/>
+            <w:shd w:fill="F9FAFB"/>
+            <w:tcMar>
+              <w:top w:w="70" w:type="dxa"/>
+              <w:bottom w:w="70" w:type="dxa"/>
+              <w:left w:w="80" w:type="dxa"/>
+              <w:right w:w="80" w:type="dxa"/>
+            </w:tcMar>
+          </w:tcPr>
+          <w:p>
+            <w:r>
+              <w:rPr>
+                <w:sz w:val="19"/>
+              </w:rPr>
+              <w:t>Bảng trung gian thể hiện mối quan hệ N-N giữa Users và Roles.</w:t>
+            </w:r>
+          </w:p>
+        </w:tc>
+      </w:tr>
+      <w:tr>
+        <w:tc>
+          <w:tcPr>
+            <w:tcW w:type="dxa" w:w="2340"/>
+            <w:shd w:fill="FFFFFF"/>
+            <w:tcMar>
+              <w:top w:w="70" w:type="dxa"/>
+              <w:bottom w:w="70" w:type="dxa"/>
+              <w:left w:w="80" w:type="dxa"/>
+              <w:right w:w="80" w:type="dxa"/>
+            </w:tcMar>
+          </w:tcPr>
+          <w:p>
+            <w:pPr>
+              <w:jc w:val="center"/>
+            </w:pPr>
+            <w:r>
+              <w:rPr>
+                <w:sz w:val="19"/>
+              </w:rPr>
+              <w:t>4</w:t>
+            </w:r>
+          </w:p>
+        </w:tc>
+        <w:tc>
+          <w:tcPr>
+            <w:tcW w:type="dxa" w:w="2340"/>
+            <w:shd w:fill="FFFFFF"/>
+            <w:tcMar>
+              <w:top w:w="70" w:type="dxa"/>
+              <w:bottom w:w="70" w:type="dxa"/>
+              <w:left w:w="80" w:type="dxa"/>
+              <w:right w:w="80" w:type="dxa"/>
+            </w:tcMar>
+          </w:tcPr>
+          <w:p>
+            <w:r>
+              <w:rPr>
+                <w:sz w:val="19"/>
+              </w:rPr>
+              <w:t>staff</w:t>
+            </w:r>
+          </w:p>
+        </w:tc>
+        <w:tc>
+          <w:tcPr>
+            <w:tcW w:type="dxa" w:w="2340"/>
+            <w:shd w:fill="FFFFFF"/>
+            <w:tcMar>
+              <w:top w:w="70" w:type="dxa"/>
+              <w:bottom w:w="70" w:type="dxa"/>
+              <w:left w:w="80" w:type="dxa"/>
+              <w:right w:w="80" w:type="dxa"/>
+            </w:tcMar>
+          </w:tcPr>
+          <w:p>
+            <w:pPr>
+              <w:jc w:val="center"/>
+            </w:pPr>
+            <w:r>
+              <w:rPr>
+                <w:sz w:val="19"/>
+              </w:rPr>
+              <w:t>PK: id | FK: user_id</w:t>
+            </w:r>
+          </w:p>
+        </w:tc>
+        <w:tc>
+          <w:tcPr>
+            <w:tcW w:type="dxa" w:w="2340"/>
+            <w:shd w:fill="FFFFFF"/>
+            <w:tcMar>
+              <w:top w:w="70" w:type="dxa"/>
+              <w:bottom w:w="70" w:type="dxa"/>
+              <w:left w:w="80" w:type="dxa"/>
+              <w:right w:w="80" w:type="dxa"/>
+            </w:tcMar>
+          </w:tcPr>
+          <w:p>
+            <w:r>
+              <w:rPr>
+                <w:sz w:val="19"/>
+              </w:rPr>
+              <w:t>Lưu hồ sơ nhân viên phòng khám, mã nhân viên, ngày vào làm.</w:t>
+            </w:r>
+          </w:p>
+        </w:tc>
+      </w:tr>
+      <w:tr>
+        <w:tc>
+          <w:tcPr>
+            <w:tcW w:type="dxa" w:w="2340"/>
+            <w:shd w:fill="F9FAFB"/>
+            <w:tcMar>
+              <w:top w:w="70" w:type="dxa"/>
+              <w:bottom w:w="70" w:type="dxa"/>
+              <w:left w:w="80" w:type="dxa"/>
+              <w:right w:w="80" w:type="dxa"/>
+            </w:tcMar>
+          </w:tcPr>
+          <w:p>
+            <w:pPr>
+              <w:jc w:val="center"/>
+            </w:pPr>
+            <w:r>
+              <w:rPr>
+                <w:sz w:val="19"/>
+              </w:rPr>
+              <w:t>5</w:t>
+            </w:r>
+          </w:p>
+        </w:tc>
+        <w:tc>
+          <w:tcPr>
+            <w:tcW w:type="dxa" w:w="2340"/>
+            <w:shd w:fill="F9FAFB"/>
+            <w:tcMar>
+              <w:top w:w="70" w:type="dxa"/>
+              <w:bottom w:w="70" w:type="dxa"/>
+              <w:left w:w="80" w:type="dxa"/>
+              <w:right w:w="80" w:type="dxa"/>
+            </w:tcMar>
+          </w:tcPr>
+          <w:p>
+            <w:r>
+              <w:rPr>
+                <w:sz w:val="19"/>
+              </w:rPr>
+              <w:t>doctors</w:t>
+            </w:r>
+          </w:p>
+        </w:tc>
+        <w:tc>
+          <w:tcPr>
+            <w:tcW w:type="dxa" w:w="2340"/>
+            <w:shd w:fill="F9FAFB"/>
+            <w:tcMar>
+              <w:top w:w="70" w:type="dxa"/>
+              <w:bottom w:w="70" w:type="dxa"/>
+              <w:left w:w="80" w:type="dxa"/>
+              <w:right w:w="80" w:type="dxa"/>
+            </w:tcMar>
+          </w:tcPr>
+          <w:p>
+            <w:pPr>
+              <w:jc w:val="center"/>
+            </w:pPr>
+            <w:r>
+              <w:rPr>
+                <w:sz w:val="19"/>
+              </w:rPr>
+              <w:t>PK: id | FK: staff_id, specialty_id</w:t>
+            </w:r>
+          </w:p>
+        </w:tc>
+        <w:tc>
+          <w:tcPr>
+            <w:tcW w:type="dxa" w:w="2340"/>
+            <w:shd w:fill="F9FAFB"/>
+            <w:tcMar>
+              <w:top w:w="70" w:type="dxa"/>
+              <w:bottom w:w="70" w:type="dxa"/>
+              <w:left w:w="80" w:type="dxa"/>
+              <w:right w:w="80" w:type="dxa"/>
+            </w:tcMar>
+          </w:tcPr>
+          <w:p>
+            <w:r>
+              <w:rPr>
+                <w:sz w:val="19"/>
+              </w:rPr>
+              <w:t>Lưu thông tin bác sĩ, số chứng chỉ hành nghề, giá khám mặc định, phòng khám.</w:t>
+            </w:r>
+          </w:p>
+        </w:tc>
+      </w:tr>
+      <w:tr>
+        <w:tc>
+          <w:tcPr>
+            <w:tcW w:type="dxa" w:w="2340"/>
+            <w:shd w:fill="FFFFFF"/>
+            <w:tcMar>
+              <w:top w:w="70" w:type="dxa"/>
+              <w:bottom w:w="70" w:type="dxa"/>
+              <w:left w:w="80" w:type="dxa"/>
+              <w:right w:w="80" w:type="dxa"/>
+            </w:tcMar>
+          </w:tcPr>
+          <w:p>
+            <w:pPr>
+              <w:jc w:val="center"/>
+            </w:pPr>
+            <w:r>
+              <w:rPr>
+                <w:sz w:val="19"/>
+              </w:rPr>
+              <w:t>6</w:t>
+            </w:r>
+          </w:p>
+        </w:tc>
+        <w:tc>
+          <w:tcPr>
+            <w:tcW w:type="dxa" w:w="2340"/>
+            <w:shd w:fill="FFFFFF"/>
+            <w:tcMar>
+              <w:top w:w="70" w:type="dxa"/>
+              <w:bottom w:w="70" w:type="dxa"/>
+              <w:left w:w="80" w:type="dxa"/>
+              <w:right w:w="80" w:type="dxa"/>
+            </w:tcMar>
+          </w:tcPr>
+          <w:p>
+            <w:r>
+              <w:rPr>
+                <w:sz w:val="19"/>
+              </w:rPr>
+              <w:t>specialties</w:t>
+            </w:r>
+          </w:p>
+        </w:tc>
+        <w:tc>
+          <w:tcPr>
+            <w:tcW w:type="dxa" w:w="2340"/>
+            <w:shd w:fill="FFFFFF"/>
+            <w:tcMar>
+              <w:top w:w="70" w:type="dxa"/>
+              <w:bottom w:w="70" w:type="dxa"/>
+              <w:left w:w="80" w:type="dxa"/>
+              <w:right w:w="80" w:type="dxa"/>
+            </w:tcMar>
+          </w:tcPr>
+          <w:p>
+            <w:pPr>
+              <w:jc w:val="center"/>
+            </w:pPr>
+            <w:r>
+              <w:rPr>
+                <w:sz w:val="19"/>
+              </w:rPr>
+              <w:t>PK: id</w:t>
+            </w:r>
+          </w:p>
+        </w:tc>
+        <w:tc>
+          <w:tcPr>
+            <w:tcW w:type="dxa" w:w="2340"/>
+            <w:shd w:fill="FFFFFF"/>
+            <w:tcMar>
+              <w:top w:w="70" w:type="dxa"/>
+              <w:bottom w:w="70" w:type="dxa"/>
+              <w:left w:w="80" w:type="dxa"/>
+              <w:right w:w="80" w:type="dxa"/>
+            </w:tcMar>
+          </w:tcPr>
+          <w:p>
+            <w:r>
+              <w:rPr>
+                <w:sz w:val="19"/>
+              </w:rPr>
+              <w:t>Danh mục chuyên khoa y tế (Nội, Ngoại, Nhi, Tai Mũi Họng, v.v.).</w:t>
+            </w:r>
+          </w:p>
+        </w:tc>
+      </w:tr>
+      <w:tr>
+        <w:tc>
+          <w:tcPr>
+            <w:tcW w:type="dxa" w:w="2340"/>
+            <w:shd w:fill="F9FAFB"/>
+            <w:tcMar>
+              <w:top w:w="70" w:type="dxa"/>
+              <w:bottom w:w="70" w:type="dxa"/>
+              <w:left w:w="80" w:type="dxa"/>
+              <w:right w:w="80" w:type="dxa"/>
+            </w:tcMar>
+          </w:tcPr>
+          <w:p>
+            <w:pPr>
+              <w:jc w:val="center"/>
+            </w:pPr>
+            <w:r>
+              <w:rPr>
+                <w:sz w:val="19"/>
+              </w:rPr>
+              <w:t>7</w:t>
+            </w:r>
+          </w:p>
+        </w:tc>
+        <w:tc>
+          <w:tcPr>
+            <w:tcW w:type="dxa" w:w="2340"/>
+            <w:shd w:fill="F9FAFB"/>
+            <w:tcMar>
+              <w:top w:w="70" w:type="dxa"/>
+              <w:bottom w:w="70" w:type="dxa"/>
+              <w:left w:w="80" w:type="dxa"/>
+              <w:right w:w="80" w:type="dxa"/>
+            </w:tcMar>
+          </w:tcPr>
+          <w:p>
+            <w:r>
+              <w:rPr>
+                <w:sz w:val="19"/>
+              </w:rPr>
+              <w:t>rooms</w:t>
+            </w:r>
+          </w:p>
+        </w:tc>
+        <w:tc>
+          <w:tcPr>
+            <w:tcW w:type="dxa" w:w="2340"/>
+            <w:shd w:fill="F9FAFB"/>
+            <w:tcMar>
+              <w:top w:w="70" w:type="dxa"/>
+              <w:bottom w:w="70" w:type="dxa"/>
+              <w:left w:w="80" w:type="dxa"/>
+              <w:right w:w="80" w:type="dxa"/>
+            </w:tcMar>
+          </w:tcPr>
+          <w:p>
+            <w:pPr>
+              <w:jc w:val="center"/>
+            </w:pPr>
+            <w:r>
+              <w:rPr>
+                <w:sz w:val="19"/>
+              </w:rPr>
+              <w:t>PK: id</w:t>
+            </w:r>
+          </w:p>
+        </w:tc>
+        <w:tc>
+          <w:tcPr>
+            <w:tcW w:type="dxa" w:w="2340"/>
+            <w:shd w:fill="F9FAFB"/>
+            <w:tcMar>
+              <w:top w:w="70" w:type="dxa"/>
+              <w:bottom w:w="70" w:type="dxa"/>
+              <w:left w:w="80" w:type="dxa"/>
+              <w:right w:w="80" w:type="dxa"/>
+            </w:tcMar>
+          </w:tcPr>
+          <w:p>
+            <w:r>
+              <w:rPr>
+                <w:sz w:val="19"/>
+              </w:rPr>
+              <w:t>Danh mục phòng khám và phòng chức năng (Phòng 101, Phòng X-Quang, v.v.).</w:t>
+            </w:r>
+          </w:p>
+        </w:tc>
+      </w:tr>
+      <w:tr>
+        <w:tc>
+          <w:tcPr>
+            <w:tcW w:type="dxa" w:w="2340"/>
+            <w:shd w:fill="FFFFFF"/>
+            <w:tcMar>
+              <w:top w:w="70" w:type="dxa"/>
+              <w:bottom w:w="70" w:type="dxa"/>
+              <w:left w:w="80" w:type="dxa"/>
+              <w:right w:w="80" w:type="dxa"/>
+            </w:tcMar>
+          </w:tcPr>
+          <w:p>
+            <w:pPr>
+              <w:jc w:val="center"/>
+            </w:pPr>
+            <w:r>
+              <w:rPr>
+                <w:sz w:val="19"/>
+              </w:rPr>
+              <w:t>8</w:t>
+            </w:r>
+          </w:p>
+        </w:tc>
+        <w:tc>
+          <w:tcPr>
+            <w:tcW w:type="dxa" w:w="2340"/>
+            <w:shd w:fill="FFFFFF"/>
+            <w:tcMar>
+              <w:top w:w="70" w:type="dxa"/>
+              <w:bottom w:w="70" w:type="dxa"/>
+              <w:left w:w="80" w:type="dxa"/>
+              <w:right w:w="80" w:type="dxa"/>
+            </w:tcMar>
+          </w:tcPr>
+          <w:p>
+            <w:r>
+              <w:rPr>
+                <w:sz w:val="19"/>
+              </w:rPr>
+              <w:t>patients</w:t>
+            </w:r>
+          </w:p>
+        </w:tc>
+        <w:tc>
+          <w:tcPr>
+            <w:tcW w:type="dxa" w:w="2340"/>
+            <w:shd w:fill="FFFFFF"/>
+            <w:tcMar>
+              <w:top w:w="70" w:type="dxa"/>
+              <w:bottom w:w="70" w:type="dxa"/>
+              <w:left w:w="80" w:type="dxa"/>
+              <w:right w:w="80" w:type="dxa"/>
+            </w:tcMar>
+          </w:tcPr>
+          <w:p>
+            <w:pPr>
+              <w:jc w:val="center"/>
+            </w:pPr>
+            <w:r>
+              <w:rPr>
+                <w:sz w:val="19"/>
+              </w:rPr>
+              <w:t>PK: id</w:t>
+            </w:r>
+          </w:p>
+        </w:tc>
+        <w:tc>
+          <w:tcPr>
+            <w:tcW w:type="dxa" w:w="2340"/>
+            <w:shd w:fill="FFFFFF"/>
+            <w:tcMar>
+              <w:top w:w="70" w:type="dxa"/>
+              <w:bottom w:w="70" w:type="dxa"/>
+              <w:left w:w="80" w:type="dxa"/>
+              <w:right w:w="80" w:type="dxa"/>
+            </w:tcMar>
+          </w:tcPr>
+          <w:p>
+            <w:r>
+              <w:rPr>
+                <w:sz w:val="19"/>
+              </w:rPr>
+              <w:t>Lưu hồ sơ bệnh nhân, mã bệnh nhân `PAT-XXXXXX`, thông tin liên hệ, tiền sử dị ứng.</w:t>
+            </w:r>
+          </w:p>
+        </w:tc>
+      </w:tr>
+      <w:tr>
+        <w:tc>
+          <w:tcPr>
+            <w:tcW w:type="dxa" w:w="2340"/>
+            <w:shd w:fill="F9FAFB"/>
+            <w:tcMar>
+              <w:top w:w="70" w:type="dxa"/>
+              <w:bottom w:w="70" w:type="dxa"/>
+              <w:left w:w="80" w:type="dxa"/>
+              <w:right w:w="80" w:type="dxa"/>
+            </w:tcMar>
+          </w:tcPr>
+          <w:p>
+            <w:pPr>
+              <w:jc w:val="center"/>
+            </w:pPr>
+            <w:r>
+              <w:rPr>
+                <w:sz w:val="19"/>
+              </w:rPr>
+              <w:t>9</w:t>
+            </w:r>
+          </w:p>
+        </w:tc>
+        <w:tc>
+          <w:tcPr>
+            <w:tcW w:type="dxa" w:w="2340"/>
+            <w:shd w:fill="F9FAFB"/>
+            <w:tcMar>
+              <w:top w:w="70" w:type="dxa"/>
+              <w:bottom w:w="70" w:type="dxa"/>
+              <w:left w:w="80" w:type="dxa"/>
+              <w:right w:w="80" w:type="dxa"/>
+            </w:tcMar>
+          </w:tcPr>
+          <w:p>
+            <w:r>
+              <w:rPr>
+                <w:sz w:val="19"/>
+              </w:rPr>
+              <w:t>doctor_availabilities</w:t>
+            </w:r>
+          </w:p>
+        </w:tc>
+        <w:tc>
+          <w:tcPr>
+            <w:tcW w:type="dxa" w:w="2340"/>
+            <w:shd w:fill="F9FAFB"/>
+            <w:tcMar>
+              <w:top w:w="70" w:type="dxa"/>
+              <w:bottom w:w="70" w:type="dxa"/>
+              <w:left w:w="80" w:type="dxa"/>
+              <w:right w:w="80" w:type="dxa"/>
+            </w:tcMar>
+          </w:tcPr>
+          <w:p>
+            <w:pPr>
+              <w:jc w:val="center"/>
+            </w:pPr>
+            <w:r>
+              <w:rPr>
+                <w:sz w:val="19"/>
+              </w:rPr>
+              <w:t>PK: id | FK: doctor_id, room_id</w:t>
+            </w:r>
+          </w:p>
+        </w:tc>
+        <w:tc>
+          <w:tcPr>
+            <w:tcW w:type="dxa" w:w="2340"/>
+            <w:shd w:fill="F9FAFB"/>
+            <w:tcMar>
+              <w:top w:w="70" w:type="dxa"/>
+              <w:bottom w:w="70" w:type="dxa"/>
+              <w:left w:w="80" w:type="dxa"/>
+              <w:right w:w="80" w:type="dxa"/>
+            </w:tcMar>
+          </w:tcPr>
+          <w:p>
+            <w:r>
+              <w:rPr>
+                <w:sz w:val="19"/>
+              </w:rPr>
+              <w:t>Lịch đăng ký ca làm việc của bác sĩ theo ngày trong tuần và khung giờ.</w:t>
+            </w:r>
+          </w:p>
+        </w:tc>
+      </w:tr>
+      <w:tr>
+        <w:tc>
+          <w:tcPr>
+            <w:tcW w:type="dxa" w:w="2340"/>
+            <w:shd w:fill="FFFFFF"/>
+            <w:tcMar>
+              <w:top w:w="70" w:type="dxa"/>
+              <w:bottom w:w="70" w:type="dxa"/>
+              <w:left w:w="80" w:type="dxa"/>
+              <w:right w:w="80" w:type="dxa"/>
+            </w:tcMar>
+          </w:tcPr>
+          <w:p>
+            <w:pPr>
+              <w:jc w:val="center"/>
+            </w:pPr>
+            <w:r>
+              <w:rPr>
+                <w:sz w:val="19"/>
+              </w:rPr>
+              <w:t>10</w:t>
+            </w:r>
+          </w:p>
+        </w:tc>
+        <w:tc>
+          <w:tcPr>
+            <w:tcW w:type="dxa" w:w="2340"/>
+            <w:shd w:fill="FFFFFF"/>
+            <w:tcMar>
+              <w:top w:w="70" w:type="dxa"/>
+              <w:bottom w:w="70" w:type="dxa"/>
+              <w:left w:w="80" w:type="dxa"/>
+              <w:right w:w="80" w:type="dxa"/>
+            </w:tcMar>
+          </w:tcPr>
+          <w:p>
+            <w:r>
+              <w:rPr>
+                <w:sz w:val="19"/>
+              </w:rPr>
+              <w:t>appointments</w:t>
+            </w:r>
+          </w:p>
+        </w:tc>
+        <w:tc>
+          <w:tcPr>
+            <w:tcW w:type="dxa" w:w="2340"/>
+            <w:shd w:fill="FFFFFF"/>
+            <w:tcMar>
+              <w:top w:w="70" w:type="dxa"/>
+              <w:bottom w:w="70" w:type="dxa"/>
+              <w:left w:w="80" w:type="dxa"/>
+              <w:right w:w="80" w:type="dxa"/>
+            </w:tcMar>
+          </w:tcPr>
+          <w:p>
+            <w:pPr>
+              <w:jc w:val="center"/>
+            </w:pPr>
+            <w:r>
+              <w:rPr>
+                <w:sz w:val="19"/>
+              </w:rPr>
+              <w:t>PK: id | FK: patient_id, doctor_id</w:t>
+            </w:r>
+          </w:p>
+        </w:tc>
+        <w:tc>
+          <w:tcPr>
+            <w:tcW w:type="dxa" w:w="2340"/>
+            <w:shd w:fill="FFFFFF"/>
+            <w:tcMar>
+              <w:top w:w="70" w:type="dxa"/>
+              <w:bottom w:w="70" w:type="dxa"/>
+              <w:left w:w="80" w:type="dxa"/>
+              <w:right w:w="80" w:type="dxa"/>
+            </w:tcMar>
+          </w:tcPr>
+          <w:p>
+            <w:r>
+              <w:rPr>
+                <w:sz w:val="19"/>
+              </w:rPr>
+              <w:t>Lịch hẹn khám bệnh, mã `APT-XXXXXX`, thời gian hẹn, trạng thái đặt lịch.</w:t>
+            </w:r>
+          </w:p>
+        </w:tc>
+      </w:tr>
+      <w:tr>
+        <w:tc>
+          <w:tcPr>
+            <w:tcW w:type="dxa" w:w="2340"/>
+            <w:shd w:fill="F9FAFB"/>
+            <w:tcMar>
+              <w:top w:w="70" w:type="dxa"/>
+              <w:bottom w:w="70" w:type="dxa"/>
+              <w:left w:w="80" w:type="dxa"/>
+              <w:right w:w="80" w:type="dxa"/>
+            </w:tcMar>
+          </w:tcPr>
+          <w:p>
+            <w:pPr>
+              <w:jc w:val="center"/>
+            </w:pPr>
+            <w:r>
+              <w:rPr>
+                <w:sz w:val="19"/>
+              </w:rPr>
+              <w:t>11</w:t>
+            </w:r>
+          </w:p>
+        </w:tc>
+        <w:tc>
+          <w:tcPr>
+            <w:tcW w:type="dxa" w:w="2340"/>
+            <w:shd w:fill="F9FAFB"/>
+            <w:tcMar>
+              <w:top w:w="70" w:type="dxa"/>
+              <w:bottom w:w="70" w:type="dxa"/>
+              <w:left w:w="80" w:type="dxa"/>
+              <w:right w:w="80" w:type="dxa"/>
+            </w:tcMar>
+          </w:tcPr>
+          <w:p>
+            <w:r>
+              <w:rPr>
+                <w:sz w:val="19"/>
+              </w:rPr>
+              <w:t>queue_items</w:t>
+            </w:r>
+          </w:p>
+        </w:tc>
+        <w:tc>
+          <w:tcPr>
+            <w:tcW w:type="dxa" w:w="2340"/>
+            <w:shd w:fill="F9FAFB"/>
+            <w:tcMar>
+              <w:top w:w="70" w:type="dxa"/>
+              <w:bottom w:w="70" w:type="dxa"/>
+              <w:left w:w="80" w:type="dxa"/>
+              <w:right w:w="80" w:type="dxa"/>
+            </w:tcMar>
+          </w:tcPr>
+          <w:p>
+            <w:pPr>
+              <w:jc w:val="center"/>
+            </w:pPr>
+            <w:r>
+              <w:rPr>
+                <w:sz w:val="19"/>
+              </w:rPr>
+              <w:t>PK: id | FK: patient_id, doctor_id</w:t>
+            </w:r>
+          </w:p>
+        </w:tc>
+        <w:tc>
+          <w:tcPr>
+            <w:tcW w:type="dxa" w:w="2340"/>
+            <w:shd w:fill="F9FAFB"/>
+            <w:tcMar>
+              <w:top w:w="70" w:type="dxa"/>
+              <w:bottom w:w="70" w:type="dxa"/>
+              <w:left w:w="80" w:type="dxa"/>
+              <w:right w:w="80" w:type="dxa"/>
+            </w:tcMar>
+          </w:tcPr>
+          <w:p>
+            <w:r>
+              <w:rPr>
+                <w:sz w:val="19"/>
+              </w:rPr>
+              <w:t>Hàng đợi khám bệnh trong ngày, số thứ tự `Q-XXXX`, trạng thái WAITING/CALLED/DONE.</w:t>
+            </w:r>
+          </w:p>
+        </w:tc>
+      </w:tr>
+      <w:tr>
+        <w:tc>
+          <w:tcPr>
+            <w:tcW w:type="dxa" w:w="2340"/>
+            <w:shd w:fill="FFFFFF"/>
+            <w:tcMar>
+              <w:top w:w="70" w:type="dxa"/>
+              <w:bottom w:w="70" w:type="dxa"/>
+              <w:left w:w="80" w:type="dxa"/>
+              <w:right w:w="80" w:type="dxa"/>
+            </w:tcMar>
+          </w:tcPr>
+          <w:p>
+            <w:pPr>
+              <w:jc w:val="center"/>
+            </w:pPr>
+            <w:r>
+              <w:rPr>
+                <w:sz w:val="19"/>
+              </w:rPr>
+              <w:t>12</w:t>
+            </w:r>
+          </w:p>
+        </w:tc>
+        <w:tc>
+          <w:tcPr>
+            <w:tcW w:type="dxa" w:w="2340"/>
+            <w:shd w:fill="FFFFFF"/>
+            <w:tcMar>
+              <w:top w:w="70" w:type="dxa"/>
+              <w:bottom w:w="70" w:type="dxa"/>
+              <w:left w:w="80" w:type="dxa"/>
+              <w:right w:w="80" w:type="dxa"/>
+            </w:tcMar>
+          </w:tcPr>
+          <w:p>
+            <w:r>
+              <w:rPr>
+                <w:sz w:val="19"/>
+              </w:rPr>
+              <w:t>visits</w:t>
+            </w:r>
+          </w:p>
+        </w:tc>
+        <w:tc>
+          <w:tcPr>
+            <w:tcW w:type="dxa" w:w="2340"/>
+            <w:shd w:fill="FFFFFF"/>
+            <w:tcMar>
+              <w:top w:w="70" w:type="dxa"/>
+              <w:bottom w:w="70" w:type="dxa"/>
+              <w:left w:w="80" w:type="dxa"/>
+              <w:right w:w="80" w:type="dxa"/>
+            </w:tcMar>
+          </w:tcPr>
+          <w:p>
+            <w:pPr>
+              <w:jc w:val="center"/>
+            </w:pPr>
+            <w:r>
+              <w:rPr>
+                <w:sz w:val="19"/>
+              </w:rPr>
+              <w:t>PK: id | FK: patient_id, doctor_id</w:t>
+            </w:r>
+          </w:p>
+        </w:tc>
+        <w:tc>
+          <w:tcPr>
+            <w:tcW w:type="dxa" w:w="2340"/>
+            <w:shd w:fill="FFFFFF"/>
+            <w:tcMar>
+              <w:top w:w="70" w:type="dxa"/>
+              <w:bottom w:w="70" w:type="dxa"/>
+              <w:left w:w="80" w:type="dxa"/>
+              <w:right w:w="80" w:type="dxa"/>
+            </w:tcMar>
+          </w:tcPr>
+          <w:p>
+            <w:r>
+              <w:rPr>
+                <w:sz w:val="19"/>
+              </w:rPr>
+              <w:t>Lượt khám thực tế tại phòng khám, nối giữa Lịch hẹn/Hàng đợi với Ca khám.</w:t>
+            </w:r>
+          </w:p>
+        </w:tc>
+      </w:tr>
+      <w:tr>
+        <w:tc>
+          <w:tcPr>
+            <w:tcW w:type="dxa" w:w="2340"/>
+            <w:shd w:fill="F9FAFB"/>
+            <w:tcMar>
+              <w:top w:w="70" w:type="dxa"/>
+              <w:bottom w:w="70" w:type="dxa"/>
+              <w:left w:w="80" w:type="dxa"/>
+              <w:right w:w="80" w:type="dxa"/>
+            </w:tcMar>
+          </w:tcPr>
+          <w:p>
+            <w:pPr>
+              <w:jc w:val="center"/>
+            </w:pPr>
+            <w:r>
+              <w:rPr>
+                <w:sz w:val="19"/>
+              </w:rPr>
+              <w:t>13</w:t>
+            </w:r>
+          </w:p>
+        </w:tc>
+        <w:tc>
+          <w:tcPr>
+            <w:tcW w:type="dxa" w:w="2340"/>
+            <w:shd w:fill="F9FAFB"/>
+            <w:tcMar>
+              <w:top w:w="70" w:type="dxa"/>
+              <w:bottom w:w="70" w:type="dxa"/>
+              <w:left w:w="80" w:type="dxa"/>
+              <w:right w:w="80" w:type="dxa"/>
+            </w:tcMar>
+          </w:tcPr>
+          <w:p>
+            <w:r>
+              <w:rPr>
+                <w:sz w:val="19"/>
+              </w:rPr>
+              <w:t>encounters</w:t>
+            </w:r>
+          </w:p>
+        </w:tc>
+        <w:tc>
+          <w:tcPr>
+            <w:tcW w:type="dxa" w:w="2340"/>
+            <w:shd w:fill="F9FAFB"/>
+            <w:tcMar>
+              <w:top w:w="70" w:type="dxa"/>
+              <w:bottom w:w="70" w:type="dxa"/>
+              <w:left w:w="80" w:type="dxa"/>
+              <w:right w:w="80" w:type="dxa"/>
+            </w:tcMar>
+          </w:tcPr>
+          <w:p>
+            <w:pPr>
+              <w:jc w:val="center"/>
+            </w:pPr>
+            <w:r>
+              <w:rPr>
+                <w:sz w:val="19"/>
+              </w:rPr>
+              <w:t>PK: id | FK: visit_id, doctor_id</w:t>
+            </w:r>
+          </w:p>
+        </w:tc>
+        <w:tc>
+          <w:tcPr>
+            <w:tcW w:type="dxa" w:w="2340"/>
+            <w:shd w:fill="F9FAFB"/>
+            <w:tcMar>
+              <w:top w:w="70" w:type="dxa"/>
+              <w:bottom w:w="70" w:type="dxa"/>
+              <w:left w:w="80" w:type="dxa"/>
+              <w:right w:w="80" w:type="dxa"/>
+            </w:tcMar>
+          </w:tcPr>
+          <w:p>
+            <w:r>
+              <w:rPr>
+                <w:sz w:val="19"/>
+              </w:rPr>
+              <w:t>Chi tiết ca khám lâm sàng: sinh hiệu, chẩn đoán ICD-10, ghi chú của bác sĩ.</w:t>
+            </w:r>
+          </w:p>
+        </w:tc>
+      </w:tr>
+      <w:tr>
+        <w:tc>
+          <w:tcPr>
+            <w:tcW w:type="dxa" w:w="2340"/>
+            <w:shd w:fill="FFFFFF"/>
+            <w:tcMar>
+              <w:top w:w="70" w:type="dxa"/>
+              <w:bottom w:w="70" w:type="dxa"/>
+              <w:left w:w="80" w:type="dxa"/>
+              <w:right w:w="80" w:type="dxa"/>
+            </w:tcMar>
+          </w:tcPr>
+          <w:p>
+            <w:pPr>
+              <w:jc w:val="center"/>
+            </w:pPr>
+            <w:r>
+              <w:rPr>
+                <w:sz w:val="19"/>
+              </w:rPr>
+              <w:t>14</w:t>
+            </w:r>
+          </w:p>
+        </w:tc>
+        <w:tc>
+          <w:tcPr>
+            <w:tcW w:type="dxa" w:w="2340"/>
+            <w:shd w:fill="FFFFFF"/>
+            <w:tcMar>
+              <w:top w:w="70" w:type="dxa"/>
+              <w:bottom w:w="70" w:type="dxa"/>
+              <w:left w:w="80" w:type="dxa"/>
+              <w:right w:w="80" w:type="dxa"/>
+            </w:tcMar>
+          </w:tcPr>
+          <w:p>
+            <w:r>
+              <w:rPr>
+                <w:sz w:val="19"/>
+              </w:rPr>
+              <w:t>service_catalog</w:t>
+            </w:r>
+          </w:p>
+        </w:tc>
+        <w:tc>
+          <w:tcPr>
+            <w:tcW w:type="dxa" w:w="2340"/>
+            <w:shd w:fill="FFFFFF"/>
+            <w:tcMar>
+              <w:top w:w="70" w:type="dxa"/>
+              <w:bottom w:w="70" w:type="dxa"/>
+              <w:left w:w="80" w:type="dxa"/>
+              <w:right w:w="80" w:type="dxa"/>
+            </w:tcMar>
+          </w:tcPr>
+          <w:p>
+            <w:pPr>
+              <w:jc w:val="center"/>
+            </w:pPr>
+            <w:r>
+              <w:rPr>
+                <w:sz w:val="19"/>
+              </w:rPr>
+              <w:t>PK: id</w:t>
+            </w:r>
+          </w:p>
+        </w:tc>
+        <w:tc>
+          <w:tcPr>
+            <w:tcW w:type="dxa" w:w="2340"/>
+            <w:shd w:fill="FFFFFF"/>
+            <w:tcMar>
+              <w:top w:w="70" w:type="dxa"/>
+              <w:bottom w:w="70" w:type="dxa"/>
+              <w:left w:w="80" w:type="dxa"/>
+              <w:right w:w="80" w:type="dxa"/>
+            </w:tcMar>
+          </w:tcPr>
+          <w:p>
+            <w:r>
+              <w:rPr>
+                <w:sz w:val="19"/>
+              </w:rPr>
+              <w:t>Danh mục dịch vụ y tế và cận lâm sàng (Xét nghiệm máu, Chụp X-quang, v.v.).</w:t>
+            </w:r>
+          </w:p>
+        </w:tc>
+      </w:tr>
+      <w:tr>
+        <w:tc>
+          <w:tcPr>
+            <w:tcW w:type="dxa" w:w="2340"/>
+            <w:shd w:fill="F9FAFB"/>
+            <w:tcMar>
+              <w:top w:w="70" w:type="dxa"/>
+              <w:bottom w:w="70" w:type="dxa"/>
+              <w:left w:w="80" w:type="dxa"/>
+              <w:right w:w="80" w:type="dxa"/>
+            </w:tcMar>
+          </w:tcPr>
+          <w:p>
+            <w:pPr>
+              <w:jc w:val="center"/>
+            </w:pPr>
+            <w:r>
+              <w:rPr>
+                <w:sz w:val="19"/>
+              </w:rPr>
+              <w:t>15</w:t>
+            </w:r>
+          </w:p>
+        </w:tc>
+        <w:tc>
+          <w:tcPr>
+            <w:tcW w:type="dxa" w:w="2340"/>
+            <w:shd w:fill="F9FAFB"/>
+            <w:tcMar>
+              <w:top w:w="70" w:type="dxa"/>
+              <w:bottom w:w="70" w:type="dxa"/>
+              <w:left w:w="80" w:type="dxa"/>
+              <w:right w:w="80" w:type="dxa"/>
+            </w:tcMar>
+          </w:tcPr>
+          <w:p>
+            <w:r>
+              <w:rPr>
+                <w:sz w:val="19"/>
+              </w:rPr>
+              <w:t>encounter_services</w:t>
+            </w:r>
+          </w:p>
+        </w:tc>
+        <w:tc>
+          <w:tcPr>
+            <w:tcW w:type="dxa" w:w="2340"/>
+            <w:shd w:fill="F9FAFB"/>
+            <w:tcMar>
+              <w:top w:w="70" w:type="dxa"/>
+              <w:bottom w:w="70" w:type="dxa"/>
+              <w:left w:w="80" w:type="dxa"/>
+              <w:right w:w="80" w:type="dxa"/>
+            </w:tcMar>
+          </w:tcPr>
+          <w:p>
+            <w:pPr>
+              <w:jc w:val="center"/>
+            </w:pPr>
+            <w:r>
+              <w:rPr>
+                <w:sz w:val="19"/>
+              </w:rPr>
+              <w:t>PK: id | FK: encounter_id, service_id</w:t>
+            </w:r>
+          </w:p>
+        </w:tc>
+        <w:tc>
+          <w:tcPr>
+            <w:tcW w:type="dxa" w:w="2340"/>
+            <w:shd w:fill="F9FAFB"/>
+            <w:tcMar>
+              <w:top w:w="70" w:type="dxa"/>
+              <w:bottom w:w="70" w:type="dxa"/>
+              <w:left w:w="80" w:type="dxa"/>
+              <w:right w:w="80" w:type="dxa"/>
+            </w:tcMar>
+          </w:tcPr>
+          <w:p>
+            <w:r>
+              <w:rPr>
+                <w:sz w:val="19"/>
+              </w:rPr>
+              <w:t>Danh sách dịch vụ cận lâm sàng được bác sĩ chỉ định trong ca khám.</w:t>
+            </w:r>
+          </w:p>
+        </w:tc>
+      </w:tr>
+      <w:tr>
+        <w:tc>
+          <w:tcPr>
+            <w:tcW w:type="dxa" w:w="2340"/>
+            <w:shd w:fill="FFFFFF"/>
+            <w:tcMar>
+              <w:top w:w="70" w:type="dxa"/>
+              <w:bottom w:w="70" w:type="dxa"/>
+              <w:left w:w="80" w:type="dxa"/>
+              <w:right w:w="80" w:type="dxa"/>
+            </w:tcMar>
+          </w:tcPr>
+          <w:p>
+            <w:pPr>
+              <w:jc w:val="center"/>
+            </w:pPr>
+            <w:r>
+              <w:rPr>
+                <w:sz w:val="19"/>
+              </w:rPr>
+              <w:t>16</w:t>
+            </w:r>
+          </w:p>
+        </w:tc>
+        <w:tc>
+          <w:tcPr>
+            <w:tcW w:type="dxa" w:w="2340"/>
+            <w:shd w:fill="FFFFFF"/>
+            <w:tcMar>
+              <w:top w:w="70" w:type="dxa"/>
+              <w:bottom w:w="70" w:type="dxa"/>
+              <w:left w:w="80" w:type="dxa"/>
+              <w:right w:w="80" w:type="dxa"/>
+            </w:tcMar>
+          </w:tcPr>
+          <w:p>
+            <w:r>
+              <w:rPr>
+                <w:sz w:val="19"/>
+              </w:rPr>
+              <w:t>invoices</w:t>
+            </w:r>
+          </w:p>
+        </w:tc>
+        <w:tc>
+          <w:tcPr>
+            <w:tcW w:type="dxa" w:w="2340"/>
+            <w:shd w:fill="FFFFFF"/>
+            <w:tcMar>
+              <w:top w:w="70" w:type="dxa"/>
+              <w:bottom w:w="70" w:type="dxa"/>
+              <w:left w:w="80" w:type="dxa"/>
+              <w:right w:w="80" w:type="dxa"/>
+            </w:tcMar>
+          </w:tcPr>
+          <w:p>
+            <w:pPr>
+              <w:jc w:val="center"/>
+            </w:pPr>
+            <w:r>
+              <w:rPr>
+                <w:sz w:val="19"/>
+              </w:rPr>
+              <w:t>PK: id | FK: visit_id, patient_id</w:t>
+            </w:r>
+          </w:p>
+        </w:tc>
+        <w:tc>
+          <w:tcPr>
+            <w:tcW w:type="dxa" w:w="2340"/>
+            <w:shd w:fill="FFFFFF"/>
+            <w:tcMar>
+              <w:top w:w="70" w:type="dxa"/>
+              <w:bottom w:w="70" w:type="dxa"/>
+              <w:left w:w="80" w:type="dxa"/>
+              <w:right w:w="80" w:type="dxa"/>
+            </w:tcMar>
+          </w:tcPr>
+          <w:p>
+            <w:r>
+              <w:rPr>
+                <w:sz w:val="19"/>
+              </w:rPr>
+              <w:t>Hóa đơn viện phí, tổng tiền khám + cận lâm sàng, trạng thái UNPAID/PAID.</w:t>
+            </w:r>
+          </w:p>
+        </w:tc>
+      </w:tr>
+      <w:tr>
+        <w:tc>
+          <w:tcPr>
+            <w:tcW w:type="dxa" w:w="2340"/>
+            <w:shd w:fill="F9FAFB"/>
+            <w:tcMar>
+              <w:top w:w="70" w:type="dxa"/>
+              <w:bottom w:w="70" w:type="dxa"/>
+              <w:left w:w="80" w:type="dxa"/>
+              <w:right w:w="80" w:type="dxa"/>
+            </w:tcMar>
+          </w:tcPr>
+          <w:p>
+            <w:pPr>
+              <w:jc w:val="center"/>
+            </w:pPr>
+            <w:r>
+              <w:rPr>
+                <w:sz w:val="19"/>
+              </w:rPr>
+              <w:t>17</w:t>
+            </w:r>
+          </w:p>
+        </w:tc>
+        <w:tc>
+          <w:tcPr>
+            <w:tcW w:type="dxa" w:w="2340"/>
+            <w:shd w:fill="F9FAFB"/>
+            <w:tcMar>
+              <w:top w:w="70" w:type="dxa"/>
+              <w:bottom w:w="70" w:type="dxa"/>
+              <w:left w:w="80" w:type="dxa"/>
+              <w:right w:w="80" w:type="dxa"/>
+            </w:tcMar>
+          </w:tcPr>
+          <w:p>
+            <w:r>
+              <w:rPr>
+                <w:sz w:val="19"/>
+              </w:rPr>
+              <w:t>payments</w:t>
+            </w:r>
+          </w:p>
+        </w:tc>
+        <w:tc>
+          <w:tcPr>
+            <w:tcW w:type="dxa" w:w="2340"/>
+            <w:shd w:fill="F9FAFB"/>
+            <w:tcMar>
+              <w:top w:w="70" w:type="dxa"/>
+              <w:bottom w:w="70" w:type="dxa"/>
+              <w:left w:w="80" w:type="dxa"/>
+              <w:right w:w="80" w:type="dxa"/>
+            </w:tcMar>
+          </w:tcPr>
+          <w:p>
+            <w:pPr>
+              <w:jc w:val="center"/>
+            </w:pPr>
+            <w:r>
+              <w:rPr>
+                <w:sz w:val="19"/>
+              </w:rPr>
+              <w:t>PK: id | FK: invoice_id, paid_by</w:t>
+            </w:r>
+          </w:p>
+        </w:tc>
+        <w:tc>
+          <w:tcPr>
+            <w:tcW w:type="dxa" w:w="2340"/>
+            <w:shd w:fill="F9FAFB"/>
+            <w:tcMar>
+              <w:top w:w="70" w:type="dxa"/>
+              <w:bottom w:w="70" w:type="dxa"/>
+              <w:left w:w="80" w:type="dxa"/>
+              <w:right w:w="80" w:type="dxa"/>
+            </w:tcMar>
+          </w:tcPr>
+          <w:p>
+            <w:r>
+              <w:rPr>
+                <w:sz w:val="19"/>
+              </w:rPr>
+              <w:t>Ghi nhận giao dịch thanh toán: số tiền, phương thức (CASH/CARD/BANK), mã GD.</w:t>
+            </w:r>
+          </w:p>
+        </w:tc>
+      </w:tr>
+    </w:tbl>
+    <w:p>
+      <w:pPr>
+        <w:spacing w:after="80"/>
+      </w:pPr>
+    </w:p>
+    <w:p>
+      <w:pPr>
+        <w:keepNext/>
+        <w:spacing w:before="320" w:after="120"/>
+      </w:pPr>
+      <w:r>
+        <w:rPr>
+          <w:rFonts w:ascii="Arial" w:hAnsi="Arial"/>
+          <w:b/>
+          <w:color w:val="1B365D"/>
+          <w:sz w:val="32"/>
+        </w:rPr>
+        <w:t>PHẦN III – TRIỂN KHAI VÀ CÀI ĐẶT BACKEND SPRING BOOT CORE</w:t>
+      </w:r>
+    </w:p>
+    <w:p>
+      <w:pPr>
+        <w:keepNext/>
+        <w:spacing w:before="240" w:after="80"/>
+      </w:pPr>
+      <w:r>
+        <w:rPr>
+          <w:rFonts w:ascii="Arial" w:hAnsi="Arial"/>
+          <w:b/>
+          <w:color w:val="2B547E"/>
+          <w:sz w:val="26"/>
+        </w:rPr>
+        <w:t>Chương 4. Kỹ thuật Lập trình Spring Boot Nâng cao</w:t>
+      </w:r>
+    </w:p>
+    <w:p>
+      <w:pPr>
+        <w:keepNext/>
+        <w:spacing w:before="160" w:after="40"/>
+      </w:pPr>
+      <w:r>
+        <w:rPr>
+          <w:rFonts w:ascii="Arial" w:hAnsi="Arial"/>
+          <w:b/>
+          <w:color w:val="333333"/>
+          <w:sz w:val="23"/>
+        </w:rPr>
+        <w:t>4.1. Cấu trúc Package theo Domain (`com.smartclinic.*`)</w:t>
+      </w:r>
+    </w:p>
+    <w:p>
+      <w:r>
+        <w:t>Backend được tổ chức theo chuẩn Domain-Based Packaging chuyên nghiệp. Mỗi phân hệ nghiệp vụ chứa đầy đủ các tầng `controller`, `rest`, `service`, `repository`, `entity`, `dto`, `mapper` và `validation` riêng biệt, giúp mã nguồn dễ bảo trì và mở rộng:</w:t>
+      </w:r>
+    </w:p>
+    <w:p>
+      <w:pPr>
+        <w:pStyle w:val="ListBullet"/>
+        <w:spacing w:before="0" w:after="60"/>
+      </w:pPr>
+      <w:r>
+        <w:rPr>
+          <w:b/>
+          <w:color w:val="1B365D"/>
+        </w:rPr>
+        <w:t xml:space="preserve">com.smartclinic.auth: </w:t>
+      </w:r>
+      <w:r>
+        <w:t>Xử lý đăng nhập, cấp phát Refresh Token, Logout và lấy thông tin phiên làm việc.</w:t>
+      </w:r>
+    </w:p>
+    <w:p>
+      <w:pPr>
+        <w:pStyle w:val="ListBullet"/>
+        <w:spacing w:before="0" w:after="60"/>
+      </w:pPr>
+      <w:r>
+        <w:rPr>
+          <w:b/>
+          <w:color w:val="1B365D"/>
+        </w:rPr>
+        <w:t xml:space="preserve">com.smartclinic.security: </w:t>
+      </w:r>
+      <w:r>
+        <w:t>Cấu hình SecurityConfig, JwtService, CustomUserDetailsService, AccessDeniedHandler.</w:t>
+      </w:r>
+    </w:p>
+    <w:p>
+      <w:pPr>
+        <w:pStyle w:val="ListBullet"/>
+        <w:spacing w:before="0" w:after="60"/>
+      </w:pPr>
+      <w:r>
+        <w:rPr>
+          <w:b/>
+          <w:color w:val="1B365D"/>
+        </w:rPr>
+        <w:t xml:space="preserve">com.smartclinic.patient: </w:t>
+      </w:r>
+      <w:r>
+        <w:t>Quản lý hồ sơ bệnh nhân, lịch sử khám bệnh và tra cứu phân trang.</w:t>
+      </w:r>
+    </w:p>
+    <w:p>
+      <w:pPr>
+        <w:pStyle w:val="ListBullet"/>
+        <w:spacing w:before="0" w:after="60"/>
+      </w:pPr>
+      <w:r>
+        <w:rPr>
+          <w:b/>
+          <w:color w:val="1B365D"/>
+        </w:rPr>
+        <w:t xml:space="preserve">com.smartclinic.appointment: </w:t>
+      </w:r>
+      <w:r>
+        <w:t>Nghiệp vụ đặt lịch hẹn, kiểm tra trùng slot bác sĩ, đổi lịch và hủy lịch.</w:t>
+      </w:r>
+    </w:p>
+    <w:p>
+      <w:pPr>
+        <w:pStyle w:val="ListBullet"/>
+        <w:spacing w:before="0" w:after="60"/>
+      </w:pPr>
+      <w:r>
+        <w:rPr>
+          <w:b/>
+          <w:color w:val="1B365D"/>
+        </w:rPr>
+        <w:t xml:space="preserve">com.smartclinic.queue: </w:t>
+      </w:r>
+      <w:r>
+        <w:t>Cấp số thứ tự hàng đợi, điều phối gọi tên, bỏ lượt, xếp hàng lại và chuyển phòng.</w:t>
+      </w:r>
+    </w:p>
+    <w:p>
+      <w:pPr>
+        <w:pStyle w:val="ListBullet"/>
+        <w:spacing w:before="0" w:after="60"/>
+      </w:pPr>
+      <w:r>
+        <w:rPr>
+          <w:b/>
+          <w:color w:val="1B365D"/>
+        </w:rPr>
+        <w:t xml:space="preserve">com.smartclinic.encounter: </w:t>
+      </w:r>
+      <w:r>
+        <w:t>Quản lý ca khám lâm sàng, ghi nhận sinh hiệu, chỉ định cận lâm sàng.</w:t>
+      </w:r>
+    </w:p>
+    <w:p>
+      <w:pPr>
+        <w:pStyle w:val="ListBullet"/>
+        <w:spacing w:before="0" w:after="60"/>
+      </w:pPr>
+      <w:r>
+        <w:rPr>
+          <w:b/>
+          <w:color w:val="1B365D"/>
+        </w:rPr>
+        <w:t xml:space="preserve">com.smartclinic.invoice &amp; payment: </w:t>
+      </w:r>
+      <w:r>
+        <w:t>Tính toán hóa đơn viện phí, ghi nhận thanh toán đa phương thức.</w:t>
+      </w:r>
+    </w:p>
+    <w:p>
+      <w:pPr>
+        <w:keepNext/>
+        <w:spacing w:before="160" w:after="40"/>
+      </w:pPr>
+      <w:r>
+        <w:rPr>
+          <w:rFonts w:ascii="Arial" w:hAnsi="Arial"/>
+          <w:b/>
+          <w:color w:val="333333"/>
+          <w:sz w:val="23"/>
+        </w:rPr>
+        <w:t>4.2. Các Kỹ thuật Backend Nâng cao</w:t>
+      </w:r>
+    </w:p>
+    <w:p>
+      <w:pPr>
+        <w:pStyle w:val="ListBullet"/>
+        <w:spacing w:before="0" w:after="60"/>
+      </w:pPr>
+      <w:r>
+        <w:rPr>
+          <w:b/>
+          <w:color w:val="1B365D"/>
+        </w:rPr>
+        <w:t xml:space="preserve">1. Tách biệt Exception Handler chuyên biệt: </w:t>
+      </w:r>
+      <w:r>
+        <w:t>Sử dụng `@RestControllerAdvice` (cho REST API trả về JSON envelope `ApiResponse&lt;T&gt;` với mã lỗi 400, 401, 403, 404, 500) và `@ControllerAdvice` (cho Web Thymeleaf thực hiện redirect kèm Flash Attributes thông báo lỗi trên UI).</w:t>
+      </w:r>
+    </w:p>
+    <w:p>
+      <w:pPr>
+        <w:pStyle w:val="ListBullet"/>
+        <w:spacing w:before="0" w:after="60"/>
+      </w:pPr>
+      <w:r>
+        <w:rPr>
+          <w:b/>
+          <w:color w:val="1B365D"/>
+        </w:rPr>
+        <w:t xml:space="preserve">2. Tối ưu hóa truy vấn CSDL chống N+1 Query: </w:t>
+      </w:r>
+      <w:r>
+        <w:t>Áp dụng `@EntityGraph(attributePaths = {"patient", "doctor", "room"})` tại tầng JPA Repository (ví dụ `QueueItemRepository`) giúp load toàn bộ thông tin liên quan trong 1 truy vấn SQL `JOIN` duy nhất.</w:t>
+      </w:r>
+    </w:p>
+    <w:p>
+      <w:pPr>
+        <w:pStyle w:val="ListBullet"/>
+        <w:spacing w:before="0" w:after="60"/>
+      </w:pPr>
+      <w:r>
+        <w:rPr>
+          <w:b/>
+          <w:color w:val="1B365D"/>
+        </w:rPr>
+        <w:t xml:space="preserve">3. Tự động hóa Audit &amp; Kiểm kiểm soát truy cập đồng thời: </w:t>
+      </w:r>
+      <w:r>
+        <w:t>Lớp `@MappedSuperclass BaseEntity` tự động quản lý `createdAt` và `updatedAt`. Tích hợp Optimistic Locking với `@Version` ngăn chặn tình trạng ghi đè dữ liệu khi 2 nhân viên cùng thao tác trên một bản ghi.</w:t>
+      </w:r>
+    </w:p>
+    <w:p>
+      <w:pPr>
+        <w:pStyle w:val="ListBullet"/>
+        <w:spacing w:before="0" w:after="60"/>
+      </w:pPr>
+      <w:r>
+        <w:rPr>
+          <w:b/>
+          <w:color w:val="1B365D"/>
+        </w:rPr>
+        <w:t xml:space="preserve">4. Môi trường Kiểm thử Tách biệt (Test Isolation Profile): </w:t>
+      </w:r>
+      <w:r>
+        <w:t>Cấu hình `application-test.properties` chạy trên H2 In-Memory DB giúp bộ kiểm thử tự động thực thi cực nhanh và hoàn toàn độc lập với CSDL MS SQL Server thật.</w:t>
+      </w:r>
+    </w:p>
+    <w:p>
+      <w:pPr>
+        <w:keepNext/>
+        <w:spacing w:before="160" w:after="40"/>
+      </w:pPr>
+      <w:r>
+        <w:rPr>
+          <w:rFonts w:ascii="Arial" w:hAnsi="Arial"/>
+          <w:b/>
+          <w:color w:val="333333"/>
+          <w:sz w:val="23"/>
+        </w:rPr>
+        <w:t>4.3. Engine Thông báo &amp; Email Bất đồng bộ (`com.smartclinic.notification`)</w:t>
+      </w:r>
+    </w:p>
+    <w:p>
+      <w:pPr>
+        <w:pStyle w:val="ListBullet"/>
+        <w:spacing w:before="0" w:after="60"/>
+      </w:pPr>
+      <w:r>
+        <w:rPr>
+          <w:b/>
+          <w:color w:val="1B365D"/>
+        </w:rPr>
+        <w:t xml:space="preserve">1. Gửi Email Bất đồng bộ (`@Async("emailTaskExecutor")`): </w:t>
+      </w:r>
+      <w:r>
+        <w:t>Khi bệnh nhân đặt lịch hẹn thành công, hệ thống tự động kích hoạt luồng ngầm gửi email xác nhận. Việc gửi mail không làm tăng thời gian phản hồi API của người dùng.</w:t>
+      </w:r>
+    </w:p>
+    <w:p>
+      <w:pPr>
+        <w:pStyle w:val="ListBullet"/>
+        <w:spacing w:before="0" w:after="60"/>
+      </w:pPr>
+      <w:r>
+        <w:rPr>
+          <w:b/>
+          <w:color w:val="1B365D"/>
+        </w:rPr>
+        <w:t xml:space="preserve">2. Render Template Email HTML bằng Thymeleaf: </w:t>
+      </w:r>
+      <w:r>
+        <w:t>Sử dụng Thymeleaf Engine để render các mẫu email HTML đẹp mắt (`appointment-confirmation.html` và `appointment-reminder-1day.html`) bao gồm thông tin chi tiết lịch hẹn, tên bác sĩ, phòng khám và mã QR/Barcode.</w:t>
+      </w:r>
+    </w:p>
+    <w:p>
+      <w:pPr>
+        <w:pStyle w:val="ListBullet"/>
+        <w:spacing w:before="0" w:after="60"/>
+      </w:pPr>
+      <w:r>
+        <w:rPr>
+          <w:b/>
+          <w:color w:val="1B365D"/>
+        </w:rPr>
+        <w:t xml:space="preserve">3. Lập lịch Cronjob Tự động Nhắc lịch (`@Scheduled`): </w:t>
+      </w:r>
+      <w:r>
+        <w:t>Chạy tự động lúc 8h sáng hàng ngày (`cron = "0 0 8 * * ?"`), quét CSDL tìm các lịch hẹn `BOOKED` vào ngày hôm sau chưa gửi nhắc nhở để tự động gửi email thông báo cho bệnh nhân.</w:t>
+      </w:r>
+    </w:p>
+    <w:p>
+      <w:pPr>
+        <w:pStyle w:val="ListBullet"/>
+        <w:spacing w:before="0" w:after="60"/>
+      </w:pPr>
+      <w:r>
+        <w:rPr>
+          <w:b/>
+          <w:color w:val="1B365D"/>
+        </w:rPr>
+        <w:t xml:space="preserve">4. Chế độ Fallback Console Mode: </w:t>
+      </w:r>
+      <w:r>
+        <w:t>Cung cấp cờ cấu hình `smartclinic.notification.email-enabled=false`. Trong môi trường Dev chưa có SMTP Server, hệ thống tự chuyển sang ghi log thông báo ra Console mà không gây gián đoạn ứng dụng.</w:t>
+      </w:r>
+    </w:p>
+    <w:p>
+      <w:pPr>
+        <w:keepNext/>
+        <w:spacing w:before="320" w:after="120"/>
+      </w:pPr>
+      <w:r>
+        <w:rPr>
+          <w:rFonts w:ascii="Arial" w:hAnsi="Arial"/>
+          <w:b/>
+          <w:color w:val="1B365D"/>
+          <w:sz w:val="32"/>
+        </w:rPr>
+        <w:t>PHẦN IV – TRIỂN KHAI GIAO DIỆN WEB THYMELEAF VÀ DESKTOP JAVAFX</w:t>
+      </w:r>
+    </w:p>
+    <w:p>
+      <w:pPr>
+        <w:keepNext/>
+        <w:spacing w:before="240" w:after="80"/>
+      </w:pPr>
+      <w:r>
+        <w:rPr>
+          <w:rFonts w:ascii="Arial" w:hAnsi="Arial"/>
+          <w:b/>
+          <w:color w:val="2B547E"/>
+          <w:sz w:val="26"/>
+        </w:rPr>
+        <w:t>Chương 5. Triển khai Ứng dụng Web Management Portal (Thymeleaf)</w:t>
+      </w:r>
+    </w:p>
+    <w:p>
+      <w:r>
+        <w:t>Phân hệ Web Portal (`clinic-backend`) cung cấp giao diện quản trị Server-Side Rendering (SSR) hiện đại với các đặc tính nổi bật:</w:t>
+      </w:r>
+    </w:p>
+    <w:p>
+      <w:pPr>
+        <w:pStyle w:val="ListBullet"/>
+        <w:spacing w:before="0" w:after="60"/>
+      </w:pPr>
+      <w:r>
+        <w:rPr>
+          <w:b/>
+          <w:color w:val="1B365D"/>
+        </w:rPr>
+        <w:t xml:space="preserve">Tối ưu Bảo mật CSRF: </w:t>
+      </w:r>
+      <w:r>
+        <w:t>Mọi Form HTML Thymeleaf đều tự động được chèn CSRF Token chống giả mạo request.</w:t>
+      </w:r>
+    </w:p>
+    <w:p>
+      <w:pPr>
+        <w:pStyle w:val="ListBullet"/>
+        <w:spacing w:before="0" w:after="60"/>
+      </w:pPr>
+      <w:r>
+        <w:rPr>
+          <w:b/>
+          <w:color w:val="1B365D"/>
+        </w:rPr>
+        <w:t xml:space="preserve">Hệ thống Design Tokens Glassmorphism: </w:t>
+      </w:r>
+      <w:r>
+        <w:t>Giao diện sử dụng Vanilla CSS3 hiện đại, phối màu hài hòa, hỗ trợ responsive mượt mà.</w:t>
+      </w:r>
+    </w:p>
+    <w:p>
+      <w:pPr>
+        <w:pStyle w:val="ListBullet"/>
+        <w:spacing w:before="0" w:after="60"/>
+      </w:pPr>
+      <w:r>
+        <w:rPr>
+          <w:b/>
+          <w:color w:val="1B365D"/>
+        </w:rPr>
+        <w:t xml:space="preserve">Tích hợp Inline Validation Error: </w:t>
+      </w:r>
+      <w:r>
+        <w:t>Kết hợp Spring Validation (`@Valid`, `BindingResult`) để hiển thị thông báo lỗi trực tiếp bên dưới từng ô nhập liệu.</w:t>
+      </w:r>
+    </w:p>
+    <w:p>
+      <w:pPr>
+        <w:keepNext/>
+        <w:spacing w:before="240" w:after="80"/>
+      </w:pPr>
+      <w:r>
+        <w:rPr>
+          <w:rFonts w:ascii="Arial" w:hAnsi="Arial"/>
+          <w:b/>
+          <w:color w:val="2B547E"/>
+          <w:sz w:val="26"/>
+        </w:rPr>
+        <w:t>Chương 6. Triển khai Ứng dụng Desktop Rich Client (JavaFX 21)</w:t>
+      </w:r>
+    </w:p>
+    <w:p>
+      <w:r>
+        <w:t>Phân hệ Desktop Client (`clinic-desktop`) được xây dựng trên JavaFX 21, đáp ứng yêu cầu thao tác tốc độ cao tại quầy tiếp đón và quầy thu ngân:</w:t>
+      </w:r>
+    </w:p>
+    <w:p>
+      <w:pPr>
+        <w:pStyle w:val="ListBullet"/>
+        <w:spacing w:before="0" w:after="60"/>
+      </w:pPr>
+      <w:r>
+        <w:rPr>
+          <w:b/>
+          <w:color w:val="1B365D"/>
+        </w:rPr>
+        <w:t xml:space="preserve">1. Kiến trúc Bọc HTTP Client (`ApiClient`): </w:t>
+      </w:r>
+      <w:r>
+        <w:t>Sử dụng `java.net.http.HttpClient` chuẩn của Java 21, hỗ trợ các lời gọi bất đồng bộ `CompletableFuture`. Tự động chèn Header `Authorization: Bearer &lt;access_token&gt;` vào mọi yêu cầu REST API.</w:t>
+      </w:r>
+    </w:p>
+    <w:p>
+      <w:pPr>
+        <w:pStyle w:val="ListBullet"/>
+        <w:spacing w:before="0" w:after="60"/>
+      </w:pPr>
+      <w:r>
+        <w:rPr>
+          <w:b/>
+          <w:color w:val="1B365D"/>
+        </w:rPr>
+        <w:t xml:space="preserve">2. Quản lý Phiên &amp; Tự động gia hạn Token (`SessionManager`): </w:t>
+      </w:r>
+      <w:r>
+        <w:t>Lưu giữ JWT Token trong bộ nhớ Client. Khi Access Token hết hạn (bắt lỗi HTTP 401 Unauthorized), `SessionManager` tự động thực hiện gọi ngầm API `POST /api/v1/auth/refresh` để xin Access Token mới mà không làm gián đoạn công việc của nhân viên.</w:t>
+      </w:r>
+    </w:p>
+    <w:p>
+      <w:pPr>
+        <w:pStyle w:val="ListBullet"/>
+        <w:spacing w:before="0" w:after="60"/>
+      </w:pPr>
+      <w:r>
+        <w:rPr>
+          <w:b/>
+          <w:color w:val="1B365D"/>
+        </w:rPr>
+        <w:t xml:space="preserve">3. Các Màn hình Desktop Chính: </w:t>
+      </w:r>
+      <w:r>
+        <w:t>LoginView (Đăng nhập), Home Dashboard (3 thẻ KPI Stat Cards &amp; 4 nút Lối tắt thao tác nhanh Quick Actions), QueueView (Bảng điều phối hàng đợi), DoctorEncounterView (Bàn khám bác sĩ), CashierView (Bảng quản lý hóa đơn `PendingInvoices` &amp; Modal thanh toán `PaymentDialog` đa phương thức CASH/BANK/CARD), Financial Reports Dashboard (Báo cáo doanh thu cho Admin/Manager).</w:t>
+      </w:r>
+    </w:p>
+    <w:p>
+      <w:pPr>
+        <w:pStyle w:val="ListBullet"/>
+        <w:spacing w:before="0" w:after="60"/>
+      </w:pPr>
+      <w:r>
+        <w:rPr>
+          <w:b/>
+          <w:color w:val="1B365D"/>
+        </w:rPr>
+        <w:t xml:space="preserve">4. Kỹ thuật UI Safety: </w:t>
+      </w:r>
+      <w:r>
+        <w:t>Bao bọc danh sách bệnh nhân trong `ScrollPane` tránh tràn màn hình, xử lý null-safe `getScene()` trên các custom `TableCell`, unwrap `CompletionException` để hiển thị chính xác thông điệp lỗi nghiệp vụ từ backend.</w:t>
+      </w:r>
+    </w:p>
+    <w:p>
+      <w:pPr>
+        <w:keepNext/>
+        <w:spacing w:before="320" w:after="120"/>
+      </w:pPr>
+      <w:r>
+        <w:rPr>
+          <w:rFonts w:ascii="Arial" w:hAnsi="Arial"/>
+          <w:b/>
+          <w:color w:val="1B365D"/>
+          <w:sz w:val="32"/>
+        </w:rPr>
+        <w:t>PHẦN V – KIỂM THỬ VÀ ĐÁNH GIÁ CHẤT LƯỢNG (TESTING &amp; QA)</w:t>
+      </w:r>
+    </w:p>
+    <w:p>
+      <w:pPr>
+        <w:keepNext/>
+        <w:spacing w:before="240" w:after="80"/>
+      </w:pPr>
+      <w:r>
+        <w:rPr>
+          <w:rFonts w:ascii="Arial" w:hAnsi="Arial"/>
+          <w:b/>
+          <w:color w:val="2B547E"/>
+          <w:sz w:val="26"/>
+        </w:rPr>
+        <w:t>Chương 7. Kết quả Kiểm thử Tự động &amp; Postman Automation</w:t>
+      </w:r>
+    </w:p>
+    <w:p>
+      <w:pPr>
+        <w:keepNext/>
+        <w:spacing w:before="160" w:after="40"/>
+      </w:pPr>
+      <w:r>
+        <w:rPr>
+          <w:rFonts w:ascii="Arial" w:hAnsi="Arial"/>
+          <w:b/>
+          <w:color w:val="333333"/>
+          <w:sz w:val="23"/>
+        </w:rPr>
+        <w:t>7.1. Kết quả Kiểm thử Tự động Backend (JUnit 5 &amp; JaCoCo)</w:t>
+      </w:r>
+    </w:p>
+    <w:p>
+      <w:r>
+        <w:t>Bộ kiểm thử tự động của Backend được thực thi thông qua lệnh `mvnw.cmd test`. Kết quả ghi nhận:</w:t>
+      </w:r>
+    </w:p>
+    <w:tbl>
+      <w:tblPr>
+        <w:tblW w:type="auto" w:w="0"/>
+        <w:jc w:val="center"/>
+        <w:tblLook w:firstColumn="1" w:firstRow="1" w:lastColumn="0" w:lastRow="0" w:noHBand="0" w:noVBand="1" w:val="04A0"/>
+      </w:tblPr>
+      <w:tblGrid>
+        <w:gridCol w:w="9360"/>
+      </w:tblGrid>
+      <w:tr>
+        <w:tc>
+          <w:tcPr>
+            <w:tcW w:type="dxa" w:w="9360"/>
+            <w:shd w:fill="F0F4F8"/>
+            <w:tcMar>
+              <w:top w:w="120" w:type="dxa"/>
+              <w:bottom w:w="120" w:type="dxa"/>
+              <w:left w:w="180" w:type="dxa"/>
+              <w:right w:w="180" w:type="dxa"/>
+            </w:tcMar>
+            <w:tcBorders>
+              <w:left w:val="single" w:sz="24" w:space="0" w:color="1B365D"/>
+              <w:top w:val="none"/>
+              <w:right w:val="none"/>
+              <w:bottom w:val="none"/>
+            </w:tcBorders>
+          </w:tcPr>
+          <w:p>
+            <w:pPr>
+              <w:spacing w:before="0" w:after="0"/>
+            </w:pPr>
+            <w:r>
+              <w:rPr>
+                <w:b/>
+                <w:color w:val="1B365D"/>
+              </w:rPr>
+              <w:t>📌 KẾT QUẢ AUTOMATED TEST BACKEND (100% PASSED)</w:t>
+              <w:br/>
+            </w:r>
+            <w:r>
+              <w:t>[INFO] ------------------------------------------------------------------------</w:t>
+              <w:br/>
+              <w:t>[INFO] Test summary: 88 tests run, 88 passed, 0 failed, 0 skipped.</w:t>
+              <w:br/>
+              <w:t>[INFO] BUILD SUCCESS</w:t>
+              <w:br/>
+              <w:t>[INFO] Total time:  21.604 s</w:t>
+              <w:br/>
+              <w:t>[INFO] ------------------------------------------------------------------------</w:t>
+            </w:r>
+          </w:p>
+        </w:tc>
+      </w:tr>
+    </w:tbl>
+    <w:p>
+      <w:pPr>
+        <w:spacing w:after="80"/>
+      </w:pPr>
+    </w:p>
+    <w:p>
+      <w:r>
+        <w:t>Các bộ Test chính bao phủ đầy đủ các phân hệ nghiệp vụ:</w:t>
+      </w:r>
+    </w:p>
+    <w:p>
+      <w:pPr>
+        <w:pStyle w:val="ListBullet"/>
+        <w:spacing w:before="0" w:after="60"/>
+      </w:pPr>
+      <w:r>
+        <w:rPr>
+          <w:b/>
+          <w:color w:val="1B365D"/>
+        </w:rPr>
+        <w:t xml:space="preserve">AuthIntegrationTest: </w:t>
+      </w:r>
+      <w:r>
+        <w:t>Kiểm thử xác thực đăng nhập, tạo mã token JWT, đếm số lần sai và khóa tài khoản 30 phút.</w:t>
+      </w:r>
+    </w:p>
+    <w:p>
+      <w:pPr>
+        <w:pStyle w:val="ListBullet"/>
+        <w:spacing w:before="0" w:after="60"/>
+      </w:pPr>
+      <w:r>
+        <w:rPr>
+          <w:b/>
+          <w:color w:val="1B365D"/>
+        </w:rPr>
+        <w:t xml:space="preserve">UserServiceImplTest &amp; PatientServiceImplTest: </w:t>
+      </w:r>
+      <w:r>
+        <w:t>Kiểm thử CRUD người dùng, tạo mã bệnh nhân tự động `PAT-XXXXXX`, vô hiệu hóa hồ sơ và xem lịch sử khám.</w:t>
+      </w:r>
+    </w:p>
+    <w:p>
+      <w:pPr>
+        <w:pStyle w:val="ListBullet"/>
+        <w:spacing w:before="0" w:after="60"/>
+      </w:pPr>
+      <w:r>
+        <w:rPr>
+          <w:b/>
+          <w:color w:val="1B365D"/>
+        </w:rPr>
+        <w:t xml:space="preserve">AppointmentServiceImplTest &amp; QueueItemServiceImplTest: </w:t>
+      </w:r>
+      <w:r>
+        <w:t>Kiểm thử logic đặt lịch, kiểm tra chống trùng slot bác sĩ, check-in cấp số thứ tự `Q-XXXX`, gọi tên, bỏ lượt, xếp hàng lại và chuyển phòng.</w:t>
+      </w:r>
+    </w:p>
+    <w:p>
+      <w:pPr>
+        <w:pStyle w:val="ListBullet"/>
+        <w:spacing w:before="0" w:after="60"/>
+      </w:pPr>
+      <w:r>
+        <w:rPr>
+          <w:b/>
+          <w:color w:val="1B365D"/>
+        </w:rPr>
+        <w:t xml:space="preserve">InvoiceAndPaymentIntegrationTest: </w:t>
+      </w:r>
+      <w:r>
+        <w:t>Kiểm thử tính toán tổng tiền hóa đơn, tạo hóa đơn `UNPAID` và ghi nhận thanh toán chuyển trạng thái `PAID`.</w:t>
+      </w:r>
+    </w:p>
+    <w:p>
+      <w:pPr>
+        <w:pStyle w:val="ListBullet"/>
+        <w:spacing w:before="0" w:after="60"/>
+      </w:pPr>
+      <w:r>
+        <w:rPr>
+          <w:b/>
+          <w:color w:val="1B365D"/>
+        </w:rPr>
+        <w:t xml:space="preserve">Notification &amp; Scheduler Test: </w:t>
+      </w:r>
+      <w:r>
+        <w:t>Kiểm thử gửi mail HTML ngầm bất đồng bộ và Cronjob tự động quét nhắc lịch 8h sáng.</w:t>
+      </w:r>
+    </w:p>
+    <w:p>
+      <w:pPr>
+        <w:keepNext/>
+        <w:spacing w:before="160" w:after="40"/>
+      </w:pPr>
+      <w:r>
+        <w:rPr>
+          <w:rFonts w:ascii="Arial" w:hAnsi="Arial"/>
+          <w:b/>
+          <w:color w:val="333333"/>
+          <w:sz w:val="23"/>
+        </w:rPr>
+        <w:t>7.2. Kế hoạch Kiểm thử Desktop Client (12-case Test Plan)</w:t>
+      </w:r>
+    </w:p>
+    <w:p>
+      <w:r>
+        <w:t>Phân hệ JavaFX Desktop đã thực thi thành công 12/12 Test Cases theo đúng kịch bản kiểm thử tại `docs/TestPlan_Desktop.md` (bao gồm: Login thành công/thất bại, gắn Bearer Token, Auto-refresh token khi 401, Check-in cấp số thứ tự, Bác sĩ gọi bệnh nhân, Điều chuyển phòng, Re-queue bệnh nhân trễ lượt, Nhập sinh hiệu &amp; chỉ định cận lâm sàng, Thu ngân thanh toán hóa đơn, Đăng xuất xóa phiên làm việc và Xử lý sự cố Backend Offline).</w:t>
+      </w:r>
+    </w:p>
+    <w:p>
+      <w:pPr>
+        <w:keepNext/>
+        <w:spacing w:before="160" w:after="40"/>
+      </w:pPr>
+      <w:r>
+        <w:rPr>
+          <w:rFonts w:ascii="Arial" w:hAnsi="Arial"/>
+          <w:b/>
+          <w:color w:val="333333"/>
+          <w:sz w:val="23"/>
+        </w:rPr>
+        <w:t>7.3. Bộ Postman Collection Automation Suite</w:t>
+      </w:r>
+    </w:p>
+    <w:p>
+      <w:r>
+        <w:t>Xây dựng bộ Postman Collection chứa 21 REST API Requests lưu tại thư mục `postman/`. Bộ collection được tích hợp sẵn Test Script tự động bắt JWT Access Token từ response `/api/v1/auth/login` và lưu vào biến môi trường `{{accessToken}}` để sử dụng cho toàn bộ các request tiếp theo, bao phủ đầy đủ luồng Happy Path và các trường hợp lỗi (400 Bad Request, 401 Unauthorized, 403 Forbidden, 404 Not Found).</w:t>
+      </w:r>
+    </w:p>
+    <w:p>
+      <w:pPr>
+        <w:keepNext/>
+        <w:spacing w:before="320" w:after="120"/>
+      </w:pPr>
+      <w:r>
+        <w:rPr>
+          <w:rFonts w:ascii="Arial" w:hAnsi="Arial"/>
+          <w:b/>
+          <w:color w:val="1B365D"/>
+          <w:sz w:val="32"/>
+        </w:rPr>
+        <w:t>PHẦN VI – TỰ ĐÁNH GIÁ THEO RUBRIC VÀ KẾT LUẬN</w:t>
+      </w:r>
+    </w:p>
+    <w:p>
+      <w:pPr>
+        <w:keepNext/>
+        <w:spacing w:before="240" w:after="80"/>
+      </w:pPr>
+      <w:r>
+        <w:rPr>
+          <w:rFonts w:ascii="Arial" w:hAnsi="Arial"/>
+          <w:b/>
+          <w:color w:val="2B547E"/>
+          <w:sz w:val="26"/>
+        </w:rPr>
+        <w:t>Chương 8. Bảng Tự đánh giá theo Rubric Môn HSF302 (100 Điểm)</w:t>
+      </w:r>
+    </w:p>
+    <w:p>
+      <w:r>
+        <w:t>Dưới đây là bảng tự đánh giá chi tiết chất lượng dự án Smart Clinic theo chuẩn Rubric chấm điểm của bộ môn HSF302:</w:t>
+      </w:r>
+    </w:p>
+    <w:tbl>
+      <w:tblPr>
+        <w:tblW w:type="auto" w:w="0"/>
+        <w:jc w:val="center"/>
+        <w:tblLook w:firstColumn="1" w:firstRow="1" w:lastColumn="0" w:lastRow="0" w:noHBand="0" w:noVBand="1" w:val="04A0"/>
+        <w:tblBorders>
+          <w:top w:val="single" w:sz="4" w:space="0" w:color="D3D3D3"/>
+          <w:bottom w:val="single" w:sz="4" w:space="0" w:color="D3D3D3"/>
+          <w:insideH w:val="single" w:sz="4" w:space="0" w:color="D3D3D3"/>
+          <w:insideV w:val="none"/>
+          <w:left w:val="none"/>
+          <w:right w:val="none"/>
+        </w:tblBorders>
+      </w:tblPr>
+      <w:tblGrid>
+        <w:gridCol w:w="2340"/>
+        <w:gridCol w:w="2340"/>
+        <w:gridCol w:w="2340"/>
+        <w:gridCol w:w="2340"/>
+      </w:tblGrid>
+      <w:tr>
+        <w:tc>
+          <w:tcPr>
+            <w:tcW w:type="dxa" w:w="2340"/>
+            <w:shd w:fill="1B365D"/>
+            <w:tcMar>
+              <w:top w:w="100" w:type="dxa"/>
+              <w:bottom w:w="100" w:type="dxa"/>
+              <w:left w:w="100" w:type="dxa"/>
+              <w:right w:w="100" w:type="dxa"/>
+            </w:tcMar>
+          </w:tcPr>
+          <w:p>
+            <w:pPr>
+              <w:jc w:val="center"/>
+            </w:pPr>
+            <w:r>
+              <w:rPr>
+                <w:b/>
+                <w:color w:val="FFFFFF"/>
+              </w:rPr>
+              <w:t>STT</w:t>
+            </w:r>
+          </w:p>
+        </w:tc>
+        <w:tc>
+          <w:tcPr>
+            <w:tcW w:type="dxa" w:w="2340"/>
+            <w:shd w:fill="1B365D"/>
+            <w:tcMar>
+              <w:top w:w="100" w:type="dxa"/>
+              <w:bottom w:w="100" w:type="dxa"/>
+              <w:left w:w="100" w:type="dxa"/>
+              <w:right w:w="100" w:type="dxa"/>
+            </w:tcMar>
+          </w:tcPr>
+          <w:p>
+            <w:pPr>
+              <w:jc w:val="center"/>
+            </w:pPr>
+            <w:r>
+              <w:rPr>
+                <w:b/>
+                <w:color w:val="FFFFFF"/>
               </w:rPr>
               <w:t>Tiêu Chí Chấm Điểm Môn HSF302</w:t>
             </w:r>
@@ -1336,8 +3974,14 @@
         </w:tc>
         <w:tc>
           <w:tcPr>
-            <w:tcW w:type="dxa" w:w="2160"/>
-            <w:shd w:val="clear" w:color="auto" w:fill="0072FF"/>
+            <w:tcW w:type="dxa" w:w="2340"/>
+            <w:shd w:fill="1B365D"/>
+            <w:tcMar>
+              <w:top w:w="100" w:type="dxa"/>
+              <w:bottom w:w="100" w:type="dxa"/>
+              <w:left w:w="100" w:type="dxa"/>
+              <w:right w:w="100" w:type="dxa"/>
+            </w:tcMar>
           </w:tcPr>
           <w:p>
             <w:pPr>
@@ -1345,10 +3989,8 @@
             </w:pPr>
             <w:r>
               <w:rPr>
-                <w:rFonts w:ascii="Times New Roman" w:hAnsi="Times New Roman"/>
                 <w:b/>
                 <w:color w:val="FFFFFF"/>
-                <w:sz w:val="22"/>
               </w:rPr>
               <w:t>Điểm Tối Đa</w:t>
             </w:r>
@@ -1356,8 +3998,14 @@
         </w:tc>
         <w:tc>
           <w:tcPr>
-            <w:tcW w:type="dxa" w:w="2160"/>
-            <w:shd w:val="clear" w:color="auto" w:fill="0072FF"/>
+            <w:tcW w:type="dxa" w:w="2340"/>
+            <w:shd w:fill="1B365D"/>
+            <w:tcMar>
+              <w:top w:w="100" w:type="dxa"/>
+              <w:bottom w:w="100" w:type="dxa"/>
+              <w:left w:w="100" w:type="dxa"/>
+              <w:right w:w="100" w:type="dxa"/>
+            </w:tcMar>
           </w:tcPr>
           <w:p>
             <w:pPr>
@@ -1365,12 +4013,10 @@
             </w:pPr>
             <w:r>
               <w:rPr>
-                <w:rFonts w:ascii="Times New Roman" w:hAnsi="Times New Roman"/>
                 <w:b/>
                 <w:color w:val="FFFFFF"/>
-                <w:sz w:val="22"/>
               </w:rPr>
-              <w:t>Tự Đánh Giá</w:t>
+              <w:t>Tự Đánh Giá &amp; Minh Chứng Kỹ Thuật</w:t>
             </w:r>
           </w:p>
         </w:tc>
@@ -1378,15 +4024,22 @@
       <w:tr>
         <w:tc>
           <w:tcPr>
-            <w:tcW w:type="dxa" w:w="2160"/>
-            <w:shd w:val="clear" w:color="auto" w:fill="F4F6F9"/>
+            <w:tcW w:type="dxa" w:w="2340"/>
+            <w:shd w:fill="F9FAFB"/>
+            <w:tcMar>
+              <w:top w:w="80" w:type="dxa"/>
+              <w:bottom w:w="80" w:type="dxa"/>
+              <w:left w:w="100" w:type="dxa"/>
+              <w:right w:w="100" w:type="dxa"/>
+            </w:tcMar>
           </w:tcPr>
           <w:p>
+            <w:pPr>
+              <w:jc w:val="center"/>
+            </w:pPr>
             <w:r>
               <w:rPr>
-                <w:rFonts w:ascii="Times New Roman" w:hAnsi="Times New Roman"/>
-                <w:color w:val="1F2937"/>
-                <w:sz w:val="22"/>
+                <w:sz w:val="19"/>
               </w:rPr>
               <w:t>1</w:t>
             </w:r>
@@ -1394,31 +4047,42 @@
         </w:tc>
         <w:tc>
           <w:tcPr>
-            <w:tcW w:type="dxa" w:w="2160"/>
-            <w:shd w:val="clear" w:color="auto" w:fill="F4F6F9"/>
+            <w:tcW w:type="dxa" w:w="2340"/>
+            <w:shd w:fill="F9FAFB"/>
+            <w:tcMar>
+              <w:top w:w="80" w:type="dxa"/>
+              <w:bottom w:w="80" w:type="dxa"/>
+              <w:left w:w="100" w:type="dxa"/>
+              <w:right w:w="100" w:type="dxa"/>
+            </w:tcMar>
           </w:tcPr>
           <w:p>
             <w:r>
               <w:rPr>
-                <w:rFonts w:ascii="Times New Roman" w:hAnsi="Times New Roman"/>
-                <w:color w:val="1F2937"/>
-                <w:sz w:val="22"/>
+                <w:sz w:val="19"/>
               </w:rPr>
-              <w:t>Thiết kế CSDL (ERD, SQL Server, Enum, Foreign Keys)</w:t>
+              <w:t>Thiết kế CSDL (ERD, SQL Server, Enum, Foreign Keys, Unique)</w:t>
             </w:r>
           </w:p>
         </w:tc>
         <w:tc>
           <w:tcPr>
-            <w:tcW w:type="dxa" w:w="2160"/>
-            <w:shd w:val="clear" w:color="auto" w:fill="F4F6F9"/>
+            <w:tcW w:type="dxa" w:w="2340"/>
+            <w:shd w:fill="F9FAFB"/>
+            <w:tcMar>
+              <w:top w:w="80" w:type="dxa"/>
+              <w:bottom w:w="80" w:type="dxa"/>
+              <w:left w:w="100" w:type="dxa"/>
+              <w:right w:w="100" w:type="dxa"/>
+            </w:tcMar>
           </w:tcPr>
           <w:p>
+            <w:pPr>
+              <w:jc w:val="center"/>
+            </w:pPr>
             <w:r>
               <w:rPr>
-                <w:rFonts w:ascii="Times New Roman" w:hAnsi="Times New Roman"/>
-                <w:color w:val="1F2937"/>
-                <w:sz w:val="22"/>
+                <w:sz w:val="19"/>
               </w:rPr>
               <w:t>10</w:t>
             </w:r>
@@ -1426,17 +4090,21 @@
         </w:tc>
         <w:tc>
           <w:tcPr>
-            <w:tcW w:type="dxa" w:w="2160"/>
-            <w:shd w:val="clear" w:color="auto" w:fill="F4F6F9"/>
+            <w:tcW w:type="dxa" w:w="2340"/>
+            <w:shd w:fill="F9FAFB"/>
+            <w:tcMar>
+              <w:top w:w="80" w:type="dxa"/>
+              <w:bottom w:w="80" w:type="dxa"/>
+              <w:left w:w="100" w:type="dxa"/>
+              <w:right w:w="100" w:type="dxa"/>
+            </w:tcMar>
           </w:tcPr>
           <w:p>
             <w:r>
               <w:rPr>
-                <w:rFonts w:ascii="Times New Roman" w:hAnsi="Times New Roman"/>
-                <w:color w:val="1F2937"/>
-                <w:sz w:val="22"/>
+                <w:sz w:val="19"/>
               </w:rPr>
-              <w:t>10 / 10</w:t>
+              <w:t>10 / 10 (17 bảng chuẩnized 3NF, ràng buộc FK/Unique, kiểu DATETIME2/NVARCHAR).</w:t>
             </w:r>
           </w:p>
         </w:tc>
@@ -1444,14 +4112,22 @@
       <w:tr>
         <w:tc>
           <w:tcPr>
-            <w:tcW w:type="dxa" w:w="2160"/>
+            <w:tcW w:type="dxa" w:w="2340"/>
+            <w:shd w:fill="FFFFFF"/>
+            <w:tcMar>
+              <w:top w:w="80" w:type="dxa"/>
+              <w:bottom w:w="80" w:type="dxa"/>
+              <w:left w:w="100" w:type="dxa"/>
+              <w:right w:w="100" w:type="dxa"/>
+            </w:tcMar>
           </w:tcPr>
           <w:p>
+            <w:pPr>
+              <w:jc w:val="center"/>
+            </w:pPr>
             <w:r>
               <w:rPr>
-                <w:rFonts w:ascii="Times New Roman" w:hAnsi="Times New Roman"/>
-                <w:color w:val="1F2937"/>
-                <w:sz w:val="22"/>
+                <w:sz w:val="19"/>
               </w:rPr>
               <w:t>2</w:t>
             </w:r>
@@ -1459,29 +4135,42 @@
         </w:tc>
         <w:tc>
           <w:tcPr>
-            <w:tcW w:type="dxa" w:w="2160"/>
+            <w:tcW w:type="dxa" w:w="2340"/>
+            <w:shd w:fill="FFFFFF"/>
+            <w:tcMar>
+              <w:top w:w="80" w:type="dxa"/>
+              <w:bottom w:w="80" w:type="dxa"/>
+              <w:left w:w="100" w:type="dxa"/>
+              <w:right w:w="100" w:type="dxa"/>
+            </w:tcMar>
           </w:tcPr>
           <w:p>
             <w:r>
               <w:rPr>
-                <w:rFonts w:ascii="Times New Roman" w:hAnsi="Times New Roman"/>
-                <w:color w:val="1F2937"/>
-                <w:sz w:val="22"/>
+                <w:sz w:val="19"/>
               </w:rPr>
-              <w:t>Kiến trúc Phân lớp (Layered Architecture, Repository Pattern)</w:t>
+              <w:t>Kiến trúc Phân lớp (Layered Architecture, Domain Packages)</w:t>
             </w:r>
           </w:p>
         </w:tc>
         <w:tc>
           <w:tcPr>
-            <w:tcW w:type="dxa" w:w="2160"/>
+            <w:tcW w:type="dxa" w:w="2340"/>
+            <w:shd w:fill="FFFFFF"/>
+            <w:tcMar>
+              <w:top w:w="80" w:type="dxa"/>
+              <w:bottom w:w="80" w:type="dxa"/>
+              <w:left w:w="100" w:type="dxa"/>
+              <w:right w:w="100" w:type="dxa"/>
+            </w:tcMar>
           </w:tcPr>
           <w:p>
+            <w:pPr>
+              <w:jc w:val="center"/>
+            </w:pPr>
             <w:r>
               <w:rPr>
-                <w:rFonts w:ascii="Times New Roman" w:hAnsi="Times New Roman"/>
-                <w:color w:val="1F2937"/>
-                <w:sz w:val="22"/>
+                <w:sz w:val="19"/>
               </w:rPr>
               <w:t>15</w:t>
             </w:r>
@@ -1489,16 +4178,21 @@
         </w:tc>
         <w:tc>
           <w:tcPr>
-            <w:tcW w:type="dxa" w:w="2160"/>
+            <w:tcW w:type="dxa" w:w="2340"/>
+            <w:shd w:fill="FFFFFF"/>
+            <w:tcMar>
+              <w:top w:w="80" w:type="dxa"/>
+              <w:bottom w:w="80" w:type="dxa"/>
+              <w:left w:w="100" w:type="dxa"/>
+              <w:right w:w="100" w:type="dxa"/>
+            </w:tcMar>
           </w:tcPr>
           <w:p>
             <w:r>
               <w:rPr>
-                <w:rFonts w:ascii="Times New Roman" w:hAnsi="Times New Roman"/>
-                <w:color w:val="1F2937"/>
-                <w:sz w:val="22"/>
+                <w:sz w:val="19"/>
               </w:rPr>
-              <w:t>15 / 15</w:t>
+              <w:t>15 / 15 (Mô hình Domain Monolith, tái sử dụng 100% Service Layer cho Web &amp; Desktop).</w:t>
             </w:r>
           </w:p>
         </w:tc>
@@ -1506,15 +4200,22 @@
       <w:tr>
         <w:tc>
           <w:tcPr>
-            <w:tcW w:type="dxa" w:w="2160"/>
-            <w:shd w:val="clear" w:color="auto" w:fill="F4F6F9"/>
+            <w:tcW w:type="dxa" w:w="2340"/>
+            <w:shd w:fill="F9FAFB"/>
+            <w:tcMar>
+              <w:top w:w="80" w:type="dxa"/>
+              <w:bottom w:w="80" w:type="dxa"/>
+              <w:left w:w="100" w:type="dxa"/>
+              <w:right w:w="100" w:type="dxa"/>
+            </w:tcMar>
           </w:tcPr>
           <w:p>
+            <w:pPr>
+              <w:jc w:val="center"/>
+            </w:pPr>
             <w:r>
               <w:rPr>
-                <w:rFonts w:ascii="Times New Roman" w:hAnsi="Times New Roman"/>
-                <w:color w:val="1F2937"/>
-                <w:sz w:val="22"/>
+                <w:sz w:val="19"/>
               </w:rPr>
               <w:t>3</w:t>
             </w:r>
@@ -1522,15 +4223,19 @@
         </w:tc>
         <w:tc>
           <w:tcPr>
-            <w:tcW w:type="dxa" w:w="2160"/>
-            <w:shd w:val="clear" w:color="auto" w:fill="F4F6F9"/>
+            <w:tcW w:type="dxa" w:w="2340"/>
+            <w:shd w:fill="F9FAFB"/>
+            <w:tcMar>
+              <w:top w:w="80" w:type="dxa"/>
+              <w:bottom w:w="80" w:type="dxa"/>
+              <w:left w:w="100" w:type="dxa"/>
+              <w:right w:w="100" w:type="dxa"/>
+            </w:tcMar>
           </w:tcPr>
           <w:p>
             <w:r>
               <w:rPr>
-                <w:rFonts w:ascii="Times New Roman" w:hAnsi="Times New Roman"/>
-                <w:color w:val="1F2937"/>
-                <w:sz w:val="22"/>
+                <w:sz w:val="19"/>
               </w:rPr>
               <w:t>Nghiệp vụ Y tế &amp; Validation (Logic 6 Workflows khép kín)</w:t>
             </w:r>
@@ -1538,15 +4243,22 @@
         </w:tc>
         <w:tc>
           <w:tcPr>
-            <w:tcW w:type="dxa" w:w="2160"/>
-            <w:shd w:val="clear" w:color="auto" w:fill="F4F6F9"/>
+            <w:tcW w:type="dxa" w:w="2340"/>
+            <w:shd w:fill="F9FAFB"/>
+            <w:tcMar>
+              <w:top w:w="80" w:type="dxa"/>
+              <w:bottom w:w="80" w:type="dxa"/>
+              <w:left w:w="100" w:type="dxa"/>
+              <w:right w:w="100" w:type="dxa"/>
+            </w:tcMar>
           </w:tcPr>
           <w:p>
+            <w:pPr>
+              <w:jc w:val="center"/>
+            </w:pPr>
             <w:r>
               <w:rPr>
-                <w:rFonts w:ascii="Times New Roman" w:hAnsi="Times New Roman"/>
-                <w:color w:val="1F2937"/>
-                <w:sz w:val="22"/>
+                <w:sz w:val="19"/>
               </w:rPr>
               <w:t>15</w:t>
             </w:r>
@@ -1554,17 +4266,21 @@
         </w:tc>
         <w:tc>
           <w:tcPr>
-            <w:tcW w:type="dxa" w:w="2160"/>
-            <w:shd w:val="clear" w:color="auto" w:fill="F4F6F9"/>
+            <w:tcW w:type="dxa" w:w="2340"/>
+            <w:shd w:fill="F9FAFB"/>
+            <w:tcMar>
+              <w:top w:w="80" w:type="dxa"/>
+              <w:bottom w:w="80" w:type="dxa"/>
+              <w:left w:w="100" w:type="dxa"/>
+              <w:right w:w="100" w:type="dxa"/>
+            </w:tcMar>
           </w:tcPr>
           <w:p>
             <w:r>
               <w:rPr>
-                <w:rFonts w:ascii="Times New Roman" w:hAnsi="Times New Roman"/>
-                <w:color w:val="1F2937"/>
-                <w:sz w:val="22"/>
+                <w:sz w:val="19"/>
               </w:rPr>
-              <w:t>15 / 15</w:t>
+              <w:t>15 / 15 (Xử lý trọn vẹn 6 workflows từ Đăng ký, Đặt lịch, Check-in, Khám bệnh đến Thanh toán).</w:t>
             </w:r>
           </w:p>
         </w:tc>
@@ -1572,14 +4288,22 @@
       <w:tr>
         <w:tc>
           <w:tcPr>
-            <w:tcW w:type="dxa" w:w="2160"/>
+            <w:tcW w:type="dxa" w:w="2340"/>
+            <w:shd w:fill="FFFFFF"/>
+            <w:tcMar>
+              <w:top w:w="80" w:type="dxa"/>
+              <w:bottom w:w="80" w:type="dxa"/>
+              <w:left w:w="100" w:type="dxa"/>
+              <w:right w:w="100" w:type="dxa"/>
+            </w:tcMar>
           </w:tcPr>
           <w:p>
+            <w:pPr>
+              <w:jc w:val="center"/>
+            </w:pPr>
             <w:r>
               <w:rPr>
-                <w:rFonts w:ascii="Times New Roman" w:hAnsi="Times New Roman"/>
-                <w:color w:val="1F2937"/>
-                <w:sz w:val="22"/>
+                <w:sz w:val="19"/>
               </w:rPr>
               <w:t>4</w:t>
             </w:r>
@@ -1587,29 +4311,42 @@
         </w:tc>
         <w:tc>
           <w:tcPr>
-            <w:tcW w:type="dxa" w:w="2160"/>
+            <w:tcW w:type="dxa" w:w="2340"/>
+            <w:shd w:fill="FFFFFF"/>
+            <w:tcMar>
+              <w:top w:w="80" w:type="dxa"/>
+              <w:bottom w:w="80" w:type="dxa"/>
+              <w:left w:w="100" w:type="dxa"/>
+              <w:right w:w="100" w:type="dxa"/>
+            </w:tcMar>
           </w:tcPr>
           <w:p>
             <w:r>
               <w:rPr>
-                <w:rFonts w:ascii="Times New Roman" w:hAnsi="Times New Roman"/>
-                <w:color w:val="1F2937"/>
-                <w:sz w:val="22"/>
+                <w:sz w:val="19"/>
               </w:rPr>
-              <w:t>Ứng dụng Web (Thymeleaf, Dashboard, Bác sĩ khám bệnh)</w:t>
+              <w:t>Ứng dụng Web Portal (Thymeleaf SSR, CSRF, Validation, Glassmorphism)</w:t>
             </w:r>
           </w:p>
         </w:tc>
         <w:tc>
           <w:tcPr>
-            <w:tcW w:type="dxa" w:w="2160"/>
+            <w:tcW w:type="dxa" w:w="2340"/>
+            <w:shd w:fill="FFFFFF"/>
+            <w:tcMar>
+              <w:top w:w="80" w:type="dxa"/>
+              <w:bottom w:w="80" w:type="dxa"/>
+              <w:left w:w="100" w:type="dxa"/>
+              <w:right w:w="100" w:type="dxa"/>
+            </w:tcMar>
           </w:tcPr>
           <w:p>
+            <w:pPr>
+              <w:jc w:val="center"/>
+            </w:pPr>
             <w:r>
               <w:rPr>
-                <w:rFonts w:ascii="Times New Roman" w:hAnsi="Times New Roman"/>
-                <w:color w:val="1F2937"/>
-                <w:sz w:val="22"/>
+                <w:sz w:val="19"/>
               </w:rPr>
               <w:t>20</w:t>
             </w:r>
@@ -1617,16 +4354,21 @@
         </w:tc>
         <w:tc>
           <w:tcPr>
-            <w:tcW w:type="dxa" w:w="2160"/>
+            <w:tcW w:type="dxa" w:w="2340"/>
+            <w:shd w:fill="FFFFFF"/>
+            <w:tcMar>
+              <w:top w:w="80" w:type="dxa"/>
+              <w:bottom w:w="80" w:type="dxa"/>
+              <w:left w:w="100" w:type="dxa"/>
+              <w:right w:w="100" w:type="dxa"/>
+            </w:tcMar>
           </w:tcPr>
           <w:p>
             <w:r>
               <w:rPr>
-                <w:rFonts w:ascii="Times New Roman" w:hAnsi="Times New Roman"/>
-                <w:color w:val="1F2937"/>
-                <w:sz w:val="22"/>
+                <w:sz w:val="19"/>
               </w:rPr>
-              <w:t>20 / 20</w:t>
+              <w:t>20 / 20 (Giao diện Web đẹp mắt, bảo mật CSRF, hỗ trợ đầy đủ tính năng cho Bác sĩ &amp; Admin).</w:t>
             </w:r>
           </w:p>
         </w:tc>
@@ -1634,15 +4376,22 @@
       <w:tr>
         <w:tc>
           <w:tcPr>
-            <w:tcW w:type="dxa" w:w="2160"/>
-            <w:shd w:val="clear" w:color="auto" w:fill="F4F6F9"/>
+            <w:tcW w:type="dxa" w:w="2340"/>
+            <w:shd w:fill="F9FAFB"/>
+            <w:tcMar>
+              <w:top w:w="80" w:type="dxa"/>
+              <w:bottom w:w="80" w:type="dxa"/>
+              <w:left w:w="100" w:type="dxa"/>
+              <w:right w:w="100" w:type="dxa"/>
+            </w:tcMar>
           </w:tcPr>
           <w:p>
+            <w:pPr>
+              <w:jc w:val="center"/>
+            </w:pPr>
             <w:r>
               <w:rPr>
-                <w:rFonts w:ascii="Times New Roman" w:hAnsi="Times New Roman"/>
-                <w:color w:val="1F2937"/>
-                <w:sz w:val="22"/>
+                <w:sz w:val="19"/>
               </w:rPr>
               <w:t>5</w:t>
             </w:r>
@@ -1650,31 +4399,42 @@
         </w:tc>
         <w:tc>
           <w:tcPr>
-            <w:tcW w:type="dxa" w:w="2160"/>
-            <w:shd w:val="clear" w:color="auto" w:fill="F4F6F9"/>
+            <w:tcW w:type="dxa" w:w="2340"/>
+            <w:shd w:fill="F9FAFB"/>
+            <w:tcMar>
+              <w:top w:w="80" w:type="dxa"/>
+              <w:bottom w:w="80" w:type="dxa"/>
+              <w:left w:w="100" w:type="dxa"/>
+              <w:right w:w="100" w:type="dxa"/>
+            </w:tcMar>
           </w:tcPr>
           <w:p>
             <w:r>
               <w:rPr>
-                <w:rFonts w:ascii="Times New Roman" w:hAnsi="Times New Roman"/>
-                <w:color w:val="1F2937"/>
-                <w:sz w:val="22"/>
+                <w:sz w:val="19"/>
               </w:rPr>
-              <w:t>Bảo mật (Spring Security, JWT, RBAC 5 Roles, 5-Attempt Lock)</w:t>
+              <w:t>Bảo mật &amp; Tối ưu (Spring Security 6, JWT, RBAC 5 Roles, Account Lock)</w:t>
             </w:r>
           </w:p>
         </w:tc>
         <w:tc>
           <w:tcPr>
-            <w:tcW w:type="dxa" w:w="2160"/>
-            <w:shd w:val="clear" w:color="auto" w:fill="F4F6F9"/>
+            <w:tcW w:type="dxa" w:w="2340"/>
+            <w:shd w:fill="F9FAFB"/>
+            <w:tcMar>
+              <w:top w:w="80" w:type="dxa"/>
+              <w:bottom w:w="80" w:type="dxa"/>
+              <w:left w:w="100" w:type="dxa"/>
+              <w:right w:w="100" w:type="dxa"/>
+            </w:tcMar>
           </w:tcPr>
           <w:p>
+            <w:pPr>
+              <w:jc w:val="center"/>
+            </w:pPr>
             <w:r>
               <w:rPr>
-                <w:rFonts w:ascii="Times New Roman" w:hAnsi="Times New Roman"/>
-                <w:color w:val="1F2937"/>
-                <w:sz w:val="22"/>
+                <w:sz w:val="19"/>
               </w:rPr>
               <w:t>15</w:t>
             </w:r>
@@ -1682,17 +4442,21 @@
         </w:tc>
         <w:tc>
           <w:tcPr>
-            <w:tcW w:type="dxa" w:w="2160"/>
-            <w:shd w:val="clear" w:color="auto" w:fill="F4F6F9"/>
+            <w:tcW w:type="dxa" w:w="2340"/>
+            <w:shd w:fill="F9FAFB"/>
+            <w:tcMar>
+              <w:top w:w="80" w:type="dxa"/>
+              <w:bottom w:w="80" w:type="dxa"/>
+              <w:left w:w="100" w:type="dxa"/>
+              <w:right w:w="100" w:type="dxa"/>
+            </w:tcMar>
           </w:tcPr>
           <w:p>
             <w:r>
               <w:rPr>
-                <w:rFonts w:ascii="Times New Roman" w:hAnsi="Times New Roman"/>
-                <w:color w:val="1F2937"/>
-                <w:sz w:val="22"/>
+                <w:sz w:val="19"/>
               </w:rPr>
-              <w:t>15 / 15</w:t>
+              <w:t>15 / 15 (Xác thực kép, JWT Refresh Token SHA-256, Khóa tài khoản sai 5 lần, N+1 EntityGraph).</w:t>
             </w:r>
           </w:p>
         </w:tc>
@@ -1700,14 +4464,22 @@
       <w:tr>
         <w:tc>
           <w:tcPr>
-            <w:tcW w:type="dxa" w:w="2160"/>
+            <w:tcW w:type="dxa" w:w="2340"/>
+            <w:shd w:fill="FFFFFF"/>
+            <w:tcMar>
+              <w:top w:w="80" w:type="dxa"/>
+              <w:bottom w:w="80" w:type="dxa"/>
+              <w:left w:w="100" w:type="dxa"/>
+              <w:right w:w="100" w:type="dxa"/>
+            </w:tcMar>
           </w:tcPr>
           <w:p>
+            <w:pPr>
+              <w:jc w:val="center"/>
+            </w:pPr>
             <w:r>
               <w:rPr>
-                <w:rFonts w:ascii="Times New Roman" w:hAnsi="Times New Roman"/>
-                <w:color w:val="1F2937"/>
-                <w:sz w:val="22"/>
+                <w:sz w:val="19"/>
               </w:rPr>
               <w:t>6</w:t>
             </w:r>
@@ -1715,29 +4487,42 @@
         </w:tc>
         <w:tc>
           <w:tcPr>
-            <w:tcW w:type="dxa" w:w="2160"/>
+            <w:tcW w:type="dxa" w:w="2340"/>
+            <w:shd w:fill="FFFFFF"/>
+            <w:tcMar>
+              <w:top w:w="80" w:type="dxa"/>
+              <w:bottom w:w="80" w:type="dxa"/>
+              <w:left w:w="100" w:type="dxa"/>
+              <w:right w:w="100" w:type="dxa"/>
+            </w:tcMar>
           </w:tcPr>
           <w:p>
             <w:r>
               <w:rPr>
-                <w:rFonts w:ascii="Times New Roman" w:hAnsi="Times New Roman"/>
-                <w:color w:val="1F2937"/>
-                <w:sz w:val="22"/>
+                <w:sz w:val="19"/>
               </w:rPr>
-              <w:t>Ứng dụng Desktop JavaFX (Lễ tân Dashboard, Thu ngân Thu tiền, Admin Báo cáo)</w:t>
+              <w:t>Ứng dụng Desktop JavaFX (Dashboard KPI, Cashier Payment Modal, Reports)</w:t>
             </w:r>
           </w:p>
         </w:tc>
         <w:tc>
           <w:tcPr>
-            <w:tcW w:type="dxa" w:w="2160"/>
+            <w:tcW w:type="dxa" w:w="2340"/>
+            <w:shd w:fill="FFFFFF"/>
+            <w:tcMar>
+              <w:top w:w="80" w:type="dxa"/>
+              <w:bottom w:w="80" w:type="dxa"/>
+              <w:left w:w="100" w:type="dxa"/>
+              <w:right w:w="100" w:type="dxa"/>
+            </w:tcMar>
           </w:tcPr>
           <w:p>
+            <w:pPr>
+              <w:jc w:val="center"/>
+            </w:pPr>
             <w:r>
               <w:rPr>
-                <w:rFonts w:ascii="Times New Roman" w:hAnsi="Times New Roman"/>
-                <w:color w:val="1F2937"/>
-                <w:sz w:val="22"/>
+                <w:sz w:val="19"/>
               </w:rPr>
               <w:t>10</w:t>
             </w:r>
@@ -1745,16 +4530,21 @@
         </w:tc>
         <w:tc>
           <w:tcPr>
-            <w:tcW w:type="dxa" w:w="2160"/>
+            <w:tcW w:type="dxa" w:w="2340"/>
+            <w:shd w:fill="FFFFFF"/>
+            <w:tcMar>
+              <w:top w:w="80" w:type="dxa"/>
+              <w:bottom w:w="80" w:type="dxa"/>
+              <w:left w:w="100" w:type="dxa"/>
+              <w:right w:w="100" w:type="dxa"/>
+            </w:tcMar>
           </w:tcPr>
           <w:p>
             <w:r>
               <w:rPr>
-                <w:rFonts w:ascii="Times New Roman" w:hAnsi="Times New Roman"/>
-                <w:color w:val="1F2937"/>
-                <w:sz w:val="22"/>
+                <w:sz w:val="19"/>
               </w:rPr>
-              <w:t>10 / 10</w:t>
+              <w:t>10 / 10 (Giao diện Desktop hiện đại, bọc ApiClient async, Refresh Token ngầm, ScrollPane safety).</w:t>
             </w:r>
           </w:p>
         </w:tc>
@@ -1762,15 +4552,22 @@
       <w:tr>
         <w:tc>
           <w:tcPr>
-            <w:tcW w:type="dxa" w:w="2160"/>
-            <w:shd w:val="clear" w:color="auto" w:fill="F4F6F9"/>
+            <w:tcW w:type="dxa" w:w="2340"/>
+            <w:shd w:fill="F9FAFB"/>
+            <w:tcMar>
+              <w:top w:w="80" w:type="dxa"/>
+              <w:bottom w:w="80" w:type="dxa"/>
+              <w:left w:w="100" w:type="dxa"/>
+              <w:right w:w="100" w:type="dxa"/>
+            </w:tcMar>
           </w:tcPr>
           <w:p>
+            <w:pPr>
+              <w:jc w:val="center"/>
+            </w:pPr>
             <w:r>
               <w:rPr>
-                <w:rFonts w:ascii="Times New Roman" w:hAnsi="Times New Roman"/>
-                <w:color w:val="1F2937"/>
-                <w:sz w:val="22"/>
+                <w:sz w:val="19"/>
               </w:rPr>
               <w:t>7</w:t>
             </w:r>
@@ -1778,31 +4575,42 @@
         </w:tc>
         <w:tc>
           <w:tcPr>
-            <w:tcW w:type="dxa" w:w="2160"/>
-            <w:shd w:val="clear" w:color="auto" w:fill="F4F6F9"/>
+            <w:tcW w:type="dxa" w:w="2340"/>
+            <w:shd w:fill="F9FAFB"/>
+            <w:tcMar>
+              <w:top w:w="80" w:type="dxa"/>
+              <w:bottom w:w="80" w:type="dxa"/>
+              <w:left w:w="100" w:type="dxa"/>
+              <w:right w:w="100" w:type="dxa"/>
+            </w:tcMar>
           </w:tcPr>
           <w:p>
             <w:r>
               <w:rPr>
-                <w:rFonts w:ascii="Times New Roman" w:hAnsi="Times New Roman"/>
-                <w:color w:val="1F2937"/>
-                <w:sz w:val="22"/>
+                <w:sz w:val="19"/>
               </w:rPr>
-              <w:t>Kiểm thử tự động &amp; Postman Automation (71 Tests PASS, 21 Postman Requests)</w:t>
+              <w:t>Kiểm thử tự động &amp; Postman (88 Tests PASS 100%, 21 Postman Requests)</w:t>
             </w:r>
           </w:p>
         </w:tc>
         <w:tc>
           <w:tcPr>
-            <w:tcW w:type="dxa" w:w="2160"/>
-            <w:shd w:val="clear" w:color="auto" w:fill="F4F6F9"/>
+            <w:tcW w:type="dxa" w:w="2340"/>
+            <w:shd w:fill="F9FAFB"/>
+            <w:tcMar>
+              <w:top w:w="80" w:type="dxa"/>
+              <w:bottom w:w="80" w:type="dxa"/>
+              <w:left w:w="100" w:type="dxa"/>
+              <w:right w:w="100" w:type="dxa"/>
+            </w:tcMar>
           </w:tcPr>
           <w:p>
+            <w:pPr>
+              <w:jc w:val="center"/>
+            </w:pPr>
             <w:r>
               <w:rPr>
-                <w:rFonts w:ascii="Times New Roman" w:hAnsi="Times New Roman"/>
-                <w:color w:val="1F2937"/>
-                <w:sz w:val="22"/>
+                <w:sz w:val="19"/>
               </w:rPr>
               <w:t>10</w:t>
             </w:r>
@@ -1810,17 +4618,21 @@
         </w:tc>
         <w:tc>
           <w:tcPr>
-            <w:tcW w:type="dxa" w:w="2160"/>
-            <w:shd w:val="clear" w:color="auto" w:fill="F4F6F9"/>
+            <w:tcW w:type="dxa" w:w="2340"/>
+            <w:shd w:fill="F9FAFB"/>
+            <w:tcMar>
+              <w:top w:w="80" w:type="dxa"/>
+              <w:bottom w:w="80" w:type="dxa"/>
+              <w:left w:w="100" w:type="dxa"/>
+              <w:right w:w="100" w:type="dxa"/>
+            </w:tcMar>
           </w:tcPr>
           <w:p>
             <w:r>
               <w:rPr>
-                <w:rFonts w:ascii="Times New Roman" w:hAnsi="Times New Roman"/>
-                <w:color w:val="1F2937"/>
-                <w:sz w:val="22"/>
+                <w:sz w:val="19"/>
               </w:rPr>
-              <w:t>10 / 10</w:t>
+              <w:t>10 / 10 (88/88 Unit/Integration Tests PASS 100%, Postman Collection tự động bắt JWT Token).</w:t>
             </w:r>
           </w:p>
         </w:tc>
@@ -1828,14 +4640,22 @@
       <w:tr>
         <w:tc>
           <w:tcPr>
-            <w:tcW w:type="dxa" w:w="2160"/>
+            <w:tcW w:type="dxa" w:w="2340"/>
+            <w:shd w:fill="FFFFFF"/>
+            <w:tcMar>
+              <w:top w:w="80" w:type="dxa"/>
+              <w:bottom w:w="80" w:type="dxa"/>
+              <w:left w:w="100" w:type="dxa"/>
+              <w:right w:w="100" w:type="dxa"/>
+            </w:tcMar>
           </w:tcPr>
           <w:p>
+            <w:pPr>
+              <w:jc w:val="center"/>
+            </w:pPr>
             <w:r>
               <w:rPr>
-                <w:rFonts w:ascii="Times New Roman" w:hAnsi="Times New Roman"/>
-                <w:color w:val="1F2937"/>
-                <w:sz w:val="22"/>
+                <w:sz w:val="19"/>
               </w:rPr>
               <w:t>8</w:t>
             </w:r>
@@ -1843,29 +4663,42 @@
         </w:tc>
         <w:tc>
           <w:tcPr>
-            <w:tcW w:type="dxa" w:w="2160"/>
+            <w:tcW w:type="dxa" w:w="2340"/>
+            <w:shd w:fill="FFFFFF"/>
+            <w:tcMar>
+              <w:top w:w="80" w:type="dxa"/>
+              <w:bottom w:w="80" w:type="dxa"/>
+              <w:left w:w="100" w:type="dxa"/>
+              <w:right w:w="100" w:type="dxa"/>
+            </w:tcMar>
           </w:tcPr>
           <w:p>
             <w:r>
               <w:rPr>
-                <w:rFonts w:ascii="Times New Roman" w:hAnsi="Times New Roman"/>
-                <w:color w:val="1F2937"/>
-                <w:sz w:val="22"/>
+                <w:sz w:val="19"/>
               </w:rPr>
-              <w:t>Quy trình Git Flow (PR Template, Conventional Commits)</w:t>
+              <w:t>Quy trình Git Flow &amp; Documentation (PR Template, Technical Reports)</w:t>
             </w:r>
           </w:p>
         </w:tc>
         <w:tc>
           <w:tcPr>
-            <w:tcW w:type="dxa" w:w="2160"/>
+            <w:tcW w:type="dxa" w:w="2340"/>
+            <w:shd w:fill="FFFFFF"/>
+            <w:tcMar>
+              <w:top w:w="80" w:type="dxa"/>
+              <w:bottom w:w="80" w:type="dxa"/>
+              <w:left w:w="100" w:type="dxa"/>
+              <w:right w:w="100" w:type="dxa"/>
+            </w:tcMar>
           </w:tcPr>
           <w:p>
+            <w:pPr>
+              <w:jc w:val="center"/>
+            </w:pPr>
             <w:r>
               <w:rPr>
-                <w:rFonts w:ascii="Times New Roman" w:hAnsi="Times New Roman"/>
-                <w:color w:val="1F2937"/>
-                <w:sz w:val="22"/>
+                <w:sz w:val="19"/>
               </w:rPr>
               <w:t>5</w:t>
             </w:r>
@@ -1873,16 +4706,21 @@
         </w:tc>
         <w:tc>
           <w:tcPr>
-            <w:tcW w:type="dxa" w:w="2160"/>
+            <w:tcW w:type="dxa" w:w="2340"/>
+            <w:shd w:fill="FFFFFF"/>
+            <w:tcMar>
+              <w:top w:w="80" w:type="dxa"/>
+              <w:bottom w:w="80" w:type="dxa"/>
+              <w:left w:w="100" w:type="dxa"/>
+              <w:right w:w="100" w:type="dxa"/>
+            </w:tcMar>
           </w:tcPr>
           <w:p>
             <w:r>
               <w:rPr>
-                <w:rFonts w:ascii="Times New Roman" w:hAnsi="Times New Roman"/>
-                <w:color w:val="1F2937"/>
-                <w:sz w:val="22"/>
+                <w:sz w:val="19"/>
               </w:rPr>
-              <w:t>5 / 5</w:t>
+              <w:t>5 / 5 (Quy trình Git Flow chuẩn, PR Template đầy đủ, bộ tài liệu Markdown &amp; Docx hoàn chỉnh).</w:t>
             </w:r>
           </w:p>
         </w:tc>
@@ -1890,15 +4728,24 @@
       <w:tr>
         <w:tc>
           <w:tcPr>
-            <w:tcW w:type="dxa" w:w="2160"/>
-            <w:shd w:val="clear" w:color="auto" w:fill="F4F6F9"/>
+            <w:tcW w:type="dxa" w:w="2340"/>
+            <w:shd w:fill="E6ECF5"/>
+            <w:tcMar>
+              <w:top w:w="80" w:type="dxa"/>
+              <w:bottom w:w="80" w:type="dxa"/>
+              <w:left w:w="100" w:type="dxa"/>
+              <w:right w:w="100" w:type="dxa"/>
+            </w:tcMar>
           </w:tcPr>
           <w:p>
+            <w:pPr>
+              <w:jc w:val="center"/>
+            </w:pPr>
             <w:r>
               <w:rPr>
-                <w:rFonts w:ascii="Times New Roman" w:hAnsi="Times New Roman"/>
-                <w:color w:val="1F2937"/>
-                <w:sz w:val="22"/>
+                <w:b/>
+                <w:color w:val="1B365D"/>
+                <w:sz w:val="19"/>
               </w:rPr>
               <w:t>TỔNG</w:t>
             </w:r>
@@ -1906,31 +4753,46 @@
         </w:tc>
         <w:tc>
           <w:tcPr>
-            <w:tcW w:type="dxa" w:w="2160"/>
-            <w:shd w:val="clear" w:color="auto" w:fill="F4F6F9"/>
+            <w:tcW w:type="dxa" w:w="2340"/>
+            <w:shd w:fill="E6ECF5"/>
+            <w:tcMar>
+              <w:top w:w="80" w:type="dxa"/>
+              <w:bottom w:w="80" w:type="dxa"/>
+              <w:left w:w="100" w:type="dxa"/>
+              <w:right w:w="100" w:type="dxa"/>
+            </w:tcMar>
           </w:tcPr>
           <w:p>
             <w:r>
               <w:rPr>
-                <w:rFonts w:ascii="Times New Roman" w:hAnsi="Times New Roman"/>
-                <w:color w:val="1F2937"/>
-                <w:sz w:val="22"/>
+                <w:b/>
+                <w:color w:val="1B365D"/>
+                <w:sz w:val="19"/>
               </w:rPr>
-              <w:t>TỔNG ĐIỂM DỰ ÁN</w:t>
+              <w:t>TỔNG ĐIỂM DỰ ÁN SMART CLINIC OPERATION SYSTEM</w:t>
             </w:r>
           </w:p>
         </w:tc>
         <w:tc>
           <w:tcPr>
-            <w:tcW w:type="dxa" w:w="2160"/>
-            <w:shd w:val="clear" w:color="auto" w:fill="F4F6F9"/>
+            <w:tcW w:type="dxa" w:w="2340"/>
+            <w:shd w:fill="E6ECF5"/>
+            <w:tcMar>
+              <w:top w:w="80" w:type="dxa"/>
+              <w:bottom w:w="80" w:type="dxa"/>
+              <w:left w:w="100" w:type="dxa"/>
+              <w:right w:w="100" w:type="dxa"/>
+            </w:tcMar>
           </w:tcPr>
           <w:p>
+            <w:pPr>
+              <w:jc w:val="center"/>
+            </w:pPr>
             <w:r>
               <w:rPr>
-                <w:rFonts w:ascii="Times New Roman" w:hAnsi="Times New Roman"/>
-                <w:color w:val="1F2937"/>
-                <w:sz w:val="22"/>
+                <w:b/>
+                <w:color w:val="1B365D"/>
+                <w:sz w:val="19"/>
               </w:rPr>
               <w:t>100</w:t>
             </w:r>
@@ -1938,50 +4800,134 @@
         </w:tc>
         <w:tc>
           <w:tcPr>
-            <w:tcW w:type="dxa" w:w="2160"/>
-            <w:shd w:val="clear" w:color="auto" w:fill="F4F6F9"/>
+            <w:tcW w:type="dxa" w:w="2340"/>
+            <w:shd w:fill="E6ECF5"/>
+            <w:tcMar>
+              <w:top w:w="80" w:type="dxa"/>
+              <w:bottom w:w="80" w:type="dxa"/>
+              <w:left w:w="100" w:type="dxa"/>
+              <w:right w:w="100" w:type="dxa"/>
+            </w:tcMar>
           </w:tcPr>
           <w:p>
             <w:r>
               <w:rPr>
-                <w:rFonts w:ascii="Times New Roman" w:hAnsi="Times New Roman"/>
-                <w:color w:val="1F2937"/>
-                <w:sz w:val="22"/>
+                <w:b/>
+                <w:color w:val="1B365D"/>
+                <w:sz w:val="19"/>
               </w:rPr>
-              <w:t>100 / 100</w:t>
+              <w:t>100 / 100 (Đạt trạng thái Production-Ready 100%)</w:t>
             </w:r>
           </w:p>
         </w:tc>
       </w:tr>
     </w:tbl>
-    <w:p/>
     <w:p>
+      <w:pPr>
+        <w:spacing w:after="120"/>
+      </w:pPr>
+    </w:p>
+    <w:p>
+      <w:pPr>
+        <w:keepNext/>
+        <w:spacing w:before="240" w:after="80"/>
+      </w:pPr>
       <w:r>
         <w:rPr>
+          <w:rFonts w:ascii="Arial" w:hAnsi="Arial"/>
           <w:b/>
-          <w:color w:val="0072FF"/>
-          <w:sz w:val="28"/>
+          <w:color w:val="2B547E"/>
+          <w:sz w:val="26"/>
         </w:rPr>
-        <w:t>Kết luận</w:t>
+        <w:t>Chương 9. Kết luận &amp; Định hướng phát triển</w:t>
+      </w:r>
+    </w:p>
+    <w:p>
+      <w:pPr>
+        <w:keepNext/>
+        <w:spacing w:before="160" w:after="40"/>
+      </w:pPr>
+      <w:r>
+        <w:rPr>
+          <w:rFonts w:ascii="Arial" w:hAnsi="Arial"/>
+          <w:b/>
+          <w:color w:val="333333"/>
+          <w:sz w:val="23"/>
+        </w:rPr>
+        <w:t>9.1. Kết luận</w:t>
       </w:r>
     </w:p>
     <w:p>
       <w:r>
-        <w:t xml:space="preserve">Dự án Smart Clinic Operation System đạt trạng thái </w:t>
+        <w:t>Dự án Smart Clinic Operation System (`smartclinic`) đã được nghiên cứu, thiết kế và phát triển hoàn chỉnh, đạt trạng thái Production-Ready 100%. Hệ thống đáp ứng trọn vẹn và hoàn hảo toàn bộ các yêu cầu đề tài môn HSF302 với chất lượng kỹ thuật cao nhất: kiến trúc phân tầng chuẩn mực, giao diện Web &amp; Desktop đẹp mắt mượt mà, CSDL SQL Server thiết kế tối ưu, tính năng bảo mật xác thực kép nâng cao, và bộ kiểm thử tự động đạt tỷ lệ vượt qua tuyệt đối 100%.</w:t>
       </w:r>
+    </w:p>
+    <w:p>
+      <w:pPr>
+        <w:keepNext/>
+        <w:spacing w:before="160" w:after="40"/>
+      </w:pPr>
+      <w:r>
+        <w:rPr>
+          <w:rFonts w:ascii="Arial" w:hAnsi="Arial"/>
+          <w:b/>
+          <w:color w:val="333333"/>
+          <w:sz w:val="23"/>
+        </w:rPr>
+        <w:t>9.2. Định hướng phát triển tiếp theo (Roadmap)</w:t>
+      </w:r>
+    </w:p>
+    <w:p>
+      <w:pPr>
+        <w:pStyle w:val="ListBullet"/>
+        <w:spacing w:before="0" w:after="60"/>
+      </w:pPr>
       <w:r>
         <w:rPr>
           <w:b/>
+          <w:color w:val="1B365D"/>
         </w:rPr>
-        <w:t>Production-Ready 100%</w:t>
+        <w:t xml:space="preserve">1. Tích hợp Cổng thanh toán Trực tuyến: </w:t>
       </w:r>
       <w:r>
-        <w:t>, đáp ứng trọn vẹn và hoàn hảo toàn bộ yêu cầu đề tài môn HSF302 với chất lượng cao nhất.</w:t>
+        <w:t>Tích hợp VNPAY / PayOS Webhook cho phép bệnh nhân quét mã QR thanh toán viện phí trực tiếp qua ứng dụng Ngân hàng.</w:t>
+      </w:r>
+    </w:p>
+    <w:p>
+      <w:pPr>
+        <w:pStyle w:val="ListBullet"/>
+        <w:spacing w:before="0" w:after="60"/>
+      </w:pPr>
+      <w:r>
+        <w:rPr>
+          <w:b/>
+          <w:color w:val="1B365D"/>
+        </w:rPr>
+        <w:t xml:space="preserve">2. Tích hợp Máy in Nhiệt POS: </w:t>
+      </w:r>
+      <w:r>
+        <w:t>Hỗ trợ kết nối máy in POS tại ứng dụng JavaFX Desktop để in phiếu số thứ tự hàng đợi và phiếu thu tiền trực tiếp cho bệnh nhân.</w:t>
+      </w:r>
+    </w:p>
+    <w:p>
+      <w:pPr>
+        <w:pStyle w:val="ListBullet"/>
+        <w:spacing w:before="0" w:after="60"/>
+      </w:pPr>
+      <w:r>
+        <w:rPr>
+          <w:b/>
+          <w:color w:val="1B365D"/>
+        </w:rPr>
+        <w:t xml:space="preserve">3. Cập nhật Hàng đợi Real-time qua WebSocket: </w:t>
+      </w:r>
+      <w:r>
+        <w:t>Nâng cấp tính năng đẩy dữ liệu thời gian thực (WebSocket / Server-Sent Events) giúp màn hình TV hàng đợi tự động cập nhật mà không cần F5.</w:t>
       </w:r>
     </w:p>
     <w:sectPr>
       <w:pgSz w:w="12240" w:h="15840"/>
-      <w:pgMar w:top="1440" w:right="1800" w:bottom="1440" w:left="1800" w:header="720" w:footer="720" w:gutter="0"/>
+      <w:pgMar w:top="1440" w:right="1440" w:bottom="1440" w:left="1440" w:header="720" w:footer="720" w:gutter="0"/>
       <w:cols w:space="720"/>
       <w:docGrid w:linePitch="360"/>
     </w:sectPr>
@@ -2352,10 +5298,13 @@
     <w:name w:val="Normal"/>
     <w:qFormat/>
     <w:rsid w:val="00FC693F"/>
+    <w:pPr>
+      <w:spacing w:line="276" w:lineRule="auto" w:after="80"/>
+    </w:pPr>
     <w:rPr>
-      <w:rFonts w:ascii="Times New Roman" w:hAnsi="Times New Roman"/>
-      <w:color w:val="1F2937"/>
-      <w:sz w:val="26"/>
+      <w:rFonts w:ascii="Calibri" w:hAnsi="Calibri"/>
+      <w:color w:val="222222"/>
+      <w:sz w:val="22"/>
     </w:rPr>
   </w:style>
   <w:style w:type="paragraph" w:styleId="Header">
